--- a/FPPN_Resume_executif_actuariel_statistique_20261026.docx
+++ b/FPPN_Resume_executif_actuariel_statistique_20261026.docx
@@ -3506,7 +3506,6 @@
               <w:rPr>
                 <w:rFonts w:ascii="Helvetica" w:hAnsi="Helvetica" w:cs="Helvetica" w:eastAsia="Helvetica"/>
                 <w:b/>
-                <w:color w:val="000000"/>
                 <w:sz w:val="19"/>
               </w:rPr>
               <w:t>Le mot « actuariel ».</w:t>
@@ -3514,7 +3513,6 @@
             <w:r>
               <w:rPr>
                 <w:rFonts w:ascii="Helvetica" w:hAnsi="Helvetica" w:cs="Helvetica" w:eastAsia="Helvetica"/>
-                <w:color w:val="000000"/>
                 <w:sz w:val="19"/>
               </w:rPr>
               <w:t xml:space="preserve"> L'actuariat est le métier qui mesure aujourd'hui des sommes qui seront payées plus tard, par exemple l'épargne remboursée au départ à la retraite ou les soins des retraités.</w:t>
@@ -3602,46 +3600,330 @@
         <w:t xml:space="preserve"> : Les sept étapes des travaux</w:t>
       </w:r>
     </w:p>
-    <w:p>
-      <w:pPr>
-        <w:keepNext/>
+    <w:tbl>
+      <w:tblPr>
+        <w:tblW w:type="auto" w:w="0"/>
         <w:jc w:val="center"/>
-      </w:pPr>
-      <w:r>
-        <w:drawing>
-          <wp:inline xmlns:a="http://schemas.openxmlformats.org/drawingml/2006/main" xmlns:pic="http://schemas.openxmlformats.org/drawingml/2006/picture">
-            <wp:extent cx="6120000" cy="1693585"/>
-            <wp:docPr id="2144552965" name="Picture 2144552965"/>
-            <wp:cNvGraphicFramePr>
-              <a:graphicFrameLocks noChangeAspect="1"/>
-            </wp:cNvGraphicFramePr>
-            <a:graphic>
-              <a:graphicData uri="http://schemas.openxmlformats.org/drawingml/2006/picture">
-                <pic:pic>
-                  <pic:nvPicPr>
-                    <pic:cNvPr id="0" name="frise_travaux.png"/>
-                    <pic:cNvPicPr/>
-                  </pic:nvPicPr>
-                  <pic:blipFill>
-                    <a:blip r:embed="rId1"/>
-                    <a:stretch>
-                      <a:fillRect/>
-                    </a:stretch>
-                  </pic:blipFill>
-                  <pic:spPr>
-                    <a:xfrm>
-                      <a:off x="0" y="0"/>
-                      <a:ext cx="6120000" cy="1693585"/>
-                    </a:xfrm>
-                    <a:prstGeom prst="rect"/>
-                  </pic:spPr>
-                </pic:pic>
-              </a:graphicData>
-            </a:graphic>
-          </wp:inline>
-        </w:drawing>
-      </w:r>
-    </w:p>
+        <w:tblBorders>
+          <w:top w:val="single" w:sz="12" w:color="FFFFFF"/>
+          <w:left w:val="single" w:sz="12" w:color="FFFFFF"/>
+          <w:bottom w:val="single" w:sz="12" w:color="FFFFFF"/>
+          <w:right w:val="single" w:sz="12" w:color="FFFFFF"/>
+          <w:insideH w:val="single" w:sz="12" w:color="FFFFFF"/>
+          <w:insideV w:val="single" w:sz="12" w:color="FFFFFF"/>
+        </w:tblBorders>
+        <w:tblLook w:firstColumn="1" w:firstRow="1" w:lastColumn="0" w:lastRow="0" w:noHBand="0" w:noVBand="1" w:val="04A0"/>
+        <w:tblLayout w:type="fixed"/>
+      </w:tblPr>
+      <w:tblGrid>
+        <w:gridCol w:w="1485"/>
+        <w:gridCol w:w="1485"/>
+        <w:gridCol w:w="1485"/>
+        <w:gridCol w:w="1485"/>
+        <w:gridCol w:w="1485"/>
+        <w:gridCol w:w="1485"/>
+        <w:gridCol w:w="1485"/>
+      </w:tblGrid>
+      <w:tr>
+        <w:tc>
+          <w:tcPr>
+            <w:tcW w:type="dxa" w:w="1485"/>
+            <w:vAlign w:val="center"/>
+            <w:shd w:val="clear" w:color="auto" w:fill="112A40"/>
+          </w:tcPr>
+          <w:p>
+            <w:pPr>
+              <w:spacing w:after="40" w:before="40" w:line="252" w:lineRule="auto"/>
+              <w:jc w:val="center"/>
+            </w:pPr>
+            <w:r>
+              <w:rPr>
+                <w:rFonts w:ascii="Helvetica" w:hAnsi="Helvetica" w:cs="Helvetica" w:eastAsia="Helvetica"/>
+                <w:b/>
+                <w:color w:val="FFFFFF"/>
+                <w:sz w:val="17"/>
+              </w:rPr>
+              <w:t>1. Lancement</w:t>
+            </w:r>
+          </w:p>
+        </w:tc>
+        <w:tc>
+          <w:tcPr>
+            <w:tcW w:type="dxa" w:w="1485"/>
+            <w:vAlign w:val="center"/>
+            <w:shd w:val="clear" w:color="auto" w:fill="112A40"/>
+          </w:tcPr>
+          <w:p>
+            <w:pPr>
+              <w:spacing w:after="40" w:before="40" w:line="252" w:lineRule="auto"/>
+              <w:jc w:val="center"/>
+            </w:pPr>
+            <w:r>
+              <w:rPr>
+                <w:rFonts w:ascii="Helvetica" w:hAnsi="Helvetica" w:cs="Helvetica" w:eastAsia="Helvetica"/>
+                <w:b/>
+                <w:color w:val="FFFFFF"/>
+                <w:sz w:val="17"/>
+              </w:rPr>
+              <w:t>2. Collecte</w:t>
+            </w:r>
+          </w:p>
+        </w:tc>
+        <w:tc>
+          <w:tcPr>
+            <w:tcW w:type="dxa" w:w="1485"/>
+            <w:vAlign w:val="center"/>
+            <w:shd w:val="clear" w:color="auto" w:fill="112A40"/>
+          </w:tcPr>
+          <w:p>
+            <w:pPr>
+              <w:spacing w:after="40" w:before="40" w:line="252" w:lineRule="auto"/>
+              <w:jc w:val="center"/>
+            </w:pPr>
+            <w:r>
+              <w:rPr>
+                <w:rFonts w:ascii="Helvetica" w:hAnsi="Helvetica" w:cs="Helvetica" w:eastAsia="Helvetica"/>
+                <w:b/>
+                <w:color w:val="FFFFFF"/>
+                <w:sz w:val="17"/>
+              </w:rPr>
+              <w:t>3. Entretiens</w:t>
+            </w:r>
+          </w:p>
+        </w:tc>
+        <w:tc>
+          <w:tcPr>
+            <w:tcW w:type="dxa" w:w="1485"/>
+            <w:vAlign w:val="center"/>
+            <w:shd w:val="clear" w:color="auto" w:fill="112A40"/>
+          </w:tcPr>
+          <w:p>
+            <w:pPr>
+              <w:spacing w:after="40" w:before="40" w:line="252" w:lineRule="auto"/>
+              <w:jc w:val="center"/>
+            </w:pPr>
+            <w:r>
+              <w:rPr>
+                <w:rFonts w:ascii="Helvetica" w:hAnsi="Helvetica" w:cs="Helvetica" w:eastAsia="Helvetica"/>
+                <w:b/>
+                <w:color w:val="FFFFFF"/>
+                <w:sz w:val="17"/>
+              </w:rPr>
+              <w:t>4. Contrôles</w:t>
+            </w:r>
+          </w:p>
+        </w:tc>
+        <w:tc>
+          <w:tcPr>
+            <w:tcW w:type="dxa" w:w="1485"/>
+            <w:vAlign w:val="center"/>
+            <w:shd w:val="clear" w:color="auto" w:fill="112A40"/>
+          </w:tcPr>
+          <w:p>
+            <w:pPr>
+              <w:spacing w:after="40" w:before="40" w:line="252" w:lineRule="auto"/>
+              <w:jc w:val="center"/>
+            </w:pPr>
+            <w:r>
+              <w:rPr>
+                <w:rFonts w:ascii="Helvetica" w:hAnsi="Helvetica" w:cs="Helvetica" w:eastAsia="Helvetica"/>
+                <w:b/>
+                <w:color w:val="FFFFFF"/>
+                <w:sz w:val="17"/>
+              </w:rPr>
+              <w:t>5. Analyses</w:t>
+            </w:r>
+          </w:p>
+        </w:tc>
+        <w:tc>
+          <w:tcPr>
+            <w:tcW w:type="dxa" w:w="1485"/>
+            <w:vAlign w:val="center"/>
+            <w:shd w:val="clear" w:color="auto" w:fill="EFAC62"/>
+          </w:tcPr>
+          <w:p>
+            <w:pPr>
+              <w:spacing w:after="40" w:before="40" w:line="252" w:lineRule="auto"/>
+              <w:jc w:val="center"/>
+            </w:pPr>
+            <w:r>
+              <w:rPr>
+                <w:rFonts w:ascii="Helvetica" w:hAnsi="Helvetica" w:cs="Helvetica" w:eastAsia="Helvetica"/>
+                <w:b/>
+                <w:color w:val="FFFFFF"/>
+                <w:sz w:val="17"/>
+              </w:rPr>
+              <w:t>6. Constats</w:t>
+            </w:r>
+          </w:p>
+        </w:tc>
+        <w:tc>
+          <w:tcPr>
+            <w:tcW w:type="dxa" w:w="1485"/>
+            <w:vAlign w:val="center"/>
+            <w:shd w:val="clear" w:color="auto" w:fill="EFAC62"/>
+          </w:tcPr>
+          <w:p>
+            <w:pPr>
+              <w:spacing w:after="40" w:before="40" w:line="252" w:lineRule="auto"/>
+              <w:jc w:val="center"/>
+            </w:pPr>
+            <w:r>
+              <w:rPr>
+                <w:rFonts w:ascii="Helvetica" w:hAnsi="Helvetica" w:cs="Helvetica" w:eastAsia="Helvetica"/>
+                <w:b/>
+                <w:color w:val="FFFFFF"/>
+                <w:sz w:val="17"/>
+              </w:rPr>
+              <w:t>7. Plan d'actions</w:t>
+            </w:r>
+          </w:p>
+        </w:tc>
+      </w:tr>
+      <w:tr>
+        <w:tc>
+          <w:tcPr>
+            <w:tcW w:type="dxa" w:w="1485"/>
+            <w:vAlign w:val="center"/>
+            <w:shd w:val="clear" w:color="auto" w:fill="F2F2F2"/>
+          </w:tcPr>
+          <w:p>
+            <w:pPr>
+              <w:spacing w:after="40" w:before="40" w:line="252" w:lineRule="auto"/>
+              <w:jc w:val="center"/>
+            </w:pPr>
+            <w:r>
+              <w:rPr>
+                <w:rFonts w:ascii="Helvetica" w:hAnsi="Helvetica" w:cs="Helvetica" w:eastAsia="Helvetica"/>
+                <w:b/>
+                <w:sz w:val="17"/>
+              </w:rPr>
+              <w:t>13 et 14/10/2026 : réunions, liste des documents</w:t>
+            </w:r>
+          </w:p>
+        </w:tc>
+        <w:tc>
+          <w:tcPr>
+            <w:tcW w:type="dxa" w:w="1485"/>
+            <w:vAlign w:val="center"/>
+            <w:shd w:val="clear" w:color="auto" w:fill="F2F2F2"/>
+          </w:tcPr>
+          <w:p>
+            <w:pPr>
+              <w:spacing w:after="40" w:before="40" w:line="252" w:lineRule="auto"/>
+              <w:jc w:val="center"/>
+            </w:pPr>
+            <w:r>
+              <w:rPr>
+                <w:rFonts w:ascii="Helvetica" w:hAnsi="Helvetica" w:cs="Helvetica" w:eastAsia="Helvetica"/>
+                <w:sz w:val="17"/>
+              </w:rPr>
+              <w:t>15 au 23/10/2026 : sept envois du FPPN</w:t>
+            </w:r>
+          </w:p>
+        </w:tc>
+        <w:tc>
+          <w:tcPr>
+            <w:tcW w:type="dxa" w:w="1485"/>
+            <w:vAlign w:val="center"/>
+            <w:shd w:val="clear" w:color="auto" w:fill="F2F2F2"/>
+          </w:tcPr>
+          <w:p>
+            <w:pPr>
+              <w:spacing w:after="40" w:before="40" w:line="252" w:lineRule="auto"/>
+              <w:jc w:val="center"/>
+            </w:pPr>
+            <w:r>
+              <w:rPr>
+                <w:rFonts w:ascii="Helvetica" w:hAnsi="Helvetica" w:cs="Helvetica" w:eastAsia="Helvetica"/>
+                <w:sz w:val="17"/>
+              </w:rPr>
+              <w:t>16 et 19/10/2026 : prestations, cotisations, comptabilité</w:t>
+            </w:r>
+          </w:p>
+        </w:tc>
+        <w:tc>
+          <w:tcPr>
+            <w:tcW w:type="dxa" w:w="1485"/>
+            <w:vAlign w:val="center"/>
+            <w:shd w:val="clear" w:color="auto" w:fill="F2F2F2"/>
+          </w:tcPr>
+          <w:p>
+            <w:pPr>
+              <w:spacing w:after="40" w:before="40" w:line="252" w:lineRule="auto"/>
+              <w:jc w:val="center"/>
+            </w:pPr>
+            <w:r>
+              <w:rPr>
+                <w:rFonts w:ascii="Helvetica" w:hAnsi="Helvetica" w:cs="Helvetica" w:eastAsia="Helvetica"/>
+                <w:sz w:val="17"/>
+              </w:rPr>
+              <w:t>4 454 416 lignes de précomptes, 7 balances</w:t>
+            </w:r>
+          </w:p>
+        </w:tc>
+        <w:tc>
+          <w:tcPr>
+            <w:tcW w:type="dxa" w:w="1485"/>
+            <w:vAlign w:val="center"/>
+            <w:shd w:val="clear" w:color="auto" w:fill="F2F2F2"/>
+          </w:tcPr>
+          <w:p>
+            <w:pPr>
+              <w:spacing w:after="40" w:before="40" w:line="252" w:lineRule="auto"/>
+              <w:jc w:val="center"/>
+            </w:pPr>
+            <w:r>
+              <w:rPr>
+                <w:rFonts w:ascii="Helvetica" w:hAnsi="Helvetica" w:cs="Helvetica" w:eastAsia="Helvetica"/>
+                <w:sz w:val="17"/>
+              </w:rPr>
+              <w:t>provisions, épargne, liquidité, placements, 36 ratios</w:t>
+            </w:r>
+          </w:p>
+        </w:tc>
+        <w:tc>
+          <w:tcPr>
+            <w:tcW w:type="dxa" w:w="1485"/>
+            <w:vAlign w:val="center"/>
+            <w:shd w:val="clear" w:color="auto" w:fill="F2F2F2"/>
+          </w:tcPr>
+          <w:p>
+            <w:pPr>
+              <w:spacing w:after="40" w:before="40" w:line="252" w:lineRule="auto"/>
+              <w:jc w:val="center"/>
+            </w:pPr>
+            <w:r>
+              <w:rPr>
+                <w:rFonts w:ascii="Helvetica" w:hAnsi="Helvetica" w:cs="Helvetica" w:eastAsia="Helvetica"/>
+                <w:sz w:val="17"/>
+              </w:rPr>
+              <w:t>28 constats, 10 risques notés</w:t>
+            </w:r>
+          </w:p>
+        </w:tc>
+        <w:tc>
+          <w:tcPr>
+            <w:tcW w:type="dxa" w:w="1485"/>
+            <w:vAlign w:val="center"/>
+            <w:shd w:val="clear" w:color="auto" w:fill="F2F2F2"/>
+          </w:tcPr>
+          <w:p>
+            <w:pPr>
+              <w:spacing w:after="40" w:before="40" w:line="252" w:lineRule="auto"/>
+              <w:jc w:val="center"/>
+            </w:pPr>
+            <w:r>
+              <w:rPr>
+                <w:rFonts w:ascii="Helvetica" w:hAnsi="Helvetica" w:cs="Helvetica" w:eastAsia="Helvetica"/>
+                <w:sz w:val="17"/>
+              </w:rPr>
+              <w:t>actions classées par complexité et priorité</w:t>
+            </w:r>
+          </w:p>
+        </w:tc>
+      </w:tr>
+    </w:tbl>
     <w:p>
       <w:pPr>
         <w:spacing w:after="200"/>
@@ -4859,33 +5141,14 @@
       </w:pPr>
       <w:r>
         <w:drawing>
-          <wp:inline xmlns:a="http://schemas.openxmlformats.org/drawingml/2006/main" xmlns:pic="http://schemas.openxmlformats.org/drawingml/2006/picture">
-            <wp:extent cx="5760000" cy="2538134"/>
-            <wp:docPr id="2144552966" name="Picture 2144552966"/>
-            <wp:cNvGraphicFramePr>
-              <a:graphicFrameLocks noChangeAspect="1"/>
-            </wp:cNvGraphicFramePr>
-            <a:graphic>
-              <a:graphicData uri="http://schemas.openxmlformats.org/drawingml/2006/picture">
-                <pic:pic>
-                  <pic:nvPicPr>
-                    <pic:cNvPr id="0" name="epargne_actifs.png"/>
-                    <pic:cNvPicPr/>
-                  </pic:nvPicPr>
-                  <pic:blipFill>
-                    <a:blip r:embed="rId2"/>
-                    <a:stretch>
-                      <a:fillRect/>
-                    </a:stretch>
-                  </pic:blipFill>
-                  <pic:spPr>
-                    <a:xfrm>
-                      <a:off x="0" y="0"/>
-                      <a:ext cx="5760000" cy="2538134"/>
-                    </a:xfrm>
-                    <a:prstGeom prst="rect"/>
-                  </pic:spPr>
-                </pic:pic>
+          <wp:inline distT="0" distB="0" distL="0" distR="0">
+            <wp:extent cx="5760000" cy="2880000"/>
+            <wp:effectExtent l="0" t="0" r="0" b="0"/>
+            <wp:docPr id="9001" name="Graphique 1"/>
+            <wp:cNvGraphicFramePr/>
+            <a:graphic xmlns:a="http://schemas.openxmlformats.org/drawingml/2006/main">
+              <a:graphicData uri="http://schemas.openxmlformats.org/drawingml/2006/chart">
+                <c:chart xmlns:c="http://schemas.openxmlformats.org/drawingml/2006/chart" r:id="rId1"/>
               </a:graphicData>
             </a:graphic>
           </wp:inline>
@@ -4929,7 +5192,7 @@
           <w:rFonts w:ascii="Helvetica" w:hAnsi="Helvetica" w:cs="Helvetica" w:eastAsia="Helvetica"/>
           <w:color w:val="000000"/>
         </w:rPr>
-        <w:t xml:space="preserve"> La bande grise montre la fourchette de 70 % à 80 % fixée par l'AIRMS pour l'ensemble des garanties.</w:t>
+        <w:t xml:space="preserve"> Les deux lignes grises montrent la fourchette de 70 % à 80 % fixée par l'AIRMS pour l'ensemble des garanties.</w:t>
       </w:r>
     </w:p>
     <w:p>
@@ -5009,33 +5272,14 @@
       </w:pPr>
       <w:r>
         <w:drawing>
-          <wp:inline xmlns:a="http://schemas.openxmlformats.org/drawingml/2006/main" xmlns:pic="http://schemas.openxmlformats.org/drawingml/2006/picture">
-            <wp:extent cx="5760000" cy="2501969"/>
-            <wp:docPr id="2144552967" name="Picture 2144552967"/>
-            <wp:cNvGraphicFramePr>
-              <a:graphicFrameLocks noChangeAspect="1"/>
-            </wp:cNvGraphicFramePr>
-            <a:graphic>
-              <a:graphicData uri="http://schemas.openxmlformats.org/drawingml/2006/picture">
-                <pic:pic>
-                  <pic:nvPicPr>
-                    <pic:cNvPr id="0" name="sinistralite.png"/>
-                    <pic:cNvPicPr/>
-                  </pic:nvPicPr>
-                  <pic:blipFill>
-                    <a:blip r:embed="rId3"/>
-                    <a:stretch>
-                      <a:fillRect/>
-                    </a:stretch>
-                  </pic:blipFill>
-                  <pic:spPr>
-                    <a:xfrm>
-                      <a:off x="0" y="0"/>
-                      <a:ext cx="5760000" cy="2501969"/>
-                    </a:xfrm>
-                    <a:prstGeom prst="rect"/>
-                  </pic:spPr>
-                </pic:pic>
+          <wp:inline distT="0" distB="0" distL="0" distR="0">
+            <wp:extent cx="5760000" cy="3240000"/>
+            <wp:effectExtent l="0" t="0" r="0" b="0"/>
+            <wp:docPr id="9002" name="Graphique 2"/>
+            <wp:cNvGraphicFramePr/>
+            <a:graphic xmlns:a="http://schemas.openxmlformats.org/drawingml/2006/main">
+              <a:graphicData uri="http://schemas.openxmlformats.org/drawingml/2006/chart">
+                <c:chart xmlns:c="http://schemas.openxmlformats.org/drawingml/2006/chart" r:id="rId2"/>
               </a:graphicData>
             </a:graphic>
           </wp:inline>
@@ -5152,33 +5396,14 @@
       </w:pPr>
       <w:r>
         <w:drawing>
-          <wp:inline xmlns:a="http://schemas.openxmlformats.org/drawingml/2006/main" xmlns:pic="http://schemas.openxmlformats.org/drawingml/2006/picture">
-            <wp:extent cx="5760000" cy="2418494"/>
-            <wp:docPr id="2144552968" name="Picture 2144552968"/>
-            <wp:cNvGraphicFramePr>
-              <a:graphicFrameLocks noChangeAspect="1"/>
-            </wp:cNvGraphicFramePr>
-            <a:graphic>
-              <a:graphicData uri="http://schemas.openxmlformats.org/drawingml/2006/picture">
-                <pic:pic>
-                  <pic:nvPicPr>
-                    <pic:cNvPr id="0" name="fonds_propres.png"/>
-                    <pic:cNvPicPr/>
-                  </pic:nvPicPr>
-                  <pic:blipFill>
-                    <a:blip r:embed="rId4"/>
-                    <a:stretch>
-                      <a:fillRect/>
-                    </a:stretch>
-                  </pic:blipFill>
-                  <pic:spPr>
-                    <a:xfrm>
-                      <a:off x="0" y="0"/>
-                      <a:ext cx="5760000" cy="2418494"/>
-                    </a:xfrm>
-                    <a:prstGeom prst="rect"/>
-                  </pic:spPr>
-                </pic:pic>
+          <wp:inline distT="0" distB="0" distL="0" distR="0">
+            <wp:extent cx="5760000" cy="2880000"/>
+            <wp:effectExtent l="0" t="0" r="0" b="0"/>
+            <wp:docPr id="9003" name="Graphique 3"/>
+            <wp:cNvGraphicFramePr/>
+            <a:graphic xmlns:a="http://schemas.openxmlformats.org/drawingml/2006/main">
+              <a:graphicData uri="http://schemas.openxmlformats.org/drawingml/2006/chart">
+                <c:chart xmlns:c="http://schemas.openxmlformats.org/drawingml/2006/chart" r:id="rId3"/>
               </a:graphicData>
             </a:graphic>
           </wp:inline>
@@ -5285,7 +5510,7 @@
           <w:color w:val="000000"/>
           <w:sz w:val="20"/>
         </w:rPr>
-        <w:t xml:space="preserve"> : Montants au bilan et besoins mesurés (milliards de FCFA)</w:t>
+        <w:t xml:space="preserve"> : Montants au bilan et besoins mesurés (milliards de FCFA, arrondis)</w:t>
       </w:r>
     </w:p>
     <w:p>
@@ -5295,33 +5520,14 @@
       </w:pPr>
       <w:r>
         <w:drawing>
-          <wp:inline xmlns:a="http://schemas.openxmlformats.org/drawingml/2006/main" xmlns:pic="http://schemas.openxmlformats.org/drawingml/2006/picture">
-            <wp:extent cx="5760000" cy="2421961"/>
-            <wp:docPr id="2144552969" name="Picture 2144552969"/>
-            <wp:cNvGraphicFramePr>
-              <a:graphicFrameLocks noChangeAspect="1"/>
-            </wp:cNvGraphicFramePr>
-            <a:graphic>
-              <a:graphicData uri="http://schemas.openxmlformats.org/drawingml/2006/picture">
-                <pic:pic>
-                  <pic:nvPicPr>
-                    <pic:cNvPr id="0" name="provisions.png"/>
-                    <pic:cNvPicPr/>
-                  </pic:nvPicPr>
-                  <pic:blipFill>
-                    <a:blip r:embed="rId15"/>
-                    <a:stretch>
-                      <a:fillRect/>
-                    </a:stretch>
-                  </pic:blipFill>
-                  <pic:spPr>
-                    <a:xfrm>
-                      <a:off x="0" y="0"/>
-                      <a:ext cx="5760000" cy="2421961"/>
-                    </a:xfrm>
-                    <a:prstGeom prst="rect"/>
-                  </pic:spPr>
-                </pic:pic>
+          <wp:inline distT="0" distB="0" distL="0" distR="0">
+            <wp:extent cx="5760000" cy="2880000"/>
+            <wp:effectExtent l="0" t="0" r="0" b="0"/>
+            <wp:docPr id="9004" name="Graphique 4"/>
+            <wp:cNvGraphicFramePr/>
+            <a:graphic xmlns:a="http://schemas.openxmlformats.org/drawingml/2006/main">
+              <a:graphicData uri="http://schemas.openxmlformats.org/drawingml/2006/chart">
+                <c:chart xmlns:c="http://schemas.openxmlformats.org/drawingml/2006/chart" r:id="rId4"/>
               </a:graphicData>
             </a:graphic>
           </wp:inline>
@@ -5339,7 +5545,7 @@
           <w:color w:val="000000"/>
           <w:sz w:val="16"/>
         </w:rPr>
-        <w:t>Source : Rapport actuariel et statistique du 23/10/2026, diapositives 144 et 145.</w:t>
+        <w:t>Source : Rapport actuariel et statistique du 23/10/2026, diapositives 144 et 145. Montants exacts : maladie 2 867 602 878 FCFA au bilan et 12 481 392 FCFA de besoin, décès 1 961 695 412 FCFA et 7 100 000 FCFA, intérêts 3 278 913 238 FCFA, prêts 14 016 392 FCFA.</w:t>
       </w:r>
     </w:p>
     <w:p>
@@ -5445,33 +5651,14 @@
       </w:pPr>
       <w:r>
         <w:drawing>
-          <wp:inline xmlns:a="http://schemas.openxmlformats.org/drawingml/2006/main" xmlns:pic="http://schemas.openxmlformats.org/drawingml/2006/picture">
-            <wp:extent cx="5400000" cy="2028510"/>
-            <wp:docPr id="2144552970" name="Picture 2144552970"/>
-            <wp:cNvGraphicFramePr>
-              <a:graphicFrameLocks noChangeAspect="1"/>
-            </wp:cNvGraphicFramePr>
-            <a:graphic>
-              <a:graphicData uri="http://schemas.openxmlformats.org/drawingml/2006/picture">
-                <pic:pic>
-                  <pic:nvPicPr>
-                    <pic:cNvPr id="0" name="ecart_liquidite.png"/>
-                    <pic:cNvPicPr/>
-                  </pic:nvPicPr>
-                  <pic:blipFill>
-                    <a:blip r:embed="rId16"/>
-                    <a:stretch>
-                      <a:fillRect/>
-                    </a:stretch>
-                  </pic:blipFill>
-                  <pic:spPr>
-                    <a:xfrm>
-                      <a:off x="0" y="0"/>
-                      <a:ext cx="5400000" cy="2028510"/>
-                    </a:xfrm>
-                    <a:prstGeom prst="rect"/>
-                  </pic:spPr>
-                </pic:pic>
+          <wp:inline distT="0" distB="0" distL="0" distR="0">
+            <wp:extent cx="5760000" cy="2520000"/>
+            <wp:effectExtent l="0" t="0" r="0" b="0"/>
+            <wp:docPr id="9005" name="Graphique 5"/>
+            <wp:cNvGraphicFramePr/>
+            <a:graphic xmlns:a="http://schemas.openxmlformats.org/drawingml/2006/main">
+              <a:graphicData uri="http://schemas.openxmlformats.org/drawingml/2006/chart">
+                <c:chart xmlns:c="http://schemas.openxmlformats.org/drawingml/2006/chart" r:id="rId15"/>
               </a:graphicData>
             </a:graphic>
           </wp:inline>
@@ -5906,7 +6093,6 @@
               <w:rPr>
                 <w:rFonts w:ascii="Helvetica" w:hAnsi="Helvetica" w:cs="Helvetica" w:eastAsia="Helvetica"/>
                 <w:b/>
-                <w:color w:val="000000"/>
                 <w:sz w:val="19"/>
               </w:rPr>
               <w:t>Comment lire les fiches.</w:t>
@@ -5914,10 +6100,69 @@
             <w:r>
               <w:rPr>
                 <w:rFonts w:ascii="Helvetica" w:hAnsi="Helvetica" w:cs="Helvetica" w:eastAsia="Helvetica"/>
-                <w:color w:val="000000"/>
-                <w:sz w:val="19"/>
-              </w:rPr>
-              <w:t xml:space="preserve"> La complexité dit combien l'action est difficile à mener : faible (une décision ou un document suffit), moyenne (un travail interne de quelques mois), élevée (il faut un tiers ou un financement). La priorité dit quand agir : 🔴 P1 dans les 3 mois, 🟠 P2 dans les 6 mois, 🟡 P3 de 6 à 18 mois, 🟢 P4 au-delà de 18 mois.</w:t>
+                <w:sz w:val="19"/>
+              </w:rPr>
+              <w:t xml:space="preserve"> La complexité dit combien l'action est difficile à mener : faible (une décision ou un document suffit), moyenne (un travail interne de quelques mois), élevée (il faut un tiers ou un financement). La priorité dit quand agir : </w:t>
+            </w:r>
+            <w:r>
+              <w:rPr>
+                <w:rFonts w:ascii="Helvetica" w:hAnsi="Helvetica" w:cs="Helvetica" w:eastAsia="Helvetica"/>
+                <w:color w:val="C00000"/>
+                <w:sz w:val="19"/>
+              </w:rPr>
+              <w:t xml:space="preserve">●</w:t>
+            </w:r>
+            <w:r>
+              <w:rPr>
+                <w:rFonts w:ascii="Helvetica" w:hAnsi="Helvetica" w:cs="Helvetica" w:eastAsia="Helvetica"/>
+                <w:sz w:val="19"/>
+              </w:rPr>
+              <w:t xml:space="preserve"> P1 dans les 3 mois, </w:t>
+            </w:r>
+            <w:r>
+              <w:rPr>
+                <w:rFonts w:ascii="Helvetica" w:hAnsi="Helvetica" w:cs="Helvetica" w:eastAsia="Helvetica"/>
+                <w:color w:val="ED7D31"/>
+                <w:sz w:val="19"/>
+              </w:rPr>
+              <w:t xml:space="preserve">●</w:t>
+            </w:r>
+            <w:r>
+              <w:rPr>
+                <w:rFonts w:ascii="Helvetica" w:hAnsi="Helvetica" w:cs="Helvetica" w:eastAsia="Helvetica"/>
+                <w:sz w:val="19"/>
+              </w:rPr>
+              <w:t xml:space="preserve"> P2 dans les 6 mois, </w:t>
+            </w:r>
+            <w:r>
+              <w:rPr>
+                <w:rFonts w:ascii="Helvetica" w:hAnsi="Helvetica" w:cs="Helvetica" w:eastAsia="Helvetica"/>
+                <w:color w:val="FFC000"/>
+                <w:sz w:val="19"/>
+              </w:rPr>
+              <w:t xml:space="preserve">●</w:t>
+            </w:r>
+            <w:r>
+              <w:rPr>
+                <w:rFonts w:ascii="Helvetica" w:hAnsi="Helvetica" w:cs="Helvetica" w:eastAsia="Helvetica"/>
+                <w:sz w:val="19"/>
+              </w:rPr>
+              <w:t xml:space="preserve"> P3 de 6 à 18 mois, </w:t>
+            </w:r>
+            <w:r>
+              <w:rPr>
+                <w:rFonts w:ascii="Helvetica" w:hAnsi="Helvetica" w:cs="Helvetica" w:eastAsia="Helvetica"/>
+                <w:color w:val="70AD47"/>
+                <w:sz w:val="19"/>
+              </w:rPr>
+              <w:t xml:space="preserve">●</w:t>
+            </w:r>
+            <w:r>
+              <w:rPr>
+                <w:rFonts w:ascii="Helvetica" w:hAnsi="Helvetica" w:cs="Helvetica" w:eastAsia="Helvetica"/>
+                <w:sz w:val="19"/>
+              </w:rPr>
+              <w:t xml:space="preserve"> P4 au-delà de 18 mois.</w:t>
             </w:r>
           </w:p>
         </w:tc>
@@ -5973,7 +6218,6 @@
               <w:rPr>
                 <w:rFonts w:ascii="Helvetica" w:hAnsi="Helvetica" w:cs="Helvetica" w:eastAsia="Helvetica"/>
                 <w:b/>
-                <w:color w:val="000000"/>
                 <w:sz w:val="19"/>
               </w:rPr>
               <w:t>Ce qui a été constaté</w:t>
@@ -5991,7 +6235,6 @@
             <w:r>
               <w:rPr>
                 <w:rFonts w:ascii="Helvetica" w:hAnsi="Helvetica" w:cs="Helvetica" w:eastAsia="Helvetica"/>
-                <w:color w:val="000000"/>
                 <w:sz w:val="19"/>
               </w:rPr>
               <w:t>Les provisions pour prestations à payer valent environ 4,8 milliards de FCFA (4 829 298 290 FCFA) : 2 867 602 878 FCFA en maladie et 1 961 695 412 FCFA en décès. Ce montant est le même depuis au moins le 01/09/2020. Le besoin réel mesuré n'est que de 19 581 392 FCFA. Les provisions dépassent donc le besoin d'environ 4,8 milliards de FCFA (4 809 716 898 FCFA).</w:t>
@@ -6013,7 +6256,6 @@
               <w:rPr>
                 <w:rFonts w:ascii="Helvetica" w:hAnsi="Helvetica" w:cs="Helvetica" w:eastAsia="Helvetica"/>
                 <w:b/>
-                <w:color w:val="000000"/>
                 <w:sz w:val="19"/>
               </w:rPr>
               <w:t>Pourquoi c'est important</w:t>
@@ -6031,7 +6273,6 @@
             <w:r>
               <w:rPr>
                 <w:rFonts w:ascii="Helvetica" w:hAnsi="Helvetica" w:cs="Helvetica" w:eastAsia="Helvetica"/>
-                <w:color w:val="000000"/>
                 <w:sz w:val="19"/>
               </w:rPr>
               <w:t>Une provision est l'argent mis de côté pour payer les soins et les décès déjà survenus mais pas encore payés. Les statuts (art. 89) et la réglementation (règlement d'exécution n° 004/2022, art. 10) imposent de la recalculer à chaque clôture.</w:t>
@@ -6053,7 +6294,6 @@
               <w:rPr>
                 <w:rFonts w:ascii="Helvetica" w:hAnsi="Helvetica" w:cs="Helvetica" w:eastAsia="Helvetica"/>
                 <w:b/>
-                <w:color w:val="000000"/>
                 <w:sz w:val="19"/>
               </w:rPr>
               <w:t>Commentaire</w:t>
@@ -6071,7 +6311,6 @@
             <w:r>
               <w:rPr>
                 <w:rFonts w:ascii="Helvetica" w:hAnsi="Helvetica" w:cs="Helvetica" w:eastAsia="Helvetica"/>
-                <w:color w:val="000000"/>
                 <w:sz w:val="19"/>
               </w:rPr>
               <w:t>Le problème n'est pas un manque d'argent mis de côté, mais un argent mal rangé. Ces montants ne correspondent à aucun calcul : ils gonflent les dettes du bilan et font paraître le FPPN plus pauvre qu'il ne l'est sur ce poste. À l'inverse, rien n'est mis de côté pour les intérêts de l'épargne (constat 6). Le FPPN dispose déjà des fichiers nécessaires pour faire le calcul chaque année.</w:t>
@@ -6093,7 +6332,6 @@
               <w:rPr>
                 <w:rFonts w:ascii="Helvetica" w:hAnsi="Helvetica" w:cs="Helvetica" w:eastAsia="Helvetica"/>
                 <w:b/>
-                <w:color w:val="000000"/>
                 <w:sz w:val="19"/>
               </w:rPr>
               <w:t>Ce que cela veut dire pour vous</w:t>
@@ -6113,7 +6351,6 @@
               <w:rPr>
                 <w:rFonts w:ascii="Helvetica" w:hAnsi="Helvetica" w:cs="Helvetica" w:eastAsia="Helvetica"/>
                 <w:b/>
-                <w:color w:val="000000"/>
                 <w:sz w:val="19"/>
               </w:rPr>
               <w:t>L'argent existe, mais il n'est pas affecté au bon endroit. Bien rangé, il couvrirait mieux les vraies dettes envers les policiers.</w:t>
@@ -6135,7 +6372,6 @@
               <w:rPr>
                 <w:rFonts w:ascii="Helvetica" w:hAnsi="Helvetica" w:cs="Helvetica" w:eastAsia="Helvetica"/>
                 <w:b/>
-                <w:color w:val="000000"/>
                 <w:sz w:val="19"/>
               </w:rPr>
               <w:t>Plan d'actions</w:t>
@@ -6153,7 +6389,6 @@
             <w:r>
               <w:rPr>
                 <w:rFonts w:ascii="Helvetica" w:hAnsi="Helvetica" w:cs="Helvetica" w:eastAsia="Helvetica"/>
-                <w:color w:val="000000"/>
                 <w:sz w:val="19"/>
               </w:rPr>
               <w:t>• Établir chaque année une note de calcul des provisions (méthode, fichiers, montant), signée par le directeur général et présentée à l'Assemblée générale.</w:t>
@@ -6177,7 +6412,6 @@
               <w:rPr>
                 <w:rFonts w:ascii="Helvetica" w:hAnsi="Helvetica" w:cs="Helvetica" w:eastAsia="Helvetica"/>
                 <w:b/>
-                <w:color w:val="000000"/>
                 <w:sz w:val="19"/>
               </w:rPr>
               <w:t>Classement</w:t>
@@ -6195,7 +6429,6 @@
             <w:r>
               <w:rPr>
                 <w:rFonts w:ascii="Helvetica" w:hAnsi="Helvetica" w:cs="Helvetica" w:eastAsia="Helvetica"/>
-                <w:color w:val="000000"/>
                 <w:sz w:val="19"/>
               </w:rPr>
               <w:t xml:space="preserve">Complexité : </w:t>
@@ -6204,7 +6437,6 @@
               <w:rPr>
                 <w:rFonts w:ascii="Helvetica" w:hAnsi="Helvetica" w:cs="Helvetica" w:eastAsia="Helvetica"/>
                 <w:b/>
-                <w:color w:val="000000"/>
                 <w:sz w:val="19"/>
               </w:rPr>
               <w:t>Moyenne</w:t>
@@ -6212,16 +6444,29 @@
             <w:r>
               <w:rPr>
                 <w:rFonts w:ascii="Helvetica" w:hAnsi="Helvetica" w:cs="Helvetica" w:eastAsia="Helvetica"/>
-                <w:color w:val="000000"/>
-                <w:sz w:val="19"/>
-              </w:rPr>
-              <w:t xml:space="preserve">.   Priorité : 🔴 </w:t>
+                <w:sz w:val="19"/>
+              </w:rPr>
+              <w:t xml:space="preserve">.   Priorité : </w:t>
+            </w:r>
+            <w:r>
+              <w:rPr>
+                <w:rFonts w:ascii="Helvetica" w:hAnsi="Helvetica" w:cs="Helvetica" w:eastAsia="Helvetica"/>
+                <w:color w:val="C00000"/>
+                <w:sz w:val="19"/>
+              </w:rPr>
+              <w:t xml:space="preserve">●</w:t>
+            </w:r>
+            <w:r>
+              <w:rPr>
+                <w:rFonts w:ascii="Helvetica" w:hAnsi="Helvetica" w:cs="Helvetica" w:eastAsia="Helvetica"/>
+                <w:sz w:val="19"/>
+              </w:rPr>
+              <w:t xml:space="preserve"> </w:t>
             </w:r>
             <w:r>
               <w:rPr>
                 <w:rFonts w:ascii="Helvetica" w:hAnsi="Helvetica" w:cs="Helvetica" w:eastAsia="Helvetica"/>
                 <w:b/>
-                <w:color w:val="000000"/>
                 <w:sz w:val="19"/>
               </w:rPr>
               <w:t>P1</w:t>
@@ -6229,7 +6474,6 @@
             <w:r>
               <w:rPr>
                 <w:rFonts w:ascii="Helvetica" w:hAnsi="Helvetica" w:cs="Helvetica" w:eastAsia="Helvetica"/>
-                <w:color w:val="000000"/>
                 <w:sz w:val="19"/>
               </w:rPr>
               <w:t>.   Responsable : Service comptable, Direction générale, Assemblée générale.</w:t>
@@ -6251,7 +6495,6 @@
               <w:rPr>
                 <w:rFonts w:ascii="Helvetica" w:hAnsi="Helvetica" w:cs="Helvetica" w:eastAsia="Helvetica"/>
                 <w:b/>
-                <w:color w:val="000000"/>
                 <w:sz w:val="19"/>
               </w:rPr>
               <w:t>Pour aller plus loin</w:t>
@@ -6269,7 +6512,6 @@
             <w:r>
               <w:rPr>
                 <w:rFonts w:ascii="Helvetica" w:hAnsi="Helvetica" w:cs="Helvetica" w:eastAsia="Helvetica"/>
-                <w:color w:val="000000"/>
                 <w:sz w:val="19"/>
               </w:rPr>
               <w:t>Rapport du 23/10/2026, diapositives 6, 123, 126, 144 et 145. Risque R4 de la cartographie.</w:t>
@@ -6320,7 +6562,6 @@
               <w:rPr>
                 <w:rFonts w:ascii="Helvetica" w:hAnsi="Helvetica" w:cs="Helvetica" w:eastAsia="Helvetica"/>
                 <w:b/>
-                <w:color w:val="000000"/>
                 <w:sz w:val="19"/>
               </w:rPr>
               <w:t>Ce qui a été constaté</w:t>
@@ -6338,7 +6579,6 @@
             <w:r>
               <w:rPr>
                 <w:rFonts w:ascii="Helvetica" w:hAnsi="Helvetica" w:cs="Helvetica" w:eastAsia="Helvetica"/>
-                <w:color w:val="000000"/>
                 <w:sz w:val="19"/>
               </w:rPr>
               <w:t>Les allocations décès dues et non payées passent de 370 503 332 FCFA fin 2021 à 489 419 669 FCFA au 31/08/2026. Chaque année, le FPPN inscrit plus d'allocations qu'il n'en paie. La date de dépôt de chaque demande n'est pas enregistrée.</w:t>
@@ -6360,7 +6600,6 @@
               <w:rPr>
                 <w:rFonts w:ascii="Helvetica" w:hAnsi="Helvetica" w:cs="Helvetica" w:eastAsia="Helvetica"/>
                 <w:b/>
-                <w:color w:val="000000"/>
                 <w:sz w:val="19"/>
               </w:rPr>
               <w:t>Pourquoi c'est important</w:t>
@@ -6378,7 +6617,6 @@
             <w:r>
               <w:rPr>
                 <w:rFonts w:ascii="Helvetica" w:hAnsi="Helvetica" w:cs="Helvetica" w:eastAsia="Helvetica"/>
-                <w:color w:val="000000"/>
                 <w:sz w:val="19"/>
               </w:rPr>
               <w:t>Ces sommes sont dues aux familles. Un dossier ancien non payé est une famille qui attend. Sans date de dépôt, le FPPN ne peut pas savoir quels dossiers sont encore valables (délai de 3 ans pour un membre et de 12 mois pour un ayant droit, règlement intérieur, art. 58 et 60).</w:t>
@@ -6400,7 +6638,6 @@
               <w:rPr>
                 <w:rFonts w:ascii="Helvetica" w:hAnsi="Helvetica" w:cs="Helvetica" w:eastAsia="Helvetica"/>
                 <w:b/>
-                <w:color w:val="000000"/>
                 <w:sz w:val="19"/>
               </w:rPr>
               <w:t>Commentaire</w:t>
@@ -6418,7 +6655,6 @@
             <w:r>
               <w:rPr>
                 <w:rFonts w:ascii="Helvetica" w:hAnsi="Helvetica" w:cs="Helvetica" w:eastAsia="Helvetica"/>
-                <w:color w:val="000000"/>
                 <w:sz w:val="19"/>
               </w:rPr>
               <w:t>Le FPPN calcule bien sa dette décès chaque fin d'année, dossier par dossier, et l'inscrit en comptabilité au franc près en 2024 et 2025 : c'est une bonne pratique. Mais le stock grossit, ce qui montre des dossiers qui traînent depuis plusieurs années.</w:t>
@@ -6440,7 +6676,6 @@
               <w:rPr>
                 <w:rFonts w:ascii="Helvetica" w:hAnsi="Helvetica" w:cs="Helvetica" w:eastAsia="Helvetica"/>
                 <w:b/>
-                <w:color w:val="000000"/>
                 <w:sz w:val="19"/>
               </w:rPr>
               <w:t>Ce que cela veut dire pour vous</w:t>
@@ -6460,7 +6695,6 @@
               <w:rPr>
                 <w:rFonts w:ascii="Helvetica" w:hAnsi="Helvetica" w:cs="Helvetica" w:eastAsia="Helvetica"/>
                 <w:b/>
-                <w:color w:val="000000"/>
                 <w:sz w:val="19"/>
               </w:rPr>
               <w:t>Une partie des familles de policiers décédés attend encore son allocation.</w:t>
@@ -6482,7 +6716,6 @@
               <w:rPr>
                 <w:rFonts w:ascii="Helvetica" w:hAnsi="Helvetica" w:cs="Helvetica" w:eastAsia="Helvetica"/>
                 <w:b/>
-                <w:color w:val="000000"/>
                 <w:sz w:val="19"/>
               </w:rPr>
               <w:t>Plan d'actions</w:t>
@@ -6500,7 +6733,6 @@
             <w:r>
               <w:rPr>
                 <w:rFonts w:ascii="Helvetica" w:hAnsi="Helvetica" w:cs="Helvetica" w:eastAsia="Helvetica"/>
-                <w:color w:val="000000"/>
                 <w:sz w:val="19"/>
               </w:rPr>
               <w:t>• Dresser la liste nominative des dossiers non payés, avec la date de dépôt et le motif du retard.</w:t>
@@ -6524,7 +6756,6 @@
               <w:rPr>
                 <w:rFonts w:ascii="Helvetica" w:hAnsi="Helvetica" w:cs="Helvetica" w:eastAsia="Helvetica"/>
                 <w:b/>
-                <w:color w:val="000000"/>
                 <w:sz w:val="19"/>
               </w:rPr>
               <w:t>Classement</w:t>
@@ -6542,7 +6773,6 @@
             <w:r>
               <w:rPr>
                 <w:rFonts w:ascii="Helvetica" w:hAnsi="Helvetica" w:cs="Helvetica" w:eastAsia="Helvetica"/>
-                <w:color w:val="000000"/>
                 <w:sz w:val="19"/>
               </w:rPr>
               <w:t xml:space="preserve">Complexité : </w:t>
@@ -6551,7 +6781,6 @@
               <w:rPr>
                 <w:rFonts w:ascii="Helvetica" w:hAnsi="Helvetica" w:cs="Helvetica" w:eastAsia="Helvetica"/>
                 <w:b/>
-                <w:color w:val="000000"/>
                 <w:sz w:val="19"/>
               </w:rPr>
               <w:t>Moyenne</w:t>
@@ -6559,16 +6788,29 @@
             <w:r>
               <w:rPr>
                 <w:rFonts w:ascii="Helvetica" w:hAnsi="Helvetica" w:cs="Helvetica" w:eastAsia="Helvetica"/>
-                <w:color w:val="000000"/>
-                <w:sz w:val="19"/>
-              </w:rPr>
-              <w:t xml:space="preserve">.   Priorité : 🟠 </w:t>
+                <w:sz w:val="19"/>
+              </w:rPr>
+              <w:t xml:space="preserve">.   Priorité : </w:t>
+            </w:r>
+            <w:r>
+              <w:rPr>
+                <w:rFonts w:ascii="Helvetica" w:hAnsi="Helvetica" w:cs="Helvetica" w:eastAsia="Helvetica"/>
+                <w:color w:val="ED7D31"/>
+                <w:sz w:val="19"/>
+              </w:rPr>
+              <w:t xml:space="preserve">●</w:t>
+            </w:r>
+            <w:r>
+              <w:rPr>
+                <w:rFonts w:ascii="Helvetica" w:hAnsi="Helvetica" w:cs="Helvetica" w:eastAsia="Helvetica"/>
+                <w:sz w:val="19"/>
+              </w:rPr>
+              <w:t xml:space="preserve"> </w:t>
             </w:r>
             <w:r>
               <w:rPr>
                 <w:rFonts w:ascii="Helvetica" w:hAnsi="Helvetica" w:cs="Helvetica" w:eastAsia="Helvetica"/>
                 <w:b/>
-                <w:color w:val="000000"/>
                 <w:sz w:val="19"/>
               </w:rPr>
               <w:t>P2</w:t>
@@ -6576,7 +6818,6 @@
             <w:r>
               <w:rPr>
                 <w:rFonts w:ascii="Helvetica" w:hAnsi="Helvetica" w:cs="Helvetica" w:eastAsia="Helvetica"/>
-                <w:color w:val="000000"/>
                 <w:sz w:val="19"/>
               </w:rPr>
               <w:t>.   Responsable : Service des prestations, service comptable.</w:t>
@@ -6598,7 +6839,6 @@
               <w:rPr>
                 <w:rFonts w:ascii="Helvetica" w:hAnsi="Helvetica" w:cs="Helvetica" w:eastAsia="Helvetica"/>
                 <w:b/>
-                <w:color w:val="000000"/>
                 <w:sz w:val="19"/>
               </w:rPr>
               <w:t>Pour aller plus loin</w:t>
@@ -6616,7 +6856,6 @@
             <w:r>
               <w:rPr>
                 <w:rFonts w:ascii="Helvetica" w:hAnsi="Helvetica" w:cs="Helvetica" w:eastAsia="Helvetica"/>
-                <w:color w:val="000000"/>
                 <w:sz w:val="19"/>
               </w:rPr>
               <w:t>Rapport du 23/10/2026, diapositives 125 et 126.</w:t>
@@ -6667,7 +6906,6 @@
               <w:rPr>
                 <w:rFonts w:ascii="Helvetica" w:hAnsi="Helvetica" w:cs="Helvetica" w:eastAsia="Helvetica"/>
                 <w:b/>
-                <w:color w:val="000000"/>
                 <w:sz w:val="19"/>
               </w:rPr>
               <w:t>Ce qui a été constaté</w:t>
@@ -6685,7 +6923,6 @@
             <w:r>
               <w:rPr>
                 <w:rFonts w:ascii="Helvetica" w:hAnsi="Helvetica" w:cs="Helvetica" w:eastAsia="Helvetica"/>
-                <w:color w:val="000000"/>
                 <w:sz w:val="19"/>
               </w:rPr>
               <w:t>En 2024, 102 allocations décès ont été payées depuis les comptes bancaires de l'épargne : 93 paiements pour 49 000 000 FCFA depuis le compte PEP et 9 paiements pour 4 288 000 FCFA depuis le compte EFC, soit 53 288 000 FCFA.</w:t>
@@ -6707,7 +6944,6 @@
               <w:rPr>
                 <w:rFonts w:ascii="Helvetica" w:hAnsi="Helvetica" w:cs="Helvetica" w:eastAsia="Helvetica"/>
                 <w:b/>
-                <w:color w:val="000000"/>
                 <w:sz w:val="19"/>
               </w:rPr>
               <w:t>Pourquoi c'est important</w:t>
@@ -6725,7 +6961,6 @@
             <w:r>
               <w:rPr>
                 <w:rFonts w:ascii="Helvetica" w:hAnsi="Helvetica" w:cs="Helvetica" w:eastAsia="Helvetica"/>
-                <w:color w:val="000000"/>
                 <w:sz w:val="19"/>
               </w:rPr>
               <w:t>L'épargne appartient aux policiers épargnants. Elle ne doit servir qu'à leur rembourser leur épargne. La réglementation impose de séparer l'argent de l'épargne de celui des autres garanties (règlement d'exécution n° 004/2022, art. 15).</w:t>
@@ -6747,7 +6982,6 @@
               <w:rPr>
                 <w:rFonts w:ascii="Helvetica" w:hAnsi="Helvetica" w:cs="Helvetica" w:eastAsia="Helvetica"/>
                 <w:b/>
-                <w:color w:val="000000"/>
                 <w:sz w:val="19"/>
               </w:rPr>
               <w:t>Commentaire</w:t>
@@ -6765,7 +6999,6 @@
             <w:r>
               <w:rPr>
                 <w:rFonts w:ascii="Helvetica" w:hAnsi="Helvetica" w:cs="Helvetica" w:eastAsia="Helvetica"/>
-                <w:color w:val="000000"/>
                 <w:sz w:val="19"/>
               </w:rPr>
               <w:t>Le montant est faible, mais le principe est important : mélanger les comptes empêche de savoir ce qui reste réellement aux épargnants.</w:t>
@@ -6787,7 +7020,6 @@
               <w:rPr>
                 <w:rFonts w:ascii="Helvetica" w:hAnsi="Helvetica" w:cs="Helvetica" w:eastAsia="Helvetica"/>
                 <w:b/>
-                <w:color w:val="000000"/>
                 <w:sz w:val="19"/>
               </w:rPr>
               <w:t>Ce que cela veut dire pour vous</w:t>
@@ -6807,7 +7039,6 @@
               <w:rPr>
                 <w:rFonts w:ascii="Helvetica" w:hAnsi="Helvetica" w:cs="Helvetica" w:eastAsia="Helvetica"/>
                 <w:b/>
-                <w:color w:val="000000"/>
                 <w:sz w:val="19"/>
               </w:rPr>
               <w:t>Votre épargne doit rester sur des comptes qui ne servent qu'à elle.</w:t>
@@ -6829,7 +7060,6 @@
               <w:rPr>
                 <w:rFonts w:ascii="Helvetica" w:hAnsi="Helvetica" w:cs="Helvetica" w:eastAsia="Helvetica"/>
                 <w:b/>
-                <w:color w:val="000000"/>
                 <w:sz w:val="19"/>
               </w:rPr>
               <w:t>Plan d'actions</w:t>
@@ -6847,7 +7077,6 @@
             <w:r>
               <w:rPr>
                 <w:rFonts w:ascii="Helvetica" w:hAnsi="Helvetica" w:cs="Helvetica" w:eastAsia="Helvetica"/>
-                <w:color w:val="000000"/>
                 <w:sz w:val="19"/>
               </w:rPr>
               <w:t>• Payer les prestations uniquement depuis les comptes des garanties maladie et décès.</w:t>
@@ -6871,7 +7100,6 @@
               <w:rPr>
                 <w:rFonts w:ascii="Helvetica" w:hAnsi="Helvetica" w:cs="Helvetica" w:eastAsia="Helvetica"/>
                 <w:b/>
-                <w:color w:val="000000"/>
                 <w:sz w:val="19"/>
               </w:rPr>
               <w:t>Classement</w:t>
@@ -6889,7 +7117,6 @@
             <w:r>
               <w:rPr>
                 <w:rFonts w:ascii="Helvetica" w:hAnsi="Helvetica" w:cs="Helvetica" w:eastAsia="Helvetica"/>
-                <w:color w:val="000000"/>
                 <w:sz w:val="19"/>
               </w:rPr>
               <w:t xml:space="preserve">Complexité : </w:t>
@@ -6898,7 +7125,6 @@
               <w:rPr>
                 <w:rFonts w:ascii="Helvetica" w:hAnsi="Helvetica" w:cs="Helvetica" w:eastAsia="Helvetica"/>
                 <w:b/>
-                <w:color w:val="000000"/>
                 <w:sz w:val="19"/>
               </w:rPr>
               <w:t>Faible</w:t>
@@ -6906,16 +7132,29 @@
             <w:r>
               <w:rPr>
                 <w:rFonts w:ascii="Helvetica" w:hAnsi="Helvetica" w:cs="Helvetica" w:eastAsia="Helvetica"/>
-                <w:color w:val="000000"/>
-                <w:sz w:val="19"/>
-              </w:rPr>
-              <w:t xml:space="preserve">.   Priorité : 🟠 </w:t>
+                <w:sz w:val="19"/>
+              </w:rPr>
+              <w:t xml:space="preserve">.   Priorité : </w:t>
+            </w:r>
+            <w:r>
+              <w:rPr>
+                <w:rFonts w:ascii="Helvetica" w:hAnsi="Helvetica" w:cs="Helvetica" w:eastAsia="Helvetica"/>
+                <w:color w:val="ED7D31"/>
+                <w:sz w:val="19"/>
+              </w:rPr>
+              <w:t xml:space="preserve">●</w:t>
+            </w:r>
+            <w:r>
+              <w:rPr>
+                <w:rFonts w:ascii="Helvetica" w:hAnsi="Helvetica" w:cs="Helvetica" w:eastAsia="Helvetica"/>
+                <w:sz w:val="19"/>
+              </w:rPr>
+              <w:t xml:space="preserve"> </w:t>
             </w:r>
             <w:r>
               <w:rPr>
                 <w:rFonts w:ascii="Helvetica" w:hAnsi="Helvetica" w:cs="Helvetica" w:eastAsia="Helvetica"/>
                 <w:b/>
-                <w:color w:val="000000"/>
                 <w:sz w:val="19"/>
               </w:rPr>
               <w:t>P2</w:t>
@@ -6923,7 +7162,6 @@
             <w:r>
               <w:rPr>
                 <w:rFonts w:ascii="Helvetica" w:hAnsi="Helvetica" w:cs="Helvetica" w:eastAsia="Helvetica"/>
-                <w:color w:val="000000"/>
                 <w:sz w:val="19"/>
               </w:rPr>
               <w:t>.   Responsable : Direction générale, service comptable.</w:t>
@@ -6945,7 +7183,6 @@
               <w:rPr>
                 <w:rFonts w:ascii="Helvetica" w:hAnsi="Helvetica" w:cs="Helvetica" w:eastAsia="Helvetica"/>
                 <w:b/>
-                <w:color w:val="000000"/>
                 <w:sz w:val="19"/>
               </w:rPr>
               <w:t>Pour aller plus loin</w:t>
@@ -6963,7 +7200,6 @@
             <w:r>
               <w:rPr>
                 <w:rFonts w:ascii="Helvetica" w:hAnsi="Helvetica" w:cs="Helvetica" w:eastAsia="Helvetica"/>
-                <w:color w:val="000000"/>
                 <w:sz w:val="19"/>
               </w:rPr>
               <w:t>Rapport du 23/10/2026, diapositives 126.</w:t>
@@ -7014,7 +7250,6 @@
               <w:rPr>
                 <w:rFonts w:ascii="Helvetica" w:hAnsi="Helvetica" w:cs="Helvetica" w:eastAsia="Helvetica"/>
                 <w:b/>
-                <w:color w:val="000000"/>
                 <w:sz w:val="19"/>
               </w:rPr>
               <w:t>Ce qui a été constaté</w:t>
@@ -7032,7 +7267,6 @@
             <w:r>
               <w:rPr>
                 <w:rFonts w:ascii="Helvetica" w:hAnsi="Helvetica" w:cs="Helvetica" w:eastAsia="Helvetica"/>
-                <w:color w:val="000000"/>
                 <w:sz w:val="19"/>
               </w:rPr>
               <w:t>Au 31/08/2026, 143 prêts ont plus de 3 mois de retard. La politique de crédit du Grenier impose de compter une perte de 40 %, 80 % ou 100 % selon l'ancienneté du retard, soit 14 016 392 FCFA. Aucune perte n'est comptée depuis 2022.</w:t>
@@ -7054,7 +7288,6 @@
               <w:rPr>
                 <w:rFonts w:ascii="Helvetica" w:hAnsi="Helvetica" w:cs="Helvetica" w:eastAsia="Helvetica"/>
                 <w:b/>
-                <w:color w:val="000000"/>
                 <w:sz w:val="19"/>
               </w:rPr>
               <w:t>Pourquoi c'est important</w:t>
@@ -7072,7 +7305,6 @@
             <w:r>
               <w:rPr>
                 <w:rFonts w:ascii="Helvetica" w:hAnsi="Helvetica" w:cs="Helvetica" w:eastAsia="Helvetica"/>
-                <w:color w:val="000000"/>
                 <w:sz w:val="19"/>
               </w:rPr>
               <w:t>Un prêt en retard depuis longtemps risque de ne jamais être remboursé. Ne pas le compter fait paraître les comptes meilleurs qu'ils ne sont.</w:t>
@@ -7094,7 +7326,6 @@
               <w:rPr>
                 <w:rFonts w:ascii="Helvetica" w:hAnsi="Helvetica" w:cs="Helvetica" w:eastAsia="Helvetica"/>
                 <w:b/>
-                <w:color w:val="000000"/>
                 <w:sz w:val="19"/>
               </w:rPr>
               <w:t>Commentaire</w:t>
@@ -7112,7 +7343,6 @@
             <w:r>
               <w:rPr>
                 <w:rFonts w:ascii="Helvetica" w:hAnsi="Helvetica" w:cs="Helvetica" w:eastAsia="Helvetica"/>
-                <w:color w:val="000000"/>
                 <w:sz w:val="19"/>
               </w:rPr>
               <w:t>Le montant reste faible au regard de l'encours (environ 1 milliard de FCFA). Le vrai risque du Grenier n'est pas la perte sur les prêts, mais l'épargne qu'il immobilise (constat 25).</w:t>
@@ -7134,7 +7364,6 @@
               <w:rPr>
                 <w:rFonts w:ascii="Helvetica" w:hAnsi="Helvetica" w:cs="Helvetica" w:eastAsia="Helvetica"/>
                 <w:b/>
-                <w:color w:val="000000"/>
                 <w:sz w:val="19"/>
               </w:rPr>
               <w:t>Ce que cela veut dire pour vous</w:t>
@@ -7154,7 +7383,6 @@
               <w:rPr>
                 <w:rFonts w:ascii="Helvetica" w:hAnsi="Helvetica" w:cs="Helvetica" w:eastAsia="Helvetica"/>
                 <w:b/>
-                <w:color w:val="000000"/>
                 <w:sz w:val="19"/>
               </w:rPr>
               <w:t>Les prêts non remboursés finissent par coûter à tous les adhérents.</w:t>
@@ -7176,7 +7404,6 @@
               <w:rPr>
                 <w:rFonts w:ascii="Helvetica" w:hAnsi="Helvetica" w:cs="Helvetica" w:eastAsia="Helvetica"/>
                 <w:b/>
-                <w:color w:val="000000"/>
                 <w:sz w:val="19"/>
               </w:rPr>
               <w:t>Plan d'actions</w:t>
@@ -7194,7 +7421,6 @@
             <w:r>
               <w:rPr>
                 <w:rFonts w:ascii="Helvetica" w:hAnsi="Helvetica" w:cs="Helvetica" w:eastAsia="Helvetica"/>
-                <w:color w:val="000000"/>
                 <w:sz w:val="19"/>
               </w:rPr>
               <w:t>• Comptabiliser chaque année la dépréciation des prêts en retard, selon la politique de crédit du Grenier.</w:t>
@@ -7216,7 +7442,6 @@
               <w:rPr>
                 <w:rFonts w:ascii="Helvetica" w:hAnsi="Helvetica" w:cs="Helvetica" w:eastAsia="Helvetica"/>
                 <w:b/>
-                <w:color w:val="000000"/>
                 <w:sz w:val="19"/>
               </w:rPr>
               <w:t>Classement</w:t>
@@ -7234,7 +7459,6 @@
             <w:r>
               <w:rPr>
                 <w:rFonts w:ascii="Helvetica" w:hAnsi="Helvetica" w:cs="Helvetica" w:eastAsia="Helvetica"/>
-                <w:color w:val="000000"/>
                 <w:sz w:val="19"/>
               </w:rPr>
               <w:t xml:space="preserve">Complexité : </w:t>
@@ -7243,7 +7467,6 @@
               <w:rPr>
                 <w:rFonts w:ascii="Helvetica" w:hAnsi="Helvetica" w:cs="Helvetica" w:eastAsia="Helvetica"/>
                 <w:b/>
-                <w:color w:val="000000"/>
                 <w:sz w:val="19"/>
               </w:rPr>
               <w:t>Faible</w:t>
@@ -7251,16 +7474,29 @@
             <w:r>
               <w:rPr>
                 <w:rFonts w:ascii="Helvetica" w:hAnsi="Helvetica" w:cs="Helvetica" w:eastAsia="Helvetica"/>
-                <w:color w:val="000000"/>
-                <w:sz w:val="19"/>
-              </w:rPr>
-              <w:t xml:space="preserve">.   Priorité : 🟡 </w:t>
+                <w:sz w:val="19"/>
+              </w:rPr>
+              <w:t xml:space="preserve">.   Priorité : </w:t>
+            </w:r>
+            <w:r>
+              <w:rPr>
+                <w:rFonts w:ascii="Helvetica" w:hAnsi="Helvetica" w:cs="Helvetica" w:eastAsia="Helvetica"/>
+                <w:color w:val="FFC000"/>
+                <w:sz w:val="19"/>
+              </w:rPr>
+              <w:t xml:space="preserve">●</w:t>
+            </w:r>
+            <w:r>
+              <w:rPr>
+                <w:rFonts w:ascii="Helvetica" w:hAnsi="Helvetica" w:cs="Helvetica" w:eastAsia="Helvetica"/>
+                <w:sz w:val="19"/>
+              </w:rPr>
+              <w:t xml:space="preserve"> </w:t>
             </w:r>
             <w:r>
               <w:rPr>
                 <w:rFonts w:ascii="Helvetica" w:hAnsi="Helvetica" w:cs="Helvetica" w:eastAsia="Helvetica"/>
                 <w:b/>
-                <w:color w:val="000000"/>
                 <w:sz w:val="19"/>
               </w:rPr>
               <w:t>P3</w:t>
@@ -7268,7 +7504,6 @@
             <w:r>
               <w:rPr>
                 <w:rFonts w:ascii="Helvetica" w:hAnsi="Helvetica" w:cs="Helvetica" w:eastAsia="Helvetica"/>
-                <w:color w:val="000000"/>
                 <w:sz w:val="19"/>
               </w:rPr>
               <w:t>.   Responsable : Grenier, service comptable.</w:t>
@@ -7290,7 +7525,6 @@
               <w:rPr>
                 <w:rFonts w:ascii="Helvetica" w:hAnsi="Helvetica" w:cs="Helvetica" w:eastAsia="Helvetica"/>
                 <w:b/>
-                <w:color w:val="000000"/>
                 <w:sz w:val="19"/>
               </w:rPr>
               <w:t>Pour aller plus loin</w:t>
@@ -7308,7 +7542,6 @@
             <w:r>
               <w:rPr>
                 <w:rFonts w:ascii="Helvetica" w:hAnsi="Helvetica" w:cs="Helvetica" w:eastAsia="Helvetica"/>
-                <w:color w:val="000000"/>
                 <w:sz w:val="19"/>
               </w:rPr>
               <w:t>Rapport du 23/10/2026, diapositives 129. Risque R7 de la cartographie.</w:t>
@@ -7359,7 +7592,6 @@
               <w:rPr>
                 <w:rFonts w:ascii="Helvetica" w:hAnsi="Helvetica" w:cs="Helvetica" w:eastAsia="Helvetica"/>
                 <w:b/>
-                <w:color w:val="000000"/>
                 <w:sz w:val="19"/>
               </w:rPr>
               <w:t>Ce qui a été constaté</w:t>
@@ -7377,7 +7609,6 @@
             <w:r>
               <w:rPr>
                 <w:rFonts w:ascii="Helvetica" w:hAnsi="Helvetica" w:cs="Helvetica" w:eastAsia="Helvetica"/>
-                <w:color w:val="000000"/>
                 <w:sz w:val="19"/>
               </w:rPr>
               <w:t>Le FPPN a mis de côté 43 666 678 FCFA au 31/12/2025 pour les indemnités de départ à la retraite de ses salariés. Le recalcul agent par agent donne 24 446 566 FCFA.</w:t>
@@ -7399,7 +7630,6 @@
               <w:rPr>
                 <w:rFonts w:ascii="Helvetica" w:hAnsi="Helvetica" w:cs="Helvetica" w:eastAsia="Helvetica"/>
                 <w:b/>
-                <w:color w:val="000000"/>
                 <w:sz w:val="19"/>
               </w:rPr>
               <w:t>Pourquoi c'est important</w:t>
@@ -7417,7 +7647,6 @@
             <w:r>
               <w:rPr>
                 <w:rFonts w:ascii="Helvetica" w:hAnsi="Helvetica" w:cs="Helvetica" w:eastAsia="Helvetica"/>
-                <w:color w:val="000000"/>
                 <w:sz w:val="19"/>
               </w:rPr>
               <w:t>Le FPPN devra payer une indemnité à chaque salarié qui part à la retraite.</w:t>
@@ -7439,7 +7668,6 @@
               <w:rPr>
                 <w:rFonts w:ascii="Helvetica" w:hAnsi="Helvetica" w:cs="Helvetica" w:eastAsia="Helvetica"/>
                 <w:b/>
-                <w:color w:val="000000"/>
                 <w:sz w:val="19"/>
               </w:rPr>
               <w:t>Commentaire</w:t>
@@ -7457,7 +7685,6 @@
             <w:r>
               <w:rPr>
                 <w:rFonts w:ascii="Helvetica" w:hAnsi="Helvetica" w:cs="Helvetica" w:eastAsia="Helvetica"/>
-                <w:color w:val="000000"/>
                 <w:sz w:val="19"/>
               </w:rPr>
               <w:t>C'est le seul poste où le montant du FPPN couvre largement le besoin. Le FPPN calcule ce montant comme si tous les salariés partaient aujourd'hui, ce qui est prudent. Seule la méthode n'est pas écrite.</w:t>
@@ -7479,7 +7706,6 @@
               <w:rPr>
                 <w:rFonts w:ascii="Helvetica" w:hAnsi="Helvetica" w:cs="Helvetica" w:eastAsia="Helvetica"/>
                 <w:b/>
-                <w:color w:val="000000"/>
                 <w:sz w:val="19"/>
               </w:rPr>
               <w:t>Ce que cela veut dire pour vous</w:t>
@@ -7499,7 +7725,6 @@
               <w:rPr>
                 <w:rFonts w:ascii="Helvetica" w:hAnsi="Helvetica" w:cs="Helvetica" w:eastAsia="Helvetica"/>
                 <w:b/>
-                <w:color w:val="000000"/>
                 <w:sz w:val="19"/>
               </w:rPr>
               <w:t>Ce poste ne présente pas de risque pour les adhérents.</w:t>
@@ -7521,7 +7746,6 @@
               <w:rPr>
                 <w:rFonts w:ascii="Helvetica" w:hAnsi="Helvetica" w:cs="Helvetica" w:eastAsia="Helvetica"/>
                 <w:b/>
-                <w:color w:val="000000"/>
                 <w:sz w:val="19"/>
               </w:rPr>
               <w:t>Plan d'actions</w:t>
@@ -7539,7 +7763,6 @@
             <w:r>
               <w:rPr>
                 <w:rFonts w:ascii="Helvetica" w:hAnsi="Helvetica" w:cs="Helvetica" w:eastAsia="Helvetica"/>
-                <w:color w:val="000000"/>
                 <w:sz w:val="19"/>
               </w:rPr>
               <w:t>• Rédiger une note de calcul annuelle de cette provision (méthode, liste des salariés).</w:t>
@@ -7561,7 +7784,6 @@
               <w:rPr>
                 <w:rFonts w:ascii="Helvetica" w:hAnsi="Helvetica" w:cs="Helvetica" w:eastAsia="Helvetica"/>
                 <w:b/>
-                <w:color w:val="000000"/>
                 <w:sz w:val="19"/>
               </w:rPr>
               <w:t>Classement</w:t>
@@ -7579,7 +7801,6 @@
             <w:r>
               <w:rPr>
                 <w:rFonts w:ascii="Helvetica" w:hAnsi="Helvetica" w:cs="Helvetica" w:eastAsia="Helvetica"/>
-                <w:color w:val="000000"/>
                 <w:sz w:val="19"/>
               </w:rPr>
               <w:t xml:space="preserve">Complexité : </w:t>
@@ -7588,7 +7809,6 @@
               <w:rPr>
                 <w:rFonts w:ascii="Helvetica" w:hAnsi="Helvetica" w:cs="Helvetica" w:eastAsia="Helvetica"/>
                 <w:b/>
-                <w:color w:val="000000"/>
                 <w:sz w:val="19"/>
               </w:rPr>
               <w:t>Faible</w:t>
@@ -7596,16 +7816,29 @@
             <w:r>
               <w:rPr>
                 <w:rFonts w:ascii="Helvetica" w:hAnsi="Helvetica" w:cs="Helvetica" w:eastAsia="Helvetica"/>
-                <w:color w:val="000000"/>
-                <w:sz w:val="19"/>
-              </w:rPr>
-              <w:t xml:space="preserve">.   Priorité : 🟢 </w:t>
+                <w:sz w:val="19"/>
+              </w:rPr>
+              <w:t xml:space="preserve">.   Priorité : </w:t>
+            </w:r>
+            <w:r>
+              <w:rPr>
+                <w:rFonts w:ascii="Helvetica" w:hAnsi="Helvetica" w:cs="Helvetica" w:eastAsia="Helvetica"/>
+                <w:color w:val="70AD47"/>
+                <w:sz w:val="19"/>
+              </w:rPr>
+              <w:t xml:space="preserve">●</w:t>
+            </w:r>
+            <w:r>
+              <w:rPr>
+                <w:rFonts w:ascii="Helvetica" w:hAnsi="Helvetica" w:cs="Helvetica" w:eastAsia="Helvetica"/>
+                <w:sz w:val="19"/>
+              </w:rPr>
+              <w:t xml:space="preserve"> </w:t>
             </w:r>
             <w:r>
               <w:rPr>
                 <w:rFonts w:ascii="Helvetica" w:hAnsi="Helvetica" w:cs="Helvetica" w:eastAsia="Helvetica"/>
                 <w:b/>
-                <w:color w:val="000000"/>
                 <w:sz w:val="19"/>
               </w:rPr>
               <w:t>P4</w:t>
@@ -7613,7 +7846,6 @@
             <w:r>
               <w:rPr>
                 <w:rFonts w:ascii="Helvetica" w:hAnsi="Helvetica" w:cs="Helvetica" w:eastAsia="Helvetica"/>
-                <w:color w:val="000000"/>
                 <w:sz w:val="19"/>
               </w:rPr>
               <w:t>.   Responsable : Service comptable.</w:t>
@@ -7635,7 +7867,6 @@
               <w:rPr>
                 <w:rFonts w:ascii="Helvetica" w:hAnsi="Helvetica" w:cs="Helvetica" w:eastAsia="Helvetica"/>
                 <w:b/>
-                <w:color w:val="000000"/>
                 <w:sz w:val="19"/>
               </w:rPr>
               <w:t>Pour aller plus loin</w:t>
@@ -7653,7 +7884,6 @@
             <w:r>
               <w:rPr>
                 <w:rFonts w:ascii="Helvetica" w:hAnsi="Helvetica" w:cs="Helvetica" w:eastAsia="Helvetica"/>
-                <w:color w:val="000000"/>
                 <w:sz w:val="19"/>
               </w:rPr>
               <w:t>Rapport du 23/10/2026, diapositives 133.</w:t>
@@ -7712,7 +7942,6 @@
               <w:rPr>
                 <w:rFonts w:ascii="Helvetica" w:hAnsi="Helvetica" w:cs="Helvetica" w:eastAsia="Helvetica"/>
                 <w:b/>
-                <w:color w:val="000000"/>
                 <w:sz w:val="19"/>
               </w:rPr>
               <w:t>Ce qui a été constaté</w:t>
@@ -7730,7 +7959,6 @@
             <w:r>
               <w:rPr>
                 <w:rFonts w:ascii="Helvetica" w:hAnsi="Helvetica" w:cs="Helvetica" w:eastAsia="Helvetica"/>
-                <w:color w:val="000000"/>
                 <w:sz w:val="19"/>
               </w:rPr>
               <w:t>Aucun intérêt n'a été inscrit sur l'épargne du 01/01/2020 au 31/08/2026. Aux taux du manuel d'épargne (3,50 % pour le PEP et 5,50 % pour l'EFC), les intérêts dus atteignent environ 3,3 milliards de FCFA (3 278 913 238 FCFA). L'épargne réellement due passe ainsi d'environ 15,7 milliards de FCFA (15 743 516 391 FCFA) à environ 19 milliards de FCFA (19 022 429 629 FCFA).</w:t>
@@ -7752,7 +7980,6 @@
               <w:rPr>
                 <w:rFonts w:ascii="Helvetica" w:hAnsi="Helvetica" w:cs="Helvetica" w:eastAsia="Helvetica"/>
                 <w:b/>
-                <w:color w:val="000000"/>
                 <w:sz w:val="19"/>
               </w:rPr>
               <w:t>Pourquoi c'est important</w:t>
@@ -7770,7 +7997,6 @@
             <w:r>
               <w:rPr>
                 <w:rFonts w:ascii="Helvetica" w:hAnsi="Helvetica" w:cs="Helvetica" w:eastAsia="Helvetica"/>
-                <w:color w:val="000000"/>
                 <w:sz w:val="19"/>
               </w:rPr>
               <w:t>C'est la plus grosse dette du FPPN : l'épargne et ses intérêts représentent 97,46 % de ce que le FPPN doit à ses adhérents.</w:t>
@@ -7792,7 +8018,6 @@
               <w:rPr>
                 <w:rFonts w:ascii="Helvetica" w:hAnsi="Helvetica" w:cs="Helvetica" w:eastAsia="Helvetica"/>
                 <w:b/>
-                <w:color w:val="000000"/>
                 <w:sz w:val="19"/>
               </w:rPr>
               <w:t>Commentaire</w:t>
@@ -7810,7 +8035,6 @@
             <w:r>
               <w:rPr>
                 <w:rFonts w:ascii="Helvetica" w:hAnsi="Helvetica" w:cs="Helvetica" w:eastAsia="Helvetica"/>
-                <w:color w:val="000000"/>
                 <w:sz w:val="19"/>
               </w:rPr>
               <w:t>Le calcul retient le montant le plus bas possible : intérêts simples, sans intérêts sur les intérêts, et sans les intérêts antérieurs à 2020. La vraie dette est donc au moins de ce niveau. Même au taux le plus bas (3,50 %), les intérêts d'une seule année sur l'EFC (309 709 577 FCFA en 2025) dépassent ce que rapportent tous les placements du FPPN dans l'année.</w:t>
@@ -7832,7 +8056,6 @@
               <w:rPr>
                 <w:rFonts w:ascii="Helvetica" w:hAnsi="Helvetica" w:cs="Helvetica" w:eastAsia="Helvetica"/>
                 <w:b/>
-                <w:color w:val="000000"/>
                 <w:sz w:val="19"/>
               </w:rPr>
               <w:t>Ce que cela veut dire pour vous</w:t>
@@ -7852,7 +8075,6 @@
               <w:rPr>
                 <w:rFonts w:ascii="Helvetica" w:hAnsi="Helvetica" w:cs="Helvetica" w:eastAsia="Helvetica"/>
                 <w:b/>
-                <w:color w:val="000000"/>
                 <w:sz w:val="19"/>
               </w:rPr>
               <w:t>Les intérêts de votre épargne existent sur le papier, mais le FPPN ne les a pas encore enregistrés. Votre épargne vaut plus que ce que montrent les comptes.</w:t>
@@ -7874,7 +8096,6 @@
               <w:rPr>
                 <w:rFonts w:ascii="Helvetica" w:hAnsi="Helvetica" w:cs="Helvetica" w:eastAsia="Helvetica"/>
                 <w:b/>
-                <w:color w:val="000000"/>
                 <w:sz w:val="19"/>
               </w:rPr>
               <w:t>Plan d'actions</w:t>
@@ -7892,7 +8113,6 @@
             <w:r>
               <w:rPr>
                 <w:rFonts w:ascii="Helvetica" w:hAnsi="Helvetica" w:cs="Helvetica" w:eastAsia="Helvetica"/>
-                <w:color w:val="000000"/>
                 <w:sz w:val="19"/>
               </w:rPr>
               <w:t>• Calculer et comptabiliser chaque année les intérêts dus, épargnant par épargnant, dès que le taux est arrêté (constat 7).</w:t>
@@ -7914,7 +8134,6 @@
               <w:rPr>
                 <w:rFonts w:ascii="Helvetica" w:hAnsi="Helvetica" w:cs="Helvetica" w:eastAsia="Helvetica"/>
                 <w:b/>
-                <w:color w:val="000000"/>
                 <w:sz w:val="19"/>
               </w:rPr>
               <w:t>Classement</w:t>
@@ -7932,7 +8151,6 @@
             <w:r>
               <w:rPr>
                 <w:rFonts w:ascii="Helvetica" w:hAnsi="Helvetica" w:cs="Helvetica" w:eastAsia="Helvetica"/>
-                <w:color w:val="000000"/>
                 <w:sz w:val="19"/>
               </w:rPr>
               <w:t xml:space="preserve">Complexité : </w:t>
@@ -7941,7 +8159,6 @@
               <w:rPr>
                 <w:rFonts w:ascii="Helvetica" w:hAnsi="Helvetica" w:cs="Helvetica" w:eastAsia="Helvetica"/>
                 <w:b/>
-                <w:color w:val="000000"/>
                 <w:sz w:val="19"/>
               </w:rPr>
               <w:t>Moyenne</w:t>
@@ -7949,16 +8166,29 @@
             <w:r>
               <w:rPr>
                 <w:rFonts w:ascii="Helvetica" w:hAnsi="Helvetica" w:cs="Helvetica" w:eastAsia="Helvetica"/>
-                <w:color w:val="000000"/>
-                <w:sz w:val="19"/>
-              </w:rPr>
-              <w:t xml:space="preserve">.   Priorité : 🔴 </w:t>
+                <w:sz w:val="19"/>
+              </w:rPr>
+              <w:t xml:space="preserve">.   Priorité : </w:t>
+            </w:r>
+            <w:r>
+              <w:rPr>
+                <w:rFonts w:ascii="Helvetica" w:hAnsi="Helvetica" w:cs="Helvetica" w:eastAsia="Helvetica"/>
+                <w:color w:val="C00000"/>
+                <w:sz w:val="19"/>
+              </w:rPr>
+              <w:t xml:space="preserve">●</w:t>
+            </w:r>
+            <w:r>
+              <w:rPr>
+                <w:rFonts w:ascii="Helvetica" w:hAnsi="Helvetica" w:cs="Helvetica" w:eastAsia="Helvetica"/>
+                <w:sz w:val="19"/>
+              </w:rPr>
+              <w:t xml:space="preserve"> </w:t>
             </w:r>
             <w:r>
               <w:rPr>
                 <w:rFonts w:ascii="Helvetica" w:hAnsi="Helvetica" w:cs="Helvetica" w:eastAsia="Helvetica"/>
                 <w:b/>
-                <w:color w:val="000000"/>
                 <w:sz w:val="19"/>
               </w:rPr>
               <w:t>P1</w:t>
@@ -7966,7 +8196,6 @@
             <w:r>
               <w:rPr>
                 <w:rFonts w:ascii="Helvetica" w:hAnsi="Helvetica" w:cs="Helvetica" w:eastAsia="Helvetica"/>
-                <w:color w:val="000000"/>
                 <w:sz w:val="19"/>
               </w:rPr>
               <w:t>.   Responsable : Service comptable, Conseil d'administration.</w:t>
@@ -7988,7 +8217,6 @@
               <w:rPr>
                 <w:rFonts w:ascii="Helvetica" w:hAnsi="Helvetica" w:cs="Helvetica" w:eastAsia="Helvetica"/>
                 <w:b/>
-                <w:color w:val="000000"/>
                 <w:sz w:val="19"/>
               </w:rPr>
               <w:t>À confirmer</w:t>
@@ -8006,7 +8234,6 @@
             <w:r>
               <w:rPr>
                 <w:rFonts w:ascii="Helvetica" w:hAnsi="Helvetica" w:cs="Helvetica" w:eastAsia="Helvetica"/>
-                <w:color w:val="000000"/>
                 <w:sz w:val="19"/>
               </w:rPr>
               <w:t>Le montant exact dépend du taux qui sera arrêté : il serait de 2 541 799 542 FCFA si l'EFC était servie à 3,50 %.</w:t>
@@ -8028,7 +8255,6 @@
               <w:rPr>
                 <w:rFonts w:ascii="Helvetica" w:hAnsi="Helvetica" w:cs="Helvetica" w:eastAsia="Helvetica"/>
                 <w:b/>
-                <w:color w:val="000000"/>
                 <w:sz w:val="19"/>
               </w:rPr>
               <w:t>Pour aller plus loin</w:t>
@@ -8046,7 +8272,6 @@
             <w:r>
               <w:rPr>
                 <w:rFonts w:ascii="Helvetica" w:hAnsi="Helvetica" w:cs="Helvetica" w:eastAsia="Helvetica"/>
-                <w:color w:val="000000"/>
                 <w:sz w:val="19"/>
               </w:rPr>
               <w:t>Rapport du 23/10/2026, diapositives 5, 97 et 98. Risque R3 de la cartographie.</w:t>
@@ -8097,7 +8322,6 @@
               <w:rPr>
                 <w:rFonts w:ascii="Helvetica" w:hAnsi="Helvetica" w:cs="Helvetica" w:eastAsia="Helvetica"/>
                 <w:b/>
-                <w:color w:val="000000"/>
                 <w:sz w:val="19"/>
               </w:rPr>
               <w:t>Ce qui a été constaté</w:t>
@@ -8115,7 +8339,6 @@
             <w:r>
               <w:rPr>
                 <w:rFonts w:ascii="Helvetica" w:hAnsi="Helvetica" w:cs="Helvetica" w:eastAsia="Helvetica"/>
-                <w:color w:val="000000"/>
                 <w:sz w:val="19"/>
               </w:rPr>
               <w:t>Trois taux différents figurent dans trois documents pour l'EFC : 3,50 %, 5,50 % et 14 %. Aucun n'est fixé par une décision signée du conseil d'administration.</w:t>
@@ -8137,7 +8360,6 @@
               <w:rPr>
                 <w:rFonts w:ascii="Helvetica" w:hAnsi="Helvetica" w:cs="Helvetica" w:eastAsia="Helvetica"/>
                 <w:b/>
-                <w:color w:val="000000"/>
                 <w:sz w:val="19"/>
               </w:rPr>
               <w:t>Pourquoi c'est important</w:t>
@@ -8155,7 +8377,6 @@
             <w:r>
               <w:rPr>
                 <w:rFonts w:ascii="Helvetica" w:hAnsi="Helvetica" w:cs="Helvetica" w:eastAsia="Helvetica"/>
-                <w:color w:val="000000"/>
                 <w:sz w:val="19"/>
               </w:rPr>
               <w:t>Sans taux officiel, ni le FPPN ni l'épargnant ne peuvent savoir combien vaut l'épargne. Un épargnant peut contester le montant reçu à son départ.</w:t>
@@ -8177,7 +8398,6 @@
               <w:rPr>
                 <w:rFonts w:ascii="Helvetica" w:hAnsi="Helvetica" w:cs="Helvetica" w:eastAsia="Helvetica"/>
                 <w:b/>
-                <w:color w:val="000000"/>
                 <w:sz w:val="19"/>
               </w:rPr>
               <w:t>Commentaire</w:t>
@@ -8195,7 +8415,6 @@
             <w:r>
               <w:rPr>
                 <w:rFonts w:ascii="Helvetica" w:hAnsi="Helvetica" w:cs="Helvetica" w:eastAsia="Helvetica"/>
-                <w:color w:val="000000"/>
                 <w:sz w:val="19"/>
               </w:rPr>
               <w:t>Le taux doit être réaliste : les placements du FPPN ont rapporté 4,90 % par an en moyenne de 2021 à 2025. Promettre plus que ce que rapporte l'argent crée une perte chaque année, que les cotisations maladie et décès finissent par payer.</w:t>
@@ -8217,7 +8436,6 @@
               <w:rPr>
                 <w:rFonts w:ascii="Helvetica" w:hAnsi="Helvetica" w:cs="Helvetica" w:eastAsia="Helvetica"/>
                 <w:b/>
-                <w:color w:val="000000"/>
                 <w:sz w:val="19"/>
               </w:rPr>
               <w:t>Ce que cela veut dire pour vous</w:t>
@@ -8237,7 +8455,6 @@
               <w:rPr>
                 <w:rFonts w:ascii="Helvetica" w:hAnsi="Helvetica" w:cs="Helvetica" w:eastAsia="Helvetica"/>
                 <w:b/>
-                <w:color w:val="000000"/>
                 <w:sz w:val="19"/>
               </w:rPr>
               <w:t>Le taux qui rémunère votre épargne doit être fixé clairement, par écrit, et être le même pour tous.</w:t>
@@ -8259,7 +8476,6 @@
               <w:rPr>
                 <w:rFonts w:ascii="Helvetica" w:hAnsi="Helvetica" w:cs="Helvetica" w:eastAsia="Helvetica"/>
                 <w:b/>
-                <w:color w:val="000000"/>
                 <w:sz w:val="19"/>
               </w:rPr>
               <w:t>Plan d'actions</w:t>
@@ -8277,7 +8493,6 @@
             <w:r>
               <w:rPr>
                 <w:rFonts w:ascii="Helvetica" w:hAnsi="Helvetica" w:cs="Helvetica" w:eastAsia="Helvetica"/>
-                <w:color w:val="000000"/>
                 <w:sz w:val="19"/>
               </w:rPr>
               <w:t>• Faire adopter par le conseil d'administration une délibération fixant le taux servi sur le PEP et l'EFC, cohérent avec le rendement des placements.</w:t>
@@ -8301,7 +8516,6 @@
               <w:rPr>
                 <w:rFonts w:ascii="Helvetica" w:hAnsi="Helvetica" w:cs="Helvetica" w:eastAsia="Helvetica"/>
                 <w:b/>
-                <w:color w:val="000000"/>
                 <w:sz w:val="19"/>
               </w:rPr>
               <w:t>Classement</w:t>
@@ -8319,7 +8533,6 @@
             <w:r>
               <w:rPr>
                 <w:rFonts w:ascii="Helvetica" w:hAnsi="Helvetica" w:cs="Helvetica" w:eastAsia="Helvetica"/>
-                <w:color w:val="000000"/>
                 <w:sz w:val="19"/>
               </w:rPr>
               <w:t xml:space="preserve">Complexité : </w:t>
@@ -8328,7 +8541,6 @@
               <w:rPr>
                 <w:rFonts w:ascii="Helvetica" w:hAnsi="Helvetica" w:cs="Helvetica" w:eastAsia="Helvetica"/>
                 <w:b/>
-                <w:color w:val="000000"/>
                 <w:sz w:val="19"/>
               </w:rPr>
               <w:t>Faible</w:t>
@@ -8336,16 +8548,29 @@
             <w:r>
               <w:rPr>
                 <w:rFonts w:ascii="Helvetica" w:hAnsi="Helvetica" w:cs="Helvetica" w:eastAsia="Helvetica"/>
-                <w:color w:val="000000"/>
-                <w:sz w:val="19"/>
-              </w:rPr>
-              <w:t xml:space="preserve">.   Priorité : 🔴 </w:t>
+                <w:sz w:val="19"/>
+              </w:rPr>
+              <w:t xml:space="preserve">.   Priorité : </w:t>
+            </w:r>
+            <w:r>
+              <w:rPr>
+                <w:rFonts w:ascii="Helvetica" w:hAnsi="Helvetica" w:cs="Helvetica" w:eastAsia="Helvetica"/>
+                <w:color w:val="C00000"/>
+                <w:sz w:val="19"/>
+              </w:rPr>
+              <w:t xml:space="preserve">●</w:t>
+            </w:r>
+            <w:r>
+              <w:rPr>
+                <w:rFonts w:ascii="Helvetica" w:hAnsi="Helvetica" w:cs="Helvetica" w:eastAsia="Helvetica"/>
+                <w:sz w:val="19"/>
+              </w:rPr>
+              <w:t xml:space="preserve"> </w:t>
             </w:r>
             <w:r>
               <w:rPr>
                 <w:rFonts w:ascii="Helvetica" w:hAnsi="Helvetica" w:cs="Helvetica" w:eastAsia="Helvetica"/>
                 <w:b/>
-                <w:color w:val="000000"/>
                 <w:sz w:val="19"/>
               </w:rPr>
               <w:t>P1</w:t>
@@ -8353,7 +8578,6 @@
             <w:r>
               <w:rPr>
                 <w:rFonts w:ascii="Helvetica" w:hAnsi="Helvetica" w:cs="Helvetica" w:eastAsia="Helvetica"/>
-                <w:color w:val="000000"/>
                 <w:sz w:val="19"/>
               </w:rPr>
               <w:t>.   Responsable : Conseil d'administration.</w:t>
@@ -8375,7 +8599,6 @@
               <w:rPr>
                 <w:rFonts w:ascii="Helvetica" w:hAnsi="Helvetica" w:cs="Helvetica" w:eastAsia="Helvetica"/>
                 <w:b/>
-                <w:color w:val="000000"/>
                 <w:sz w:val="19"/>
               </w:rPr>
               <w:t>Pour aller plus loin</w:t>
@@ -8393,7 +8616,6 @@
             <w:r>
               <w:rPr>
                 <w:rFonts w:ascii="Helvetica" w:hAnsi="Helvetica" w:cs="Helvetica" w:eastAsia="Helvetica"/>
-                <w:color w:val="000000"/>
                 <w:sz w:val="19"/>
               </w:rPr>
               <w:t>Rapport du 23/10/2026, diapositives 95. Risque R3 de la cartographie.</w:t>
@@ -8444,7 +8666,6 @@
               <w:rPr>
                 <w:rFonts w:ascii="Helvetica" w:hAnsi="Helvetica" w:cs="Helvetica" w:eastAsia="Helvetica"/>
                 <w:b/>
-                <w:color w:val="000000"/>
                 <w:sz w:val="19"/>
               </w:rPr>
               <w:t>Ce qui a été constaté</w:t>
@@ -8462,7 +8683,6 @@
             <w:r>
               <w:rPr>
                 <w:rFonts w:ascii="Helvetica" w:hAnsi="Helvetica" w:cs="Helvetica" w:eastAsia="Helvetica"/>
-                <w:color w:val="000000"/>
                 <w:sz w:val="19"/>
               </w:rPr>
               <w:t>Aucun relevé individuel d'épargne n'a été transmis : pas de solde d'ouverture, de versements, d'intérêts, de retraits et de solde de clôture par épargnant.</w:t>
@@ -8484,7 +8704,6 @@
               <w:rPr>
                 <w:rFonts w:ascii="Helvetica" w:hAnsi="Helvetica" w:cs="Helvetica" w:eastAsia="Helvetica"/>
                 <w:b/>
-                <w:color w:val="000000"/>
                 <w:sz w:val="19"/>
               </w:rPr>
               <w:t>Pourquoi c'est important</w:t>
@@ -8502,7 +8721,6 @@
             <w:r>
               <w:rPr>
                 <w:rFonts w:ascii="Helvetica" w:hAnsi="Helvetica" w:cs="Helvetica" w:eastAsia="Helvetica"/>
-                <w:color w:val="000000"/>
                 <w:sz w:val="19"/>
               </w:rPr>
               <w:t>Chaque policier doit pouvoir savoir à tout moment combien il a épargné et ce qu'il recevra.</w:t>
@@ -8524,7 +8742,6 @@
               <w:rPr>
                 <w:rFonts w:ascii="Helvetica" w:hAnsi="Helvetica" w:cs="Helvetica" w:eastAsia="Helvetica"/>
                 <w:b/>
-                <w:color w:val="000000"/>
                 <w:sz w:val="19"/>
               </w:rPr>
               <w:t>Commentaire</w:t>
@@ -8542,7 +8759,6 @@
             <w:r>
               <w:rPr>
                 <w:rFonts w:ascii="Helvetica" w:hAnsi="Helvetica" w:cs="Helvetica" w:eastAsia="Helvetica"/>
-                <w:color w:val="000000"/>
                 <w:sz w:val="19"/>
               </w:rPr>
               <w:t>Sans comptes individuels, l'épargne n'est connue qu'en total. Le FPPN ne peut ni vérifier le total, ni répondre à un épargnant qui demande son solde, ni prévoir quand l'argent sortira.</w:t>
@@ -8564,7 +8780,6 @@
               <w:rPr>
                 <w:rFonts w:ascii="Helvetica" w:hAnsi="Helvetica" w:cs="Helvetica" w:eastAsia="Helvetica"/>
                 <w:b/>
-                <w:color w:val="000000"/>
                 <w:sz w:val="19"/>
               </w:rPr>
               <w:t>Ce que cela veut dire pour vous</w:t>
@@ -8584,7 +8799,6 @@
               <w:rPr>
                 <w:rFonts w:ascii="Helvetica" w:hAnsi="Helvetica" w:cs="Helvetica" w:eastAsia="Helvetica"/>
                 <w:b/>
-                <w:color w:val="000000"/>
                 <w:sz w:val="19"/>
               </w:rPr>
               <w:t>Vous devriez recevoir chaque année un relevé de votre épargne.</w:t>
@@ -8606,7 +8820,6 @@
               <w:rPr>
                 <w:rFonts w:ascii="Helvetica" w:hAnsi="Helvetica" w:cs="Helvetica" w:eastAsia="Helvetica"/>
                 <w:b/>
-                <w:color w:val="000000"/>
                 <w:sz w:val="19"/>
               </w:rPr>
               <w:t>Plan d'actions</w:t>
@@ -8624,7 +8837,6 @@
             <w:r>
               <w:rPr>
                 <w:rFonts w:ascii="Helvetica" w:hAnsi="Helvetica" w:cs="Helvetica" w:eastAsia="Helvetica"/>
-                <w:color w:val="000000"/>
                 <w:sz w:val="19"/>
               </w:rPr>
               <w:t>• Mettre en place un compte individuel pour chaque épargnant dans le logiciel.</w:t>
@@ -8648,7 +8860,6 @@
               <w:rPr>
                 <w:rFonts w:ascii="Helvetica" w:hAnsi="Helvetica" w:cs="Helvetica" w:eastAsia="Helvetica"/>
                 <w:b/>
-                <w:color w:val="000000"/>
                 <w:sz w:val="19"/>
               </w:rPr>
               <w:t>Classement</w:t>
@@ -8666,7 +8877,6 @@
             <w:r>
               <w:rPr>
                 <w:rFonts w:ascii="Helvetica" w:hAnsi="Helvetica" w:cs="Helvetica" w:eastAsia="Helvetica"/>
-                <w:color w:val="000000"/>
                 <w:sz w:val="19"/>
               </w:rPr>
               <w:t xml:space="preserve">Complexité : </w:t>
@@ -8675,7 +8885,6 @@
               <w:rPr>
                 <w:rFonts w:ascii="Helvetica" w:hAnsi="Helvetica" w:cs="Helvetica" w:eastAsia="Helvetica"/>
                 <w:b/>
-                <w:color w:val="000000"/>
                 <w:sz w:val="19"/>
               </w:rPr>
               <w:t>Élevée</w:t>
@@ -8683,16 +8892,29 @@
             <w:r>
               <w:rPr>
                 <w:rFonts w:ascii="Helvetica" w:hAnsi="Helvetica" w:cs="Helvetica" w:eastAsia="Helvetica"/>
-                <w:color w:val="000000"/>
-                <w:sz w:val="19"/>
-              </w:rPr>
-              <w:t xml:space="preserve">.   Priorité : 🟠 </w:t>
+                <w:sz w:val="19"/>
+              </w:rPr>
+              <w:t xml:space="preserve">.   Priorité : </w:t>
+            </w:r>
+            <w:r>
+              <w:rPr>
+                <w:rFonts w:ascii="Helvetica" w:hAnsi="Helvetica" w:cs="Helvetica" w:eastAsia="Helvetica"/>
+                <w:color w:val="ED7D31"/>
+                <w:sz w:val="19"/>
+              </w:rPr>
+              <w:t xml:space="preserve">●</w:t>
+            </w:r>
+            <w:r>
+              <w:rPr>
+                <w:rFonts w:ascii="Helvetica" w:hAnsi="Helvetica" w:cs="Helvetica" w:eastAsia="Helvetica"/>
+                <w:sz w:val="19"/>
+              </w:rPr>
+              <w:t xml:space="preserve"> </w:t>
             </w:r>
             <w:r>
               <w:rPr>
                 <w:rFonts w:ascii="Helvetica" w:hAnsi="Helvetica" w:cs="Helvetica" w:eastAsia="Helvetica"/>
                 <w:b/>
-                <w:color w:val="000000"/>
                 <w:sz w:val="19"/>
               </w:rPr>
               <w:t>P2</w:t>
@@ -8700,7 +8922,6 @@
             <w:r>
               <w:rPr>
                 <w:rFonts w:ascii="Helvetica" w:hAnsi="Helvetica" w:cs="Helvetica" w:eastAsia="Helvetica"/>
-                <w:color w:val="000000"/>
                 <w:sz w:val="19"/>
               </w:rPr>
               <w:t>.   Responsable : Direction générale, service informatique.</w:t>
@@ -8722,7 +8943,6 @@
               <w:rPr>
                 <w:rFonts w:ascii="Helvetica" w:hAnsi="Helvetica" w:cs="Helvetica" w:eastAsia="Helvetica"/>
                 <w:b/>
-                <w:color w:val="000000"/>
                 <w:sz w:val="19"/>
               </w:rPr>
               <w:t>Pour aller plus loin</w:t>
@@ -8740,7 +8960,6 @@
             <w:r>
               <w:rPr>
                 <w:rFonts w:ascii="Helvetica" w:hAnsi="Helvetica" w:cs="Helvetica" w:eastAsia="Helvetica"/>
-                <w:color w:val="000000"/>
                 <w:sz w:val="19"/>
               </w:rPr>
               <w:t>Rapport du 23/10/2026, diapositives 5 et 143. Risque R9 de la cartographie.</w:t>
@@ -8791,7 +9010,6 @@
               <w:rPr>
                 <w:rFonts w:ascii="Helvetica" w:hAnsi="Helvetica" w:cs="Helvetica" w:eastAsia="Helvetica"/>
                 <w:b/>
-                <w:color w:val="000000"/>
                 <w:sz w:val="19"/>
               </w:rPr>
               <w:t>Ce qui a été constaté</w:t>
@@ -8809,7 +9027,6 @@
             <w:r>
               <w:rPr>
                 <w:rFonts w:ascii="Helvetica" w:hAnsi="Helvetica" w:cs="Helvetica" w:eastAsia="Helvetica"/>
-                <w:color w:val="000000"/>
                 <w:sz w:val="19"/>
               </w:rPr>
               <w:t>Le rapport de gestion 2025 présente environ 4,4 milliards de FCFA (4 387 823 635 FCFA) comme « le montant des épargnes au 31/12/2025 ». C'est en réalité ce qui a été collecté dans l'année. L'épargne due à cette date est d'environ 13,8 milliards de FCFA (13 814 066 964 FCFA).</w:t>
@@ -8831,7 +9048,6 @@
               <w:rPr>
                 <w:rFonts w:ascii="Helvetica" w:hAnsi="Helvetica" w:cs="Helvetica" w:eastAsia="Helvetica"/>
                 <w:b/>
-                <w:color w:val="000000"/>
                 <w:sz w:val="19"/>
               </w:rPr>
               <w:t>Pourquoi c'est important</w:t>
@@ -8849,7 +9065,6 @@
             <w:r>
               <w:rPr>
                 <w:rFonts w:ascii="Helvetica" w:hAnsi="Helvetica" w:cs="Helvetica" w:eastAsia="Helvetica"/>
-                <w:color w:val="000000"/>
                 <w:sz w:val="19"/>
               </w:rPr>
               <w:t>L'Assemblée générale prend ses décisions sur la base de ce rapport.</w:t>
@@ -8871,7 +9086,6 @@
               <w:rPr>
                 <w:rFonts w:ascii="Helvetica" w:hAnsi="Helvetica" w:cs="Helvetica" w:eastAsia="Helvetica"/>
                 <w:b/>
-                <w:color w:val="000000"/>
                 <w:sz w:val="19"/>
               </w:rPr>
               <w:t>Commentaire</w:t>
@@ -8889,7 +9103,6 @@
             <w:r>
               <w:rPr>
                 <w:rFonts w:ascii="Helvetica" w:hAnsi="Helvetica" w:cs="Helvetica" w:eastAsia="Helvetica"/>
-                <w:color w:val="000000"/>
                 <w:sz w:val="19"/>
               </w:rPr>
               <w:t>L'erreur porte sur la présentation, pas sur la comptabilité : la balance donne le bon montant. Mais l'Assemblée générale a reçu une information qui minore de plus des deux tiers la dette envers les épargnants.</w:t>
@@ -8911,7 +9124,6 @@
               <w:rPr>
                 <w:rFonts w:ascii="Helvetica" w:hAnsi="Helvetica" w:cs="Helvetica" w:eastAsia="Helvetica"/>
                 <w:b/>
-                <w:color w:val="000000"/>
                 <w:sz w:val="19"/>
               </w:rPr>
               <w:t>Ce que cela veut dire pour vous</w:t>
@@ -8931,7 +9143,6 @@
               <w:rPr>
                 <w:rFonts w:ascii="Helvetica" w:hAnsi="Helvetica" w:cs="Helvetica" w:eastAsia="Helvetica"/>
                 <w:b/>
-                <w:color w:val="000000"/>
                 <w:sz w:val="19"/>
               </w:rPr>
               <w:t>Les chiffres présentés en Assemblée générale doivent montrer tout ce que le FPPN vous doit.</w:t>
@@ -8953,7 +9164,6 @@
               <w:rPr>
                 <w:rFonts w:ascii="Helvetica" w:hAnsi="Helvetica" w:cs="Helvetica" w:eastAsia="Helvetica"/>
                 <w:b/>
-                <w:color w:val="000000"/>
                 <w:sz w:val="19"/>
               </w:rPr>
               <w:t>Plan d'actions</w:t>
@@ -8971,7 +9181,6 @@
             <w:r>
               <w:rPr>
                 <w:rFonts w:ascii="Helvetica" w:hAnsi="Helvetica" w:cs="Helvetica" w:eastAsia="Helvetica"/>
-                <w:color w:val="000000"/>
                 <w:sz w:val="19"/>
               </w:rPr>
               <w:t>• Présenter dans le rapport de gestion le solde de l'épargne due, distinct de la collecte de l'année.</w:t>
@@ -8993,7 +9202,6 @@
               <w:rPr>
                 <w:rFonts w:ascii="Helvetica" w:hAnsi="Helvetica" w:cs="Helvetica" w:eastAsia="Helvetica"/>
                 <w:b/>
-                <w:color w:val="000000"/>
                 <w:sz w:val="19"/>
               </w:rPr>
               <w:t>Classement</w:t>
@@ -9011,7 +9219,6 @@
             <w:r>
               <w:rPr>
                 <w:rFonts w:ascii="Helvetica" w:hAnsi="Helvetica" w:cs="Helvetica" w:eastAsia="Helvetica"/>
-                <w:color w:val="000000"/>
                 <w:sz w:val="19"/>
               </w:rPr>
               <w:t xml:space="preserve">Complexité : </w:t>
@@ -9020,7 +9227,6 @@
               <w:rPr>
                 <w:rFonts w:ascii="Helvetica" w:hAnsi="Helvetica" w:cs="Helvetica" w:eastAsia="Helvetica"/>
                 <w:b/>
-                <w:color w:val="000000"/>
                 <w:sz w:val="19"/>
               </w:rPr>
               <w:t>Faible</w:t>
@@ -9028,16 +9234,29 @@
             <w:r>
               <w:rPr>
                 <w:rFonts w:ascii="Helvetica" w:hAnsi="Helvetica" w:cs="Helvetica" w:eastAsia="Helvetica"/>
-                <w:color w:val="000000"/>
-                <w:sz w:val="19"/>
-              </w:rPr>
-              <w:t xml:space="preserve">.   Priorité : 🟠 </w:t>
+                <w:sz w:val="19"/>
+              </w:rPr>
+              <w:t xml:space="preserve">.   Priorité : </w:t>
+            </w:r>
+            <w:r>
+              <w:rPr>
+                <w:rFonts w:ascii="Helvetica" w:hAnsi="Helvetica" w:cs="Helvetica" w:eastAsia="Helvetica"/>
+                <w:color w:val="ED7D31"/>
+                <w:sz w:val="19"/>
+              </w:rPr>
+              <w:t xml:space="preserve">●</w:t>
+            </w:r>
+            <w:r>
+              <w:rPr>
+                <w:rFonts w:ascii="Helvetica" w:hAnsi="Helvetica" w:cs="Helvetica" w:eastAsia="Helvetica"/>
+                <w:sz w:val="19"/>
+              </w:rPr>
+              <w:t xml:space="preserve"> </w:t>
             </w:r>
             <w:r>
               <w:rPr>
                 <w:rFonts w:ascii="Helvetica" w:hAnsi="Helvetica" w:cs="Helvetica" w:eastAsia="Helvetica"/>
                 <w:b/>
-                <w:color w:val="000000"/>
                 <w:sz w:val="19"/>
               </w:rPr>
               <w:t>P2</w:t>
@@ -9045,7 +9264,6 @@
             <w:r>
               <w:rPr>
                 <w:rFonts w:ascii="Helvetica" w:hAnsi="Helvetica" w:cs="Helvetica" w:eastAsia="Helvetica"/>
-                <w:color w:val="000000"/>
                 <w:sz w:val="19"/>
               </w:rPr>
               <w:t>.   Responsable : Direction générale.</w:t>
@@ -9067,7 +9285,6 @@
               <w:rPr>
                 <w:rFonts w:ascii="Helvetica" w:hAnsi="Helvetica" w:cs="Helvetica" w:eastAsia="Helvetica"/>
                 <w:b/>
-                <w:color w:val="000000"/>
                 <w:sz w:val="19"/>
               </w:rPr>
               <w:t>Pour aller plus loin</w:t>
@@ -9085,7 +9302,6 @@
             <w:r>
               <w:rPr>
                 <w:rFonts w:ascii="Helvetica" w:hAnsi="Helvetica" w:cs="Helvetica" w:eastAsia="Helvetica"/>
-                <w:color w:val="000000"/>
                 <w:sz w:val="19"/>
               </w:rPr>
               <w:t>Rapport du 23/10/2026, diapositives 99.</w:t>
@@ -9136,7 +9352,6 @@
               <w:rPr>
                 <w:rFonts w:ascii="Helvetica" w:hAnsi="Helvetica" w:cs="Helvetica" w:eastAsia="Helvetica"/>
                 <w:b/>
-                <w:color w:val="000000"/>
                 <w:sz w:val="19"/>
               </w:rPr>
               <w:t>Ce qui a été constaté</w:t>
@@ -9154,7 +9369,6 @@
             <w:r>
               <w:rPr>
                 <w:rFonts w:ascii="Helvetica" w:hAnsi="Helvetica" w:cs="Helvetica" w:eastAsia="Helvetica"/>
-                <w:color w:val="000000"/>
                 <w:sz w:val="19"/>
               </w:rPr>
               <w:t>Au 31/08/2026, seulement 16,28 % de l'épargne due est couverte par des comptes bancaires, des dépôts et des placements qui lui sont réservés, soit 2 562 885 661 FCFA sur 15 743 516 391 FCFA.</w:t>
@@ -9176,7 +9390,6 @@
               <w:rPr>
                 <w:rFonts w:ascii="Helvetica" w:hAnsi="Helvetica" w:cs="Helvetica" w:eastAsia="Helvetica"/>
                 <w:b/>
-                <w:color w:val="000000"/>
                 <w:sz w:val="19"/>
               </w:rPr>
               <w:t>Pourquoi c'est important</w:t>
@@ -9194,7 +9407,6 @@
             <w:r>
               <w:rPr>
                 <w:rFonts w:ascii="Helvetica" w:hAnsi="Helvetica" w:cs="Helvetica" w:eastAsia="Helvetica"/>
-                <w:color w:val="000000"/>
                 <w:sz w:val="19"/>
               </w:rPr>
               <w:t>La réglementation impose de séparer l'épargne (risque long) des garanties maladie et décès (risques courts) (règlement d'exécution n° 004/2022, art. 15).</w:t>
@@ -9216,7 +9428,6 @@
               <w:rPr>
                 <w:rFonts w:ascii="Helvetica" w:hAnsi="Helvetica" w:cs="Helvetica" w:eastAsia="Helvetica"/>
                 <w:b/>
-                <w:color w:val="000000"/>
                 <w:sz w:val="19"/>
               </w:rPr>
               <w:t>Commentaire</w:t>
@@ -9234,7 +9445,6 @@
             <w:r>
               <w:rPr>
                 <w:rFonts w:ascii="Helvetica" w:hAnsi="Helvetica" w:cs="Helvetica" w:eastAsia="Helvetica"/>
-                <w:color w:val="000000"/>
                 <w:sz w:val="19"/>
               </w:rPr>
               <w:t>L'épargne augmente de 45,39 % depuis 2020, et l'épargne EFC a triplé. Les sommes réservées n'ont pas suivi : le reste de l'épargne a servi à financer la clinique, les terrains, la créance sur l'Hôpital de la Police et les prêts du Grenier.</w:t>
@@ -9256,7 +9466,6 @@
               <w:rPr>
                 <w:rFonts w:ascii="Helvetica" w:hAnsi="Helvetica" w:cs="Helvetica" w:eastAsia="Helvetica"/>
                 <w:b/>
-                <w:color w:val="000000"/>
                 <w:sz w:val="19"/>
               </w:rPr>
               <w:t>Ce que cela veut dire pour vous</w:t>
@@ -9276,7 +9485,6 @@
               <w:rPr>
                 <w:rFonts w:ascii="Helvetica" w:hAnsi="Helvetica" w:cs="Helvetica" w:eastAsia="Helvetica"/>
                 <w:b/>
-                <w:color w:val="000000"/>
                 <w:sz w:val="19"/>
               </w:rPr>
               <w:t>Sur 100 FCFA que vous avez épargnés, environ 16 FCFA sont aujourd'hui gardés à part pour vous les rendre.</w:t>
@@ -9298,7 +9506,6 @@
               <w:rPr>
                 <w:rFonts w:ascii="Helvetica" w:hAnsi="Helvetica" w:cs="Helvetica" w:eastAsia="Helvetica"/>
                 <w:b/>
-                <w:color w:val="000000"/>
                 <w:sz w:val="19"/>
               </w:rPr>
               <w:t>Plan d'actions</w:t>
@@ -9316,7 +9523,6 @@
             <w:r>
               <w:rPr>
                 <w:rFonts w:ascii="Helvetica" w:hAnsi="Helvetica" w:cs="Helvetica" w:eastAsia="Helvetica"/>
-                <w:color w:val="000000"/>
                 <w:sz w:val="19"/>
               </w:rPr>
               <w:t>• Ouvrir des comptes réservés à l'épargne et y verser chaque mois l'épargne collectée.</w:t>
@@ -9340,7 +9546,6 @@
               <w:rPr>
                 <w:rFonts w:ascii="Helvetica" w:hAnsi="Helvetica" w:cs="Helvetica" w:eastAsia="Helvetica"/>
                 <w:b/>
-                <w:color w:val="000000"/>
                 <w:sz w:val="19"/>
               </w:rPr>
               <w:t>Classement</w:t>
@@ -9358,7 +9563,6 @@
             <w:r>
               <w:rPr>
                 <w:rFonts w:ascii="Helvetica" w:hAnsi="Helvetica" w:cs="Helvetica" w:eastAsia="Helvetica"/>
-                <w:color w:val="000000"/>
                 <w:sz w:val="19"/>
               </w:rPr>
               <w:t xml:space="preserve">Complexité : </w:t>
@@ -9367,7 +9571,6 @@
               <w:rPr>
                 <w:rFonts w:ascii="Helvetica" w:hAnsi="Helvetica" w:cs="Helvetica" w:eastAsia="Helvetica"/>
                 <w:b/>
-                <w:color w:val="000000"/>
                 <w:sz w:val="19"/>
               </w:rPr>
               <w:t>Moyenne</w:t>
@@ -9375,16 +9578,29 @@
             <w:r>
               <w:rPr>
                 <w:rFonts w:ascii="Helvetica" w:hAnsi="Helvetica" w:cs="Helvetica" w:eastAsia="Helvetica"/>
-                <w:color w:val="000000"/>
-                <w:sz w:val="19"/>
-              </w:rPr>
-              <w:t xml:space="preserve">.   Priorité : 🟠 </w:t>
+                <w:sz w:val="19"/>
+              </w:rPr>
+              <w:t xml:space="preserve">.   Priorité : </w:t>
+            </w:r>
+            <w:r>
+              <w:rPr>
+                <w:rFonts w:ascii="Helvetica" w:hAnsi="Helvetica" w:cs="Helvetica" w:eastAsia="Helvetica"/>
+                <w:color w:val="ED7D31"/>
+                <w:sz w:val="19"/>
+              </w:rPr>
+              <w:t xml:space="preserve">●</w:t>
+            </w:r>
+            <w:r>
+              <w:rPr>
+                <w:rFonts w:ascii="Helvetica" w:hAnsi="Helvetica" w:cs="Helvetica" w:eastAsia="Helvetica"/>
+                <w:sz w:val="19"/>
+              </w:rPr>
+              <w:t xml:space="preserve"> </w:t>
             </w:r>
             <w:r>
               <w:rPr>
                 <w:rFonts w:ascii="Helvetica" w:hAnsi="Helvetica" w:cs="Helvetica" w:eastAsia="Helvetica"/>
                 <w:b/>
-                <w:color w:val="000000"/>
                 <w:sz w:val="19"/>
               </w:rPr>
               <w:t>P2</w:t>
@@ -9392,7 +9608,6 @@
             <w:r>
               <w:rPr>
                 <w:rFonts w:ascii="Helvetica" w:hAnsi="Helvetica" w:cs="Helvetica" w:eastAsia="Helvetica"/>
-                <w:color w:val="000000"/>
                 <w:sz w:val="19"/>
               </w:rPr>
               <w:t>.   Responsable : Direction générale, Conseil d'administration.</w:t>
@@ -9414,7 +9629,6 @@
               <w:rPr>
                 <w:rFonts w:ascii="Helvetica" w:hAnsi="Helvetica" w:cs="Helvetica" w:eastAsia="Helvetica"/>
                 <w:b/>
-                <w:color w:val="000000"/>
                 <w:sz w:val="19"/>
               </w:rPr>
               <w:t>Pour aller plus loin</w:t>
@@ -9432,7 +9646,6 @@
             <w:r>
               <w:rPr>
                 <w:rFonts w:ascii="Helvetica" w:hAnsi="Helvetica" w:cs="Helvetica" w:eastAsia="Helvetica"/>
-                <w:color w:val="000000"/>
                 <w:sz w:val="19"/>
               </w:rPr>
               <w:t>Rapport du 23/10/2026, diapositives 90. Risque R1 de la cartographie.</w:t>
@@ -9491,7 +9704,6 @@
               <w:rPr>
                 <w:rFonts w:ascii="Helvetica" w:hAnsi="Helvetica" w:cs="Helvetica" w:eastAsia="Helvetica"/>
                 <w:b/>
-                <w:color w:val="000000"/>
                 <w:sz w:val="19"/>
               </w:rPr>
               <w:t>Ce qui a été constaté</w:t>
@@ -9509,7 +9721,6 @@
             <w:r>
               <w:rPr>
                 <w:rFonts w:ascii="Helvetica" w:hAnsi="Helvetica" w:cs="Helvetica" w:eastAsia="Helvetica"/>
-                <w:color w:val="000000"/>
                 <w:sz w:val="19"/>
               </w:rPr>
               <w:t>Au 31/08/2026, l'argent disponible en moins d'un an vaut environ 3,5 milliards de FCFA (3 457 866 951 FCFA). Ce que le FPPN devra payer dans l'année, sorties d'épargne comprises, vaut environ 10 milliards de FCFA (10 046 113 184 FCFA). Il couvre donc 34,42 % des paiements de l'année. Sur cinq ans, le manque cumulé atteint environ 12,6 milliards de FCFA (12 596 052 822 FCFA).</w:t>
@@ -9531,7 +9742,6 @@
               <w:rPr>
                 <w:rFonts w:ascii="Helvetica" w:hAnsi="Helvetica" w:cs="Helvetica" w:eastAsia="Helvetica"/>
                 <w:b/>
-                <w:color w:val="000000"/>
                 <w:sz w:val="19"/>
               </w:rPr>
               <w:t>Pourquoi c'est important</w:t>
@@ -9549,7 +9759,6 @@
             <w:r>
               <w:rPr>
                 <w:rFonts w:ascii="Helvetica" w:hAnsi="Helvetica" w:cs="Helvetica" w:eastAsia="Helvetica"/>
-                <w:color w:val="000000"/>
                 <w:sz w:val="19"/>
               </w:rPr>
               <w:t>Chaque année, environ un cinquième de l'épargne sort (19,24 % en moyenne de 2021 à 2025, jusqu'à 27,55 % en 2023), surtout au moment des départs à la retraite.</w:t>
@@ -9571,7 +9780,6 @@
               <w:rPr>
                 <w:rFonts w:ascii="Helvetica" w:hAnsi="Helvetica" w:cs="Helvetica" w:eastAsia="Helvetica"/>
                 <w:b/>
-                <w:color w:val="000000"/>
                 <w:sz w:val="19"/>
               </w:rPr>
               <w:t>Commentaire</w:t>
@@ -9589,7 +9797,6 @@
             <w:r>
               <w:rPr>
                 <w:rFonts w:ascii="Helvetica" w:hAnsi="Helvetica" w:cs="Helvetica" w:eastAsia="Helvetica"/>
-                <w:color w:val="000000"/>
                 <w:sz w:val="19"/>
               </w:rPr>
               <w:t>Ce calcul est favorable au FPPN : il compte les biens à leur valeur comptable et ne prend pas en compte les intérêts dus. Le manque réel est donc au moins de ce niveau. En pratique, le FPPN paie les sorties grâce aux nouvelles cotisations : il dépend de la poursuite des versements des policiers en activité.</w:t>
@@ -9611,7 +9818,6 @@
               <w:rPr>
                 <w:rFonts w:ascii="Helvetica" w:hAnsi="Helvetica" w:cs="Helvetica" w:eastAsia="Helvetica"/>
                 <w:b/>
-                <w:color w:val="000000"/>
                 <w:sz w:val="19"/>
               </w:rPr>
               <w:t>Ce que cela veut dire pour vous</w:t>
@@ -9631,7 +9837,6 @@
               <w:rPr>
                 <w:rFonts w:ascii="Helvetica" w:hAnsi="Helvetica" w:cs="Helvetica" w:eastAsia="Helvetica"/>
                 <w:b/>
-                <w:color w:val="000000"/>
                 <w:sz w:val="19"/>
               </w:rPr>
               <w:t>Si beaucoup de policiers demandent leur épargne en même temps, le FPPN ne peut pas tous les payer à temps.</w:t>
@@ -9653,7 +9858,6 @@
               <w:rPr>
                 <w:rFonts w:ascii="Helvetica" w:hAnsi="Helvetica" w:cs="Helvetica" w:eastAsia="Helvetica"/>
                 <w:b/>
-                <w:color w:val="000000"/>
                 <w:sz w:val="19"/>
               </w:rPr>
               <w:t>Plan d'actions</w:t>
@@ -9671,7 +9875,6 @@
             <w:r>
               <w:rPr>
                 <w:rFonts w:ascii="Helvetica" w:hAnsi="Helvetica" w:cs="Helvetica" w:eastAsia="Helvetica"/>
-                <w:color w:val="000000"/>
                 <w:sz w:val="19"/>
               </w:rPr>
               <w:t>• Constituer une réserve de trésorerie au moins égale aux sorties d'épargne d'une année au taux le plus élevé observé.</w:t>
@@ -9697,7 +9900,6 @@
               <w:rPr>
                 <w:rFonts w:ascii="Helvetica" w:hAnsi="Helvetica" w:cs="Helvetica" w:eastAsia="Helvetica"/>
                 <w:b/>
-                <w:color w:val="000000"/>
                 <w:sz w:val="19"/>
               </w:rPr>
               <w:t>Classement</w:t>
@@ -9715,7 +9917,6 @@
             <w:r>
               <w:rPr>
                 <w:rFonts w:ascii="Helvetica" w:hAnsi="Helvetica" w:cs="Helvetica" w:eastAsia="Helvetica"/>
-                <w:color w:val="000000"/>
                 <w:sz w:val="19"/>
               </w:rPr>
               <w:t xml:space="preserve">Complexité : </w:t>
@@ -9724,7 +9925,6 @@
               <w:rPr>
                 <w:rFonts w:ascii="Helvetica" w:hAnsi="Helvetica" w:cs="Helvetica" w:eastAsia="Helvetica"/>
                 <w:b/>
-                <w:color w:val="000000"/>
                 <w:sz w:val="19"/>
               </w:rPr>
               <w:t>Élevée</w:t>
@@ -9732,16 +9932,29 @@
             <w:r>
               <w:rPr>
                 <w:rFonts w:ascii="Helvetica" w:hAnsi="Helvetica" w:cs="Helvetica" w:eastAsia="Helvetica"/>
-                <w:color w:val="000000"/>
-                <w:sz w:val="19"/>
-              </w:rPr>
-              <w:t xml:space="preserve">.   Priorité : 🔴 </w:t>
+                <w:sz w:val="19"/>
+              </w:rPr>
+              <w:t xml:space="preserve">.   Priorité : </w:t>
+            </w:r>
+            <w:r>
+              <w:rPr>
+                <w:rFonts w:ascii="Helvetica" w:hAnsi="Helvetica" w:cs="Helvetica" w:eastAsia="Helvetica"/>
+                <w:color w:val="C00000"/>
+                <w:sz w:val="19"/>
+              </w:rPr>
+              <w:t xml:space="preserve">●</w:t>
+            </w:r>
+            <w:r>
+              <w:rPr>
+                <w:rFonts w:ascii="Helvetica" w:hAnsi="Helvetica" w:cs="Helvetica" w:eastAsia="Helvetica"/>
+                <w:sz w:val="19"/>
+              </w:rPr>
+              <w:t xml:space="preserve"> </w:t>
             </w:r>
             <w:r>
               <w:rPr>
                 <w:rFonts w:ascii="Helvetica" w:hAnsi="Helvetica" w:cs="Helvetica" w:eastAsia="Helvetica"/>
                 <w:b/>
-                <w:color w:val="000000"/>
                 <w:sz w:val="19"/>
               </w:rPr>
               <w:t>P1</w:t>
@@ -9749,7 +9962,6 @@
             <w:r>
               <w:rPr>
                 <w:rFonts w:ascii="Helvetica" w:hAnsi="Helvetica" w:cs="Helvetica" w:eastAsia="Helvetica"/>
-                <w:color w:val="000000"/>
                 <w:sz w:val="19"/>
               </w:rPr>
               <w:t>.   Responsable : Conseil d'administration, Direction générale.</w:t>
@@ -9771,7 +9983,6 @@
               <w:rPr>
                 <w:rFonts w:ascii="Helvetica" w:hAnsi="Helvetica" w:cs="Helvetica" w:eastAsia="Helvetica"/>
                 <w:b/>
-                <w:color w:val="000000"/>
                 <w:sz w:val="19"/>
               </w:rPr>
               <w:t>Pour aller plus loin</w:t>
@@ -9789,7 +10000,6 @@
             <w:r>
               <w:rPr>
                 <w:rFonts w:ascii="Helvetica" w:hAnsi="Helvetica" w:cs="Helvetica" w:eastAsia="Helvetica"/>
-                <w:color w:val="000000"/>
                 <w:sz w:val="19"/>
               </w:rPr>
               <w:t>Rapport du 23/10/2026, diapositives 7, 149 et 154 à 156. Risque R1 de la cartographie.</w:t>
@@ -9840,7 +10050,6 @@
               <w:rPr>
                 <w:rFonts w:ascii="Helvetica" w:hAnsi="Helvetica" w:cs="Helvetica" w:eastAsia="Helvetica"/>
                 <w:b/>
-                <w:color w:val="000000"/>
                 <w:sz w:val="19"/>
               </w:rPr>
               <w:t>Ce qui a été constaté</w:t>
@@ -9858,7 +10067,6 @@
             <w:r>
               <w:rPr>
                 <w:rFonts w:ascii="Helvetica" w:hAnsi="Helvetica" w:cs="Helvetica" w:eastAsia="Helvetica"/>
-                <w:color w:val="000000"/>
                 <w:sz w:val="19"/>
               </w:rPr>
               <w:t>Plus des trois quarts des biens du FPPN (17 170 238 905 FCFA sur 21 925 420 866 FCFA) sont à plus de cinq ans ou à délai incertain. La clinique (7 083 534 565 FCFA), les terrains (5 245 896 750 FCFA) et la créance sur l'Hôpital de la Police (3 407 519 850 FCFA, inchangée depuis 2020) n'ont pas été évalués récemment.</w:t>
@@ -9880,7 +10088,6 @@
               <w:rPr>
                 <w:rFonts w:ascii="Helvetica" w:hAnsi="Helvetica" w:cs="Helvetica" w:eastAsia="Helvetica"/>
                 <w:b/>
-                <w:color w:val="000000"/>
                 <w:sz w:val="19"/>
               </w:rPr>
               <w:t>Pourquoi c'est important</w:t>
@@ -9898,7 +10105,6 @@
             <w:r>
               <w:rPr>
                 <w:rFonts w:ascii="Helvetica" w:hAnsi="Helvetica" w:cs="Helvetica" w:eastAsia="Helvetica"/>
-                <w:color w:val="000000"/>
                 <w:sz w:val="19"/>
               </w:rPr>
               <w:t>Un bien ne protège les adhérents que si on connaît sa vraie valeur et qu'on peut le transformer en argent.</w:t>
@@ -9920,7 +10126,6 @@
               <w:rPr>
                 <w:rFonts w:ascii="Helvetica" w:hAnsi="Helvetica" w:cs="Helvetica" w:eastAsia="Helvetica"/>
                 <w:b/>
-                <w:color w:val="000000"/>
                 <w:sz w:val="19"/>
               </w:rPr>
               <w:t>Commentaire</w:t>
@@ -9938,7 +10143,6 @@
             <w:r>
               <w:rPr>
                 <w:rFonts w:ascii="Helvetica" w:hAnsi="Helvetica" w:cs="Helvetica" w:eastAsia="Helvetica"/>
-                <w:color w:val="000000"/>
                 <w:sz w:val="19"/>
               </w:rPr>
               <w:t>Sur le papier, les biens couvrent 96,33 % des dettes connues. Sans les biens dont la valeur n'est pas établie, la couverture tombe à 27,19 %. La créance sur l'hôpital n'a reçu aucun remboursement depuis 2020.</w:t>
@@ -9960,7 +10164,6 @@
               <w:rPr>
                 <w:rFonts w:ascii="Helvetica" w:hAnsi="Helvetica" w:cs="Helvetica" w:eastAsia="Helvetica"/>
                 <w:b/>
-                <w:color w:val="000000"/>
                 <w:sz w:val="19"/>
               </w:rPr>
               <w:t>Ce que cela veut dire pour vous</w:t>
@@ -9980,7 +10183,6 @@
               <w:rPr>
                 <w:rFonts w:ascii="Helvetica" w:hAnsi="Helvetica" w:cs="Helvetica" w:eastAsia="Helvetica"/>
                 <w:b/>
-                <w:color w:val="000000"/>
                 <w:sz w:val="19"/>
               </w:rPr>
               <w:t>Les biens du FPPN sont surtout des bâtiments et des terrains : ils ne peuvent pas servir vite à vous payer.</w:t>
@@ -10002,7 +10204,6 @@
               <w:rPr>
                 <w:rFonts w:ascii="Helvetica" w:hAnsi="Helvetica" w:cs="Helvetica" w:eastAsia="Helvetica"/>
                 <w:b/>
-                <w:color w:val="000000"/>
                 <w:sz w:val="19"/>
               </w:rPr>
               <w:t>Plan d'actions</w:t>
@@ -10020,7 +10221,6 @@
             <w:r>
               <w:rPr>
                 <w:rFonts w:ascii="Helvetica" w:hAnsi="Helvetica" w:cs="Helvetica" w:eastAsia="Helvetica"/>
-                <w:color w:val="000000"/>
                 <w:sz w:val="19"/>
               </w:rPr>
               <w:t>• Faire évaluer la clinique et les terrains par un expert.</w:t>
@@ -10044,7 +10244,6 @@
               <w:rPr>
                 <w:rFonts w:ascii="Helvetica" w:hAnsi="Helvetica" w:cs="Helvetica" w:eastAsia="Helvetica"/>
                 <w:b/>
-                <w:color w:val="000000"/>
                 <w:sz w:val="19"/>
               </w:rPr>
               <w:t>Classement</w:t>
@@ -10062,7 +10261,6 @@
             <w:r>
               <w:rPr>
                 <w:rFonts w:ascii="Helvetica" w:hAnsi="Helvetica" w:cs="Helvetica" w:eastAsia="Helvetica"/>
-                <w:color w:val="000000"/>
                 <w:sz w:val="19"/>
               </w:rPr>
               <w:t xml:space="preserve">Complexité : </w:t>
@@ -10071,7 +10269,6 @@
               <w:rPr>
                 <w:rFonts w:ascii="Helvetica" w:hAnsi="Helvetica" w:cs="Helvetica" w:eastAsia="Helvetica"/>
                 <w:b/>
-                <w:color w:val="000000"/>
                 <w:sz w:val="19"/>
               </w:rPr>
               <w:t>Élevée</w:t>
@@ -10079,16 +10276,29 @@
             <w:r>
               <w:rPr>
                 <w:rFonts w:ascii="Helvetica" w:hAnsi="Helvetica" w:cs="Helvetica" w:eastAsia="Helvetica"/>
-                <w:color w:val="000000"/>
-                <w:sz w:val="19"/>
-              </w:rPr>
-              <w:t xml:space="preserve">.   Priorité : 🟠 </w:t>
+                <w:sz w:val="19"/>
+              </w:rPr>
+              <w:t xml:space="preserve">.   Priorité : </w:t>
+            </w:r>
+            <w:r>
+              <w:rPr>
+                <w:rFonts w:ascii="Helvetica" w:hAnsi="Helvetica" w:cs="Helvetica" w:eastAsia="Helvetica"/>
+                <w:color w:val="ED7D31"/>
+                <w:sz w:val="19"/>
+              </w:rPr>
+              <w:t xml:space="preserve">●</w:t>
+            </w:r>
+            <w:r>
+              <w:rPr>
+                <w:rFonts w:ascii="Helvetica" w:hAnsi="Helvetica" w:cs="Helvetica" w:eastAsia="Helvetica"/>
+                <w:sz w:val="19"/>
+              </w:rPr>
+              <w:t xml:space="preserve"> </w:t>
             </w:r>
             <w:r>
               <w:rPr>
                 <w:rFonts w:ascii="Helvetica" w:hAnsi="Helvetica" w:cs="Helvetica" w:eastAsia="Helvetica"/>
                 <w:b/>
-                <w:color w:val="000000"/>
                 <w:sz w:val="19"/>
               </w:rPr>
               <w:t>P2</w:t>
@@ -10096,7 +10306,6 @@
             <w:r>
               <w:rPr>
                 <w:rFonts w:ascii="Helvetica" w:hAnsi="Helvetica" w:cs="Helvetica" w:eastAsia="Helvetica"/>
-                <w:color w:val="000000"/>
                 <w:sz w:val="19"/>
               </w:rPr>
               <w:t>.   Responsable : Direction générale, Conseil d'administration.</w:t>
@@ -10118,7 +10327,6 @@
               <w:rPr>
                 <w:rFonts w:ascii="Helvetica" w:hAnsi="Helvetica" w:cs="Helvetica" w:eastAsia="Helvetica"/>
                 <w:b/>
-                <w:color w:val="000000"/>
                 <w:sz w:val="19"/>
               </w:rPr>
               <w:t>Pour aller plus loin</w:t>
@@ -10136,7 +10344,6 @@
             <w:r>
               <w:rPr>
                 <w:rFonts w:ascii="Helvetica" w:hAnsi="Helvetica" w:cs="Helvetica" w:eastAsia="Helvetica"/>
-                <w:color w:val="000000"/>
                 <w:sz w:val="19"/>
               </w:rPr>
               <w:t>Rapport du 23/10/2026, diapositives 148 à 152. Risque R1 de la cartographie.</w:t>
@@ -10187,7 +10394,6 @@
               <w:rPr>
                 <w:rFonts w:ascii="Helvetica" w:hAnsi="Helvetica" w:cs="Helvetica" w:eastAsia="Helvetica"/>
                 <w:b/>
-                <w:color w:val="000000"/>
                 <w:sz w:val="19"/>
               </w:rPr>
               <w:t>Ce qui a été constaté</w:t>
@@ -10205,7 +10411,6 @@
             <w:r>
               <w:rPr>
                 <w:rFonts w:ascii="Helvetica" w:hAnsi="Helvetica" w:cs="Helvetica" w:eastAsia="Helvetica"/>
-                <w:color w:val="000000"/>
                 <w:sz w:val="19"/>
               </w:rPr>
               <w:t>Au 31/08/2026, 2 356 399 123 FCFA restent sur des comptes courants qui ne rapportent rien.</w:t>
@@ -10227,7 +10432,6 @@
               <w:rPr>
                 <w:rFonts w:ascii="Helvetica" w:hAnsi="Helvetica" w:cs="Helvetica" w:eastAsia="Helvetica"/>
                 <w:b/>
-                <w:color w:val="000000"/>
                 <w:sz w:val="19"/>
               </w:rPr>
               <w:t>Pourquoi c'est important</w:t>
@@ -10245,7 +10449,6 @@
             <w:r>
               <w:rPr>
                 <w:rFonts w:ascii="Helvetica" w:hAnsi="Helvetica" w:cs="Helvetica" w:eastAsia="Helvetica"/>
-                <w:color w:val="000000"/>
                 <w:sz w:val="19"/>
               </w:rPr>
               <w:t>La réglementation demande aux mutuelles qui gèrent de l'épargne de limiter ces soldes non rémunérés.</w:t>
@@ -10267,7 +10470,6 @@
               <w:rPr>
                 <w:rFonts w:ascii="Helvetica" w:hAnsi="Helvetica" w:cs="Helvetica" w:eastAsia="Helvetica"/>
                 <w:b/>
-                <w:color w:val="000000"/>
                 <w:sz w:val="19"/>
               </w:rPr>
               <w:t>Commentaire</w:t>
@@ -10285,7 +10487,6 @@
             <w:r>
               <w:rPr>
                 <w:rFonts w:ascii="Helvetica" w:hAnsi="Helvetica" w:cs="Helvetica" w:eastAsia="Helvetica"/>
-                <w:color w:val="000000"/>
                 <w:sz w:val="19"/>
               </w:rPr>
               <w:t>Une partie de cet argent peut être placée à court terme sans perdre sa disponibilité, ce qui aiderait à payer les intérêts de l'épargne.</w:t>
@@ -10307,7 +10508,6 @@
               <w:rPr>
                 <w:rFonts w:ascii="Helvetica" w:hAnsi="Helvetica" w:cs="Helvetica" w:eastAsia="Helvetica"/>
                 <w:b/>
-                <w:color w:val="000000"/>
                 <w:sz w:val="19"/>
               </w:rPr>
               <w:t>Ce que cela veut dire pour vous</w:t>
@@ -10327,7 +10527,6 @@
               <w:rPr>
                 <w:rFonts w:ascii="Helvetica" w:hAnsi="Helvetica" w:cs="Helvetica" w:eastAsia="Helvetica"/>
                 <w:b/>
-                <w:color w:val="000000"/>
                 <w:sz w:val="19"/>
               </w:rPr>
               <w:t>Une partie de l'argent peut travailler pour vous sans être bloquée.</w:t>
@@ -10349,7 +10548,6 @@
               <w:rPr>
                 <w:rFonts w:ascii="Helvetica" w:hAnsi="Helvetica" w:cs="Helvetica" w:eastAsia="Helvetica"/>
                 <w:b/>
-                <w:color w:val="000000"/>
                 <w:sz w:val="19"/>
               </w:rPr>
               <w:t>Plan d'actions</w:t>
@@ -10367,7 +10565,6 @@
             <w:r>
               <w:rPr>
                 <w:rFonts w:ascii="Helvetica" w:hAnsi="Helvetica" w:cs="Helvetica" w:eastAsia="Helvetica"/>
-                <w:color w:val="000000"/>
                 <w:sz w:val="19"/>
               </w:rPr>
               <w:t>• Placer à court terme la part de trésorerie qui n'est pas nécessaire aux paiements du mois.</w:t>
@@ -10389,7 +10586,6 @@
               <w:rPr>
                 <w:rFonts w:ascii="Helvetica" w:hAnsi="Helvetica" w:cs="Helvetica" w:eastAsia="Helvetica"/>
                 <w:b/>
-                <w:color w:val="000000"/>
                 <w:sz w:val="19"/>
               </w:rPr>
               <w:t>Classement</w:t>
@@ -10407,7 +10603,6 @@
             <w:r>
               <w:rPr>
                 <w:rFonts w:ascii="Helvetica" w:hAnsi="Helvetica" w:cs="Helvetica" w:eastAsia="Helvetica"/>
-                <w:color w:val="000000"/>
                 <w:sz w:val="19"/>
               </w:rPr>
               <w:t xml:space="preserve">Complexité : </w:t>
@@ -10416,7 +10611,6 @@
               <w:rPr>
                 <w:rFonts w:ascii="Helvetica" w:hAnsi="Helvetica" w:cs="Helvetica" w:eastAsia="Helvetica"/>
                 <w:b/>
-                <w:color w:val="000000"/>
                 <w:sz w:val="19"/>
               </w:rPr>
               <w:t>Faible</w:t>
@@ -10424,16 +10618,29 @@
             <w:r>
               <w:rPr>
                 <w:rFonts w:ascii="Helvetica" w:hAnsi="Helvetica" w:cs="Helvetica" w:eastAsia="Helvetica"/>
-                <w:color w:val="000000"/>
-                <w:sz w:val="19"/>
-              </w:rPr>
-              <w:t xml:space="preserve">.   Priorité : 🟡 </w:t>
+                <w:sz w:val="19"/>
+              </w:rPr>
+              <w:t xml:space="preserve">.   Priorité : </w:t>
+            </w:r>
+            <w:r>
+              <w:rPr>
+                <w:rFonts w:ascii="Helvetica" w:hAnsi="Helvetica" w:cs="Helvetica" w:eastAsia="Helvetica"/>
+                <w:color w:val="FFC000"/>
+                <w:sz w:val="19"/>
+              </w:rPr>
+              <w:t xml:space="preserve">●</w:t>
+            </w:r>
+            <w:r>
+              <w:rPr>
+                <w:rFonts w:ascii="Helvetica" w:hAnsi="Helvetica" w:cs="Helvetica" w:eastAsia="Helvetica"/>
+                <w:sz w:val="19"/>
+              </w:rPr>
+              <w:t xml:space="preserve"> </w:t>
             </w:r>
             <w:r>
               <w:rPr>
                 <w:rFonts w:ascii="Helvetica" w:hAnsi="Helvetica" w:cs="Helvetica" w:eastAsia="Helvetica"/>
                 <w:b/>
-                <w:color w:val="000000"/>
                 <w:sz w:val="19"/>
               </w:rPr>
               <w:t>P3</w:t>
@@ -10441,7 +10648,6 @@
             <w:r>
               <w:rPr>
                 <w:rFonts w:ascii="Helvetica" w:hAnsi="Helvetica" w:cs="Helvetica" w:eastAsia="Helvetica"/>
-                <w:color w:val="000000"/>
                 <w:sz w:val="19"/>
               </w:rPr>
               <w:t>.   Responsable : Direction générale.</w:t>
@@ -10463,7 +10669,6 @@
               <w:rPr>
                 <w:rFonts w:ascii="Helvetica" w:hAnsi="Helvetica" w:cs="Helvetica" w:eastAsia="Helvetica"/>
                 <w:b/>
-                <w:color w:val="000000"/>
                 <w:sz w:val="19"/>
               </w:rPr>
               <w:t>Pour aller plus loin</w:t>
@@ -10481,7 +10686,6 @@
             <w:r>
               <w:rPr>
                 <w:rFonts w:ascii="Helvetica" w:hAnsi="Helvetica" w:cs="Helvetica" w:eastAsia="Helvetica"/>
-                <w:color w:val="000000"/>
                 <w:sz w:val="19"/>
               </w:rPr>
               <w:t>Rapport du 23/10/2026, diapositives 165.</w:t>
@@ -10540,7 +10744,6 @@
               <w:rPr>
                 <w:rFonts w:ascii="Helvetica" w:hAnsi="Helvetica" w:cs="Helvetica" w:eastAsia="Helvetica"/>
                 <w:b/>
-                <w:color w:val="000000"/>
                 <w:sz w:val="19"/>
               </w:rPr>
               <w:t>Ce qui a été constaté</w:t>
@@ -10558,7 +10761,6 @@
             <w:r>
               <w:rPr>
                 <w:rFonts w:ascii="Helvetica" w:hAnsi="Helvetica" w:cs="Helvetica" w:eastAsia="Helvetica"/>
-                <w:color w:val="000000"/>
                 <w:sz w:val="19"/>
               </w:rPr>
               <w:t>Sur les 36 indicateurs fixés par la réglementation (Décision n° 05/2022), 14 ne sont pas respectés de 2022 à 2025, 7 sont respectés et 15 n'ont pas pu être vérifiés faute de documents. En 2025, la réserve obligatoire couvre 5,01 mois de prestations pour un minimum de 6 mois, la liquidité vaut 0,13 et les fonds propres 0,22, pour un minimum de 1.</w:t>
@@ -10580,7 +10782,6 @@
               <w:rPr>
                 <w:rFonts w:ascii="Helvetica" w:hAnsi="Helvetica" w:cs="Helvetica" w:eastAsia="Helvetica"/>
                 <w:b/>
-                <w:color w:val="000000"/>
                 <w:sz w:val="19"/>
               </w:rPr>
               <w:t>Pourquoi c'est important</w:t>
@@ -10598,7 +10799,6 @@
             <w:r>
               <w:rPr>
                 <w:rFonts w:ascii="Helvetica" w:hAnsi="Helvetica" w:cs="Helvetica" w:eastAsia="Helvetica"/>
-                <w:color w:val="000000"/>
                 <w:sz w:val="19"/>
               </w:rPr>
               <w:t>Si un indicateur n'est pas respecté deux années de suite, l'AIRMS peut retirer l'agrément du FPPN (règlement n° 07/2009, art. 84). Ce n'est pas automatique.</w:t>
@@ -10620,7 +10820,6 @@
               <w:rPr>
                 <w:rFonts w:ascii="Helvetica" w:hAnsi="Helvetica" w:cs="Helvetica" w:eastAsia="Helvetica"/>
                 <w:b/>
-                <w:color w:val="000000"/>
                 <w:sz w:val="19"/>
               </w:rPr>
               <w:t>Commentaire</w:t>
@@ -10638,7 +10837,6 @@
             <w:r>
               <w:rPr>
                 <w:rFonts w:ascii="Helvetica" w:hAnsi="Helvetica" w:cs="Helvetica" w:eastAsia="Helvetica"/>
-                <w:color w:val="000000"/>
                 <w:sz w:val="19"/>
               </w:rPr>
               <w:t>Deux points méritent d'être nuancés. D'abord, la liquidité dépend du classement de l'épargne : classée comme le prévoit le plan comptable des mutuelles, elle devient conforme en 2025 (1,15). Ensuite, le taux d'excédent dépasse le plafond de 5 % de 2020 à 2025 alors que les fonds propres sont négatifs : ces excédents servent à combler les pertes passées. Le vrai problème reste l'épargne et la liquidité, pas un seul ratio.</w:t>
@@ -10660,7 +10858,6 @@
               <w:rPr>
                 <w:rFonts w:ascii="Helvetica" w:hAnsi="Helvetica" w:cs="Helvetica" w:eastAsia="Helvetica"/>
                 <w:b/>
-                <w:color w:val="000000"/>
                 <w:sz w:val="19"/>
               </w:rPr>
               <w:t>Ce que cela veut dire pour vous</w:t>
@@ -10680,7 +10877,6 @@
               <w:rPr>
                 <w:rFonts w:ascii="Helvetica" w:hAnsi="Helvetica" w:cs="Helvetica" w:eastAsia="Helvetica"/>
                 <w:b/>
-                <w:color w:val="000000"/>
                 <w:sz w:val="19"/>
               </w:rPr>
               <w:t>C'est l'enjeu principal : la continuité du FPPN dépend du respect de ces règles.</w:t>
@@ -10702,7 +10898,6 @@
               <w:rPr>
                 <w:rFonts w:ascii="Helvetica" w:hAnsi="Helvetica" w:cs="Helvetica" w:eastAsia="Helvetica"/>
                 <w:b/>
-                <w:color w:val="000000"/>
                 <w:sz w:val="19"/>
               </w:rPr>
               <w:t>Plan d'actions</w:t>
@@ -10720,7 +10915,6 @@
             <w:r>
               <w:rPr>
                 <w:rFonts w:ascii="Helvetica" w:hAnsi="Helvetica" w:cs="Helvetica" w:eastAsia="Helvetica"/>
-                <w:color w:val="000000"/>
                 <w:sz w:val="19"/>
               </w:rPr>
               <w:t>• Présenter à l'AIRMS un plan de mise en conformité avec des objectifs chiffrés par indicateur sur trois exercices, validé par le conseil d'administration.</w:t>
@@ -10744,7 +10938,6 @@
               <w:rPr>
                 <w:rFonts w:ascii="Helvetica" w:hAnsi="Helvetica" w:cs="Helvetica" w:eastAsia="Helvetica"/>
                 <w:b/>
-                <w:color w:val="000000"/>
                 <w:sz w:val="19"/>
               </w:rPr>
               <w:t>Classement</w:t>
@@ -10762,7 +10955,6 @@
             <w:r>
               <w:rPr>
                 <w:rFonts w:ascii="Helvetica" w:hAnsi="Helvetica" w:cs="Helvetica" w:eastAsia="Helvetica"/>
-                <w:color w:val="000000"/>
                 <w:sz w:val="19"/>
               </w:rPr>
               <w:t xml:space="preserve">Complexité : </w:t>
@@ -10771,7 +10963,6 @@
               <w:rPr>
                 <w:rFonts w:ascii="Helvetica" w:hAnsi="Helvetica" w:cs="Helvetica" w:eastAsia="Helvetica"/>
                 <w:b/>
-                <w:color w:val="000000"/>
                 <w:sz w:val="19"/>
               </w:rPr>
               <w:t>Élevée</w:t>
@@ -10779,16 +10970,29 @@
             <w:r>
               <w:rPr>
                 <w:rFonts w:ascii="Helvetica" w:hAnsi="Helvetica" w:cs="Helvetica" w:eastAsia="Helvetica"/>
-                <w:color w:val="000000"/>
-                <w:sz w:val="19"/>
-              </w:rPr>
-              <w:t xml:space="preserve">.   Priorité : 🔴 </w:t>
+                <w:sz w:val="19"/>
+              </w:rPr>
+              <w:t xml:space="preserve">.   Priorité : </w:t>
+            </w:r>
+            <w:r>
+              <w:rPr>
+                <w:rFonts w:ascii="Helvetica" w:hAnsi="Helvetica" w:cs="Helvetica" w:eastAsia="Helvetica"/>
+                <w:color w:val="C00000"/>
+                <w:sz w:val="19"/>
+              </w:rPr>
+              <w:t xml:space="preserve">●</w:t>
+            </w:r>
+            <w:r>
+              <w:rPr>
+                <w:rFonts w:ascii="Helvetica" w:hAnsi="Helvetica" w:cs="Helvetica" w:eastAsia="Helvetica"/>
+                <w:sz w:val="19"/>
+              </w:rPr>
+              <w:t xml:space="preserve"> </w:t>
             </w:r>
             <w:r>
               <w:rPr>
                 <w:rFonts w:ascii="Helvetica" w:hAnsi="Helvetica" w:cs="Helvetica" w:eastAsia="Helvetica"/>
                 <w:b/>
-                <w:color w:val="000000"/>
                 <w:sz w:val="19"/>
               </w:rPr>
               <w:t>P1</w:t>
@@ -10796,7 +11000,6 @@
             <w:r>
               <w:rPr>
                 <w:rFonts w:ascii="Helvetica" w:hAnsi="Helvetica" w:cs="Helvetica" w:eastAsia="Helvetica"/>
-                <w:color w:val="000000"/>
                 <w:sz w:val="19"/>
               </w:rPr>
               <w:t>.   Responsable : Conseil d'administration, Direction générale.</w:t>
@@ -10818,7 +11021,6 @@
               <w:rPr>
                 <w:rFonts w:ascii="Helvetica" w:hAnsi="Helvetica" w:cs="Helvetica" w:eastAsia="Helvetica"/>
                 <w:b/>
-                <w:color w:val="000000"/>
                 <w:sz w:val="19"/>
               </w:rPr>
               <w:t>Pour aller plus loin</w:t>
@@ -10836,7 +11038,6 @@
             <w:r>
               <w:rPr>
                 <w:rFonts w:ascii="Helvetica" w:hAnsi="Helvetica" w:cs="Helvetica" w:eastAsia="Helvetica"/>
-                <w:color w:val="000000"/>
                 <w:sz w:val="19"/>
               </w:rPr>
               <w:t>Rapport du 23/10/2026, diapositives 10, 13, 178 et 184. Risque R2 de la cartographie.</w:t>
@@ -10887,7 +11088,6 @@
               <w:rPr>
                 <w:rFonts w:ascii="Helvetica" w:hAnsi="Helvetica" w:cs="Helvetica" w:eastAsia="Helvetica"/>
                 <w:b/>
-                <w:color w:val="000000"/>
                 <w:sz w:val="19"/>
               </w:rPr>
               <w:t>Ce qui a été constaté</w:t>
@@ -10905,7 +11105,6 @@
             <w:r>
               <w:rPr>
                 <w:rFonts w:ascii="Helvetica" w:hAnsi="Helvetica" w:cs="Helvetica" w:eastAsia="Helvetica"/>
-                <w:color w:val="000000"/>
                 <w:sz w:val="19"/>
               </w:rPr>
               <w:t>Les fonds propres sont négatifs à chaque clôture depuis 2020 : environ -6,7 milliards de FCFA fin 2020 (-6 743 081 733 FCFA), -438 242 200 FCFA fin 2025 et -879 498 700 FCFA au 31/08/2026.</w:t>
@@ -10927,7 +11126,6 @@
               <w:rPr>
                 <w:rFonts w:ascii="Helvetica" w:hAnsi="Helvetica" w:cs="Helvetica" w:eastAsia="Helvetica"/>
                 <w:b/>
-                <w:color w:val="000000"/>
                 <w:sz w:val="19"/>
               </w:rPr>
               <w:t>Pourquoi c'est important</w:t>
@@ -10945,7 +11143,6 @@
             <w:r>
               <w:rPr>
                 <w:rFonts w:ascii="Helvetica" w:hAnsi="Helvetica" w:cs="Helvetica" w:eastAsia="Helvetica"/>
-                <w:color w:val="000000"/>
                 <w:sz w:val="19"/>
               </w:rPr>
               <w:t>Les fonds propres sont le coussin qui absorbe un coup dur. Négatifs, ils signifient que les pertes passées dépassent les réserves.</w:t>
@@ -10967,7 +11164,6 @@
               <w:rPr>
                 <w:rFonts w:ascii="Helvetica" w:hAnsi="Helvetica" w:cs="Helvetica" w:eastAsia="Helvetica"/>
                 <w:b/>
-                <w:color w:val="000000"/>
                 <w:sz w:val="19"/>
               </w:rPr>
               <w:t>Commentaire</w:t>
@@ -10985,7 +11181,6 @@
             <w:r>
               <w:rPr>
                 <w:rFonts w:ascii="Helvetica" w:hAnsi="Helvetica" w:cs="Helvetica" w:eastAsia="Helvetica"/>
-                <w:color w:val="000000"/>
                 <w:sz w:val="19"/>
               </w:rPr>
               <w:t>La tendance était bonne jusqu'en 2025 grâce aux excédents. Le déficit des huit premiers mois de 2026 (-441 256 500 FCFA) l'interrompt. À titre d'illustration, si les provisions étaient remises à leur juste niveau (constat 1) et si les intérêts dus et les pertes sur prêts étaient comptabilisés (constats 4 et 6), les fonds propres du 31/08/2026 deviendraient positifs d'environ 637 millions de FCFA (637 288 568 FCFA). Une partie du problème vient donc du rangement des comptes.</w:t>
@@ -11007,7 +11202,6 @@
               <w:rPr>
                 <w:rFonts w:ascii="Helvetica" w:hAnsi="Helvetica" w:cs="Helvetica" w:eastAsia="Helvetica"/>
                 <w:b/>
-                <w:color w:val="000000"/>
                 <w:sz w:val="19"/>
               </w:rPr>
               <w:t>Ce que cela veut dire pour vous</w:t>
@@ -11027,7 +11221,6 @@
               <w:rPr>
                 <w:rFonts w:ascii="Helvetica" w:hAnsi="Helvetica" w:cs="Helvetica" w:eastAsia="Helvetica"/>
                 <w:b/>
-                <w:color w:val="000000"/>
                 <w:sz w:val="19"/>
               </w:rPr>
               <w:t>Le FPPN n'a pas encore de réserve pour faire face à une mauvaise année.</w:t>
@@ -11049,7 +11242,6 @@
               <w:rPr>
                 <w:rFonts w:ascii="Helvetica" w:hAnsi="Helvetica" w:cs="Helvetica" w:eastAsia="Helvetica"/>
                 <w:b/>
-                <w:color w:val="000000"/>
                 <w:sz w:val="19"/>
               </w:rPr>
               <w:t>Plan d'actions</w:t>
@@ -11067,7 +11259,6 @@
             <w:r>
               <w:rPr>
                 <w:rFonts w:ascii="Helvetica" w:hAnsi="Helvetica" w:cs="Helvetica" w:eastAsia="Helvetica"/>
-                <w:color w:val="000000"/>
                 <w:sz w:val="19"/>
               </w:rPr>
               <w:t>• Affecter les excédents futurs aux réserves.</w:t>
@@ -11091,7 +11282,6 @@
               <w:rPr>
                 <w:rFonts w:ascii="Helvetica" w:hAnsi="Helvetica" w:cs="Helvetica" w:eastAsia="Helvetica"/>
                 <w:b/>
-                <w:color w:val="000000"/>
                 <w:sz w:val="19"/>
               </w:rPr>
               <w:t>Classement</w:t>
@@ -11109,7 +11299,6 @@
             <w:r>
               <w:rPr>
                 <w:rFonts w:ascii="Helvetica" w:hAnsi="Helvetica" w:cs="Helvetica" w:eastAsia="Helvetica"/>
-                <w:color w:val="000000"/>
                 <w:sz w:val="19"/>
               </w:rPr>
               <w:t xml:space="preserve">Complexité : </w:t>
@@ -11118,7 +11307,6 @@
               <w:rPr>
                 <w:rFonts w:ascii="Helvetica" w:hAnsi="Helvetica" w:cs="Helvetica" w:eastAsia="Helvetica"/>
                 <w:b/>
-                <w:color w:val="000000"/>
                 <w:sz w:val="19"/>
               </w:rPr>
               <w:t>Moyenne</w:t>
@@ -11126,16 +11314,29 @@
             <w:r>
               <w:rPr>
                 <w:rFonts w:ascii="Helvetica" w:hAnsi="Helvetica" w:cs="Helvetica" w:eastAsia="Helvetica"/>
-                <w:color w:val="000000"/>
-                <w:sz w:val="19"/>
-              </w:rPr>
-              <w:t xml:space="preserve">.   Priorité : 🟠 </w:t>
+                <w:sz w:val="19"/>
+              </w:rPr>
+              <w:t xml:space="preserve">.   Priorité : </w:t>
+            </w:r>
+            <w:r>
+              <w:rPr>
+                <w:rFonts w:ascii="Helvetica" w:hAnsi="Helvetica" w:cs="Helvetica" w:eastAsia="Helvetica"/>
+                <w:color w:val="ED7D31"/>
+                <w:sz w:val="19"/>
+              </w:rPr>
+              <w:t xml:space="preserve">●</w:t>
+            </w:r>
+            <w:r>
+              <w:rPr>
+                <w:rFonts w:ascii="Helvetica" w:hAnsi="Helvetica" w:cs="Helvetica" w:eastAsia="Helvetica"/>
+                <w:sz w:val="19"/>
+              </w:rPr>
+              <w:t xml:space="preserve"> </w:t>
             </w:r>
             <w:r>
               <w:rPr>
                 <w:rFonts w:ascii="Helvetica" w:hAnsi="Helvetica" w:cs="Helvetica" w:eastAsia="Helvetica"/>
                 <w:b/>
-                <w:color w:val="000000"/>
                 <w:sz w:val="19"/>
               </w:rPr>
               <w:t>P2</w:t>
@@ -11143,7 +11344,6 @@
             <w:r>
               <w:rPr>
                 <w:rFonts w:ascii="Helvetica" w:hAnsi="Helvetica" w:cs="Helvetica" w:eastAsia="Helvetica"/>
-                <w:color w:val="000000"/>
                 <w:sz w:val="19"/>
               </w:rPr>
               <w:t>.   Responsable : Assemblée générale, Conseil d'administration.</w:t>
@@ -11165,7 +11365,6 @@
               <w:rPr>
                 <w:rFonts w:ascii="Helvetica" w:hAnsi="Helvetica" w:cs="Helvetica" w:eastAsia="Helvetica"/>
                 <w:b/>
-                <w:color w:val="000000"/>
                 <w:sz w:val="19"/>
               </w:rPr>
               <w:t>À confirmer</w:t>
@@ -11183,7 +11382,6 @@
             <w:r>
               <w:rPr>
                 <w:rFonts w:ascii="Helvetica" w:hAnsi="Helvetica" w:cs="Helvetica" w:eastAsia="Helvetica"/>
-                <w:color w:val="000000"/>
                 <w:sz w:val="19"/>
               </w:rPr>
               <w:t>Le montant de 637 288 568 FCFA est une illustration : le reclassement exige une décision des organes et l'avis de l'AIRMS.</w:t>
@@ -11205,7 +11403,6 @@
               <w:rPr>
                 <w:rFonts w:ascii="Helvetica" w:hAnsi="Helvetica" w:cs="Helvetica" w:eastAsia="Helvetica"/>
                 <w:b/>
-                <w:color w:val="000000"/>
                 <w:sz w:val="19"/>
               </w:rPr>
               <w:t>Pour aller plus loin</w:t>
@@ -11223,7 +11420,6 @@
             <w:r>
               <w:rPr>
                 <w:rFonts w:ascii="Helvetica" w:hAnsi="Helvetica" w:cs="Helvetica" w:eastAsia="Helvetica"/>
-                <w:color w:val="000000"/>
                 <w:sz w:val="19"/>
               </w:rPr>
               <w:t>Rapport du 23/10/2026, diapositives 160 et 161. Risque R6 de la cartographie.</w:t>
@@ -11274,7 +11470,6 @@
               <w:rPr>
                 <w:rFonts w:ascii="Helvetica" w:hAnsi="Helvetica" w:cs="Helvetica" w:eastAsia="Helvetica"/>
                 <w:b/>
-                <w:color w:val="000000"/>
                 <w:sz w:val="19"/>
               </w:rPr>
               <w:t>Ce qui a été constaté</w:t>
@@ -11292,7 +11487,6 @@
             <w:r>
               <w:rPr>
                 <w:rFonts w:ascii="Helvetica" w:hAnsi="Helvetica" w:cs="Helvetica" w:eastAsia="Helvetica"/>
-                <w:color w:val="000000"/>
                 <w:sz w:val="19"/>
               </w:rPr>
               <w:t>En 2025, les frais de fonctionnement représentent 36,34 % des cotisations, et 44,12 % sur les huit premiers mois de 2026, pour un maximum réglementaire de 20 %.</w:t>
@@ -11314,7 +11508,6 @@
               <w:rPr>
                 <w:rFonts w:ascii="Helvetica" w:hAnsi="Helvetica" w:cs="Helvetica" w:eastAsia="Helvetica"/>
                 <w:b/>
-                <w:color w:val="000000"/>
                 <w:sz w:val="19"/>
               </w:rPr>
               <w:t>Pourquoi c'est important</w:t>
@@ -11332,7 +11525,6 @@
             <w:r>
               <w:rPr>
                 <w:rFonts w:ascii="Helvetica" w:hAnsi="Helvetica" w:cs="Helvetica" w:eastAsia="Helvetica"/>
-                <w:color w:val="000000"/>
                 <w:sz w:val="19"/>
               </w:rPr>
               <w:t>Chaque franc de frais est un franc qui ne sert pas aux soins, aux allocations ou à l'épargne.</w:t>
@@ -11354,7 +11546,6 @@
               <w:rPr>
                 <w:rFonts w:ascii="Helvetica" w:hAnsi="Helvetica" w:cs="Helvetica" w:eastAsia="Helvetica"/>
                 <w:b/>
-                <w:color w:val="000000"/>
                 <w:sz w:val="19"/>
               </w:rPr>
               <w:t>Commentaire</w:t>
@@ -11372,7 +11563,6 @@
             <w:r>
               <w:rPr>
                 <w:rFonts w:ascii="Helvetica" w:hAnsi="Helvetica" w:cs="Helvetica" w:eastAsia="Helvetica"/>
-                <w:color w:val="000000"/>
                 <w:sz w:val="19"/>
               </w:rPr>
               <w:t>Le taux baisse de 84,31 % en 2020 à 36,34 % en 2025, grâce à la hausse des cotisations. Il remonte en 2026. Les frais couvrent le personnel, les indemnités des organes, le fonctionnement et les amortissements.</w:t>
@@ -11394,7 +11584,6 @@
               <w:rPr>
                 <w:rFonts w:ascii="Helvetica" w:hAnsi="Helvetica" w:cs="Helvetica" w:eastAsia="Helvetica"/>
                 <w:b/>
-                <w:color w:val="000000"/>
                 <w:sz w:val="19"/>
               </w:rPr>
               <w:t>Ce que cela veut dire pour vous</w:t>
@@ -11414,7 +11603,6 @@
               <w:rPr>
                 <w:rFonts w:ascii="Helvetica" w:hAnsi="Helvetica" w:cs="Helvetica" w:eastAsia="Helvetica"/>
                 <w:b/>
-                <w:color w:val="000000"/>
                 <w:sz w:val="19"/>
               </w:rPr>
               <w:t>Une plus grande part de vos cotisations doit revenir en prestations.</w:t>
@@ -11436,7 +11624,6 @@
               <w:rPr>
                 <w:rFonts w:ascii="Helvetica" w:hAnsi="Helvetica" w:cs="Helvetica" w:eastAsia="Helvetica"/>
                 <w:b/>
-                <w:color w:val="000000"/>
                 <w:sz w:val="19"/>
               </w:rPr>
               <w:t>Plan d'actions</w:t>
@@ -11454,7 +11641,6 @@
             <w:r>
               <w:rPr>
                 <w:rFonts w:ascii="Helvetica" w:hAnsi="Helvetica" w:cs="Helvetica" w:eastAsia="Helvetica"/>
-                <w:color w:val="000000"/>
                 <w:sz w:val="19"/>
               </w:rPr>
               <w:t>• Fixer un budget de fonctionnement avec un objectif de baisse vers 20 % des cotisations.</w:t>
@@ -11478,7 +11664,6 @@
               <w:rPr>
                 <w:rFonts w:ascii="Helvetica" w:hAnsi="Helvetica" w:cs="Helvetica" w:eastAsia="Helvetica"/>
                 <w:b/>
-                <w:color w:val="000000"/>
                 <w:sz w:val="19"/>
               </w:rPr>
               <w:t>Classement</w:t>
@@ -11496,7 +11681,6 @@
             <w:r>
               <w:rPr>
                 <w:rFonts w:ascii="Helvetica" w:hAnsi="Helvetica" w:cs="Helvetica" w:eastAsia="Helvetica"/>
-                <w:color w:val="000000"/>
                 <w:sz w:val="19"/>
               </w:rPr>
               <w:t xml:space="preserve">Complexité : </w:t>
@@ -11505,7 +11689,6 @@
               <w:rPr>
                 <w:rFonts w:ascii="Helvetica" w:hAnsi="Helvetica" w:cs="Helvetica" w:eastAsia="Helvetica"/>
                 <w:b/>
-                <w:color w:val="000000"/>
                 <w:sz w:val="19"/>
               </w:rPr>
               <w:t>Moyenne</w:t>
@@ -11513,16 +11696,29 @@
             <w:r>
               <w:rPr>
                 <w:rFonts w:ascii="Helvetica" w:hAnsi="Helvetica" w:cs="Helvetica" w:eastAsia="Helvetica"/>
-                <w:color w:val="000000"/>
-                <w:sz w:val="19"/>
-              </w:rPr>
-              <w:t xml:space="preserve">.   Priorité : 🟡 </w:t>
+                <w:sz w:val="19"/>
+              </w:rPr>
+              <w:t xml:space="preserve">.   Priorité : </w:t>
+            </w:r>
+            <w:r>
+              <w:rPr>
+                <w:rFonts w:ascii="Helvetica" w:hAnsi="Helvetica" w:cs="Helvetica" w:eastAsia="Helvetica"/>
+                <w:color w:val="FFC000"/>
+                <w:sz w:val="19"/>
+              </w:rPr>
+              <w:t xml:space="preserve">●</w:t>
+            </w:r>
+            <w:r>
+              <w:rPr>
+                <w:rFonts w:ascii="Helvetica" w:hAnsi="Helvetica" w:cs="Helvetica" w:eastAsia="Helvetica"/>
+                <w:sz w:val="19"/>
+              </w:rPr>
+              <w:t xml:space="preserve"> </w:t>
             </w:r>
             <w:r>
               <w:rPr>
                 <w:rFonts w:ascii="Helvetica" w:hAnsi="Helvetica" w:cs="Helvetica" w:eastAsia="Helvetica"/>
                 <w:b/>
-                <w:color w:val="000000"/>
                 <w:sz w:val="19"/>
               </w:rPr>
               <w:t>P3</w:t>
@@ -11530,7 +11726,6 @@
             <w:r>
               <w:rPr>
                 <w:rFonts w:ascii="Helvetica" w:hAnsi="Helvetica" w:cs="Helvetica" w:eastAsia="Helvetica"/>
-                <w:color w:val="000000"/>
                 <w:sz w:val="19"/>
               </w:rPr>
               <w:t>.   Responsable : Direction générale, Conseil d'administration.</w:t>
@@ -11552,7 +11747,6 @@
               <w:rPr>
                 <w:rFonts w:ascii="Helvetica" w:hAnsi="Helvetica" w:cs="Helvetica" w:eastAsia="Helvetica"/>
                 <w:b/>
-                <w:color w:val="000000"/>
                 <w:sz w:val="19"/>
               </w:rPr>
               <w:t>Pour aller plus loin</w:t>
@@ -11570,7 +11764,6 @@
             <w:r>
               <w:rPr>
                 <w:rFonts w:ascii="Helvetica" w:hAnsi="Helvetica" w:cs="Helvetica" w:eastAsia="Helvetica"/>
-                <w:color w:val="000000"/>
                 <w:sz w:val="19"/>
               </w:rPr>
               <w:t>Rapport du 23/10/2026, diapositives 13 et 39.</w:t>
@@ -11621,7 +11814,6 @@
               <w:rPr>
                 <w:rFonts w:ascii="Helvetica" w:hAnsi="Helvetica" w:cs="Helvetica" w:eastAsia="Helvetica"/>
                 <w:b/>
-                <w:color w:val="000000"/>
                 <w:sz w:val="19"/>
               </w:rPr>
               <w:t>Ce qui a été constaté</w:t>
@@ -11639,7 +11831,6 @@
             <w:r>
               <w:rPr>
                 <w:rFonts w:ascii="Helvetica" w:hAnsi="Helvetica" w:cs="Helvetica" w:eastAsia="Helvetica"/>
-                <w:color w:val="000000"/>
                 <w:sz w:val="19"/>
               </w:rPr>
               <w:t>Le bilan du FPPN porte 7 083 534 565 FCFA pour la clinique (CMP) : 5 803 025 455 FCFA d'investissements et 1 280 300 860 FCFA de charges de fonctionnement. Aucune comptabilité séparée de la clinique n'a été transmise.</w:t>
@@ -11661,7 +11852,6 @@
               <w:rPr>
                 <w:rFonts w:ascii="Helvetica" w:hAnsi="Helvetica" w:cs="Helvetica" w:eastAsia="Helvetica"/>
                 <w:b/>
-                <w:color w:val="000000"/>
                 <w:sz w:val="19"/>
               </w:rPr>
               <w:t>Pourquoi c'est important</w:t>
@@ -11679,7 +11869,6 @@
             <w:r>
               <w:rPr>
                 <w:rFonts w:ascii="Helvetica" w:hAnsi="Helvetica" w:cs="Helvetica" w:eastAsia="Helvetica"/>
-                <w:color w:val="000000"/>
                 <w:sz w:val="19"/>
               </w:rPr>
               <w:t>La réglementation interdit de couvrir les pertes d'une activité de soins avec les cotisations ou les réserves obligatoires (règlement d'exécution n° 004/2022, art. 27).</w:t>
@@ -11701,7 +11890,6 @@
               <w:rPr>
                 <w:rFonts w:ascii="Helvetica" w:hAnsi="Helvetica" w:cs="Helvetica" w:eastAsia="Helvetica"/>
                 <w:b/>
-                <w:color w:val="000000"/>
                 <w:sz w:val="19"/>
               </w:rPr>
               <w:t>Commentaire</w:t>
@@ -11719,7 +11907,6 @@
             <w:r>
               <w:rPr>
                 <w:rFonts w:ascii="Helvetica" w:hAnsi="Helvetica" w:cs="Helvetica" w:eastAsia="Helvetica"/>
-                <w:color w:val="000000"/>
                 <w:sz w:val="19"/>
               </w:rPr>
               <w:t>Sans comptabilité séparée, personne ne sait si la clinique gagne ou perd de l'argent, ni combien d'épargne y est engagée.</w:t>
@@ -11741,7 +11928,6 @@
               <w:rPr>
                 <w:rFonts w:ascii="Helvetica" w:hAnsi="Helvetica" w:cs="Helvetica" w:eastAsia="Helvetica"/>
                 <w:b/>
-                <w:color w:val="000000"/>
                 <w:sz w:val="19"/>
               </w:rPr>
               <w:t>Ce que cela veut dire pour vous</w:t>
@@ -11761,7 +11947,6 @@
               <w:rPr>
                 <w:rFonts w:ascii="Helvetica" w:hAnsi="Helvetica" w:cs="Helvetica" w:eastAsia="Helvetica"/>
                 <w:b/>
-                <w:color w:val="000000"/>
                 <w:sz w:val="19"/>
               </w:rPr>
               <w:t>Vous devez savoir combien coûte et rapporte la clinique financée avec vos cotisations et votre épargne.</w:t>
@@ -11783,7 +11968,6 @@
               <w:rPr>
                 <w:rFonts w:ascii="Helvetica" w:hAnsi="Helvetica" w:cs="Helvetica" w:eastAsia="Helvetica"/>
                 <w:b/>
-                <w:color w:val="000000"/>
                 <w:sz w:val="19"/>
               </w:rPr>
               <w:t>Plan d'actions</w:t>
@@ -11801,7 +11985,6 @@
             <w:r>
               <w:rPr>
                 <w:rFonts w:ascii="Helvetica" w:hAnsi="Helvetica" w:cs="Helvetica" w:eastAsia="Helvetica"/>
-                <w:color w:val="000000"/>
                 <w:sz w:val="19"/>
               </w:rPr>
               <w:t>• Tenir une comptabilité séparée de la clinique et présenter son résultat chaque année.</w:t>
@@ -11823,7 +12006,6 @@
               <w:rPr>
                 <w:rFonts w:ascii="Helvetica" w:hAnsi="Helvetica" w:cs="Helvetica" w:eastAsia="Helvetica"/>
                 <w:b/>
-                <w:color w:val="000000"/>
                 <w:sz w:val="19"/>
               </w:rPr>
               <w:t>Classement</w:t>
@@ -11841,7 +12023,6 @@
             <w:r>
               <w:rPr>
                 <w:rFonts w:ascii="Helvetica" w:hAnsi="Helvetica" w:cs="Helvetica" w:eastAsia="Helvetica"/>
-                <w:color w:val="000000"/>
                 <w:sz w:val="19"/>
               </w:rPr>
               <w:t xml:space="preserve">Complexité : </w:t>
@@ -11850,7 +12031,6 @@
               <w:rPr>
                 <w:rFonts w:ascii="Helvetica" w:hAnsi="Helvetica" w:cs="Helvetica" w:eastAsia="Helvetica"/>
                 <w:b/>
-                <w:color w:val="000000"/>
                 <w:sz w:val="19"/>
               </w:rPr>
               <w:t>Moyenne</w:t>
@@ -11858,16 +12038,29 @@
             <w:r>
               <w:rPr>
                 <w:rFonts w:ascii="Helvetica" w:hAnsi="Helvetica" w:cs="Helvetica" w:eastAsia="Helvetica"/>
-                <w:color w:val="000000"/>
-                <w:sz w:val="19"/>
-              </w:rPr>
-              <w:t xml:space="preserve">.   Priorité : 🟠 </w:t>
+                <w:sz w:val="19"/>
+              </w:rPr>
+              <w:t xml:space="preserve">.   Priorité : </w:t>
+            </w:r>
+            <w:r>
+              <w:rPr>
+                <w:rFonts w:ascii="Helvetica" w:hAnsi="Helvetica" w:cs="Helvetica" w:eastAsia="Helvetica"/>
+                <w:color w:val="ED7D31"/>
+                <w:sz w:val="19"/>
+              </w:rPr>
+              <w:t xml:space="preserve">●</w:t>
+            </w:r>
+            <w:r>
+              <w:rPr>
+                <w:rFonts w:ascii="Helvetica" w:hAnsi="Helvetica" w:cs="Helvetica" w:eastAsia="Helvetica"/>
+                <w:sz w:val="19"/>
+              </w:rPr>
+              <w:t xml:space="preserve"> </w:t>
             </w:r>
             <w:r>
               <w:rPr>
                 <w:rFonts w:ascii="Helvetica" w:hAnsi="Helvetica" w:cs="Helvetica" w:eastAsia="Helvetica"/>
                 <w:b/>
-                <w:color w:val="000000"/>
                 <w:sz w:val="19"/>
               </w:rPr>
               <w:t>P2</w:t>
@@ -11875,7 +12068,6 @@
             <w:r>
               <w:rPr>
                 <w:rFonts w:ascii="Helvetica" w:hAnsi="Helvetica" w:cs="Helvetica" w:eastAsia="Helvetica"/>
-                <w:color w:val="000000"/>
                 <w:sz w:val="19"/>
               </w:rPr>
               <w:t>.   Responsable : Direction générale, service comptable.</w:t>
@@ -11897,7 +12089,6 @@
               <w:rPr>
                 <w:rFonts w:ascii="Helvetica" w:hAnsi="Helvetica" w:cs="Helvetica" w:eastAsia="Helvetica"/>
                 <w:b/>
-                <w:color w:val="000000"/>
                 <w:sz w:val="19"/>
               </w:rPr>
               <w:t>Pour aller plus loin</w:t>
@@ -11915,7 +12106,6 @@
             <w:r>
               <w:rPr>
                 <w:rFonts w:ascii="Helvetica" w:hAnsi="Helvetica" w:cs="Helvetica" w:eastAsia="Helvetica"/>
-                <w:color w:val="000000"/>
                 <w:sz w:val="19"/>
               </w:rPr>
               <w:t>Rapport du 23/10/2026, diapositives 148, 164 et 201.</w:t>
@@ -11966,7 +12156,6 @@
               <w:rPr>
                 <w:rFonts w:ascii="Helvetica" w:hAnsi="Helvetica" w:cs="Helvetica" w:eastAsia="Helvetica"/>
                 <w:b/>
-                <w:color w:val="000000"/>
                 <w:sz w:val="19"/>
               </w:rPr>
               <w:t>Ce qui a été constaté</w:t>
@@ -11984,7 +12173,6 @@
             <w:r>
               <w:rPr>
                 <w:rFonts w:ascii="Helvetica" w:hAnsi="Helvetica" w:cs="Helvetica" w:eastAsia="Helvetica"/>
-                <w:color w:val="000000"/>
                 <w:sz w:val="19"/>
               </w:rPr>
               <w:t>Au 31/08/2026, 11 603 989 675 FCFA d'avances à la clinique et au Grenier et de créance sur l'hôpital sont suivis en comptes d'attente ou de tiers, comme s'ils devaient être remboursés à court terme.</w:t>
@@ -12006,7 +12194,6 @@
               <w:rPr>
                 <w:rFonts w:ascii="Helvetica" w:hAnsi="Helvetica" w:cs="Helvetica" w:eastAsia="Helvetica"/>
                 <w:b/>
-                <w:color w:val="000000"/>
                 <w:sz w:val="19"/>
               </w:rPr>
               <w:t>Pourquoi c'est important</w:t>
@@ -12024,7 +12211,6 @@
             <w:r>
               <w:rPr>
                 <w:rFonts w:ascii="Helvetica" w:hAnsi="Helvetica" w:cs="Helvetica" w:eastAsia="Helvetica"/>
-                <w:color w:val="000000"/>
                 <w:sz w:val="19"/>
               </w:rPr>
               <w:t>Le plan comptable des mutuelles prévoit des comptes de prêts et de placements durables pour ces sommes.</w:t>
@@ -12046,7 +12232,6 @@
               <w:rPr>
                 <w:rFonts w:ascii="Helvetica" w:hAnsi="Helvetica" w:cs="Helvetica" w:eastAsia="Helvetica"/>
                 <w:b/>
-                <w:color w:val="000000"/>
                 <w:sz w:val="19"/>
               </w:rPr>
               <w:t>Commentaire</w:t>
@@ -12064,7 +12249,6 @@
             <w:r>
               <w:rPr>
                 <w:rFonts w:ascii="Helvetica" w:hAnsi="Helvetica" w:cs="Helvetica" w:eastAsia="Helvetica"/>
-                <w:color w:val="000000"/>
                 <w:sz w:val="19"/>
               </w:rPr>
               <w:t>Ce rangement fausse la lecture des comptes : il présente comme de court terme de l'argent bloqué pour longtemps.</w:t>
@@ -12086,7 +12270,6 @@
               <w:rPr>
                 <w:rFonts w:ascii="Helvetica" w:hAnsi="Helvetica" w:cs="Helvetica" w:eastAsia="Helvetica"/>
                 <w:b/>
-                <w:color w:val="000000"/>
                 <w:sz w:val="19"/>
               </w:rPr>
               <w:t>Ce que cela veut dire pour vous</w:t>
@@ -12106,7 +12289,6 @@
               <w:rPr>
                 <w:rFonts w:ascii="Helvetica" w:hAnsi="Helvetica" w:cs="Helvetica" w:eastAsia="Helvetica"/>
                 <w:b/>
-                <w:color w:val="000000"/>
                 <w:sz w:val="19"/>
               </w:rPr>
               <w:t>Les comptes doivent montrer clairement où est placé l'argent des adhérents.</w:t>
@@ -12128,7 +12310,6 @@
               <w:rPr>
                 <w:rFonts w:ascii="Helvetica" w:hAnsi="Helvetica" w:cs="Helvetica" w:eastAsia="Helvetica"/>
                 <w:b/>
-                <w:color w:val="000000"/>
                 <w:sz w:val="19"/>
               </w:rPr>
               <w:t>Plan d'actions</w:t>
@@ -12146,7 +12327,6 @@
             <w:r>
               <w:rPr>
                 <w:rFonts w:ascii="Helvetica" w:hAnsi="Helvetica" w:cs="Helvetica" w:eastAsia="Helvetica"/>
-                <w:color w:val="000000"/>
                 <w:sz w:val="19"/>
               </w:rPr>
               <w:t>• Reclasser ces sommes dans les comptes prévus par le plan comptable des mutuelles.</w:t>
@@ -12168,7 +12348,6 @@
               <w:rPr>
                 <w:rFonts w:ascii="Helvetica" w:hAnsi="Helvetica" w:cs="Helvetica" w:eastAsia="Helvetica"/>
                 <w:b/>
-                <w:color w:val="000000"/>
                 <w:sz w:val="19"/>
               </w:rPr>
               <w:t>Classement</w:t>
@@ -12186,7 +12365,6 @@
             <w:r>
               <w:rPr>
                 <w:rFonts w:ascii="Helvetica" w:hAnsi="Helvetica" w:cs="Helvetica" w:eastAsia="Helvetica"/>
-                <w:color w:val="000000"/>
                 <w:sz w:val="19"/>
               </w:rPr>
               <w:t xml:space="preserve">Complexité : </w:t>
@@ -12195,7 +12373,6 @@
               <w:rPr>
                 <w:rFonts w:ascii="Helvetica" w:hAnsi="Helvetica" w:cs="Helvetica" w:eastAsia="Helvetica"/>
                 <w:b/>
-                <w:color w:val="000000"/>
                 <w:sz w:val="19"/>
               </w:rPr>
               <w:t>Faible</w:t>
@@ -12203,16 +12380,29 @@
             <w:r>
               <w:rPr>
                 <w:rFonts w:ascii="Helvetica" w:hAnsi="Helvetica" w:cs="Helvetica" w:eastAsia="Helvetica"/>
-                <w:color w:val="000000"/>
-                <w:sz w:val="19"/>
-              </w:rPr>
-              <w:t xml:space="preserve">.   Priorité : 🟡 </w:t>
+                <w:sz w:val="19"/>
+              </w:rPr>
+              <w:t xml:space="preserve">.   Priorité : </w:t>
+            </w:r>
+            <w:r>
+              <w:rPr>
+                <w:rFonts w:ascii="Helvetica" w:hAnsi="Helvetica" w:cs="Helvetica" w:eastAsia="Helvetica"/>
+                <w:color w:val="FFC000"/>
+                <w:sz w:val="19"/>
+              </w:rPr>
+              <w:t xml:space="preserve">●</w:t>
+            </w:r>
+            <w:r>
+              <w:rPr>
+                <w:rFonts w:ascii="Helvetica" w:hAnsi="Helvetica" w:cs="Helvetica" w:eastAsia="Helvetica"/>
+                <w:sz w:val="19"/>
+              </w:rPr>
+              <w:t xml:space="preserve"> </w:t>
             </w:r>
             <w:r>
               <w:rPr>
                 <w:rFonts w:ascii="Helvetica" w:hAnsi="Helvetica" w:cs="Helvetica" w:eastAsia="Helvetica"/>
                 <w:b/>
-                <w:color w:val="000000"/>
                 <w:sz w:val="19"/>
               </w:rPr>
               <w:t>P3</w:t>
@@ -12220,7 +12410,6 @@
             <w:r>
               <w:rPr>
                 <w:rFonts w:ascii="Helvetica" w:hAnsi="Helvetica" w:cs="Helvetica" w:eastAsia="Helvetica"/>
-                <w:color w:val="000000"/>
                 <w:sz w:val="19"/>
               </w:rPr>
               <w:t>.   Responsable : Service comptable.</w:t>
@@ -12242,7 +12431,6 @@
               <w:rPr>
                 <w:rFonts w:ascii="Helvetica" w:hAnsi="Helvetica" w:cs="Helvetica" w:eastAsia="Helvetica"/>
                 <w:b/>
-                <w:color w:val="000000"/>
                 <w:sz w:val="19"/>
               </w:rPr>
               <w:t>Pour aller plus loin</w:t>
@@ -12260,7 +12448,6 @@
             <w:r>
               <w:rPr>
                 <w:rFonts w:ascii="Helvetica" w:hAnsi="Helvetica" w:cs="Helvetica" w:eastAsia="Helvetica"/>
-                <w:color w:val="000000"/>
                 <w:sz w:val="19"/>
               </w:rPr>
               <w:t>Rapport du 23/10/2026, diapositives 200.</w:t>
@@ -12319,7 +12506,6 @@
               <w:rPr>
                 <w:rFonts w:ascii="Helvetica" w:hAnsi="Helvetica" w:cs="Helvetica" w:eastAsia="Helvetica"/>
                 <w:b/>
-                <w:color w:val="000000"/>
                 <w:sz w:val="19"/>
               </w:rPr>
               <w:t>Ce qui a été constaté</w:t>
@@ -12337,7 +12523,6 @@
             <w:r>
               <w:rPr>
                 <w:rFonts w:ascii="Helvetica" w:hAnsi="Helvetica" w:cs="Helvetica" w:eastAsia="Helvetica"/>
-                <w:color w:val="000000"/>
                 <w:sz w:val="19"/>
               </w:rPr>
               <w:t>La part des cotisations maladie consommée par les soins passe de 6,00 % en 2021 à 73,53 % en 2025 et 97,40 % sur les huit premiers mois de 2026. Frais compris, la maladie coûte 109,87 % de ses cotisations en 2025 et 141,52 % en 2026. Elle perd 237 774 567 FCFA en 2025 et 701 679 552 FCFA sur les huit premiers mois de 2026.</w:t>
@@ -12359,7 +12544,6 @@
               <w:rPr>
                 <w:rFonts w:ascii="Helvetica" w:hAnsi="Helvetica" w:cs="Helvetica" w:eastAsia="Helvetica"/>
                 <w:b/>
-                <w:color w:val="000000"/>
                 <w:sz w:val="19"/>
               </w:rPr>
               <w:t>Pourquoi c'est important</w:t>
@@ -12377,7 +12561,6 @@
             <w:r>
               <w:rPr>
                 <w:rFonts w:ascii="Helvetica" w:hAnsi="Helvetica" w:cs="Helvetica" w:eastAsia="Helvetica"/>
-                <w:color w:val="000000"/>
                 <w:sz w:val="19"/>
               </w:rPr>
               <w:t>Une garantie qui coûte plus qu'elle ne rapporte doit être financée par autre chose. Au FPPN, c'est la garantie décès qui la finance.</w:t>
@@ -12399,7 +12582,6 @@
               <w:rPr>
                 <w:rFonts w:ascii="Helvetica" w:hAnsi="Helvetica" w:cs="Helvetica" w:eastAsia="Helvetica"/>
                 <w:b/>
-                <w:color w:val="000000"/>
                 <w:sz w:val="19"/>
               </w:rPr>
               <w:t>Commentaire</w:t>
@@ -12417,7 +12599,6 @@
             <w:r>
               <w:rPr>
                 <w:rFonts w:ascii="Helvetica" w:hAnsi="Helvetica" w:cs="Helvetica" w:eastAsia="Helvetica"/>
-                <w:color w:val="000000"/>
                 <w:sz w:val="19"/>
               </w:rPr>
               <w:t>Le niveau bas de 2020 à 2022 n'était pas un signe de bonne santé : la couverture était limitée aux soins liés à une hospitalisation (règlement intérieur, art. 41 et 45) et le FPPN accumulait des factures impayées envers les cliniques (1 394 774 547 FCFA fin 2020). De même, le taux global de 75,20 % en 2026 est dans la fourchette de l'AIRMS (70 % à 80 %), mais il cache une maladie très déficitaire compensée par le décès : être dans la norme ne veut pas dire être à l'équilibre.</w:t>
@@ -12439,7 +12620,6 @@
               <w:rPr>
                 <w:rFonts w:ascii="Helvetica" w:hAnsi="Helvetica" w:cs="Helvetica" w:eastAsia="Helvetica"/>
                 <w:b/>
-                <w:color w:val="000000"/>
                 <w:sz w:val="19"/>
               </w:rPr>
               <w:t>Ce que cela veut dire pour vous</w:t>
@@ -12459,7 +12639,6 @@
               <w:rPr>
                 <w:rFonts w:ascii="Helvetica" w:hAnsi="Helvetica" w:cs="Helvetica" w:eastAsia="Helvetica"/>
                 <w:b/>
-                <w:color w:val="000000"/>
                 <w:sz w:val="19"/>
               </w:rPr>
               <w:t>Au rythme actuel, les soins coûteront plus que les cotisations maladie. Sans mesure, il faudra revoir les cotisations ou les remboursements.</w:t>
@@ -12481,7 +12660,6 @@
               <w:rPr>
                 <w:rFonts w:ascii="Helvetica" w:hAnsi="Helvetica" w:cs="Helvetica" w:eastAsia="Helvetica"/>
                 <w:b/>
-                <w:color w:val="000000"/>
                 <w:sz w:val="19"/>
               </w:rPr>
               <w:t>Plan d'actions</w:t>
@@ -12499,7 +12677,6 @@
             <w:r>
               <w:rPr>
                 <w:rFonts w:ascii="Helvetica" w:hAnsi="Helvetica" w:cs="Helvetica" w:eastAsia="Helvetica"/>
-                <w:color w:val="000000"/>
                 <w:sz w:val="19"/>
               </w:rPr>
               <w:t>• Recalculer la cotisation maladie sur le coût complet de la garantie, frais compris.</w:t>
@@ -12525,7 +12702,6 @@
               <w:rPr>
                 <w:rFonts w:ascii="Helvetica" w:hAnsi="Helvetica" w:cs="Helvetica" w:eastAsia="Helvetica"/>
                 <w:b/>
-                <w:color w:val="000000"/>
                 <w:sz w:val="19"/>
               </w:rPr>
               <w:t>Classement</w:t>
@@ -12543,7 +12719,6 @@
             <w:r>
               <w:rPr>
                 <w:rFonts w:ascii="Helvetica" w:hAnsi="Helvetica" w:cs="Helvetica" w:eastAsia="Helvetica"/>
-                <w:color w:val="000000"/>
                 <w:sz w:val="19"/>
               </w:rPr>
               <w:t xml:space="preserve">Complexité : </w:t>
@@ -12552,7 +12727,6 @@
               <w:rPr>
                 <w:rFonts w:ascii="Helvetica" w:hAnsi="Helvetica" w:cs="Helvetica" w:eastAsia="Helvetica"/>
                 <w:b/>
-                <w:color w:val="000000"/>
                 <w:sz w:val="19"/>
               </w:rPr>
               <w:t>Élevée</w:t>
@@ -12560,16 +12734,29 @@
             <w:r>
               <w:rPr>
                 <w:rFonts w:ascii="Helvetica" w:hAnsi="Helvetica" w:cs="Helvetica" w:eastAsia="Helvetica"/>
-                <w:color w:val="000000"/>
-                <w:sz w:val="19"/>
-              </w:rPr>
-              <w:t xml:space="preserve">.   Priorité : 🟠 </w:t>
+                <w:sz w:val="19"/>
+              </w:rPr>
+              <w:t xml:space="preserve">.   Priorité : </w:t>
+            </w:r>
+            <w:r>
+              <w:rPr>
+                <w:rFonts w:ascii="Helvetica" w:hAnsi="Helvetica" w:cs="Helvetica" w:eastAsia="Helvetica"/>
+                <w:color w:val="ED7D31"/>
+                <w:sz w:val="19"/>
+              </w:rPr>
+              <w:t xml:space="preserve">●</w:t>
+            </w:r>
+            <w:r>
+              <w:rPr>
+                <w:rFonts w:ascii="Helvetica" w:hAnsi="Helvetica" w:cs="Helvetica" w:eastAsia="Helvetica"/>
+                <w:sz w:val="19"/>
+              </w:rPr>
+              <w:t xml:space="preserve"> </w:t>
             </w:r>
             <w:r>
               <w:rPr>
                 <w:rFonts w:ascii="Helvetica" w:hAnsi="Helvetica" w:cs="Helvetica" w:eastAsia="Helvetica"/>
                 <w:b/>
-                <w:color w:val="000000"/>
                 <w:sz w:val="19"/>
               </w:rPr>
               <w:t>P2</w:t>
@@ -12577,7 +12764,6 @@
             <w:r>
               <w:rPr>
                 <w:rFonts w:ascii="Helvetica" w:hAnsi="Helvetica" w:cs="Helvetica" w:eastAsia="Helvetica"/>
-                <w:color w:val="000000"/>
                 <w:sz w:val="19"/>
               </w:rPr>
               <w:t>.   Responsable : Conseil d'administration, Assemblée générale, service des prestations.</w:t>
@@ -12599,7 +12785,6 @@
               <w:rPr>
                 <w:rFonts w:ascii="Helvetica" w:hAnsi="Helvetica" w:cs="Helvetica" w:eastAsia="Helvetica"/>
                 <w:b/>
-                <w:color w:val="000000"/>
                 <w:sz w:val="19"/>
               </w:rPr>
               <w:t>Pour aller plus loin</w:t>
@@ -12617,7 +12802,6 @@
             <w:r>
               <w:rPr>
                 <w:rFonts w:ascii="Helvetica" w:hAnsi="Helvetica" w:cs="Helvetica" w:eastAsia="Helvetica"/>
-                <w:color w:val="000000"/>
                 <w:sz w:val="19"/>
               </w:rPr>
               <w:t>Rapport du 23/10/2026, diapositives 11, 13, 75 et 195. Risque R5 de la cartographie.</w:t>
@@ -12668,7 +12852,6 @@
               <w:rPr>
                 <w:rFonts w:ascii="Helvetica" w:hAnsi="Helvetica" w:cs="Helvetica" w:eastAsia="Helvetica"/>
                 <w:b/>
-                <w:color w:val="000000"/>
                 <w:sz w:val="19"/>
               </w:rPr>
               <w:t>Ce qui a été constaté</w:t>
@@ -12686,7 +12869,6 @@
             <w:r>
               <w:rPr>
                 <w:rFonts w:ascii="Helvetica" w:hAnsi="Helvetica" w:cs="Helvetica" w:eastAsia="Helvetica"/>
-                <w:color w:val="000000"/>
                 <w:sz w:val="19"/>
               </w:rPr>
               <w:t>Le prélèvement total de 5 % du salaire de base est respecté. Mais la Solde prélève 3,77 % pour la maladie et 1,23 % pour le décès, alors que les statuts (art. 17) fixent 3,50 % et 1,50 %. La comptabilité 2025 retient encore une autre répartition (3,52 % et 1,48 %).</w:t>
@@ -12708,7 +12890,6 @@
               <w:rPr>
                 <w:rFonts w:ascii="Helvetica" w:hAnsi="Helvetica" w:cs="Helvetica" w:eastAsia="Helvetica"/>
                 <w:b/>
-                <w:color w:val="000000"/>
                 <w:sz w:val="19"/>
               </w:rPr>
               <w:t>Pourquoi c'est important</w:t>
@@ -12726,7 +12907,6 @@
             <w:r>
               <w:rPr>
                 <w:rFonts w:ascii="Helvetica" w:hAnsi="Helvetica" w:cs="Helvetica" w:eastAsia="Helvetica"/>
-                <w:color w:val="000000"/>
                 <w:sz w:val="19"/>
               </w:rPr>
               <w:t>La répartition décide de ce que chaque garantie reçoit, donc de son résultat.</w:t>
@@ -12748,7 +12928,6 @@
               <w:rPr>
                 <w:rFonts w:ascii="Helvetica" w:hAnsi="Helvetica" w:cs="Helvetica" w:eastAsia="Helvetica"/>
                 <w:b/>
-                <w:color w:val="000000"/>
                 <w:sz w:val="19"/>
               </w:rPr>
               <w:t>Commentaire</w:t>
@@ -12766,7 +12945,6 @@
             <w:r>
               <w:rPr>
                 <w:rFonts w:ascii="Helvetica" w:hAnsi="Helvetica" w:cs="Helvetica" w:eastAsia="Helvetica"/>
-                <w:color w:val="000000"/>
                 <w:sz w:val="19"/>
               </w:rPr>
               <w:t>Le policier paie le bon total. Mais sans clé unique, le résultat de la maladie et celui du décès sont incertains, alors que la réglementation impose de les suivre séparément.</w:t>
@@ -12788,7 +12966,6 @@
               <w:rPr>
                 <w:rFonts w:ascii="Helvetica" w:hAnsi="Helvetica" w:cs="Helvetica" w:eastAsia="Helvetica"/>
                 <w:b/>
-                <w:color w:val="000000"/>
                 <w:sz w:val="19"/>
               </w:rPr>
               <w:t>Ce que cela veut dire pour vous</w:t>
@@ -12808,7 +12985,6 @@
               <w:rPr>
                 <w:rFonts w:ascii="Helvetica" w:hAnsi="Helvetica" w:cs="Helvetica" w:eastAsia="Helvetica"/>
                 <w:b/>
-                <w:color w:val="000000"/>
                 <w:sz w:val="19"/>
               </w:rPr>
               <w:t>Votre cotisation totale est correcte. C'est son partage entre maladie et décès qui doit être harmonisé.</w:t>
@@ -12830,7 +13006,6 @@
               <w:rPr>
                 <w:rFonts w:ascii="Helvetica" w:hAnsi="Helvetica" w:cs="Helvetica" w:eastAsia="Helvetica"/>
                 <w:b/>
-                <w:color w:val="000000"/>
                 <w:sz w:val="19"/>
               </w:rPr>
               <w:t>Plan d'actions</w:t>
@@ -12848,7 +13023,6 @@
             <w:r>
               <w:rPr>
                 <w:rFonts w:ascii="Helvetica" w:hAnsi="Helvetica" w:cs="Helvetica" w:eastAsia="Helvetica"/>
-                <w:color w:val="000000"/>
                 <w:sz w:val="19"/>
               </w:rPr>
               <w:t>• Notifier à la Solde la répartition fixée par les statuts et l'appliquer en comptabilité.</w:t>
@@ -12870,7 +13044,6 @@
               <w:rPr>
                 <w:rFonts w:ascii="Helvetica" w:hAnsi="Helvetica" w:cs="Helvetica" w:eastAsia="Helvetica"/>
                 <w:b/>
-                <w:color w:val="000000"/>
                 <w:sz w:val="19"/>
               </w:rPr>
               <w:t>Classement</w:t>
@@ -12888,7 +13061,6 @@
             <w:r>
               <w:rPr>
                 <w:rFonts w:ascii="Helvetica" w:hAnsi="Helvetica" w:cs="Helvetica" w:eastAsia="Helvetica"/>
-                <w:color w:val="000000"/>
                 <w:sz w:val="19"/>
               </w:rPr>
               <w:t xml:space="preserve">Complexité : </w:t>
@@ -12897,7 +13069,6 @@
               <w:rPr>
                 <w:rFonts w:ascii="Helvetica" w:hAnsi="Helvetica" w:cs="Helvetica" w:eastAsia="Helvetica"/>
                 <w:b/>
-                <w:color w:val="000000"/>
                 <w:sz w:val="19"/>
               </w:rPr>
               <w:t>Faible</w:t>
@@ -12905,16 +13076,29 @@
             <w:r>
               <w:rPr>
                 <w:rFonts w:ascii="Helvetica" w:hAnsi="Helvetica" w:cs="Helvetica" w:eastAsia="Helvetica"/>
-                <w:color w:val="000000"/>
-                <w:sz w:val="19"/>
-              </w:rPr>
-              <w:t xml:space="preserve">.   Priorité : 🟠 </w:t>
+                <w:sz w:val="19"/>
+              </w:rPr>
+              <w:t xml:space="preserve">.   Priorité : </w:t>
+            </w:r>
+            <w:r>
+              <w:rPr>
+                <w:rFonts w:ascii="Helvetica" w:hAnsi="Helvetica" w:cs="Helvetica" w:eastAsia="Helvetica"/>
+                <w:color w:val="ED7D31"/>
+                <w:sz w:val="19"/>
+              </w:rPr>
+              <w:t xml:space="preserve">●</w:t>
+            </w:r>
+            <w:r>
+              <w:rPr>
+                <w:rFonts w:ascii="Helvetica" w:hAnsi="Helvetica" w:cs="Helvetica" w:eastAsia="Helvetica"/>
+                <w:sz w:val="19"/>
+              </w:rPr>
+              <w:t xml:space="preserve"> </w:t>
             </w:r>
             <w:r>
               <w:rPr>
                 <w:rFonts w:ascii="Helvetica" w:hAnsi="Helvetica" w:cs="Helvetica" w:eastAsia="Helvetica"/>
                 <w:b/>
-                <w:color w:val="000000"/>
                 <w:sz w:val="19"/>
               </w:rPr>
               <w:t>P2</w:t>
@@ -12922,7 +13106,6 @@
             <w:r>
               <w:rPr>
                 <w:rFonts w:ascii="Helvetica" w:hAnsi="Helvetica" w:cs="Helvetica" w:eastAsia="Helvetica"/>
-                <w:color w:val="000000"/>
                 <w:sz w:val="19"/>
               </w:rPr>
               <w:t>.   Responsable : Direction générale, responsable des cotisations.</w:t>
@@ -12944,7 +13127,6 @@
               <w:rPr>
                 <w:rFonts w:ascii="Helvetica" w:hAnsi="Helvetica" w:cs="Helvetica" w:eastAsia="Helvetica"/>
                 <w:b/>
-                <w:color w:val="000000"/>
                 <w:sz w:val="19"/>
               </w:rPr>
               <w:t>Pour aller plus loin</w:t>
@@ -12962,7 +13144,6 @@
             <w:r>
               <w:rPr>
                 <w:rFonts w:ascii="Helvetica" w:hAnsi="Helvetica" w:cs="Helvetica" w:eastAsia="Helvetica"/>
-                <w:color w:val="000000"/>
                 <w:sz w:val="19"/>
               </w:rPr>
               <w:t>Rapport du 23/10/2026, diapositives 9 et 65.</w:t>
@@ -13013,7 +13194,6 @@
               <w:rPr>
                 <w:rFonts w:ascii="Helvetica" w:hAnsi="Helvetica" w:cs="Helvetica" w:eastAsia="Helvetica"/>
                 <w:b/>
-                <w:color w:val="000000"/>
                 <w:sz w:val="19"/>
               </w:rPr>
               <w:t>Ce qui a été constaté</w:t>
@@ -13031,7 +13211,6 @@
             <w:r>
               <w:rPr>
                 <w:rFonts w:ascii="Helvetica" w:hAnsi="Helvetica" w:cs="Helvetica" w:eastAsia="Helvetica"/>
-                <w:color w:val="000000"/>
                 <w:sz w:val="19"/>
               </w:rPr>
               <w:t>Le délai moyen de paiement des cliniques passe de 53,38 mois en 2020 à 2,62 mois en 2025, puis remonte à 5,00 mois au 31/08/2026. Les factures non payées passent de 242 140 869 FCFA fin 2025 à 690 234 451 FCFA au 31/08/2026.</w:t>
@@ -13053,7 +13232,6 @@
               <w:rPr>
                 <w:rFonts w:ascii="Helvetica" w:hAnsi="Helvetica" w:cs="Helvetica" w:eastAsia="Helvetica"/>
                 <w:b/>
-                <w:color w:val="000000"/>
                 <w:sz w:val="19"/>
               </w:rPr>
               <w:t>Pourquoi c'est important</w:t>
@@ -13071,7 +13249,6 @@
             <w:r>
               <w:rPr>
                 <w:rFonts w:ascii="Helvetica" w:hAnsi="Helvetica" w:cs="Helvetica" w:eastAsia="Helvetica"/>
-                <w:color w:val="000000"/>
                 <w:sz w:val="19"/>
               </w:rPr>
               <w:t>Le règlement intérieur (art. 52) fixe le paiement des cliniques à 3 mois. Des retards répétés peuvent pousser les cliniques à refuser les policiers.</w:t>
@@ -13093,7 +13270,6 @@
               <w:rPr>
                 <w:rFonts w:ascii="Helvetica" w:hAnsi="Helvetica" w:cs="Helvetica" w:eastAsia="Helvetica"/>
                 <w:b/>
-                <w:color w:val="000000"/>
                 <w:sz w:val="19"/>
               </w:rPr>
               <w:t>Commentaire</w:t>
@@ -13111,7 +13287,6 @@
             <w:r>
               <w:rPr>
                 <w:rFonts w:ascii="Helvetica" w:hAnsi="Helvetica" w:cs="Helvetica" w:eastAsia="Helvetica"/>
-                <w:color w:val="000000"/>
                 <w:sz w:val="19"/>
               </w:rPr>
               <w:t>Le FPPN a fait un gros effort de rattrapage de 2020 à 2025. La remontée de 2026 coïncide avec le déficit de la garantie maladie (constat 19) : elle est à surveiller de près.</w:t>
@@ -13133,7 +13308,6 @@
               <w:rPr>
                 <w:rFonts w:ascii="Helvetica" w:hAnsi="Helvetica" w:cs="Helvetica" w:eastAsia="Helvetica"/>
                 <w:b/>
-                <w:color w:val="000000"/>
                 <w:sz w:val="19"/>
               </w:rPr>
               <w:t>Ce que cela veut dire pour vous</w:t>
@@ -13153,7 +13327,6 @@
               <w:rPr>
                 <w:rFonts w:ascii="Helvetica" w:hAnsi="Helvetica" w:cs="Helvetica" w:eastAsia="Helvetica"/>
                 <w:b/>
-                <w:color w:val="000000"/>
                 <w:sz w:val="19"/>
               </w:rPr>
               <w:t>Des retards de paiement peuvent rendre plus difficile votre accueil dans les cliniques conventionnées.</w:t>
@@ -13175,7 +13348,6 @@
               <w:rPr>
                 <w:rFonts w:ascii="Helvetica" w:hAnsi="Helvetica" w:cs="Helvetica" w:eastAsia="Helvetica"/>
                 <w:b/>
-                <w:color w:val="000000"/>
                 <w:sz w:val="19"/>
               </w:rPr>
               <w:t>Plan d'actions</w:t>
@@ -13193,7 +13365,6 @@
             <w:r>
               <w:rPr>
                 <w:rFonts w:ascii="Helvetica" w:hAnsi="Helvetica" w:cs="Helvetica" w:eastAsia="Helvetica"/>
-                <w:color w:val="000000"/>
                 <w:sz w:val="19"/>
               </w:rPr>
               <w:t>• Suivre chaque mois le délai de paiement et les factures en attente.</w:t>
@@ -13217,7 +13388,6 @@
               <w:rPr>
                 <w:rFonts w:ascii="Helvetica" w:hAnsi="Helvetica" w:cs="Helvetica" w:eastAsia="Helvetica"/>
                 <w:b/>
-                <w:color w:val="000000"/>
                 <w:sz w:val="19"/>
               </w:rPr>
               <w:t>Classement</w:t>
@@ -13235,7 +13405,6 @@
             <w:r>
               <w:rPr>
                 <w:rFonts w:ascii="Helvetica" w:hAnsi="Helvetica" w:cs="Helvetica" w:eastAsia="Helvetica"/>
-                <w:color w:val="000000"/>
                 <w:sz w:val="19"/>
               </w:rPr>
               <w:t xml:space="preserve">Complexité : </w:t>
@@ -13244,7 +13413,6 @@
               <w:rPr>
                 <w:rFonts w:ascii="Helvetica" w:hAnsi="Helvetica" w:cs="Helvetica" w:eastAsia="Helvetica"/>
                 <w:b/>
-                <w:color w:val="000000"/>
                 <w:sz w:val="19"/>
               </w:rPr>
               <w:t>Moyenne</w:t>
@@ -13252,16 +13420,29 @@
             <w:r>
               <w:rPr>
                 <w:rFonts w:ascii="Helvetica" w:hAnsi="Helvetica" w:cs="Helvetica" w:eastAsia="Helvetica"/>
-                <w:color w:val="000000"/>
-                <w:sz w:val="19"/>
-              </w:rPr>
-              <w:t xml:space="preserve">.   Priorité : 🟠 </w:t>
+                <w:sz w:val="19"/>
+              </w:rPr>
+              <w:t xml:space="preserve">.   Priorité : </w:t>
+            </w:r>
+            <w:r>
+              <w:rPr>
+                <w:rFonts w:ascii="Helvetica" w:hAnsi="Helvetica" w:cs="Helvetica" w:eastAsia="Helvetica"/>
+                <w:color w:val="ED7D31"/>
+                <w:sz w:val="19"/>
+              </w:rPr>
+              <w:t xml:space="preserve">●</w:t>
+            </w:r>
+            <w:r>
+              <w:rPr>
+                <w:rFonts w:ascii="Helvetica" w:hAnsi="Helvetica" w:cs="Helvetica" w:eastAsia="Helvetica"/>
+                <w:sz w:val="19"/>
+              </w:rPr>
+              <w:t xml:space="preserve"> </w:t>
             </w:r>
             <w:r>
               <w:rPr>
                 <w:rFonts w:ascii="Helvetica" w:hAnsi="Helvetica" w:cs="Helvetica" w:eastAsia="Helvetica"/>
                 <w:b/>
-                <w:color w:val="000000"/>
                 <w:sz w:val="19"/>
               </w:rPr>
               <w:t>P2</w:t>
@@ -13269,7 +13450,6 @@
             <w:r>
               <w:rPr>
                 <w:rFonts w:ascii="Helvetica" w:hAnsi="Helvetica" w:cs="Helvetica" w:eastAsia="Helvetica"/>
-                <w:color w:val="000000"/>
                 <w:sz w:val="19"/>
               </w:rPr>
               <w:t>.   Responsable : Service des prestations, service comptable.</w:t>
@@ -13291,7 +13471,6 @@
               <w:rPr>
                 <w:rFonts w:ascii="Helvetica" w:hAnsi="Helvetica" w:cs="Helvetica" w:eastAsia="Helvetica"/>
                 <w:b/>
-                <w:color w:val="000000"/>
                 <w:sz w:val="19"/>
               </w:rPr>
               <w:t>Pour aller plus loin</w:t>
@@ -13309,7 +13488,6 @@
             <w:r>
               <w:rPr>
                 <w:rFonts w:ascii="Helvetica" w:hAnsi="Helvetica" w:cs="Helvetica" w:eastAsia="Helvetica"/>
-                <w:color w:val="000000"/>
                 <w:sz w:val="19"/>
               </w:rPr>
               <w:t>Rapport du 23/10/2026, diapositives 120 et 121.</w:t>
@@ -13360,7 +13538,6 @@
               <w:rPr>
                 <w:rFonts w:ascii="Helvetica" w:hAnsi="Helvetica" w:cs="Helvetica" w:eastAsia="Helvetica"/>
                 <w:b/>
-                <w:color w:val="000000"/>
                 <w:sz w:val="19"/>
               </w:rPr>
               <w:t>Ce qui a été constaté</w:t>
@@ -13378,7 +13555,6 @@
             <w:r>
               <w:rPr>
                 <w:rFonts w:ascii="Helvetica" w:hAnsi="Helvetica" w:cs="Helvetica" w:eastAsia="Helvetica"/>
-                <w:color w:val="000000"/>
                 <w:sz w:val="19"/>
               </w:rPr>
               <w:t>Les retraités qui cotisent par la CGRAE passent de 16 en février 2024 à 610 en août 2026, avec une cotisation moyenne de 11 954 FCFA par mois. Leurs soins ne sont pas suivis à part, et leur date de naissance n'est connue que pour 105 d'entre eux.</w:t>
@@ -13400,7 +13576,6 @@
               <w:rPr>
                 <w:rFonts w:ascii="Helvetica" w:hAnsi="Helvetica" w:cs="Helvetica" w:eastAsia="Helvetica"/>
                 <w:b/>
-                <w:color w:val="000000"/>
                 <w:sz w:val="19"/>
               </w:rPr>
               <w:t>Pourquoi c'est important</w:t>
@@ -13418,7 +13593,6 @@
             <w:r>
               <w:rPr>
                 <w:rFonts w:ascii="Helvetica" w:hAnsi="Helvetica" w:cs="Helvetica" w:eastAsia="Helvetica"/>
-                <w:color w:val="000000"/>
                 <w:sz w:val="19"/>
               </w:rPr>
               <w:t>Un retraité a en général plus de besoins de soins qu'un actif, et sur une longue durée.</w:t>
@@ -13440,7 +13614,6 @@
               <w:rPr>
                 <w:rFonts w:ascii="Helvetica" w:hAnsi="Helvetica" w:cs="Helvetica" w:eastAsia="Helvetica"/>
                 <w:b/>
-                <w:color w:val="000000"/>
                 <w:sz w:val="19"/>
               </w:rPr>
               <w:t>Commentaire</w:t>
@@ -13458,7 +13631,6 @@
             <w:r>
               <w:rPr>
                 <w:rFonts w:ascii="Helvetica" w:hAnsi="Helvetica" w:cs="Helvetica" w:eastAsia="Helvetica"/>
-                <w:color w:val="000000"/>
                 <w:sz w:val="19"/>
               </w:rPr>
               <w:t>Sans suivi des soins des retraités, le FPPN ne sait pas si leur cotisation couvre leur coût, ni combien il s'engage à payer s'il les couvre à vie.</w:t>
@@ -13480,7 +13652,6 @@
               <w:rPr>
                 <w:rFonts w:ascii="Helvetica" w:hAnsi="Helvetica" w:cs="Helvetica" w:eastAsia="Helvetica"/>
                 <w:b/>
-                <w:color w:val="000000"/>
                 <w:sz w:val="19"/>
               </w:rPr>
               <w:t>Ce que cela veut dire pour vous</w:t>
@@ -13500,7 +13671,6 @@
               <w:rPr>
                 <w:rFonts w:ascii="Helvetica" w:hAnsi="Helvetica" w:cs="Helvetica" w:eastAsia="Helvetica"/>
                 <w:b/>
-                <w:color w:val="000000"/>
                 <w:sz w:val="19"/>
               </w:rPr>
               <w:t>Si vous êtes ou serez retraité, le FPPN doit vérifier que la garantie santé pourra être tenue dans la durée.</w:t>
@@ -13522,7 +13692,6 @@
               <w:rPr>
                 <w:rFonts w:ascii="Helvetica" w:hAnsi="Helvetica" w:cs="Helvetica" w:eastAsia="Helvetica"/>
                 <w:b/>
-                <w:color w:val="000000"/>
                 <w:sz w:val="19"/>
               </w:rPr>
               <w:t>Plan d'actions</w:t>
@@ -13540,7 +13709,6 @@
             <w:r>
               <w:rPr>
                 <w:rFonts w:ascii="Helvetica" w:hAnsi="Helvetica" w:cs="Helvetica" w:eastAsia="Helvetica"/>
-                <w:color w:val="000000"/>
                 <w:sz w:val="19"/>
               </w:rPr>
               <w:t>• Suivre séparément les soins des retraités.</w:t>
@@ -13566,7 +13734,6 @@
               <w:rPr>
                 <w:rFonts w:ascii="Helvetica" w:hAnsi="Helvetica" w:cs="Helvetica" w:eastAsia="Helvetica"/>
                 <w:b/>
-                <w:color w:val="000000"/>
                 <w:sz w:val="19"/>
               </w:rPr>
               <w:t>Classement</w:t>
@@ -13584,7 +13751,6 @@
             <w:r>
               <w:rPr>
                 <w:rFonts w:ascii="Helvetica" w:hAnsi="Helvetica" w:cs="Helvetica" w:eastAsia="Helvetica"/>
-                <w:color w:val="000000"/>
                 <w:sz w:val="19"/>
               </w:rPr>
               <w:t xml:space="preserve">Complexité : </w:t>
@@ -13593,7 +13759,6 @@
               <w:rPr>
                 <w:rFonts w:ascii="Helvetica" w:hAnsi="Helvetica" w:cs="Helvetica" w:eastAsia="Helvetica"/>
                 <w:b/>
-                <w:color w:val="000000"/>
                 <w:sz w:val="19"/>
               </w:rPr>
               <w:t>Moyenne</w:t>
@@ -13601,16 +13766,29 @@
             <w:r>
               <w:rPr>
                 <w:rFonts w:ascii="Helvetica" w:hAnsi="Helvetica" w:cs="Helvetica" w:eastAsia="Helvetica"/>
-                <w:color w:val="000000"/>
-                <w:sz w:val="19"/>
-              </w:rPr>
-              <w:t xml:space="preserve">.   Priorité : 🟡 </w:t>
+                <w:sz w:val="19"/>
+              </w:rPr>
+              <w:t xml:space="preserve">.   Priorité : </w:t>
+            </w:r>
+            <w:r>
+              <w:rPr>
+                <w:rFonts w:ascii="Helvetica" w:hAnsi="Helvetica" w:cs="Helvetica" w:eastAsia="Helvetica"/>
+                <w:color w:val="FFC000"/>
+                <w:sz w:val="19"/>
+              </w:rPr>
+              <w:t xml:space="preserve">●</w:t>
+            </w:r>
+            <w:r>
+              <w:rPr>
+                <w:rFonts w:ascii="Helvetica" w:hAnsi="Helvetica" w:cs="Helvetica" w:eastAsia="Helvetica"/>
+                <w:sz w:val="19"/>
+              </w:rPr>
+              <w:t xml:space="preserve"> </w:t>
             </w:r>
             <w:r>
               <w:rPr>
                 <w:rFonts w:ascii="Helvetica" w:hAnsi="Helvetica" w:cs="Helvetica" w:eastAsia="Helvetica"/>
                 <w:b/>
-                <w:color w:val="000000"/>
                 <w:sz w:val="19"/>
               </w:rPr>
               <w:t>P3</w:t>
@@ -13618,7 +13796,6 @@
             <w:r>
               <w:rPr>
                 <w:rFonts w:ascii="Helvetica" w:hAnsi="Helvetica" w:cs="Helvetica" w:eastAsia="Helvetica"/>
-                <w:color w:val="000000"/>
                 <w:sz w:val="19"/>
               </w:rPr>
               <w:t>.   Responsable : Service des prestations, Conseil d'administration.</w:t>
@@ -13640,7 +13817,6 @@
               <w:rPr>
                 <w:rFonts w:ascii="Helvetica" w:hAnsi="Helvetica" w:cs="Helvetica" w:eastAsia="Helvetica"/>
                 <w:b/>
-                <w:color w:val="000000"/>
                 <w:sz w:val="19"/>
               </w:rPr>
               <w:t>Pour aller plus loin</w:t>
@@ -13658,7 +13834,6 @@
             <w:r>
               <w:rPr>
                 <w:rFonts w:ascii="Helvetica" w:hAnsi="Helvetica" w:cs="Helvetica" w:eastAsia="Helvetica"/>
-                <w:color w:val="000000"/>
                 <w:sz w:val="19"/>
               </w:rPr>
               <w:t>Rapport du 23/10/2026, diapositives 112. Risque R9 de la cartographie.</w:t>
@@ -13717,7 +13892,6 @@
               <w:rPr>
                 <w:rFonts w:ascii="Helvetica" w:hAnsi="Helvetica" w:cs="Helvetica" w:eastAsia="Helvetica"/>
                 <w:b/>
-                <w:color w:val="000000"/>
                 <w:sz w:val="19"/>
               </w:rPr>
               <w:t>Ce qui a été constaté</w:t>
@@ -13735,7 +13909,6 @@
             <w:r>
               <w:rPr>
                 <w:rFonts w:ascii="Helvetica" w:hAnsi="Helvetica" w:cs="Helvetica" w:eastAsia="Helvetica"/>
-                <w:color w:val="000000"/>
                 <w:sz w:val="19"/>
               </w:rPr>
               <w:t>En 2025, l'argent réellement placé (dépôts à terme et fonds commun de placement) vaut en moyenne 763 752 135 FCFA, soit 5,53 % de l'épargne due. Les placements ont rapporté 4,90 % par an en moyenne de 2021 à 2025. En 2025, les intérêts dus sur l'épargne dépassent les produits des placements de 470 608 168 FCFA.</w:t>
@@ -13757,7 +13930,6 @@
               <w:rPr>
                 <w:rFonts w:ascii="Helvetica" w:hAnsi="Helvetica" w:cs="Helvetica" w:eastAsia="Helvetica"/>
                 <w:b/>
-                <w:color w:val="000000"/>
                 <w:sz w:val="19"/>
               </w:rPr>
               <w:t>Pourquoi c'est important</w:t>
@@ -13775,7 +13947,6 @@
             <w:r>
               <w:rPr>
                 <w:rFonts w:ascii="Helvetica" w:hAnsi="Helvetica" w:cs="Helvetica" w:eastAsia="Helvetica"/>
-                <w:color w:val="000000"/>
                 <w:sz w:val="19"/>
               </w:rPr>
               <w:t>Les placements doivent être sûrs, rentables, disponibles et variés (règlement d'exécution n° 004/2022, art. 17).</w:t>
@@ -13797,7 +13968,6 @@
               <w:rPr>
                 <w:rFonts w:ascii="Helvetica" w:hAnsi="Helvetica" w:cs="Helvetica" w:eastAsia="Helvetica"/>
                 <w:b/>
-                <w:color w:val="000000"/>
                 <w:sz w:val="19"/>
               </w:rPr>
               <w:t>Commentaire</w:t>
@@ -13815,7 +13985,6 @@
             <w:r>
               <w:rPr>
                 <w:rFonts w:ascii="Helvetica" w:hAnsi="Helvetica" w:cs="Helvetica" w:eastAsia="Helvetica"/>
-                <w:color w:val="000000"/>
                 <w:sz w:val="19"/>
               </w:rPr>
               <w:t>Le rendement lui-même n'est pas mauvais : il dépasse le taux directeur de la BCEAO (2,00 % à 3,50 %). Le problème est le volume : presque toute l'épargne est immobilisée dans des biens qui ne rapportent ni intérêts ni liquidités.</w:t>
@@ -13837,7 +14006,6 @@
               <w:rPr>
                 <w:rFonts w:ascii="Helvetica" w:hAnsi="Helvetica" w:cs="Helvetica" w:eastAsia="Helvetica"/>
                 <w:b/>
-                <w:color w:val="000000"/>
                 <w:sz w:val="19"/>
               </w:rPr>
               <w:t>Ce que cela veut dire pour vous</w:t>
@@ -13857,7 +14025,6 @@
               <w:rPr>
                 <w:rFonts w:ascii="Helvetica" w:hAnsi="Helvetica" w:cs="Helvetica" w:eastAsia="Helvetica"/>
                 <w:b/>
-                <w:color w:val="000000"/>
                 <w:sz w:val="19"/>
               </w:rPr>
               <w:t>Votre épargne doit être placée de façon à rapporter les intérêts promis et à rester disponible.</w:t>
@@ -13879,7 +14046,6 @@
               <w:rPr>
                 <w:rFonts w:ascii="Helvetica" w:hAnsi="Helvetica" w:cs="Helvetica" w:eastAsia="Helvetica"/>
                 <w:b/>
-                <w:color w:val="000000"/>
                 <w:sz w:val="19"/>
               </w:rPr>
               <w:t>Plan d'actions</w:t>
@@ -13897,7 +14063,6 @@
             <w:r>
               <w:rPr>
                 <w:rFonts w:ascii="Helvetica" w:hAnsi="Helvetica" w:cs="Helvetica" w:eastAsia="Helvetica"/>
-                <w:color w:val="000000"/>
                 <w:sz w:val="19"/>
               </w:rPr>
               <w:t>• Faire voter une politique de placement : part minimale disponible, rendement minimal au regard du taux servi, limites sur l'immobilier.</w:t>
@@ -13919,7 +14084,6 @@
               <w:rPr>
                 <w:rFonts w:ascii="Helvetica" w:hAnsi="Helvetica" w:cs="Helvetica" w:eastAsia="Helvetica"/>
                 <w:b/>
-                <w:color w:val="000000"/>
                 <w:sz w:val="19"/>
               </w:rPr>
               <w:t>Classement</w:t>
@@ -13937,7 +14101,6 @@
             <w:r>
               <w:rPr>
                 <w:rFonts w:ascii="Helvetica" w:hAnsi="Helvetica" w:cs="Helvetica" w:eastAsia="Helvetica"/>
-                <w:color w:val="000000"/>
                 <w:sz w:val="19"/>
               </w:rPr>
               <w:t xml:space="preserve">Complexité : </w:t>
@@ -13946,7 +14109,6 @@
               <w:rPr>
                 <w:rFonts w:ascii="Helvetica" w:hAnsi="Helvetica" w:cs="Helvetica" w:eastAsia="Helvetica"/>
                 <w:b/>
-                <w:color w:val="000000"/>
                 <w:sz w:val="19"/>
               </w:rPr>
               <w:t>Moyenne</w:t>
@@ -13954,16 +14116,29 @@
             <w:r>
               <w:rPr>
                 <w:rFonts w:ascii="Helvetica" w:hAnsi="Helvetica" w:cs="Helvetica" w:eastAsia="Helvetica"/>
-                <w:color w:val="000000"/>
-                <w:sz w:val="19"/>
-              </w:rPr>
-              <w:t xml:space="preserve">.   Priorité : 🟠 </w:t>
+                <w:sz w:val="19"/>
+              </w:rPr>
+              <w:t xml:space="preserve">.   Priorité : </w:t>
+            </w:r>
+            <w:r>
+              <w:rPr>
+                <w:rFonts w:ascii="Helvetica" w:hAnsi="Helvetica" w:cs="Helvetica" w:eastAsia="Helvetica"/>
+                <w:color w:val="ED7D31"/>
+                <w:sz w:val="19"/>
+              </w:rPr>
+              <w:t xml:space="preserve">●</w:t>
+            </w:r>
+            <w:r>
+              <w:rPr>
+                <w:rFonts w:ascii="Helvetica" w:hAnsi="Helvetica" w:cs="Helvetica" w:eastAsia="Helvetica"/>
+                <w:sz w:val="19"/>
+              </w:rPr>
+              <w:t xml:space="preserve"> </w:t>
             </w:r>
             <w:r>
               <w:rPr>
                 <w:rFonts w:ascii="Helvetica" w:hAnsi="Helvetica" w:cs="Helvetica" w:eastAsia="Helvetica"/>
                 <w:b/>
-                <w:color w:val="000000"/>
                 <w:sz w:val="19"/>
               </w:rPr>
               <w:t>P2</w:t>
@@ -13971,7 +14146,6 @@
             <w:r>
               <w:rPr>
                 <w:rFonts w:ascii="Helvetica" w:hAnsi="Helvetica" w:cs="Helvetica" w:eastAsia="Helvetica"/>
-                <w:color w:val="000000"/>
                 <w:sz w:val="19"/>
               </w:rPr>
               <w:t>.   Responsable : Conseil d'administration.</w:t>
@@ -13993,7 +14167,6 @@
               <w:rPr>
                 <w:rFonts w:ascii="Helvetica" w:hAnsi="Helvetica" w:cs="Helvetica" w:eastAsia="Helvetica"/>
                 <w:b/>
-                <w:color w:val="000000"/>
                 <w:sz w:val="19"/>
               </w:rPr>
               <w:t>Pour aller plus loin</w:t>
@@ -14011,7 +14184,6 @@
             <w:r>
               <w:rPr>
                 <w:rFonts w:ascii="Helvetica" w:hAnsi="Helvetica" w:cs="Helvetica" w:eastAsia="Helvetica"/>
-                <w:color w:val="000000"/>
                 <w:sz w:val="19"/>
               </w:rPr>
               <w:t>Rapport du 23/10/2026, diapositives 8, 162, 165 et 166. Risque R8 de la cartographie.</w:t>
@@ -14062,7 +14234,6 @@
               <w:rPr>
                 <w:rFonts w:ascii="Helvetica" w:hAnsi="Helvetica" w:cs="Helvetica" w:eastAsia="Helvetica"/>
                 <w:b/>
-                <w:color w:val="000000"/>
                 <w:sz w:val="19"/>
               </w:rPr>
               <w:t>Ce qui a été constaté</w:t>
@@ -14080,7 +14251,6 @@
             <w:r>
               <w:rPr>
                 <w:rFonts w:ascii="Helvetica" w:hAnsi="Helvetica" w:cs="Helvetica" w:eastAsia="Helvetica"/>
-                <w:color w:val="000000"/>
                 <w:sz w:val="19"/>
                 <w:highlight w:val="yellow"/>
               </w:rPr>
@@ -14089,7 +14259,6 @@
             <w:r>
               <w:rPr>
                 <w:rFonts w:ascii="Helvetica" w:hAnsi="Helvetica" w:cs="Helvetica" w:eastAsia="Helvetica"/>
-                <w:color w:val="000000"/>
                 <w:sz w:val="19"/>
               </w:rPr>
               <w:t xml:space="preserve"> Aucune délibération du conseil d'administration sur les placements n'a été transmise, alors que les statuts l'exigent (art. 85). Le projet immobilier de Cocody n'a ni budget ni plan de financement transmis. La désignation du directeur général n'est documentée que pour 2020 à 2023.</w:t>
@@ -14111,7 +14280,6 @@
               <w:rPr>
                 <w:rFonts w:ascii="Helvetica" w:hAnsi="Helvetica" w:cs="Helvetica" w:eastAsia="Helvetica"/>
                 <w:b/>
-                <w:color w:val="000000"/>
                 <w:sz w:val="19"/>
               </w:rPr>
               <w:t>Pourquoi c'est important</w:t>
@@ -14129,7 +14297,6 @@
             <w:r>
               <w:rPr>
                 <w:rFonts w:ascii="Helvetica" w:hAnsi="Helvetica" w:cs="Helvetica" w:eastAsia="Helvetica"/>
-                <w:color w:val="000000"/>
                 <w:sz w:val="19"/>
               </w:rPr>
               <w:t>Les décisions qui engagent l'argent des adhérents doivent être prises par les organes élus et tracées par écrit.</w:t>
@@ -14151,7 +14318,6 @@
               <w:rPr>
                 <w:rFonts w:ascii="Helvetica" w:hAnsi="Helvetica" w:cs="Helvetica" w:eastAsia="Helvetica"/>
                 <w:b/>
-                <w:color w:val="000000"/>
                 <w:sz w:val="19"/>
               </w:rPr>
               <w:t>Commentaire</w:t>
@@ -14169,7 +14335,6 @@
             <w:r>
               <w:rPr>
                 <w:rFonts w:ascii="Helvetica" w:hAnsi="Helvetica" w:cs="Helvetica" w:eastAsia="Helvetica"/>
-                <w:color w:val="000000"/>
                 <w:sz w:val="19"/>
               </w:rPr>
               <w:t>Il ne s'agit pas de mettre en cause une personne, mais de protéger le FPPN et ses dirigeants par des décisions collectives et écrites. Le projet de Cocody engagerait l'épargne dans un bien de long terme, alors que la liquidité ne couvre pas l'année qui vient (constat 11).</w:t>
@@ -14191,7 +14356,6 @@
               <w:rPr>
                 <w:rFonts w:ascii="Helvetica" w:hAnsi="Helvetica" w:cs="Helvetica" w:eastAsia="Helvetica"/>
                 <w:b/>
-                <w:color w:val="000000"/>
                 <w:sz w:val="19"/>
               </w:rPr>
               <w:t>Ce que cela veut dire pour vous</w:t>
@@ -14211,7 +14375,6 @@
               <w:rPr>
                 <w:rFonts w:ascii="Helvetica" w:hAnsi="Helvetica" w:cs="Helvetica" w:eastAsia="Helvetica"/>
                 <w:b/>
-                <w:color w:val="000000"/>
                 <w:sz w:val="19"/>
               </w:rPr>
               <w:t>Les grandes décisions sur votre argent doivent être prises collectivement par vos représentants.</w:t>
@@ -14233,7 +14396,6 @@
               <w:rPr>
                 <w:rFonts w:ascii="Helvetica" w:hAnsi="Helvetica" w:cs="Helvetica" w:eastAsia="Helvetica"/>
                 <w:b/>
-                <w:color w:val="000000"/>
                 <w:sz w:val="19"/>
               </w:rPr>
               <w:t>Plan d'actions</w:t>
@@ -14251,7 +14413,6 @@
             <w:r>
               <w:rPr>
                 <w:rFonts w:ascii="Helvetica" w:hAnsi="Helvetica" w:cs="Helvetica" w:eastAsia="Helvetica"/>
-                <w:color w:val="000000"/>
                 <w:sz w:val="19"/>
               </w:rPr>
               <w:t>• Faire délibérer le conseil d'administration sur chaque placement.</w:t>
@@ -14277,7 +14438,6 @@
               <w:rPr>
                 <w:rFonts w:ascii="Helvetica" w:hAnsi="Helvetica" w:cs="Helvetica" w:eastAsia="Helvetica"/>
                 <w:b/>
-                <w:color w:val="000000"/>
                 <w:sz w:val="19"/>
               </w:rPr>
               <w:t>Classement</w:t>
@@ -14295,7 +14455,6 @@
             <w:r>
               <w:rPr>
                 <w:rFonts w:ascii="Helvetica" w:hAnsi="Helvetica" w:cs="Helvetica" w:eastAsia="Helvetica"/>
-                <w:color w:val="000000"/>
                 <w:sz w:val="19"/>
               </w:rPr>
               <w:t xml:space="preserve">Complexité : </w:t>
@@ -14304,7 +14463,6 @@
               <w:rPr>
                 <w:rFonts w:ascii="Helvetica" w:hAnsi="Helvetica" w:cs="Helvetica" w:eastAsia="Helvetica"/>
                 <w:b/>
-                <w:color w:val="000000"/>
                 <w:sz w:val="19"/>
               </w:rPr>
               <w:t>Faible</w:t>
@@ -14312,16 +14470,29 @@
             <w:r>
               <w:rPr>
                 <w:rFonts w:ascii="Helvetica" w:hAnsi="Helvetica" w:cs="Helvetica" w:eastAsia="Helvetica"/>
-                <w:color w:val="000000"/>
-                <w:sz w:val="19"/>
-              </w:rPr>
-              <w:t xml:space="preserve">.   Priorité : 🟠 </w:t>
+                <w:sz w:val="19"/>
+              </w:rPr>
+              <w:t xml:space="preserve">.   Priorité : </w:t>
+            </w:r>
+            <w:r>
+              <w:rPr>
+                <w:rFonts w:ascii="Helvetica" w:hAnsi="Helvetica" w:cs="Helvetica" w:eastAsia="Helvetica"/>
+                <w:color w:val="ED7D31"/>
+                <w:sz w:val="19"/>
+              </w:rPr>
+              <w:t xml:space="preserve">●</w:t>
+            </w:r>
+            <w:r>
+              <w:rPr>
+                <w:rFonts w:ascii="Helvetica" w:hAnsi="Helvetica" w:cs="Helvetica" w:eastAsia="Helvetica"/>
+                <w:sz w:val="19"/>
+              </w:rPr>
+              <w:t xml:space="preserve"> </w:t>
             </w:r>
             <w:r>
               <w:rPr>
                 <w:rFonts w:ascii="Helvetica" w:hAnsi="Helvetica" w:cs="Helvetica" w:eastAsia="Helvetica"/>
                 <w:b/>
-                <w:color w:val="000000"/>
                 <w:sz w:val="19"/>
               </w:rPr>
               <w:t>P2</w:t>
@@ -14329,7 +14500,6 @@
             <w:r>
               <w:rPr>
                 <w:rFonts w:ascii="Helvetica" w:hAnsi="Helvetica" w:cs="Helvetica" w:eastAsia="Helvetica"/>
-                <w:color w:val="000000"/>
                 <w:sz w:val="19"/>
               </w:rPr>
               <w:t>.   Responsable : Conseil d'administration.</w:t>
@@ -14351,7 +14521,6 @@
               <w:rPr>
                 <w:rFonts w:ascii="Helvetica" w:hAnsi="Helvetica" w:cs="Helvetica" w:eastAsia="Helvetica"/>
                 <w:b/>
-                <w:color w:val="000000"/>
                 <w:sz w:val="19"/>
               </w:rPr>
               <w:t>À confirmer</w:t>
@@ -14369,7 +14538,6 @@
             <w:r>
               <w:rPr>
                 <w:rFonts w:ascii="Helvetica" w:hAnsi="Helvetica" w:cs="Helvetica" w:eastAsia="Helvetica"/>
-                <w:color w:val="000000"/>
                 <w:sz w:val="19"/>
               </w:rPr>
               <w:t>Le fonctionnement des décisions de placement repose sur une déclaration du chef comptable, à confirmer par les pièces.</w:t>
@@ -14391,7 +14559,6 @@
               <w:rPr>
                 <w:rFonts w:ascii="Helvetica" w:hAnsi="Helvetica" w:cs="Helvetica" w:eastAsia="Helvetica"/>
                 <w:b/>
-                <w:color w:val="000000"/>
                 <w:sz w:val="19"/>
               </w:rPr>
               <w:t>Pour aller plus loin</w:t>
@@ -14409,7 +14576,6 @@
             <w:r>
               <w:rPr>
                 <w:rFonts w:ascii="Helvetica" w:hAnsi="Helvetica" w:cs="Helvetica" w:eastAsia="Helvetica"/>
-                <w:color w:val="000000"/>
                 <w:sz w:val="19"/>
               </w:rPr>
               <w:t>Rapport du 23/10/2026, diapositives 11, 163 et 164. Risque R10 de la cartographie.</w:t>
@@ -14468,7 +14634,6 @@
               <w:rPr>
                 <w:rFonts w:ascii="Helvetica" w:hAnsi="Helvetica" w:cs="Helvetica" w:eastAsia="Helvetica"/>
                 <w:b/>
-                <w:color w:val="000000"/>
                 <w:sz w:val="19"/>
               </w:rPr>
               <w:t>Ce qui a été constaté</w:t>
@@ -14486,7 +14651,6 @@
             <w:r>
               <w:rPr>
                 <w:rFonts w:ascii="Helvetica" w:hAnsi="Helvetica" w:cs="Helvetica" w:eastAsia="Helvetica"/>
-                <w:color w:val="000000"/>
                 <w:sz w:val="19"/>
               </w:rPr>
               <w:t>L'encours des prêts du Grenier passe de 7 900 000 FCFA fin 2021 à 1 044 302 107 FCFA au 31/08/2026, soit 132 fois plus. Le FPPN finance 87,66 % de cet encours (915 477 260 FCFA).</w:t>
@@ -14508,7 +14672,6 @@
               <w:rPr>
                 <w:rFonts w:ascii="Helvetica" w:hAnsi="Helvetica" w:cs="Helvetica" w:eastAsia="Helvetica"/>
                 <w:b/>
-                <w:color w:val="000000"/>
                 <w:sz w:val="19"/>
               </w:rPr>
               <w:t>Pourquoi c'est important</w:t>
@@ -14526,7 +14689,6 @@
             <w:r>
               <w:rPr>
                 <w:rFonts w:ascii="Helvetica" w:hAnsi="Helvetica" w:cs="Helvetica" w:eastAsia="Helvetica"/>
-                <w:color w:val="000000"/>
                 <w:sz w:val="19"/>
               </w:rPr>
               <w:t>Les prêts sont un service apprécié, mais l'argent prêté n'est plus disponible pour rembourser l'épargne.</w:t>
@@ -14548,7 +14710,6 @@
               <w:rPr>
                 <w:rFonts w:ascii="Helvetica" w:hAnsi="Helvetica" w:cs="Helvetica" w:eastAsia="Helvetica"/>
                 <w:b/>
-                <w:color w:val="000000"/>
                 <w:sz w:val="19"/>
               </w:rPr>
               <w:t>Commentaire</w:t>
@@ -14566,7 +14727,6 @@
             <w:r>
               <w:rPr>
                 <w:rFonts w:ascii="Helvetica" w:hAnsi="Helvetica" w:cs="Helvetica" w:eastAsia="Helvetica"/>
-                <w:color w:val="000000"/>
                 <w:sz w:val="19"/>
               </w:rPr>
               <w:t>Les prêts sont courts (10 mois en médiane) et rapportent (taux médian de 18,00 %). Le risque est la vitesse de croissance, financée par une épargne qui n'est déjà couverte qu'à 16,28 %.</w:t>
@@ -14588,7 +14748,6 @@
               <w:rPr>
                 <w:rFonts w:ascii="Helvetica" w:hAnsi="Helvetica" w:cs="Helvetica" w:eastAsia="Helvetica"/>
                 <w:b/>
-                <w:color w:val="000000"/>
                 <w:sz w:val="19"/>
               </w:rPr>
               <w:t>Ce que cela veut dire pour vous</w:t>
@@ -14608,7 +14767,6 @@
               <w:rPr>
                 <w:rFonts w:ascii="Helvetica" w:hAnsi="Helvetica" w:cs="Helvetica" w:eastAsia="Helvetica"/>
                 <w:b/>
-                <w:color w:val="000000"/>
                 <w:sz w:val="19"/>
               </w:rPr>
               <w:t>Le Grenier vous rend service, mais sa croissance ne doit pas mettre en danger le remboursement de votre épargne.</w:t>
@@ -14630,7 +14788,6 @@
               <w:rPr>
                 <w:rFonts w:ascii="Helvetica" w:hAnsi="Helvetica" w:cs="Helvetica" w:eastAsia="Helvetica"/>
                 <w:b/>
-                <w:color w:val="000000"/>
                 <w:sz w:val="19"/>
               </w:rPr>
               <w:t>Plan d'actions</w:t>
@@ -14648,7 +14805,6 @@
             <w:r>
               <w:rPr>
                 <w:rFonts w:ascii="Helvetica" w:hAnsi="Helvetica" w:cs="Helvetica" w:eastAsia="Helvetica"/>
-                <w:color w:val="000000"/>
                 <w:sz w:val="19"/>
               </w:rPr>
               <w:t>• Fixer par décision un plafond de financement du Grenier par le FPPN.</w:t>
@@ -14672,7 +14828,6 @@
               <w:rPr>
                 <w:rFonts w:ascii="Helvetica" w:hAnsi="Helvetica" w:cs="Helvetica" w:eastAsia="Helvetica"/>
                 <w:b/>
-                <w:color w:val="000000"/>
                 <w:sz w:val="19"/>
               </w:rPr>
               <w:t>Classement</w:t>
@@ -14690,7 +14845,6 @@
             <w:r>
               <w:rPr>
                 <w:rFonts w:ascii="Helvetica" w:hAnsi="Helvetica" w:cs="Helvetica" w:eastAsia="Helvetica"/>
-                <w:color w:val="000000"/>
                 <w:sz w:val="19"/>
               </w:rPr>
               <w:t xml:space="preserve">Complexité : </w:t>
@@ -14699,7 +14853,6 @@
               <w:rPr>
                 <w:rFonts w:ascii="Helvetica" w:hAnsi="Helvetica" w:cs="Helvetica" w:eastAsia="Helvetica"/>
                 <w:b/>
-                <w:color w:val="000000"/>
                 <w:sz w:val="19"/>
               </w:rPr>
               <w:t>Moyenne</w:t>
@@ -14707,16 +14860,29 @@
             <w:r>
               <w:rPr>
                 <w:rFonts w:ascii="Helvetica" w:hAnsi="Helvetica" w:cs="Helvetica" w:eastAsia="Helvetica"/>
-                <w:color w:val="000000"/>
-                <w:sz w:val="19"/>
-              </w:rPr>
-              <w:t xml:space="preserve">.   Priorité : 🟡 </w:t>
+                <w:sz w:val="19"/>
+              </w:rPr>
+              <w:t xml:space="preserve">.   Priorité : </w:t>
+            </w:r>
+            <w:r>
+              <w:rPr>
+                <w:rFonts w:ascii="Helvetica" w:hAnsi="Helvetica" w:cs="Helvetica" w:eastAsia="Helvetica"/>
+                <w:color w:val="FFC000"/>
+                <w:sz w:val="19"/>
+              </w:rPr>
+              <w:t xml:space="preserve">●</w:t>
+            </w:r>
+            <w:r>
+              <w:rPr>
+                <w:rFonts w:ascii="Helvetica" w:hAnsi="Helvetica" w:cs="Helvetica" w:eastAsia="Helvetica"/>
+                <w:sz w:val="19"/>
+              </w:rPr>
+              <w:t xml:space="preserve"> </w:t>
             </w:r>
             <w:r>
               <w:rPr>
                 <w:rFonts w:ascii="Helvetica" w:hAnsi="Helvetica" w:cs="Helvetica" w:eastAsia="Helvetica"/>
                 <w:b/>
-                <w:color w:val="000000"/>
                 <w:sz w:val="19"/>
               </w:rPr>
               <w:t>P3</w:t>
@@ -14724,7 +14890,6 @@
             <w:r>
               <w:rPr>
                 <w:rFonts w:ascii="Helvetica" w:hAnsi="Helvetica" w:cs="Helvetica" w:eastAsia="Helvetica"/>
-                <w:color w:val="000000"/>
                 <w:sz w:val="19"/>
               </w:rPr>
               <w:t>.   Responsable : Conseil d'administration, Grenier.</w:t>
@@ -14746,7 +14911,6 @@
               <w:rPr>
                 <w:rFonts w:ascii="Helvetica" w:hAnsi="Helvetica" w:cs="Helvetica" w:eastAsia="Helvetica"/>
                 <w:b/>
-                <w:color w:val="000000"/>
                 <w:sz w:val="19"/>
               </w:rPr>
               <w:t>Pour aller plus loin</w:t>
@@ -14764,7 +14928,6 @@
             <w:r>
               <w:rPr>
                 <w:rFonts w:ascii="Helvetica" w:hAnsi="Helvetica" w:cs="Helvetica" w:eastAsia="Helvetica"/>
-                <w:color w:val="000000"/>
                 <w:sz w:val="19"/>
               </w:rPr>
               <w:t>Rapport du 23/10/2026, diapositives 102 à 108. Risque R7 de la cartographie.</w:t>
@@ -14823,7 +14986,6 @@
               <w:rPr>
                 <w:rFonts w:ascii="Helvetica" w:hAnsi="Helvetica" w:cs="Helvetica" w:eastAsia="Helvetica"/>
                 <w:b/>
-                <w:color w:val="000000"/>
                 <w:sz w:val="19"/>
               </w:rPr>
               <w:t>Ce qui a été constaté</w:t>
@@ -14841,7 +15003,6 @@
             <w:r>
               <w:rPr>
                 <w:rFonts w:ascii="Helvetica" w:hAnsi="Helvetica" w:cs="Helvetica" w:eastAsia="Helvetica"/>
-                <w:color w:val="000000"/>
                 <w:sz w:val="19"/>
               </w:rPr>
               <w:t>Le FPPN n'a pas transmis de base des prestations avec les dates (soins, dépôt, paiement), ni les dates de naissance des policiers, ni le fichier des ayants droit. Les fichiers maladie et décès de décembre 2024 sont vides.</w:t>
@@ -14863,7 +15024,6 @@
               <w:rPr>
                 <w:rFonts w:ascii="Helvetica" w:hAnsi="Helvetica" w:cs="Helvetica" w:eastAsia="Helvetica"/>
                 <w:b/>
-                <w:color w:val="000000"/>
                 <w:sz w:val="19"/>
               </w:rPr>
               <w:t>Pourquoi c'est important</w:t>
@@ -14881,7 +15041,6 @@
             <w:r>
               <w:rPr>
                 <w:rFonts w:ascii="Helvetica" w:hAnsi="Helvetica" w:cs="Helvetica" w:eastAsia="Helvetica"/>
-                <w:color w:val="000000"/>
                 <w:sz w:val="19"/>
               </w:rPr>
               <w:t>Sans ces données, il est impossible de calculer les provisions dossier par dossier, la mortalité par âge et l'engagement envers les retraités.</w:t>
@@ -14903,7 +15062,6 @@
               <w:rPr>
                 <w:rFonts w:ascii="Helvetica" w:hAnsi="Helvetica" w:cs="Helvetica" w:eastAsia="Helvetica"/>
                 <w:b/>
-                <w:color w:val="000000"/>
                 <w:sz w:val="19"/>
               </w:rPr>
               <w:t>Commentaire</w:t>
@@ -14921,7 +15079,6 @@
             <w:r>
               <w:rPr>
                 <w:rFonts w:ascii="Helvetica" w:hAnsi="Helvetica" w:cs="Helvetica" w:eastAsia="Helvetica"/>
-                <w:color w:val="000000"/>
                 <w:sz w:val="19"/>
               </w:rPr>
               <w:t>Ces manques expliquent pourquoi deux réponses sur quatre sont seulement « partiellement démontrées ». Ils ne changent pas le sens des conclusions, mais ils en limitent la précision.</w:t>
@@ -14943,7 +15100,6 @@
               <w:rPr>
                 <w:rFonts w:ascii="Helvetica" w:hAnsi="Helvetica" w:cs="Helvetica" w:eastAsia="Helvetica"/>
                 <w:b/>
-                <w:color w:val="000000"/>
                 <w:sz w:val="19"/>
               </w:rPr>
               <w:t>Ce que cela veut dire pour vous</w:t>
@@ -14963,7 +15119,6 @@
               <w:rPr>
                 <w:rFonts w:ascii="Helvetica" w:hAnsi="Helvetica" w:cs="Helvetica" w:eastAsia="Helvetica"/>
                 <w:b/>
-                <w:color w:val="000000"/>
                 <w:sz w:val="19"/>
               </w:rPr>
               <w:t>Des fichiers complets et à jour sont la condition pour bien protéger vos droits.</w:t>
@@ -14985,7 +15140,6 @@
               <w:rPr>
                 <w:rFonts w:ascii="Helvetica" w:hAnsi="Helvetica" w:cs="Helvetica" w:eastAsia="Helvetica"/>
                 <w:b/>
-                <w:color w:val="000000"/>
                 <w:sz w:val="19"/>
               </w:rPr>
               <w:t>Plan d'actions</w:t>
@@ -15003,7 +15157,6 @@
             <w:r>
               <w:rPr>
                 <w:rFonts w:ascii="Helvetica" w:hAnsi="Helvetica" w:cs="Helvetica" w:eastAsia="Helvetica"/>
-                <w:color w:val="000000"/>
                 <w:sz w:val="19"/>
               </w:rPr>
               <w:t>• Transmettre les données demandées (liste des documents demandés).</w:t>
@@ -15027,7 +15180,6 @@
               <w:rPr>
                 <w:rFonts w:ascii="Helvetica" w:hAnsi="Helvetica" w:cs="Helvetica" w:eastAsia="Helvetica"/>
                 <w:b/>
-                <w:color w:val="000000"/>
                 <w:sz w:val="19"/>
               </w:rPr>
               <w:t>Classement</w:t>
@@ -15045,7 +15197,6 @@
             <w:r>
               <w:rPr>
                 <w:rFonts w:ascii="Helvetica" w:hAnsi="Helvetica" w:cs="Helvetica" w:eastAsia="Helvetica"/>
-                <w:color w:val="000000"/>
                 <w:sz w:val="19"/>
               </w:rPr>
               <w:t xml:space="preserve">Complexité : </w:t>
@@ -15054,7 +15205,6 @@
               <w:rPr>
                 <w:rFonts w:ascii="Helvetica" w:hAnsi="Helvetica" w:cs="Helvetica" w:eastAsia="Helvetica"/>
                 <w:b/>
-                <w:color w:val="000000"/>
                 <w:sz w:val="19"/>
               </w:rPr>
               <w:t>Moyenne</w:t>
@@ -15062,16 +15212,29 @@
             <w:r>
               <w:rPr>
                 <w:rFonts w:ascii="Helvetica" w:hAnsi="Helvetica" w:cs="Helvetica" w:eastAsia="Helvetica"/>
-                <w:color w:val="000000"/>
-                <w:sz w:val="19"/>
-              </w:rPr>
-              <w:t xml:space="preserve">.   Priorité : 🔴 </w:t>
+                <w:sz w:val="19"/>
+              </w:rPr>
+              <w:t xml:space="preserve">.   Priorité : </w:t>
+            </w:r>
+            <w:r>
+              <w:rPr>
+                <w:rFonts w:ascii="Helvetica" w:hAnsi="Helvetica" w:cs="Helvetica" w:eastAsia="Helvetica"/>
+                <w:color w:val="C00000"/>
+                <w:sz w:val="19"/>
+              </w:rPr>
+              <w:t xml:space="preserve">●</w:t>
+            </w:r>
+            <w:r>
+              <w:rPr>
+                <w:rFonts w:ascii="Helvetica" w:hAnsi="Helvetica" w:cs="Helvetica" w:eastAsia="Helvetica"/>
+                <w:sz w:val="19"/>
+              </w:rPr>
+              <w:t xml:space="preserve"> </w:t>
             </w:r>
             <w:r>
               <w:rPr>
                 <w:rFonts w:ascii="Helvetica" w:hAnsi="Helvetica" w:cs="Helvetica" w:eastAsia="Helvetica"/>
                 <w:b/>
-                <w:color w:val="000000"/>
                 <w:sz w:val="19"/>
               </w:rPr>
               <w:t>P1</w:t>
@@ -15079,7 +15242,6 @@
             <w:r>
               <w:rPr>
                 <w:rFonts w:ascii="Helvetica" w:hAnsi="Helvetica" w:cs="Helvetica" w:eastAsia="Helvetica"/>
-                <w:color w:val="000000"/>
                 <w:sz w:val="19"/>
               </w:rPr>
               <w:t>.   Responsable : Direction générale, service informatique.</w:t>
@@ -15101,7 +15263,6 @@
               <w:rPr>
                 <w:rFonts w:ascii="Helvetica" w:hAnsi="Helvetica" w:cs="Helvetica" w:eastAsia="Helvetica"/>
                 <w:b/>
-                <w:color w:val="000000"/>
                 <w:sz w:val="19"/>
               </w:rPr>
               <w:t>Pour aller plus loin</w:t>
@@ -15119,7 +15280,6 @@
             <w:r>
               <w:rPr>
                 <w:rFonts w:ascii="Helvetica" w:hAnsi="Helvetica" w:cs="Helvetica" w:eastAsia="Helvetica"/>
-                <w:color w:val="000000"/>
                 <w:sz w:val="19"/>
               </w:rPr>
               <w:t>Rapport du 23/10/2026, diapositives 54 et 241. Risque R9 de la cartographie.</w:t>
@@ -15170,7 +15330,6 @@
               <w:rPr>
                 <w:rFonts w:ascii="Helvetica" w:hAnsi="Helvetica" w:cs="Helvetica" w:eastAsia="Helvetica"/>
                 <w:b/>
-                <w:color w:val="000000"/>
                 <w:sz w:val="19"/>
               </w:rPr>
               <w:t>Ce qui a été constaté</w:t>
@@ -15188,7 +15347,6 @@
             <w:r>
               <w:rPr>
                 <w:rFonts w:ascii="Helvetica" w:hAnsi="Helvetica" w:cs="Helvetica" w:eastAsia="Helvetica"/>
-                <w:color w:val="000000"/>
                 <w:sz w:val="19"/>
               </w:rPr>
               <w:t>Le fichier envoyé chaque mois à la Solde n'est pas comparé au fichier retour, et aucun fichier envoyé n'a été transmis sur la période de 80 mois.</w:t>
@@ -15210,7 +15368,6 @@
               <w:rPr>
                 <w:rFonts w:ascii="Helvetica" w:hAnsi="Helvetica" w:cs="Helvetica" w:eastAsia="Helvetica"/>
                 <w:b/>
-                <w:color w:val="000000"/>
                 <w:sz w:val="19"/>
               </w:rPr>
               <w:t>Pourquoi c'est important</w:t>
@@ -15228,7 +15385,6 @@
             <w:r>
               <w:rPr>
                 <w:rFonts w:ascii="Helvetica" w:hAnsi="Helvetica" w:cs="Helvetica" w:eastAsia="Helvetica"/>
-                <w:color w:val="000000"/>
                 <w:sz w:val="19"/>
               </w:rPr>
               <w:t>Ce rapprochement est le seul moyen de savoir si chaque cotisation demandée a bien été prélevée et reversée.</w:t>
@@ -15250,7 +15406,6 @@
               <w:rPr>
                 <w:rFonts w:ascii="Helvetica" w:hAnsi="Helvetica" w:cs="Helvetica" w:eastAsia="Helvetica"/>
                 <w:b/>
-                <w:color w:val="000000"/>
                 <w:sz w:val="19"/>
               </w:rPr>
               <w:t>Commentaire</w:t>
@@ -15268,7 +15423,6 @@
             <w:r>
               <w:rPr>
                 <w:rFonts w:ascii="Helvetica" w:hAnsi="Helvetica" w:cs="Helvetica" w:eastAsia="Helvetica"/>
-                <w:color w:val="000000"/>
                 <w:sz w:val="19"/>
               </w:rPr>
               <w:t>Sans ce contrôle, une cotisation non prélevée ou un écart de montant peut passer inaperçu pendant des mois.</w:t>
@@ -15290,7 +15444,6 @@
               <w:rPr>
                 <w:rFonts w:ascii="Helvetica" w:hAnsi="Helvetica" w:cs="Helvetica" w:eastAsia="Helvetica"/>
                 <w:b/>
-                <w:color w:val="000000"/>
                 <w:sz w:val="19"/>
               </w:rPr>
               <w:t>Ce que cela veut dire pour vous</w:t>
@@ -15310,7 +15463,6 @@
               <w:rPr>
                 <w:rFonts w:ascii="Helvetica" w:hAnsi="Helvetica" w:cs="Helvetica" w:eastAsia="Helvetica"/>
                 <w:b/>
-                <w:color w:val="000000"/>
                 <w:sz w:val="19"/>
               </w:rPr>
               <w:t>Votre cotisation doit être vérifiée chaque mois entre ce qui est demandé et ce qui est reçu.</w:t>
@@ -15332,7 +15484,6 @@
               <w:rPr>
                 <w:rFonts w:ascii="Helvetica" w:hAnsi="Helvetica" w:cs="Helvetica" w:eastAsia="Helvetica"/>
                 <w:b/>
-                <w:color w:val="000000"/>
                 <w:sz w:val="19"/>
               </w:rPr>
               <w:t>Plan d'actions</w:t>
@@ -15350,7 +15501,6 @@
             <w:r>
               <w:rPr>
                 <w:rFonts w:ascii="Helvetica" w:hAnsi="Helvetica" w:cs="Helvetica" w:eastAsia="Helvetica"/>
-                <w:color w:val="000000"/>
                 <w:sz w:val="19"/>
               </w:rPr>
               <w:t>• Rapprocher chaque mois le fichier envoyé et le fichier retour, avec un état des rejets signé.</w:t>
@@ -15372,7 +15522,6 @@
               <w:rPr>
                 <w:rFonts w:ascii="Helvetica" w:hAnsi="Helvetica" w:cs="Helvetica" w:eastAsia="Helvetica"/>
                 <w:b/>
-                <w:color w:val="000000"/>
                 <w:sz w:val="19"/>
               </w:rPr>
               <w:t>Classement</w:t>
@@ -15390,7 +15539,6 @@
             <w:r>
               <w:rPr>
                 <w:rFonts w:ascii="Helvetica" w:hAnsi="Helvetica" w:cs="Helvetica" w:eastAsia="Helvetica"/>
-                <w:color w:val="000000"/>
                 <w:sz w:val="19"/>
               </w:rPr>
               <w:t xml:space="preserve">Complexité : </w:t>
@@ -15399,7 +15547,6 @@
               <w:rPr>
                 <w:rFonts w:ascii="Helvetica" w:hAnsi="Helvetica" w:cs="Helvetica" w:eastAsia="Helvetica"/>
                 <w:b/>
-                <w:color w:val="000000"/>
                 <w:sz w:val="19"/>
               </w:rPr>
               <w:t>Moyenne</w:t>
@@ -15407,16 +15554,29 @@
             <w:r>
               <w:rPr>
                 <w:rFonts w:ascii="Helvetica" w:hAnsi="Helvetica" w:cs="Helvetica" w:eastAsia="Helvetica"/>
-                <w:color w:val="000000"/>
-                <w:sz w:val="19"/>
-              </w:rPr>
-              <w:t xml:space="preserve">.   Priorité : 🟠 </w:t>
+                <w:sz w:val="19"/>
+              </w:rPr>
+              <w:t xml:space="preserve">.   Priorité : </w:t>
+            </w:r>
+            <w:r>
+              <w:rPr>
+                <w:rFonts w:ascii="Helvetica" w:hAnsi="Helvetica" w:cs="Helvetica" w:eastAsia="Helvetica"/>
+                <w:color w:val="ED7D31"/>
+                <w:sz w:val="19"/>
+              </w:rPr>
+              <w:t xml:space="preserve">●</w:t>
+            </w:r>
+            <w:r>
+              <w:rPr>
+                <w:rFonts w:ascii="Helvetica" w:hAnsi="Helvetica" w:cs="Helvetica" w:eastAsia="Helvetica"/>
+                <w:sz w:val="19"/>
+              </w:rPr>
+              <w:t xml:space="preserve"> </w:t>
             </w:r>
             <w:r>
               <w:rPr>
                 <w:rFonts w:ascii="Helvetica" w:hAnsi="Helvetica" w:cs="Helvetica" w:eastAsia="Helvetica"/>
                 <w:b/>
-                <w:color w:val="000000"/>
                 <w:sz w:val="19"/>
               </w:rPr>
               <w:t>P2</w:t>
@@ -15424,7 +15584,6 @@
             <w:r>
               <w:rPr>
                 <w:rFonts w:ascii="Helvetica" w:hAnsi="Helvetica" w:cs="Helvetica" w:eastAsia="Helvetica"/>
-                <w:color w:val="000000"/>
                 <w:sz w:val="19"/>
               </w:rPr>
               <w:t>.   Responsable : Responsable des cotisations.</w:t>
@@ -15446,7 +15605,6 @@
               <w:rPr>
                 <w:rFonts w:ascii="Helvetica" w:hAnsi="Helvetica" w:cs="Helvetica" w:eastAsia="Helvetica"/>
                 <w:b/>
-                <w:color w:val="000000"/>
                 <w:sz w:val="19"/>
               </w:rPr>
               <w:t>Pour aller plus loin</w:t>
@@ -15464,7 +15622,6 @@
             <w:r>
               <w:rPr>
                 <w:rFonts w:ascii="Helvetica" w:hAnsi="Helvetica" w:cs="Helvetica" w:eastAsia="Helvetica"/>
-                <w:color w:val="000000"/>
                 <w:sz w:val="19"/>
               </w:rPr>
               <w:t>Rapport du 23/10/2026, diapositives 35 à 38 et 51.</w:t>
@@ -15515,7 +15672,6 @@
               <w:rPr>
                 <w:rFonts w:ascii="Helvetica" w:hAnsi="Helvetica" w:cs="Helvetica" w:eastAsia="Helvetica"/>
                 <w:b/>
-                <w:color w:val="000000"/>
                 <w:sz w:val="19"/>
               </w:rPr>
               <w:t>Ce qui a été constaté</w:t>
@@ -15533,7 +15689,6 @@
             <w:r>
               <w:rPr>
                 <w:rFonts w:ascii="Helvetica" w:hAnsi="Helvetica" w:cs="Helvetica" w:eastAsia="Helvetica"/>
-                <w:color w:val="000000"/>
                 <w:sz w:val="19"/>
               </w:rPr>
               <w:t>Les états financiers concordent avec les balances 5 années sur 7. En 2023, les états financiers scannés portent un excédent de 928 699 102 FCFA, contre 930 629 102 FCFA dans la balance et le rapport de gestion corrigé.</w:t>
@@ -15555,7 +15710,6 @@
               <w:rPr>
                 <w:rFonts w:ascii="Helvetica" w:hAnsi="Helvetica" w:cs="Helvetica" w:eastAsia="Helvetica"/>
                 <w:b/>
-                <w:color w:val="000000"/>
                 <w:sz w:val="19"/>
               </w:rPr>
               <w:t>Pourquoi c'est important</w:t>
@@ -15573,7 +15727,6 @@
             <w:r>
               <w:rPr>
                 <w:rFonts w:ascii="Helvetica" w:hAnsi="Helvetica" w:cs="Helvetica" w:eastAsia="Helvetica"/>
-                <w:color w:val="000000"/>
                 <w:sz w:val="19"/>
               </w:rPr>
               <w:t>Les comptes approuvés par l'Assemblée générale doivent être uniques.</w:t>
@@ -15595,7 +15748,6 @@
               <w:rPr>
                 <w:rFonts w:ascii="Helvetica" w:hAnsi="Helvetica" w:cs="Helvetica" w:eastAsia="Helvetica"/>
                 <w:b/>
-                <w:color w:val="000000"/>
                 <w:sz w:val="19"/>
               </w:rPr>
               <w:t>Commentaire</w:t>
@@ -15613,7 +15765,6 @@
             <w:r>
               <w:rPr>
                 <w:rFonts w:ascii="Helvetica" w:hAnsi="Helvetica" w:cs="Helvetica" w:eastAsia="Helvetica"/>
-                <w:color w:val="000000"/>
                 <w:sz w:val="19"/>
               </w:rPr>
               <w:t>L'écart est faible. Il s'agit sans doute d'une version antérieure, mais la version approuvée doit être confirmée.</w:t>
@@ -15635,7 +15786,6 @@
               <w:rPr>
                 <w:rFonts w:ascii="Helvetica" w:hAnsi="Helvetica" w:cs="Helvetica" w:eastAsia="Helvetica"/>
                 <w:b/>
-                <w:color w:val="000000"/>
                 <w:sz w:val="19"/>
               </w:rPr>
               <w:t>Ce que cela veut dire pour vous</w:t>
@@ -15655,7 +15805,6 @@
               <w:rPr>
                 <w:rFonts w:ascii="Helvetica" w:hAnsi="Helvetica" w:cs="Helvetica" w:eastAsia="Helvetica"/>
                 <w:b/>
-                <w:color w:val="000000"/>
                 <w:sz w:val="19"/>
               </w:rPr>
               <w:t>Les comptes présentés aux adhérents doivent être une seule et même version.</w:t>
@@ -15677,7 +15826,6 @@
               <w:rPr>
                 <w:rFonts w:ascii="Helvetica" w:hAnsi="Helvetica" w:cs="Helvetica" w:eastAsia="Helvetica"/>
                 <w:b/>
-                <w:color w:val="000000"/>
                 <w:sz w:val="19"/>
               </w:rPr>
               <w:t>Plan d'actions</w:t>
@@ -15695,7 +15843,6 @@
             <w:r>
               <w:rPr>
                 <w:rFonts w:ascii="Helvetica" w:hAnsi="Helvetica" w:cs="Helvetica" w:eastAsia="Helvetica"/>
-                <w:color w:val="000000"/>
                 <w:sz w:val="19"/>
               </w:rPr>
               <w:t>• Transmettre la version des comptes 2023 approuvée par l'Assemblée générale.</w:t>
@@ -15717,7 +15864,6 @@
               <w:rPr>
                 <w:rFonts w:ascii="Helvetica" w:hAnsi="Helvetica" w:cs="Helvetica" w:eastAsia="Helvetica"/>
                 <w:b/>
-                <w:color w:val="000000"/>
                 <w:sz w:val="19"/>
               </w:rPr>
               <w:t>Classement</w:t>
@@ -15735,7 +15881,6 @@
             <w:r>
               <w:rPr>
                 <w:rFonts w:ascii="Helvetica" w:hAnsi="Helvetica" w:cs="Helvetica" w:eastAsia="Helvetica"/>
-                <w:color w:val="000000"/>
                 <w:sz w:val="19"/>
               </w:rPr>
               <w:t xml:space="preserve">Complexité : </w:t>
@@ -15744,7 +15889,6 @@
               <w:rPr>
                 <w:rFonts w:ascii="Helvetica" w:hAnsi="Helvetica" w:cs="Helvetica" w:eastAsia="Helvetica"/>
                 <w:b/>
-                <w:color w:val="000000"/>
                 <w:sz w:val="19"/>
               </w:rPr>
               <w:t>Faible</w:t>
@@ -15752,16 +15896,29 @@
             <w:r>
               <w:rPr>
                 <w:rFonts w:ascii="Helvetica" w:hAnsi="Helvetica" w:cs="Helvetica" w:eastAsia="Helvetica"/>
-                <w:color w:val="000000"/>
-                <w:sz w:val="19"/>
-              </w:rPr>
-              <w:t xml:space="preserve">.   Priorité : 🟡 </w:t>
+                <w:sz w:val="19"/>
+              </w:rPr>
+              <w:t xml:space="preserve">.   Priorité : </w:t>
+            </w:r>
+            <w:r>
+              <w:rPr>
+                <w:rFonts w:ascii="Helvetica" w:hAnsi="Helvetica" w:cs="Helvetica" w:eastAsia="Helvetica"/>
+                <w:color w:val="FFC000"/>
+                <w:sz w:val="19"/>
+              </w:rPr>
+              <w:t xml:space="preserve">●</w:t>
+            </w:r>
+            <w:r>
+              <w:rPr>
+                <w:rFonts w:ascii="Helvetica" w:hAnsi="Helvetica" w:cs="Helvetica" w:eastAsia="Helvetica"/>
+                <w:sz w:val="19"/>
+              </w:rPr>
+              <w:t xml:space="preserve"> </w:t>
             </w:r>
             <w:r>
               <w:rPr>
                 <w:rFonts w:ascii="Helvetica" w:hAnsi="Helvetica" w:cs="Helvetica" w:eastAsia="Helvetica"/>
                 <w:b/>
-                <w:color w:val="000000"/>
                 <w:sz w:val="19"/>
               </w:rPr>
               <w:t>P3</w:t>
@@ -15769,7 +15926,6 @@
             <w:r>
               <w:rPr>
                 <w:rFonts w:ascii="Helvetica" w:hAnsi="Helvetica" w:cs="Helvetica" w:eastAsia="Helvetica"/>
-                <w:color w:val="000000"/>
                 <w:sz w:val="19"/>
               </w:rPr>
               <w:t>.   Responsable : Service comptable.</w:t>
@@ -15791,7 +15947,6 @@
               <w:rPr>
                 <w:rFonts w:ascii="Helvetica" w:hAnsi="Helvetica" w:cs="Helvetica" w:eastAsia="Helvetica"/>
                 <w:b/>
-                <w:color w:val="000000"/>
                 <w:sz w:val="19"/>
               </w:rPr>
               <w:t>Pour aller plus loin</w:t>
@@ -15809,7 +15964,6 @@
             <w:r>
               <w:rPr>
                 <w:rFonts w:ascii="Helvetica" w:hAnsi="Helvetica" w:cs="Helvetica" w:eastAsia="Helvetica"/>
-                <w:color w:val="000000"/>
                 <w:sz w:val="19"/>
               </w:rPr>
               <w:t>Rapport du 23/10/2026, diapositives 56.</w:t>
@@ -16297,46 +16451,664 @@
         <w:t xml:space="preserve"> : Matrice des risques : probabilité et gravité</w:t>
       </w:r>
     </w:p>
-    <w:p>
-      <w:pPr>
-        <w:keepNext/>
+    <w:tbl>
+      <w:tblPr>
+        <w:tblW w:type="auto" w:w="0"/>
         <w:jc w:val="center"/>
-      </w:pPr>
-      <w:r>
-        <w:drawing>
-          <wp:inline xmlns:a="http://schemas.openxmlformats.org/drawingml/2006/main" xmlns:pic="http://schemas.openxmlformats.org/drawingml/2006/picture">
-            <wp:extent cx="4680000" cy="3132509"/>
-            <wp:docPr id="2144552971" name="Picture 2144552971"/>
-            <wp:cNvGraphicFramePr>
-              <a:graphicFrameLocks noChangeAspect="1"/>
-            </wp:cNvGraphicFramePr>
-            <a:graphic>
-              <a:graphicData uri="http://schemas.openxmlformats.org/drawingml/2006/picture">
-                <pic:pic>
-                  <pic:nvPicPr>
-                    <pic:cNvPr id="0" name="matrice_risques.png"/>
-                    <pic:cNvPicPr/>
-                  </pic:nvPicPr>
-                  <pic:blipFill>
-                    <a:blip r:embed="rId17"/>
-                    <a:stretch>
-                      <a:fillRect/>
-                    </a:stretch>
-                  </pic:blipFill>
-                  <pic:spPr>
-                    <a:xfrm>
-                      <a:off x="0" y="0"/>
-                      <a:ext cx="4680000" cy="3132509"/>
-                    </a:xfrm>
-                    <a:prstGeom prst="rect"/>
-                  </pic:spPr>
-                </pic:pic>
-              </a:graphicData>
-            </a:graphic>
-          </wp:inline>
-        </w:drawing>
-      </w:r>
-    </w:p>
+        <w:tblBorders>
+          <w:top w:val="single" w:sz="12" w:color="FFFFFF"/>
+          <w:left w:val="single" w:sz="12" w:color="FFFFFF"/>
+          <w:bottom w:val="single" w:sz="12" w:color="FFFFFF"/>
+          <w:right w:val="single" w:sz="12" w:color="FFFFFF"/>
+          <w:insideH w:val="single" w:sz="12" w:color="FFFFFF"/>
+          <w:insideV w:val="single" w:sz="12" w:color="FFFFFF"/>
+        </w:tblBorders>
+        <w:tblLook w:firstColumn="1" w:firstRow="1" w:lastColumn="0" w:lastRow="0" w:noHBand="0" w:noVBand="1" w:val="04A0"/>
+        <w:tblLayout w:type="fixed"/>
+      </w:tblPr>
+      <w:tblGrid>
+        <w:gridCol w:w="2154"/>
+        <w:gridCol w:w="1644"/>
+        <w:gridCol w:w="1644"/>
+        <w:gridCol w:w="1644"/>
+        <w:gridCol w:w="1644"/>
+        <w:gridCol w:w="1644"/>
+      </w:tblGrid>
+      <w:tr>
+        <w:trPr>
+          <w:trHeight w:val="624"/>
+        </w:trPr>
+        <w:tc>
+          <w:tcPr>
+            <w:tcW w:type="dxa" w:w="2154"/>
+            <w:vAlign w:val="center"/>
+            <w:shd w:val="clear" w:color="auto" w:fill="060606"/>
+          </w:tcPr>
+          <w:p>
+            <w:pPr>
+              <w:spacing w:after="40" w:before="40" w:line="252" w:lineRule="auto"/>
+              <w:jc w:val="center"/>
+            </w:pPr>
+            <w:r>
+              <w:rPr>
+                <w:rFonts w:ascii="Helvetica" w:hAnsi="Helvetica" w:cs="Helvetica" w:eastAsia="Helvetica"/>
+                <w:b/>
+                <w:color w:val="FFFFFF"/>
+                <w:sz w:val="18"/>
+              </w:rPr>
+              <w:t>Probabilité \ Gravité</w:t>
+            </w:r>
+          </w:p>
+        </w:tc>
+        <w:tc>
+          <w:tcPr>
+            <w:tcW w:type="dxa" w:w="1644"/>
+            <w:vAlign w:val="center"/>
+            <w:shd w:val="clear" w:color="auto" w:fill="060606"/>
+          </w:tcPr>
+          <w:p>
+            <w:pPr>
+              <w:spacing w:after="40" w:before="40" w:line="252" w:lineRule="auto"/>
+              <w:jc w:val="center"/>
+            </w:pPr>
+            <w:r>
+              <w:rPr>
+                <w:rFonts w:ascii="Helvetica" w:hAnsi="Helvetica" w:cs="Helvetica" w:eastAsia="Helvetica"/>
+                <w:b/>
+                <w:color w:val="FFFFFF"/>
+                <w:sz w:val="18"/>
+              </w:rPr>
+              <w:t>1 Négligeable</w:t>
+            </w:r>
+          </w:p>
+        </w:tc>
+        <w:tc>
+          <w:tcPr>
+            <w:tcW w:type="dxa" w:w="1644"/>
+            <w:vAlign w:val="center"/>
+            <w:shd w:val="clear" w:color="auto" w:fill="060606"/>
+          </w:tcPr>
+          <w:p>
+            <w:pPr>
+              <w:spacing w:after="40" w:before="40" w:line="252" w:lineRule="auto"/>
+              <w:jc w:val="center"/>
+            </w:pPr>
+            <w:r>
+              <w:rPr>
+                <w:rFonts w:ascii="Helvetica" w:hAnsi="Helvetica" w:cs="Helvetica" w:eastAsia="Helvetica"/>
+                <w:b/>
+                <w:color w:val="FFFFFF"/>
+                <w:sz w:val="18"/>
+              </w:rPr>
+              <w:t>2 Mineure</w:t>
+            </w:r>
+          </w:p>
+        </w:tc>
+        <w:tc>
+          <w:tcPr>
+            <w:tcW w:type="dxa" w:w="1644"/>
+            <w:vAlign w:val="center"/>
+            <w:shd w:val="clear" w:color="auto" w:fill="060606"/>
+          </w:tcPr>
+          <w:p>
+            <w:pPr>
+              <w:spacing w:after="40" w:before="40" w:line="252" w:lineRule="auto"/>
+              <w:jc w:val="center"/>
+            </w:pPr>
+            <w:r>
+              <w:rPr>
+                <w:rFonts w:ascii="Helvetica" w:hAnsi="Helvetica" w:cs="Helvetica" w:eastAsia="Helvetica"/>
+                <w:b/>
+                <w:color w:val="FFFFFF"/>
+                <w:sz w:val="18"/>
+              </w:rPr>
+              <w:t>3 Modérée</w:t>
+            </w:r>
+          </w:p>
+        </w:tc>
+        <w:tc>
+          <w:tcPr>
+            <w:tcW w:type="dxa" w:w="1644"/>
+            <w:vAlign w:val="center"/>
+            <w:shd w:val="clear" w:color="auto" w:fill="060606"/>
+          </w:tcPr>
+          <w:p>
+            <w:pPr>
+              <w:spacing w:after="40" w:before="40" w:line="252" w:lineRule="auto"/>
+              <w:jc w:val="center"/>
+            </w:pPr>
+            <w:r>
+              <w:rPr>
+                <w:rFonts w:ascii="Helvetica" w:hAnsi="Helvetica" w:cs="Helvetica" w:eastAsia="Helvetica"/>
+                <w:b/>
+                <w:color w:val="FFFFFF"/>
+                <w:sz w:val="18"/>
+              </w:rPr>
+              <w:t>4 Majeure</w:t>
+            </w:r>
+          </w:p>
+        </w:tc>
+        <w:tc>
+          <w:tcPr>
+            <w:tcW w:type="dxa" w:w="1644"/>
+            <w:vAlign w:val="center"/>
+            <w:shd w:val="clear" w:color="auto" w:fill="060606"/>
+          </w:tcPr>
+          <w:p>
+            <w:pPr>
+              <w:spacing w:after="40" w:before="40" w:line="252" w:lineRule="auto"/>
+              <w:jc w:val="center"/>
+            </w:pPr>
+            <w:r>
+              <w:rPr>
+                <w:rFonts w:ascii="Helvetica" w:hAnsi="Helvetica" w:cs="Helvetica" w:eastAsia="Helvetica"/>
+                <w:b/>
+                <w:color w:val="FFFFFF"/>
+                <w:sz w:val="18"/>
+              </w:rPr>
+              <w:t>5 Catastrophique</w:t>
+            </w:r>
+          </w:p>
+        </w:tc>
+      </w:tr>
+      <w:tr>
+        <w:trPr>
+          <w:trHeight w:val="624"/>
+        </w:trPr>
+        <w:tc>
+          <w:tcPr>
+            <w:tcW w:type="dxa" w:w="2154"/>
+            <w:vAlign w:val="center"/>
+            <w:shd w:val="clear" w:color="auto" w:fill="F2F2F2"/>
+          </w:tcPr>
+          <w:p>
+            <w:pPr>
+              <w:spacing w:after="40" w:before="40" w:line="252" w:lineRule="auto"/>
+              <w:jc w:val="center"/>
+            </w:pPr>
+            <w:r>
+              <w:rPr>
+                <w:rFonts w:ascii="Helvetica" w:hAnsi="Helvetica" w:cs="Helvetica" w:eastAsia="Helvetica"/>
+                <w:b/>
+                <w:sz w:val="18"/>
+              </w:rPr>
+              <w:t>5 Très probable (constaté)</w:t>
+            </w:r>
+          </w:p>
+        </w:tc>
+        <w:tc>
+          <w:tcPr>
+            <w:tcW w:type="dxa" w:w="1644"/>
+            <w:vAlign w:val="center"/>
+            <w:shd w:val="clear" w:color="auto" w:fill="93C47D"/>
+          </w:tcPr>
+          <w:p>
+            <w:pPr>
+              <w:spacing w:after="40" w:before="40" w:line="252" w:lineRule="auto"/>
+              <w:jc w:val="center"/>
+            </w:pPr>
+            <w:r>
+              <w:rPr>
+                <w:rFonts w:ascii="Helvetica" w:hAnsi="Helvetica" w:cs="Helvetica" w:eastAsia="Helvetica"/>
+                <w:sz w:val="18"/>
+              </w:rPr>
+              <w:t>R7</w:t>
+            </w:r>
+          </w:p>
+        </w:tc>
+        <w:tc>
+          <w:tcPr>
+            <w:tcW w:type="dxa" w:w="1644"/>
+            <w:vAlign w:val="center"/>
+            <w:shd w:val="clear" w:color="auto" w:fill="FFD966"/>
+          </w:tcPr>
+          <w:p>
+            <w:pPr>
+              <w:spacing w:after="40" w:before="40" w:line="252" w:lineRule="auto"/>
+              <w:jc w:val="center"/>
+            </w:pPr>
+            <w:r>
+              <w:rPr>
+                <w:rFonts w:ascii="Helvetica" w:hAnsi="Helvetica" w:cs="Helvetica" w:eastAsia="Helvetica"/>
+                <w:sz w:val="18"/>
+              </w:rPr>
+              <w:t>R8</w:t>
+            </w:r>
+          </w:p>
+        </w:tc>
+        <w:tc>
+          <w:tcPr>
+            <w:tcW w:type="dxa" w:w="1644"/>
+            <w:vAlign w:val="center"/>
+            <w:shd w:val="clear" w:color="auto" w:fill="E06666"/>
+          </w:tcPr>
+          <w:p>
+            <w:pPr>
+              <w:spacing w:after="40" w:before="40" w:line="252" w:lineRule="auto"/>
+              <w:jc w:val="center"/>
+            </w:pPr>
+            <w:r>
+              <w:rPr>
+                <w:rFonts w:ascii="Helvetica" w:hAnsi="Helvetica" w:cs="Helvetica" w:eastAsia="Helvetica"/>
+                <w:sz w:val="18"/>
+              </w:rPr>
+              <w:t>R5, R6, R9</w:t>
+            </w:r>
+          </w:p>
+        </w:tc>
+        <w:tc>
+          <w:tcPr>
+            <w:tcW w:type="dxa" w:w="1644"/>
+            <w:vAlign w:val="center"/>
+            <w:shd w:val="clear" w:color="auto" w:fill="E06666"/>
+          </w:tcPr>
+          <w:p>
+            <w:pPr>
+              <w:spacing w:after="40" w:before="40" w:line="252" w:lineRule="auto"/>
+              <w:jc w:val="center"/>
+            </w:pPr>
+            <w:r>
+              <w:rPr>
+                <w:rFonts w:ascii="Helvetica" w:hAnsi="Helvetica" w:cs="Helvetica" w:eastAsia="Helvetica"/>
+                <w:sz w:val="18"/>
+              </w:rPr>
+              <w:t>R3, R4</w:t>
+            </w:r>
+          </w:p>
+        </w:tc>
+        <w:tc>
+          <w:tcPr>
+            <w:tcW w:type="dxa" w:w="1644"/>
+            <w:vAlign w:val="center"/>
+            <w:shd w:val="clear" w:color="auto" w:fill="E06666"/>
+          </w:tcPr>
+          <w:p>
+            <w:pPr>
+              <w:spacing w:after="40" w:before="40" w:line="252" w:lineRule="auto"/>
+              <w:jc w:val="center"/>
+            </w:pPr>
+          </w:p>
+        </w:tc>
+      </w:tr>
+      <w:tr>
+        <w:trPr>
+          <w:trHeight w:val="624"/>
+        </w:trPr>
+        <w:tc>
+          <w:tcPr>
+            <w:tcW w:type="dxa" w:w="2154"/>
+            <w:vAlign w:val="center"/>
+            <w:shd w:val="clear" w:color="auto" w:fill="F2F2F2"/>
+          </w:tcPr>
+          <w:p>
+            <w:pPr>
+              <w:spacing w:after="40" w:before="40" w:line="252" w:lineRule="auto"/>
+              <w:jc w:val="center"/>
+            </w:pPr>
+            <w:r>
+              <w:rPr>
+                <w:rFonts w:ascii="Helvetica" w:hAnsi="Helvetica" w:cs="Helvetica" w:eastAsia="Helvetica"/>
+                <w:b/>
+                <w:sz w:val="18"/>
+              </w:rPr>
+              <w:t>4 Probable</w:t>
+            </w:r>
+          </w:p>
+        </w:tc>
+        <w:tc>
+          <w:tcPr>
+            <w:tcW w:type="dxa" w:w="1644"/>
+            <w:vAlign w:val="center"/>
+            <w:shd w:val="clear" w:color="auto" w:fill="93C47D"/>
+          </w:tcPr>
+          <w:p>
+            <w:pPr>
+              <w:spacing w:after="40" w:before="40" w:line="252" w:lineRule="auto"/>
+              <w:jc w:val="center"/>
+            </w:pPr>
+          </w:p>
+        </w:tc>
+        <w:tc>
+          <w:tcPr>
+            <w:tcW w:type="dxa" w:w="1644"/>
+            <w:vAlign w:val="center"/>
+            <w:shd w:val="clear" w:color="auto" w:fill="FFD966"/>
+          </w:tcPr>
+          <w:p>
+            <w:pPr>
+              <w:spacing w:after="40" w:before="40" w:line="252" w:lineRule="auto"/>
+              <w:jc w:val="center"/>
+            </w:pPr>
+          </w:p>
+        </w:tc>
+        <w:tc>
+          <w:tcPr>
+            <w:tcW w:type="dxa" w:w="1644"/>
+            <w:vAlign w:val="center"/>
+            <w:shd w:val="clear" w:color="auto" w:fill="FFD966"/>
+          </w:tcPr>
+          <w:p>
+            <w:pPr>
+              <w:spacing w:after="40" w:before="40" w:line="252" w:lineRule="auto"/>
+              <w:jc w:val="center"/>
+            </w:pPr>
+            <w:r>
+              <w:rPr>
+                <w:rFonts w:ascii="Helvetica" w:hAnsi="Helvetica" w:cs="Helvetica" w:eastAsia="Helvetica"/>
+                <w:sz w:val="18"/>
+              </w:rPr>
+              <w:t>R10</w:t>
+            </w:r>
+          </w:p>
+        </w:tc>
+        <w:tc>
+          <w:tcPr>
+            <w:tcW w:type="dxa" w:w="1644"/>
+            <w:vAlign w:val="center"/>
+            <w:shd w:val="clear" w:color="auto" w:fill="E06666"/>
+          </w:tcPr>
+          <w:p>
+            <w:pPr>
+              <w:spacing w:after="40" w:before="40" w:line="252" w:lineRule="auto"/>
+              <w:jc w:val="center"/>
+            </w:pPr>
+          </w:p>
+        </w:tc>
+        <w:tc>
+          <w:tcPr>
+            <w:tcW w:type="dxa" w:w="1644"/>
+            <w:vAlign w:val="center"/>
+            <w:shd w:val="clear" w:color="auto" w:fill="E06666"/>
+          </w:tcPr>
+          <w:p>
+            <w:pPr>
+              <w:spacing w:after="40" w:before="40" w:line="252" w:lineRule="auto"/>
+              <w:jc w:val="center"/>
+            </w:pPr>
+            <w:r>
+              <w:rPr>
+                <w:rFonts w:ascii="Helvetica" w:hAnsi="Helvetica" w:cs="Helvetica" w:eastAsia="Helvetica"/>
+                <w:sz w:val="18"/>
+              </w:rPr>
+              <w:t>R1, R2</w:t>
+            </w:r>
+          </w:p>
+        </w:tc>
+      </w:tr>
+      <w:tr>
+        <w:trPr>
+          <w:trHeight w:val="624"/>
+        </w:trPr>
+        <w:tc>
+          <w:tcPr>
+            <w:tcW w:type="dxa" w:w="2154"/>
+            <w:vAlign w:val="center"/>
+            <w:shd w:val="clear" w:color="auto" w:fill="F2F2F2"/>
+          </w:tcPr>
+          <w:p>
+            <w:pPr>
+              <w:spacing w:after="40" w:before="40" w:line="252" w:lineRule="auto"/>
+              <w:jc w:val="center"/>
+            </w:pPr>
+            <w:r>
+              <w:rPr>
+                <w:rFonts w:ascii="Helvetica" w:hAnsi="Helvetica" w:cs="Helvetica" w:eastAsia="Helvetica"/>
+                <w:b/>
+                <w:sz w:val="18"/>
+              </w:rPr>
+              <w:t>3 Possible</w:t>
+            </w:r>
+          </w:p>
+        </w:tc>
+        <w:tc>
+          <w:tcPr>
+            <w:tcW w:type="dxa" w:w="1644"/>
+            <w:vAlign w:val="center"/>
+            <w:shd w:val="clear" w:color="auto" w:fill="93C47D"/>
+          </w:tcPr>
+          <w:p>
+            <w:pPr>
+              <w:spacing w:after="40" w:before="40" w:line="252" w:lineRule="auto"/>
+              <w:jc w:val="center"/>
+            </w:pPr>
+          </w:p>
+        </w:tc>
+        <w:tc>
+          <w:tcPr>
+            <w:tcW w:type="dxa" w:w="1644"/>
+            <w:vAlign w:val="center"/>
+            <w:shd w:val="clear" w:color="auto" w:fill="93C47D"/>
+          </w:tcPr>
+          <w:p>
+            <w:pPr>
+              <w:spacing w:after="40" w:before="40" w:line="252" w:lineRule="auto"/>
+              <w:jc w:val="center"/>
+            </w:pPr>
+          </w:p>
+        </w:tc>
+        <w:tc>
+          <w:tcPr>
+            <w:tcW w:type="dxa" w:w="1644"/>
+            <w:vAlign w:val="center"/>
+            <w:shd w:val="clear" w:color="auto" w:fill="FFD966"/>
+          </w:tcPr>
+          <w:p>
+            <w:pPr>
+              <w:spacing w:after="40" w:before="40" w:line="252" w:lineRule="auto"/>
+              <w:jc w:val="center"/>
+            </w:pPr>
+          </w:p>
+        </w:tc>
+        <w:tc>
+          <w:tcPr>
+            <w:tcW w:type="dxa" w:w="1644"/>
+            <w:vAlign w:val="center"/>
+            <w:shd w:val="clear" w:color="auto" w:fill="FFD966"/>
+          </w:tcPr>
+          <w:p>
+            <w:pPr>
+              <w:spacing w:after="40" w:before="40" w:line="252" w:lineRule="auto"/>
+              <w:jc w:val="center"/>
+            </w:pPr>
+          </w:p>
+        </w:tc>
+        <w:tc>
+          <w:tcPr>
+            <w:tcW w:type="dxa" w:w="1644"/>
+            <w:vAlign w:val="center"/>
+            <w:shd w:val="clear" w:color="auto" w:fill="E06666"/>
+          </w:tcPr>
+          <w:p>
+            <w:pPr>
+              <w:spacing w:after="40" w:before="40" w:line="252" w:lineRule="auto"/>
+              <w:jc w:val="center"/>
+            </w:pPr>
+          </w:p>
+        </w:tc>
+      </w:tr>
+      <w:tr>
+        <w:trPr>
+          <w:trHeight w:val="624"/>
+        </w:trPr>
+        <w:tc>
+          <w:tcPr>
+            <w:tcW w:type="dxa" w:w="2154"/>
+            <w:vAlign w:val="center"/>
+            <w:shd w:val="clear" w:color="auto" w:fill="F2F2F2"/>
+          </w:tcPr>
+          <w:p>
+            <w:pPr>
+              <w:spacing w:after="40" w:before="40" w:line="252" w:lineRule="auto"/>
+              <w:jc w:val="center"/>
+            </w:pPr>
+            <w:r>
+              <w:rPr>
+                <w:rFonts w:ascii="Helvetica" w:hAnsi="Helvetica" w:cs="Helvetica" w:eastAsia="Helvetica"/>
+                <w:b/>
+                <w:sz w:val="18"/>
+              </w:rPr>
+              <w:t>2 Peu probable</w:t>
+            </w:r>
+          </w:p>
+        </w:tc>
+        <w:tc>
+          <w:tcPr>
+            <w:tcW w:type="dxa" w:w="1644"/>
+            <w:vAlign w:val="center"/>
+            <w:shd w:val="clear" w:color="auto" w:fill="93C47D"/>
+          </w:tcPr>
+          <w:p>
+            <w:pPr>
+              <w:spacing w:after="40" w:before="40" w:line="252" w:lineRule="auto"/>
+              <w:jc w:val="center"/>
+            </w:pPr>
+          </w:p>
+        </w:tc>
+        <w:tc>
+          <w:tcPr>
+            <w:tcW w:type="dxa" w:w="1644"/>
+            <w:vAlign w:val="center"/>
+            <w:shd w:val="clear" w:color="auto" w:fill="93C47D"/>
+          </w:tcPr>
+          <w:p>
+            <w:pPr>
+              <w:spacing w:after="40" w:before="40" w:line="252" w:lineRule="auto"/>
+              <w:jc w:val="center"/>
+            </w:pPr>
+          </w:p>
+        </w:tc>
+        <w:tc>
+          <w:tcPr>
+            <w:tcW w:type="dxa" w:w="1644"/>
+            <w:vAlign w:val="center"/>
+            <w:shd w:val="clear" w:color="auto" w:fill="93C47D"/>
+          </w:tcPr>
+          <w:p>
+            <w:pPr>
+              <w:spacing w:after="40" w:before="40" w:line="252" w:lineRule="auto"/>
+              <w:jc w:val="center"/>
+            </w:pPr>
+          </w:p>
+        </w:tc>
+        <w:tc>
+          <w:tcPr>
+            <w:tcW w:type="dxa" w:w="1644"/>
+            <w:vAlign w:val="center"/>
+            <w:shd w:val="clear" w:color="auto" w:fill="FFD966"/>
+          </w:tcPr>
+          <w:p>
+            <w:pPr>
+              <w:spacing w:after="40" w:before="40" w:line="252" w:lineRule="auto"/>
+              <w:jc w:val="center"/>
+            </w:pPr>
+          </w:p>
+        </w:tc>
+        <w:tc>
+          <w:tcPr>
+            <w:tcW w:type="dxa" w:w="1644"/>
+            <w:vAlign w:val="center"/>
+            <w:shd w:val="clear" w:color="auto" w:fill="FFD966"/>
+          </w:tcPr>
+          <w:p>
+            <w:pPr>
+              <w:spacing w:after="40" w:before="40" w:line="252" w:lineRule="auto"/>
+              <w:jc w:val="center"/>
+            </w:pPr>
+          </w:p>
+        </w:tc>
+      </w:tr>
+      <w:tr>
+        <w:trPr>
+          <w:trHeight w:val="624"/>
+        </w:trPr>
+        <w:tc>
+          <w:tcPr>
+            <w:tcW w:type="dxa" w:w="2154"/>
+            <w:vAlign w:val="center"/>
+            <w:shd w:val="clear" w:color="auto" w:fill="F2F2F2"/>
+          </w:tcPr>
+          <w:p>
+            <w:pPr>
+              <w:spacing w:after="40" w:before="40" w:line="252" w:lineRule="auto"/>
+              <w:jc w:val="center"/>
+            </w:pPr>
+            <w:r>
+              <w:rPr>
+                <w:rFonts w:ascii="Helvetica" w:hAnsi="Helvetica" w:cs="Helvetica" w:eastAsia="Helvetica"/>
+                <w:b/>
+                <w:sz w:val="18"/>
+              </w:rPr>
+              <w:t>1 Très peu probable</w:t>
+            </w:r>
+          </w:p>
+        </w:tc>
+        <w:tc>
+          <w:tcPr>
+            <w:tcW w:type="dxa" w:w="1644"/>
+            <w:vAlign w:val="center"/>
+            <w:shd w:val="clear" w:color="auto" w:fill="93C47D"/>
+          </w:tcPr>
+          <w:p>
+            <w:pPr>
+              <w:spacing w:after="40" w:before="40" w:line="252" w:lineRule="auto"/>
+              <w:jc w:val="center"/>
+            </w:pPr>
+          </w:p>
+        </w:tc>
+        <w:tc>
+          <w:tcPr>
+            <w:tcW w:type="dxa" w:w="1644"/>
+            <w:vAlign w:val="center"/>
+            <w:shd w:val="clear" w:color="auto" w:fill="93C47D"/>
+          </w:tcPr>
+          <w:p>
+            <w:pPr>
+              <w:spacing w:after="40" w:before="40" w:line="252" w:lineRule="auto"/>
+              <w:jc w:val="center"/>
+            </w:pPr>
+          </w:p>
+        </w:tc>
+        <w:tc>
+          <w:tcPr>
+            <w:tcW w:type="dxa" w:w="1644"/>
+            <w:vAlign w:val="center"/>
+            <w:shd w:val="clear" w:color="auto" w:fill="93C47D"/>
+          </w:tcPr>
+          <w:p>
+            <w:pPr>
+              <w:spacing w:after="40" w:before="40" w:line="252" w:lineRule="auto"/>
+              <w:jc w:val="center"/>
+            </w:pPr>
+          </w:p>
+        </w:tc>
+        <w:tc>
+          <w:tcPr>
+            <w:tcW w:type="dxa" w:w="1644"/>
+            <w:vAlign w:val="center"/>
+            <w:shd w:val="clear" w:color="auto" w:fill="93C47D"/>
+          </w:tcPr>
+          <w:p>
+            <w:pPr>
+              <w:spacing w:after="40" w:before="40" w:line="252" w:lineRule="auto"/>
+              <w:jc w:val="center"/>
+            </w:pPr>
+          </w:p>
+        </w:tc>
+        <w:tc>
+          <w:tcPr>
+            <w:tcW w:type="dxa" w:w="1644"/>
+            <w:vAlign w:val="center"/>
+            <w:shd w:val="clear" w:color="auto" w:fill="93C47D"/>
+          </w:tcPr>
+          <w:p>
+            <w:pPr>
+              <w:spacing w:after="40" w:before="40" w:line="252" w:lineRule="auto"/>
+              <w:jc w:val="center"/>
+            </w:pPr>
+          </w:p>
+        </w:tc>
+      </w:tr>
+    </w:tbl>
     <w:p>
       <w:pPr>
         <w:spacing w:after="200"/>
@@ -16348,7 +17120,7 @@
           <w:color w:val="000000"/>
           <w:sz w:val="16"/>
         </w:rPr>
-        <w:t>Source : Rapport actuariel et statistique du 23/10/2026, diapositives 23 et 24.</w:t>
+        <w:t>Source : Rapport actuariel et statistique du 23/10/2026, diapositives 23 et 24. Rouge : score de 15 à 25. Jaune : 8 à 12. Vert : 1 à 6.</w:t>
       </w:r>
     </w:p>
     <w:p>
@@ -16666,10 +17438,18 @@
             <w:r>
               <w:rPr>
                 <w:rFonts w:ascii="Helvetica" w:hAnsi="Helvetica" w:cs="Helvetica" w:eastAsia="Helvetica"/>
+                <w:color w:val="C00000"/>
+                <w:sz w:val="17"/>
+              </w:rPr>
+              <w:t xml:space="preserve">●</w:t>
+            </w:r>
+            <w:r>
+              <w:rPr>
+                <w:rFonts w:ascii="Helvetica" w:hAnsi="Helvetica" w:cs="Helvetica" w:eastAsia="Helvetica"/>
                 <w:color w:val="000000"/>
                 <w:sz w:val="17"/>
               </w:rPr>
-              <w:t>🔴 20</w:t>
+              <w:t xml:space="preserve"> 20</w:t>
             </w:r>
           </w:p>
         </w:tc>
@@ -16788,10 +17568,18 @@
             <w:r>
               <w:rPr>
                 <w:rFonts w:ascii="Helvetica" w:hAnsi="Helvetica" w:cs="Helvetica" w:eastAsia="Helvetica"/>
+                <w:color w:val="C00000"/>
+                <w:sz w:val="17"/>
+              </w:rPr>
+              <w:t xml:space="preserve">●</w:t>
+            </w:r>
+            <w:r>
+              <w:rPr>
+                <w:rFonts w:ascii="Helvetica" w:hAnsi="Helvetica" w:cs="Helvetica" w:eastAsia="Helvetica"/>
                 <w:color w:val="000000"/>
                 <w:sz w:val="17"/>
               </w:rPr>
-              <w:t>🔴 20</w:t>
+              <w:t xml:space="preserve"> 20</w:t>
             </w:r>
           </w:p>
         </w:tc>
@@ -16907,10 +17695,18 @@
             <w:r>
               <w:rPr>
                 <w:rFonts w:ascii="Helvetica" w:hAnsi="Helvetica" w:cs="Helvetica" w:eastAsia="Helvetica"/>
+                <w:color w:val="C00000"/>
+                <w:sz w:val="17"/>
+              </w:rPr>
+              <w:t xml:space="preserve">●</w:t>
+            </w:r>
+            <w:r>
+              <w:rPr>
+                <w:rFonts w:ascii="Helvetica" w:hAnsi="Helvetica" w:cs="Helvetica" w:eastAsia="Helvetica"/>
                 <w:color w:val="000000"/>
                 <w:sz w:val="17"/>
               </w:rPr>
-              <w:t>🔴 20</w:t>
+              <w:t xml:space="preserve"> 20</w:t>
             </w:r>
           </w:p>
         </w:tc>
@@ -17029,10 +17825,18 @@
             <w:r>
               <w:rPr>
                 <w:rFonts w:ascii="Helvetica" w:hAnsi="Helvetica" w:cs="Helvetica" w:eastAsia="Helvetica"/>
+                <w:color w:val="C00000"/>
+                <w:sz w:val="17"/>
+              </w:rPr>
+              <w:t xml:space="preserve">●</w:t>
+            </w:r>
+            <w:r>
+              <w:rPr>
+                <w:rFonts w:ascii="Helvetica" w:hAnsi="Helvetica" w:cs="Helvetica" w:eastAsia="Helvetica"/>
                 <w:color w:val="000000"/>
                 <w:sz w:val="17"/>
               </w:rPr>
-              <w:t>🔴 20</w:t>
+              <w:t xml:space="preserve"> 20</w:t>
             </w:r>
           </w:p>
         </w:tc>
@@ -17148,10 +17952,18 @@
             <w:r>
               <w:rPr>
                 <w:rFonts w:ascii="Helvetica" w:hAnsi="Helvetica" w:cs="Helvetica" w:eastAsia="Helvetica"/>
+                <w:color w:val="C00000"/>
+                <w:sz w:val="17"/>
+              </w:rPr>
+              <w:t xml:space="preserve">●</w:t>
+            </w:r>
+            <w:r>
+              <w:rPr>
+                <w:rFonts w:ascii="Helvetica" w:hAnsi="Helvetica" w:cs="Helvetica" w:eastAsia="Helvetica"/>
                 <w:color w:val="000000"/>
                 <w:sz w:val="17"/>
               </w:rPr>
-              <w:t>🔴 15</w:t>
+              <w:t xml:space="preserve"> 15</w:t>
             </w:r>
           </w:p>
         </w:tc>
@@ -17270,10 +18082,18 @@
             <w:r>
               <w:rPr>
                 <w:rFonts w:ascii="Helvetica" w:hAnsi="Helvetica" w:cs="Helvetica" w:eastAsia="Helvetica"/>
+                <w:color w:val="C00000"/>
+                <w:sz w:val="17"/>
+              </w:rPr>
+              <w:t xml:space="preserve">●</w:t>
+            </w:r>
+            <w:r>
+              <w:rPr>
+                <w:rFonts w:ascii="Helvetica" w:hAnsi="Helvetica" w:cs="Helvetica" w:eastAsia="Helvetica"/>
                 <w:color w:val="000000"/>
                 <w:sz w:val="17"/>
               </w:rPr>
-              <w:t>🔴 15</w:t>
+              <w:t xml:space="preserve"> 15</w:t>
             </w:r>
           </w:p>
         </w:tc>
@@ -17389,10 +18209,18 @@
             <w:r>
               <w:rPr>
                 <w:rFonts w:ascii="Helvetica" w:hAnsi="Helvetica" w:cs="Helvetica" w:eastAsia="Helvetica"/>
+                <w:color w:val="C00000"/>
+                <w:sz w:val="17"/>
+              </w:rPr>
+              <w:t xml:space="preserve">●</w:t>
+            </w:r>
+            <w:r>
+              <w:rPr>
+                <w:rFonts w:ascii="Helvetica" w:hAnsi="Helvetica" w:cs="Helvetica" w:eastAsia="Helvetica"/>
                 <w:color w:val="000000"/>
                 <w:sz w:val="17"/>
               </w:rPr>
-              <w:t>🔴 15</w:t>
+              <w:t xml:space="preserve"> 15</w:t>
             </w:r>
           </w:p>
         </w:tc>
@@ -17511,10 +18339,18 @@
             <w:r>
               <w:rPr>
                 <w:rFonts w:ascii="Helvetica" w:hAnsi="Helvetica" w:cs="Helvetica" w:eastAsia="Helvetica"/>
+                <w:color w:val="FFC000"/>
+                <w:sz w:val="17"/>
+              </w:rPr>
+              <w:t xml:space="preserve">●</w:t>
+            </w:r>
+            <w:r>
+              <w:rPr>
+                <w:rFonts w:ascii="Helvetica" w:hAnsi="Helvetica" w:cs="Helvetica" w:eastAsia="Helvetica"/>
                 <w:color w:val="000000"/>
                 <w:sz w:val="17"/>
               </w:rPr>
-              <w:t>🟡 12</w:t>
+              <w:t xml:space="preserve"> 12</w:t>
             </w:r>
           </w:p>
         </w:tc>
@@ -17630,10 +18466,18 @@
             <w:r>
               <w:rPr>
                 <w:rFonts w:ascii="Helvetica" w:hAnsi="Helvetica" w:cs="Helvetica" w:eastAsia="Helvetica"/>
+                <w:color w:val="FFC000"/>
+                <w:sz w:val="17"/>
+              </w:rPr>
+              <w:t xml:space="preserve">●</w:t>
+            </w:r>
+            <w:r>
+              <w:rPr>
+                <w:rFonts w:ascii="Helvetica" w:hAnsi="Helvetica" w:cs="Helvetica" w:eastAsia="Helvetica"/>
                 <w:color w:val="000000"/>
                 <w:sz w:val="17"/>
               </w:rPr>
-              <w:t>🟡 10</w:t>
+              <w:t xml:space="preserve"> 10</w:t>
             </w:r>
           </w:p>
         </w:tc>
@@ -17752,10 +18596,18 @@
             <w:r>
               <w:rPr>
                 <w:rFonts w:ascii="Helvetica" w:hAnsi="Helvetica" w:cs="Helvetica" w:eastAsia="Helvetica"/>
+                <w:color w:val="70AD47"/>
+                <w:sz w:val="17"/>
+              </w:rPr>
+              <w:t xml:space="preserve">●</w:t>
+            </w:r>
+            <w:r>
+              <w:rPr>
+                <w:rFonts w:ascii="Helvetica" w:hAnsi="Helvetica" w:cs="Helvetica" w:eastAsia="Helvetica"/>
                 <w:color w:val="000000"/>
                 <w:sz w:val="17"/>
               </w:rPr>
-              <w:t>🟢 5</w:t>
+              <w:t xml:space="preserve"> 5</w:t>
             </w:r>
           </w:p>
         </w:tc>
@@ -17891,46 +18743,477 @@
         <w:t xml:space="preserve"> : Les 28 constats selon la complexité de l'action et sa priorité (numéros des constats)</w:t>
       </w:r>
     </w:p>
-    <w:p>
-      <w:pPr>
-        <w:keepNext/>
+    <w:tbl>
+      <w:tblPr>
+        <w:tblW w:type="auto" w:w="0"/>
         <w:jc w:val="center"/>
-      </w:pPr>
-      <w:r>
-        <w:drawing>
-          <wp:inline xmlns:a="http://schemas.openxmlformats.org/drawingml/2006/main" xmlns:pic="http://schemas.openxmlformats.org/drawingml/2006/picture">
-            <wp:extent cx="5400000" cy="2888603"/>
-            <wp:docPr id="2144552972" name="Picture 2144552972"/>
-            <wp:cNvGraphicFramePr>
-              <a:graphicFrameLocks noChangeAspect="1"/>
-            </wp:cNvGraphicFramePr>
-            <a:graphic>
-              <a:graphicData uri="http://schemas.openxmlformats.org/drawingml/2006/picture">
-                <pic:pic>
-                  <pic:nvPicPr>
-                    <pic:cNvPr id="0" name="matrice_complexite_priorite.png"/>
-                    <pic:cNvPicPr/>
-                  </pic:nvPicPr>
-                  <pic:blipFill>
-                    <a:blip r:embed="rId18"/>
-                    <a:stretch>
-                      <a:fillRect/>
-                    </a:stretch>
-                  </pic:blipFill>
-                  <pic:spPr>
-                    <a:xfrm>
-                      <a:off x="0" y="0"/>
-                      <a:ext cx="5400000" cy="2888603"/>
-                    </a:xfrm>
-                    <a:prstGeom prst="rect"/>
-                  </pic:spPr>
-                </pic:pic>
-              </a:graphicData>
-            </a:graphic>
-          </wp:inline>
-        </w:drawing>
-      </w:r>
-    </w:p>
+        <w:tblBorders>
+          <w:top w:val="single" w:sz="12" w:color="FFFFFF"/>
+          <w:left w:val="single" w:sz="12" w:color="FFFFFF"/>
+          <w:bottom w:val="single" w:sz="12" w:color="FFFFFF"/>
+          <w:right w:val="single" w:sz="12" w:color="FFFFFF"/>
+          <w:insideH w:val="single" w:sz="12" w:color="FFFFFF"/>
+          <w:insideV w:val="single" w:sz="12" w:color="FFFFFF"/>
+        </w:tblBorders>
+        <w:tblLook w:firstColumn="1" w:firstRow="1" w:lastColumn="0" w:lastRow="0" w:noHBand="0" w:noVBand="1" w:val="04A0"/>
+        <w:tblLayout w:type="fixed"/>
+      </w:tblPr>
+      <w:tblGrid>
+        <w:gridCol w:w="2041"/>
+        <w:gridCol w:w="2098"/>
+        <w:gridCol w:w="2098"/>
+        <w:gridCol w:w="2098"/>
+        <w:gridCol w:w="2098"/>
+      </w:tblGrid>
+      <w:tr>
+        <w:trPr>
+          <w:trHeight w:val="737"/>
+        </w:trPr>
+        <w:tc>
+          <w:tcPr>
+            <w:tcW w:type="dxa" w:w="2041"/>
+            <w:vAlign w:val="center"/>
+            <w:shd w:val="clear" w:color="auto" w:fill="060606"/>
+          </w:tcPr>
+          <w:p>
+            <w:pPr>
+              <w:spacing w:after="40" w:before="40" w:line="252" w:lineRule="auto"/>
+              <w:jc w:val="center"/>
+            </w:pPr>
+            <w:r>
+              <w:rPr>
+                <w:rFonts w:ascii="Helvetica" w:hAnsi="Helvetica" w:cs="Helvetica" w:eastAsia="Helvetica"/>
+                <w:b/>
+                <w:color w:val="FFFFFF"/>
+                <w:sz w:val="20"/>
+              </w:rPr>
+              <w:t>Complexité \ Priorité</w:t>
+            </w:r>
+          </w:p>
+        </w:tc>
+        <w:tc>
+          <w:tcPr>
+            <w:tcW w:type="dxa" w:w="2098"/>
+            <w:vAlign w:val="center"/>
+            <w:shd w:val="clear" w:color="auto" w:fill="060606"/>
+          </w:tcPr>
+          <w:p>
+            <w:pPr>
+              <w:spacing w:after="40" w:before="40" w:line="252" w:lineRule="auto"/>
+              <w:jc w:val="center"/>
+            </w:pPr>
+            <w:r>
+              <w:rPr>
+                <w:rFonts w:ascii="Helvetica" w:hAnsi="Helvetica" w:cs="Helvetica" w:eastAsia="Helvetica"/>
+                <w:b/>
+                <w:color w:val="C00000"/>
+                <w:sz w:val="20"/>
+              </w:rPr>
+              <w:t xml:space="preserve">●</w:t>
+            </w:r>
+            <w:r>
+              <w:rPr>
+                <w:rFonts w:ascii="Helvetica" w:hAnsi="Helvetica" w:cs="Helvetica" w:eastAsia="Helvetica"/>
+                <w:b/>
+                <w:color w:val="FFFFFF"/>
+                <w:sz w:val="20"/>
+              </w:rPr>
+              <w:t xml:space="preserve"> P1 (3 mois)</w:t>
+            </w:r>
+          </w:p>
+        </w:tc>
+        <w:tc>
+          <w:tcPr>
+            <w:tcW w:type="dxa" w:w="2098"/>
+            <w:vAlign w:val="center"/>
+            <w:shd w:val="clear" w:color="auto" w:fill="060606"/>
+          </w:tcPr>
+          <w:p>
+            <w:pPr>
+              <w:spacing w:after="40" w:before="40" w:line="252" w:lineRule="auto"/>
+              <w:jc w:val="center"/>
+            </w:pPr>
+            <w:r>
+              <w:rPr>
+                <w:rFonts w:ascii="Helvetica" w:hAnsi="Helvetica" w:cs="Helvetica" w:eastAsia="Helvetica"/>
+                <w:b/>
+                <w:color w:val="ED7D31"/>
+                <w:sz w:val="20"/>
+              </w:rPr>
+              <w:t xml:space="preserve">●</w:t>
+            </w:r>
+            <w:r>
+              <w:rPr>
+                <w:rFonts w:ascii="Helvetica" w:hAnsi="Helvetica" w:cs="Helvetica" w:eastAsia="Helvetica"/>
+                <w:b/>
+                <w:color w:val="FFFFFF"/>
+                <w:sz w:val="20"/>
+              </w:rPr>
+              <w:t xml:space="preserve"> P2 (6 mois)</w:t>
+            </w:r>
+          </w:p>
+        </w:tc>
+        <w:tc>
+          <w:tcPr>
+            <w:tcW w:type="dxa" w:w="2098"/>
+            <w:vAlign w:val="center"/>
+            <w:shd w:val="clear" w:color="auto" w:fill="060606"/>
+          </w:tcPr>
+          <w:p>
+            <w:pPr>
+              <w:spacing w:after="40" w:before="40" w:line="252" w:lineRule="auto"/>
+              <w:jc w:val="center"/>
+            </w:pPr>
+            <w:r>
+              <w:rPr>
+                <w:rFonts w:ascii="Helvetica" w:hAnsi="Helvetica" w:cs="Helvetica" w:eastAsia="Helvetica"/>
+                <w:b/>
+                <w:color w:val="FFC000"/>
+                <w:sz w:val="20"/>
+              </w:rPr>
+              <w:t xml:space="preserve">●</w:t>
+            </w:r>
+            <w:r>
+              <w:rPr>
+                <w:rFonts w:ascii="Helvetica" w:hAnsi="Helvetica" w:cs="Helvetica" w:eastAsia="Helvetica"/>
+                <w:b/>
+                <w:color w:val="FFFFFF"/>
+                <w:sz w:val="20"/>
+              </w:rPr>
+              <w:t xml:space="preserve"> P3 (6 à 18 mois)</w:t>
+            </w:r>
+          </w:p>
+        </w:tc>
+        <w:tc>
+          <w:tcPr>
+            <w:tcW w:type="dxa" w:w="2098"/>
+            <w:vAlign w:val="center"/>
+            <w:shd w:val="clear" w:color="auto" w:fill="060606"/>
+          </w:tcPr>
+          <w:p>
+            <w:pPr>
+              <w:spacing w:after="40" w:before="40" w:line="252" w:lineRule="auto"/>
+              <w:jc w:val="center"/>
+            </w:pPr>
+            <w:r>
+              <w:rPr>
+                <w:rFonts w:ascii="Helvetica" w:hAnsi="Helvetica" w:cs="Helvetica" w:eastAsia="Helvetica"/>
+                <w:b/>
+                <w:color w:val="70AD47"/>
+                <w:sz w:val="20"/>
+              </w:rPr>
+              <w:t xml:space="preserve">●</w:t>
+            </w:r>
+            <w:r>
+              <w:rPr>
+                <w:rFonts w:ascii="Helvetica" w:hAnsi="Helvetica" w:cs="Helvetica" w:eastAsia="Helvetica"/>
+                <w:b/>
+                <w:color w:val="FFFFFF"/>
+                <w:sz w:val="20"/>
+              </w:rPr>
+              <w:t xml:space="preserve"> P4 (au-delà)</w:t>
+            </w:r>
+          </w:p>
+        </w:tc>
+      </w:tr>
+      <w:tr>
+        <w:trPr>
+          <w:trHeight w:val="737"/>
+        </w:trPr>
+        <w:tc>
+          <w:tcPr>
+            <w:tcW w:type="dxa" w:w="2041"/>
+            <w:vAlign w:val="center"/>
+            <w:shd w:val="clear" w:color="auto" w:fill="F2F2F2"/>
+          </w:tcPr>
+          <w:p>
+            <w:pPr>
+              <w:spacing w:after="40" w:before="40" w:line="252" w:lineRule="auto"/>
+              <w:jc w:val="center"/>
+            </w:pPr>
+            <w:r>
+              <w:rPr>
+                <w:rFonts w:ascii="Helvetica" w:hAnsi="Helvetica" w:cs="Helvetica" w:eastAsia="Helvetica"/>
+                <w:b/>
+                <w:sz w:val="20"/>
+              </w:rPr>
+              <w:t>Faible</w:t>
+            </w:r>
+          </w:p>
+        </w:tc>
+        <w:tc>
+          <w:tcPr>
+            <w:tcW w:type="dxa" w:w="2098"/>
+            <w:vAlign w:val="center"/>
+            <w:shd w:val="clear" w:color="auto" w:fill="F4CCCC"/>
+          </w:tcPr>
+          <w:p>
+            <w:pPr>
+              <w:spacing w:after="40" w:before="40" w:line="252" w:lineRule="auto"/>
+              <w:jc w:val="center"/>
+            </w:pPr>
+            <w:r>
+              <w:rPr>
+                <w:rFonts w:ascii="Helvetica" w:hAnsi="Helvetica" w:cs="Helvetica" w:eastAsia="Helvetica"/>
+                <w:sz w:val="20"/>
+              </w:rPr>
+              <w:t>7</w:t>
+            </w:r>
+          </w:p>
+        </w:tc>
+        <w:tc>
+          <w:tcPr>
+            <w:tcW w:type="dxa" w:w="2098"/>
+            <w:vAlign w:val="center"/>
+            <w:shd w:val="clear" w:color="auto" w:fill="FCE5CD"/>
+          </w:tcPr>
+          <w:p>
+            <w:pPr>
+              <w:spacing w:after="40" w:before="40" w:line="252" w:lineRule="auto"/>
+              <w:jc w:val="center"/>
+            </w:pPr>
+            <w:r>
+              <w:rPr>
+                <w:rFonts w:ascii="Helvetica" w:hAnsi="Helvetica" w:cs="Helvetica" w:eastAsia="Helvetica"/>
+                <w:sz w:val="20"/>
+              </w:rPr>
+              <w:t>3, 9, 20, 24</w:t>
+            </w:r>
+          </w:p>
+        </w:tc>
+        <w:tc>
+          <w:tcPr>
+            <w:tcW w:type="dxa" w:w="2098"/>
+            <w:vAlign w:val="center"/>
+            <w:shd w:val="clear" w:color="auto" w:fill="FFF2CC"/>
+          </w:tcPr>
+          <w:p>
+            <w:pPr>
+              <w:spacing w:after="40" w:before="40" w:line="252" w:lineRule="auto"/>
+              <w:jc w:val="center"/>
+            </w:pPr>
+            <w:r>
+              <w:rPr>
+                <w:rFonts w:ascii="Helvetica" w:hAnsi="Helvetica" w:cs="Helvetica" w:eastAsia="Helvetica"/>
+                <w:sz w:val="20"/>
+              </w:rPr>
+              <w:t>4, 13, 18, 28</w:t>
+            </w:r>
+          </w:p>
+        </w:tc>
+        <w:tc>
+          <w:tcPr>
+            <w:tcW w:type="dxa" w:w="2098"/>
+            <w:vAlign w:val="center"/>
+            <w:shd w:val="clear" w:color="auto" w:fill="D9EAD3"/>
+          </w:tcPr>
+          <w:p>
+            <w:pPr>
+              <w:spacing w:after="40" w:before="40" w:line="252" w:lineRule="auto"/>
+              <w:jc w:val="center"/>
+            </w:pPr>
+            <w:r>
+              <w:rPr>
+                <w:rFonts w:ascii="Helvetica" w:hAnsi="Helvetica" w:cs="Helvetica" w:eastAsia="Helvetica"/>
+                <w:sz w:val="20"/>
+              </w:rPr>
+              <w:t>5</w:t>
+            </w:r>
+          </w:p>
+        </w:tc>
+      </w:tr>
+      <w:tr>
+        <w:trPr>
+          <w:trHeight w:val="737"/>
+        </w:trPr>
+        <w:tc>
+          <w:tcPr>
+            <w:tcW w:type="dxa" w:w="2041"/>
+            <w:vAlign w:val="center"/>
+            <w:shd w:val="clear" w:color="auto" w:fill="F2F2F2"/>
+          </w:tcPr>
+          <w:p>
+            <w:pPr>
+              <w:spacing w:after="40" w:before="40" w:line="252" w:lineRule="auto"/>
+              <w:jc w:val="center"/>
+            </w:pPr>
+            <w:r>
+              <w:rPr>
+                <w:rFonts w:ascii="Helvetica" w:hAnsi="Helvetica" w:cs="Helvetica" w:eastAsia="Helvetica"/>
+                <w:b/>
+                <w:sz w:val="20"/>
+              </w:rPr>
+              <w:t>Moyenne</w:t>
+            </w:r>
+          </w:p>
+        </w:tc>
+        <w:tc>
+          <w:tcPr>
+            <w:tcW w:type="dxa" w:w="2098"/>
+            <w:vAlign w:val="center"/>
+            <w:shd w:val="clear" w:color="auto" w:fill="F4CCCC"/>
+          </w:tcPr>
+          <w:p>
+            <w:pPr>
+              <w:spacing w:after="40" w:before="40" w:line="252" w:lineRule="auto"/>
+              <w:jc w:val="center"/>
+            </w:pPr>
+            <w:r>
+              <w:rPr>
+                <w:rFonts w:ascii="Helvetica" w:hAnsi="Helvetica" w:cs="Helvetica" w:eastAsia="Helvetica"/>
+                <w:sz w:val="20"/>
+              </w:rPr>
+              <w:t>1, 6, 26</w:t>
+            </w:r>
+          </w:p>
+        </w:tc>
+        <w:tc>
+          <w:tcPr>
+            <w:tcW w:type="dxa" w:w="2098"/>
+            <w:vAlign w:val="center"/>
+            <w:shd w:val="clear" w:color="auto" w:fill="FCE5CD"/>
+          </w:tcPr>
+          <w:p>
+            <w:pPr>
+              <w:spacing w:after="40" w:before="40" w:line="252" w:lineRule="auto"/>
+              <w:jc w:val="center"/>
+            </w:pPr>
+            <w:r>
+              <w:rPr>
+                <w:rFonts w:ascii="Helvetica" w:hAnsi="Helvetica" w:cs="Helvetica" w:eastAsia="Helvetica"/>
+                <w:sz w:val="20"/>
+              </w:rPr>
+              <w:t>2, 10, 15, 17, 21, 23, 27</w:t>
+            </w:r>
+          </w:p>
+        </w:tc>
+        <w:tc>
+          <w:tcPr>
+            <w:tcW w:type="dxa" w:w="2098"/>
+            <w:vAlign w:val="center"/>
+            <w:shd w:val="clear" w:color="auto" w:fill="FFF2CC"/>
+          </w:tcPr>
+          <w:p>
+            <w:pPr>
+              <w:spacing w:after="40" w:before="40" w:line="252" w:lineRule="auto"/>
+              <w:jc w:val="center"/>
+            </w:pPr>
+            <w:r>
+              <w:rPr>
+                <w:rFonts w:ascii="Helvetica" w:hAnsi="Helvetica" w:cs="Helvetica" w:eastAsia="Helvetica"/>
+                <w:sz w:val="20"/>
+              </w:rPr>
+              <w:t>16, 22, 25</w:t>
+            </w:r>
+          </w:p>
+        </w:tc>
+        <w:tc>
+          <w:tcPr>
+            <w:tcW w:type="dxa" w:w="2098"/>
+            <w:vAlign w:val="center"/>
+            <w:shd w:val="clear" w:color="auto" w:fill="D9EAD3"/>
+          </w:tcPr>
+          <w:p>
+            <w:pPr>
+              <w:spacing w:after="40" w:before="40" w:line="252" w:lineRule="auto"/>
+              <w:jc w:val="center"/>
+            </w:pPr>
+          </w:p>
+        </w:tc>
+      </w:tr>
+      <w:tr>
+        <w:trPr>
+          <w:trHeight w:val="737"/>
+        </w:trPr>
+        <w:tc>
+          <w:tcPr>
+            <w:tcW w:type="dxa" w:w="2041"/>
+            <w:vAlign w:val="center"/>
+            <w:shd w:val="clear" w:color="auto" w:fill="F2F2F2"/>
+          </w:tcPr>
+          <w:p>
+            <w:pPr>
+              <w:spacing w:after="40" w:before="40" w:line="252" w:lineRule="auto"/>
+              <w:jc w:val="center"/>
+            </w:pPr>
+            <w:r>
+              <w:rPr>
+                <w:rFonts w:ascii="Helvetica" w:hAnsi="Helvetica" w:cs="Helvetica" w:eastAsia="Helvetica"/>
+                <w:b/>
+                <w:sz w:val="20"/>
+              </w:rPr>
+              <w:t>Élevée</w:t>
+            </w:r>
+          </w:p>
+        </w:tc>
+        <w:tc>
+          <w:tcPr>
+            <w:tcW w:type="dxa" w:w="2098"/>
+            <w:vAlign w:val="center"/>
+            <w:shd w:val="clear" w:color="auto" w:fill="F4CCCC"/>
+          </w:tcPr>
+          <w:p>
+            <w:pPr>
+              <w:spacing w:after="40" w:before="40" w:line="252" w:lineRule="auto"/>
+              <w:jc w:val="center"/>
+            </w:pPr>
+            <w:r>
+              <w:rPr>
+                <w:rFonts w:ascii="Helvetica" w:hAnsi="Helvetica" w:cs="Helvetica" w:eastAsia="Helvetica"/>
+                <w:sz w:val="20"/>
+              </w:rPr>
+              <w:t>11, 14</w:t>
+            </w:r>
+          </w:p>
+        </w:tc>
+        <w:tc>
+          <w:tcPr>
+            <w:tcW w:type="dxa" w:w="2098"/>
+            <w:vAlign w:val="center"/>
+            <w:shd w:val="clear" w:color="auto" w:fill="FCE5CD"/>
+          </w:tcPr>
+          <w:p>
+            <w:pPr>
+              <w:spacing w:after="40" w:before="40" w:line="252" w:lineRule="auto"/>
+              <w:jc w:val="center"/>
+            </w:pPr>
+            <w:r>
+              <w:rPr>
+                <w:rFonts w:ascii="Helvetica" w:hAnsi="Helvetica" w:cs="Helvetica" w:eastAsia="Helvetica"/>
+                <w:sz w:val="20"/>
+              </w:rPr>
+              <w:t>8, 12, 19</w:t>
+            </w:r>
+          </w:p>
+        </w:tc>
+        <w:tc>
+          <w:tcPr>
+            <w:tcW w:type="dxa" w:w="2098"/>
+            <w:vAlign w:val="center"/>
+            <w:shd w:val="clear" w:color="auto" w:fill="FFF2CC"/>
+          </w:tcPr>
+          <w:p>
+            <w:pPr>
+              <w:spacing w:after="40" w:before="40" w:line="252" w:lineRule="auto"/>
+              <w:jc w:val="center"/>
+            </w:pPr>
+          </w:p>
+        </w:tc>
+        <w:tc>
+          <w:tcPr>
+            <w:tcW w:type="dxa" w:w="2098"/>
+            <w:vAlign w:val="center"/>
+            <w:shd w:val="clear" w:color="auto" w:fill="D9EAD3"/>
+          </w:tcPr>
+          <w:p>
+            <w:pPr>
+              <w:spacing w:after="40" w:before="40" w:line="252" w:lineRule="auto"/>
+              <w:jc w:val="center"/>
+            </w:pPr>
+          </w:p>
+        </w:tc>
+      </w:tr>
+    </w:tbl>
     <w:p>
       <w:pPr>
         <w:spacing w:after="200"/>
@@ -17942,7 +19225,7 @@
           <w:color w:val="000000"/>
           <w:sz w:val="16"/>
         </w:rPr>
-        <w:t>Source : Adenka.</w:t>
+        <w:t>Source : Adenka. En haut à gauche : actions urgentes et simples, à lancer tout de suite.</w:t>
       </w:r>
     </w:p>
     <w:p>
@@ -18628,10 +19911,18 @@
             <w:r>
               <w:rPr>
                 <w:rFonts w:ascii="Helvetica" w:hAnsi="Helvetica" w:cs="Helvetica" w:eastAsia="Helvetica"/>
+                <w:color w:val="C00000"/>
+                <w:sz w:val="16"/>
+              </w:rPr>
+              <w:t xml:space="preserve">●</w:t>
+            </w:r>
+            <w:r>
+              <w:rPr>
+                <w:rFonts w:ascii="Helvetica" w:hAnsi="Helvetica" w:cs="Helvetica" w:eastAsia="Helvetica"/>
                 <w:color w:val="000000"/>
                 <w:sz w:val="16"/>
               </w:rPr>
-              <w:t>🔴 P1</w:t>
+              <w:t xml:space="preserve"> P1</w:t>
             </w:r>
           </w:p>
         </w:tc>
@@ -18731,10 +20022,18 @@
             <w:r>
               <w:rPr>
                 <w:rFonts w:ascii="Helvetica" w:hAnsi="Helvetica" w:cs="Helvetica" w:eastAsia="Helvetica"/>
+                <w:color w:val="C00000"/>
+                <w:sz w:val="16"/>
+              </w:rPr>
+              <w:t xml:space="preserve">●</w:t>
+            </w:r>
+            <w:r>
+              <w:rPr>
+                <w:rFonts w:ascii="Helvetica" w:hAnsi="Helvetica" w:cs="Helvetica" w:eastAsia="Helvetica"/>
                 <w:color w:val="000000"/>
                 <w:sz w:val="16"/>
               </w:rPr>
-              <w:t>🔴 P1</w:t>
+              <w:t xml:space="preserve"> P1</w:t>
             </w:r>
           </w:p>
         </w:tc>
@@ -18830,10 +20129,18 @@
             <w:r>
               <w:rPr>
                 <w:rFonts w:ascii="Helvetica" w:hAnsi="Helvetica" w:cs="Helvetica" w:eastAsia="Helvetica"/>
+                <w:color w:val="C00000"/>
+                <w:sz w:val="16"/>
+              </w:rPr>
+              <w:t xml:space="preserve">●</w:t>
+            </w:r>
+            <w:r>
+              <w:rPr>
+                <w:rFonts w:ascii="Helvetica" w:hAnsi="Helvetica" w:cs="Helvetica" w:eastAsia="Helvetica"/>
                 <w:color w:val="000000"/>
                 <w:sz w:val="16"/>
               </w:rPr>
-              <w:t>🔴 P1</w:t>
+              <w:t xml:space="preserve"> P1</w:t>
             </w:r>
           </w:p>
         </w:tc>
@@ -18933,10 +20240,18 @@
             <w:r>
               <w:rPr>
                 <w:rFonts w:ascii="Helvetica" w:hAnsi="Helvetica" w:cs="Helvetica" w:eastAsia="Helvetica"/>
+                <w:color w:val="C00000"/>
+                <w:sz w:val="16"/>
+              </w:rPr>
+              <w:t xml:space="preserve">●</w:t>
+            </w:r>
+            <w:r>
+              <w:rPr>
+                <w:rFonts w:ascii="Helvetica" w:hAnsi="Helvetica" w:cs="Helvetica" w:eastAsia="Helvetica"/>
                 <w:color w:val="000000"/>
                 <w:sz w:val="16"/>
               </w:rPr>
-              <w:t>🔴 P1</w:t>
+              <w:t xml:space="preserve"> P1</w:t>
             </w:r>
           </w:p>
         </w:tc>
@@ -19032,10 +20347,18 @@
             <w:r>
               <w:rPr>
                 <w:rFonts w:ascii="Helvetica" w:hAnsi="Helvetica" w:cs="Helvetica" w:eastAsia="Helvetica"/>
+                <w:color w:val="C00000"/>
+                <w:sz w:val="16"/>
+              </w:rPr>
+              <w:t xml:space="preserve">●</w:t>
+            </w:r>
+            <w:r>
+              <w:rPr>
+                <w:rFonts w:ascii="Helvetica" w:hAnsi="Helvetica" w:cs="Helvetica" w:eastAsia="Helvetica"/>
                 <w:color w:val="000000"/>
                 <w:sz w:val="16"/>
               </w:rPr>
-              <w:t>🔴 P1</w:t>
+              <w:t xml:space="preserve"> P1</w:t>
             </w:r>
           </w:p>
         </w:tc>
@@ -19135,10 +20458,18 @@
             <w:r>
               <w:rPr>
                 <w:rFonts w:ascii="Helvetica" w:hAnsi="Helvetica" w:cs="Helvetica" w:eastAsia="Helvetica"/>
+                <w:color w:val="C00000"/>
+                <w:sz w:val="16"/>
+              </w:rPr>
+              <w:t xml:space="preserve">●</w:t>
+            </w:r>
+            <w:r>
+              <w:rPr>
+                <w:rFonts w:ascii="Helvetica" w:hAnsi="Helvetica" w:cs="Helvetica" w:eastAsia="Helvetica"/>
                 <w:color w:val="000000"/>
                 <w:sz w:val="16"/>
               </w:rPr>
-              <w:t>🔴 P1</w:t>
+              <w:t xml:space="preserve"> P1</w:t>
             </w:r>
           </w:p>
         </w:tc>
@@ -19234,10 +20565,18 @@
             <w:r>
               <w:rPr>
                 <w:rFonts w:ascii="Helvetica" w:hAnsi="Helvetica" w:cs="Helvetica" w:eastAsia="Helvetica"/>
+                <w:color w:val="ED7D31"/>
+                <w:sz w:val="16"/>
+              </w:rPr>
+              <w:t xml:space="preserve">●</w:t>
+            </w:r>
+            <w:r>
+              <w:rPr>
+                <w:rFonts w:ascii="Helvetica" w:hAnsi="Helvetica" w:cs="Helvetica" w:eastAsia="Helvetica"/>
                 <w:color w:val="000000"/>
                 <w:sz w:val="16"/>
               </w:rPr>
-              <w:t>🟠 P2</w:t>
+              <w:t xml:space="preserve"> P2</w:t>
             </w:r>
           </w:p>
         </w:tc>
@@ -19337,10 +20676,18 @@
             <w:r>
               <w:rPr>
                 <w:rFonts w:ascii="Helvetica" w:hAnsi="Helvetica" w:cs="Helvetica" w:eastAsia="Helvetica"/>
+                <w:color w:val="ED7D31"/>
+                <w:sz w:val="16"/>
+              </w:rPr>
+              <w:t xml:space="preserve">●</w:t>
+            </w:r>
+            <w:r>
+              <w:rPr>
+                <w:rFonts w:ascii="Helvetica" w:hAnsi="Helvetica" w:cs="Helvetica" w:eastAsia="Helvetica"/>
                 <w:color w:val="000000"/>
                 <w:sz w:val="16"/>
               </w:rPr>
-              <w:t>🟠 P2</w:t>
+              <w:t xml:space="preserve"> P2</w:t>
             </w:r>
           </w:p>
         </w:tc>
@@ -19436,10 +20783,18 @@
             <w:r>
               <w:rPr>
                 <w:rFonts w:ascii="Helvetica" w:hAnsi="Helvetica" w:cs="Helvetica" w:eastAsia="Helvetica"/>
+                <w:color w:val="ED7D31"/>
+                <w:sz w:val="16"/>
+              </w:rPr>
+              <w:t xml:space="preserve">●</w:t>
+            </w:r>
+            <w:r>
+              <w:rPr>
+                <w:rFonts w:ascii="Helvetica" w:hAnsi="Helvetica" w:cs="Helvetica" w:eastAsia="Helvetica"/>
                 <w:color w:val="000000"/>
                 <w:sz w:val="16"/>
               </w:rPr>
-              <w:t>🟠 P2</w:t>
+              <w:t xml:space="preserve"> P2</w:t>
             </w:r>
           </w:p>
         </w:tc>
@@ -19539,10 +20894,18 @@
             <w:r>
               <w:rPr>
                 <w:rFonts w:ascii="Helvetica" w:hAnsi="Helvetica" w:cs="Helvetica" w:eastAsia="Helvetica"/>
+                <w:color w:val="ED7D31"/>
+                <w:sz w:val="16"/>
+              </w:rPr>
+              <w:t xml:space="preserve">●</w:t>
+            </w:r>
+            <w:r>
+              <w:rPr>
+                <w:rFonts w:ascii="Helvetica" w:hAnsi="Helvetica" w:cs="Helvetica" w:eastAsia="Helvetica"/>
                 <w:color w:val="000000"/>
                 <w:sz w:val="16"/>
               </w:rPr>
-              <w:t>🟠 P2</w:t>
+              <w:t xml:space="preserve"> P2</w:t>
             </w:r>
           </w:p>
         </w:tc>
@@ -19638,10 +21001,18 @@
             <w:r>
               <w:rPr>
                 <w:rFonts w:ascii="Helvetica" w:hAnsi="Helvetica" w:cs="Helvetica" w:eastAsia="Helvetica"/>
+                <w:color w:val="ED7D31"/>
+                <w:sz w:val="16"/>
+              </w:rPr>
+              <w:t xml:space="preserve">●</w:t>
+            </w:r>
+            <w:r>
+              <w:rPr>
+                <w:rFonts w:ascii="Helvetica" w:hAnsi="Helvetica" w:cs="Helvetica" w:eastAsia="Helvetica"/>
                 <w:color w:val="000000"/>
                 <w:sz w:val="16"/>
               </w:rPr>
-              <w:t>🟠 P2</w:t>
+              <w:t xml:space="preserve"> P2</w:t>
             </w:r>
           </w:p>
         </w:tc>
@@ -19741,10 +21112,18 @@
             <w:r>
               <w:rPr>
                 <w:rFonts w:ascii="Helvetica" w:hAnsi="Helvetica" w:cs="Helvetica" w:eastAsia="Helvetica"/>
+                <w:color w:val="ED7D31"/>
+                <w:sz w:val="16"/>
+              </w:rPr>
+              <w:t xml:space="preserve">●</w:t>
+            </w:r>
+            <w:r>
+              <w:rPr>
+                <w:rFonts w:ascii="Helvetica" w:hAnsi="Helvetica" w:cs="Helvetica" w:eastAsia="Helvetica"/>
                 <w:color w:val="000000"/>
                 <w:sz w:val="16"/>
               </w:rPr>
-              <w:t>🟠 P2</w:t>
+              <w:t xml:space="preserve"> P2</w:t>
             </w:r>
           </w:p>
         </w:tc>
@@ -19840,10 +21219,18 @@
             <w:r>
               <w:rPr>
                 <w:rFonts w:ascii="Helvetica" w:hAnsi="Helvetica" w:cs="Helvetica" w:eastAsia="Helvetica"/>
+                <w:color w:val="ED7D31"/>
+                <w:sz w:val="16"/>
+              </w:rPr>
+              <w:t xml:space="preserve">●</w:t>
+            </w:r>
+            <w:r>
+              <w:rPr>
+                <w:rFonts w:ascii="Helvetica" w:hAnsi="Helvetica" w:cs="Helvetica" w:eastAsia="Helvetica"/>
                 <w:color w:val="000000"/>
                 <w:sz w:val="16"/>
               </w:rPr>
-              <w:t>🟠 P2</w:t>
+              <w:t xml:space="preserve"> P2</w:t>
             </w:r>
           </w:p>
         </w:tc>
@@ -19943,10 +21330,18 @@
             <w:r>
               <w:rPr>
                 <w:rFonts w:ascii="Helvetica" w:hAnsi="Helvetica" w:cs="Helvetica" w:eastAsia="Helvetica"/>
+                <w:color w:val="ED7D31"/>
+                <w:sz w:val="16"/>
+              </w:rPr>
+              <w:t xml:space="preserve">●</w:t>
+            </w:r>
+            <w:r>
+              <w:rPr>
+                <w:rFonts w:ascii="Helvetica" w:hAnsi="Helvetica" w:cs="Helvetica" w:eastAsia="Helvetica"/>
                 <w:color w:val="000000"/>
                 <w:sz w:val="16"/>
               </w:rPr>
-              <w:t>🟠 P2</w:t>
+              <w:t xml:space="preserve"> P2</w:t>
             </w:r>
           </w:p>
         </w:tc>
@@ -20042,10 +21437,18 @@
             <w:r>
               <w:rPr>
                 <w:rFonts w:ascii="Helvetica" w:hAnsi="Helvetica" w:cs="Helvetica" w:eastAsia="Helvetica"/>
+                <w:color w:val="ED7D31"/>
+                <w:sz w:val="16"/>
+              </w:rPr>
+              <w:t xml:space="preserve">●</w:t>
+            </w:r>
+            <w:r>
+              <w:rPr>
+                <w:rFonts w:ascii="Helvetica" w:hAnsi="Helvetica" w:cs="Helvetica" w:eastAsia="Helvetica"/>
                 <w:color w:val="000000"/>
                 <w:sz w:val="16"/>
               </w:rPr>
-              <w:t>🟠 P2</w:t>
+              <w:t xml:space="preserve"> P2</w:t>
             </w:r>
           </w:p>
         </w:tc>
@@ -20145,10 +21548,18 @@
             <w:r>
               <w:rPr>
                 <w:rFonts w:ascii="Helvetica" w:hAnsi="Helvetica" w:cs="Helvetica" w:eastAsia="Helvetica"/>
+                <w:color w:val="ED7D31"/>
+                <w:sz w:val="16"/>
+              </w:rPr>
+              <w:t xml:space="preserve">●</w:t>
+            </w:r>
+            <w:r>
+              <w:rPr>
+                <w:rFonts w:ascii="Helvetica" w:hAnsi="Helvetica" w:cs="Helvetica" w:eastAsia="Helvetica"/>
                 <w:color w:val="000000"/>
                 <w:sz w:val="16"/>
               </w:rPr>
-              <w:t>🟠 P2</w:t>
+              <w:t xml:space="preserve"> P2</w:t>
             </w:r>
           </w:p>
         </w:tc>
@@ -20244,10 +21655,18 @@
             <w:r>
               <w:rPr>
                 <w:rFonts w:ascii="Helvetica" w:hAnsi="Helvetica" w:cs="Helvetica" w:eastAsia="Helvetica"/>
+                <w:color w:val="ED7D31"/>
+                <w:sz w:val="16"/>
+              </w:rPr>
+              <w:t xml:space="preserve">●</w:t>
+            </w:r>
+            <w:r>
+              <w:rPr>
+                <w:rFonts w:ascii="Helvetica" w:hAnsi="Helvetica" w:cs="Helvetica" w:eastAsia="Helvetica"/>
                 <w:color w:val="000000"/>
                 <w:sz w:val="16"/>
               </w:rPr>
-              <w:t>🟠 P2</w:t>
+              <w:t xml:space="preserve"> P2</w:t>
             </w:r>
           </w:p>
         </w:tc>
@@ -20347,10 +21766,18 @@
             <w:r>
               <w:rPr>
                 <w:rFonts w:ascii="Helvetica" w:hAnsi="Helvetica" w:cs="Helvetica" w:eastAsia="Helvetica"/>
+                <w:color w:val="ED7D31"/>
+                <w:sz w:val="16"/>
+              </w:rPr>
+              <w:t xml:space="preserve">●</w:t>
+            </w:r>
+            <w:r>
+              <w:rPr>
+                <w:rFonts w:ascii="Helvetica" w:hAnsi="Helvetica" w:cs="Helvetica" w:eastAsia="Helvetica"/>
                 <w:color w:val="000000"/>
                 <w:sz w:val="16"/>
               </w:rPr>
-              <w:t>🟠 P2</w:t>
+              <w:t xml:space="preserve"> P2</w:t>
             </w:r>
           </w:p>
         </w:tc>
@@ -20446,10 +21873,18 @@
             <w:r>
               <w:rPr>
                 <w:rFonts w:ascii="Helvetica" w:hAnsi="Helvetica" w:cs="Helvetica" w:eastAsia="Helvetica"/>
+                <w:color w:val="ED7D31"/>
+                <w:sz w:val="16"/>
+              </w:rPr>
+              <w:t xml:space="preserve">●</w:t>
+            </w:r>
+            <w:r>
+              <w:rPr>
+                <w:rFonts w:ascii="Helvetica" w:hAnsi="Helvetica" w:cs="Helvetica" w:eastAsia="Helvetica"/>
                 <w:color w:val="000000"/>
                 <w:sz w:val="16"/>
               </w:rPr>
-              <w:t>🟠 P2</w:t>
+              <w:t xml:space="preserve"> P2</w:t>
             </w:r>
           </w:p>
         </w:tc>
@@ -20549,10 +21984,18 @@
             <w:r>
               <w:rPr>
                 <w:rFonts w:ascii="Helvetica" w:hAnsi="Helvetica" w:cs="Helvetica" w:eastAsia="Helvetica"/>
+                <w:color w:val="ED7D31"/>
+                <w:sz w:val="16"/>
+              </w:rPr>
+              <w:t xml:space="preserve">●</w:t>
+            </w:r>
+            <w:r>
+              <w:rPr>
+                <w:rFonts w:ascii="Helvetica" w:hAnsi="Helvetica" w:cs="Helvetica" w:eastAsia="Helvetica"/>
                 <w:color w:val="000000"/>
                 <w:sz w:val="16"/>
               </w:rPr>
-              <w:t>🟠 P2</w:t>
+              <w:t xml:space="preserve"> P2</w:t>
             </w:r>
           </w:p>
         </w:tc>
@@ -20648,10 +22091,18 @@
             <w:r>
               <w:rPr>
                 <w:rFonts w:ascii="Helvetica" w:hAnsi="Helvetica" w:cs="Helvetica" w:eastAsia="Helvetica"/>
+                <w:color w:val="FFC000"/>
+                <w:sz w:val="16"/>
+              </w:rPr>
+              <w:t xml:space="preserve">●</w:t>
+            </w:r>
+            <w:r>
+              <w:rPr>
+                <w:rFonts w:ascii="Helvetica" w:hAnsi="Helvetica" w:cs="Helvetica" w:eastAsia="Helvetica"/>
                 <w:color w:val="000000"/>
                 <w:sz w:val="16"/>
               </w:rPr>
-              <w:t>🟡 P3</w:t>
+              <w:t xml:space="preserve"> P3</w:t>
             </w:r>
           </w:p>
         </w:tc>
@@ -20751,10 +22202,18 @@
             <w:r>
               <w:rPr>
                 <w:rFonts w:ascii="Helvetica" w:hAnsi="Helvetica" w:cs="Helvetica" w:eastAsia="Helvetica"/>
+                <w:color w:val="FFC000"/>
+                <w:sz w:val="16"/>
+              </w:rPr>
+              <w:t xml:space="preserve">●</w:t>
+            </w:r>
+            <w:r>
+              <w:rPr>
+                <w:rFonts w:ascii="Helvetica" w:hAnsi="Helvetica" w:cs="Helvetica" w:eastAsia="Helvetica"/>
                 <w:color w:val="000000"/>
                 <w:sz w:val="16"/>
               </w:rPr>
-              <w:t>🟡 P3</w:t>
+              <w:t xml:space="preserve"> P3</w:t>
             </w:r>
           </w:p>
         </w:tc>
@@ -20850,10 +22309,18 @@
             <w:r>
               <w:rPr>
                 <w:rFonts w:ascii="Helvetica" w:hAnsi="Helvetica" w:cs="Helvetica" w:eastAsia="Helvetica"/>
+                <w:color w:val="FFC000"/>
+                <w:sz w:val="16"/>
+              </w:rPr>
+              <w:t xml:space="preserve">●</w:t>
+            </w:r>
+            <w:r>
+              <w:rPr>
+                <w:rFonts w:ascii="Helvetica" w:hAnsi="Helvetica" w:cs="Helvetica" w:eastAsia="Helvetica"/>
                 <w:color w:val="000000"/>
                 <w:sz w:val="16"/>
               </w:rPr>
-              <w:t>🟡 P3</w:t>
+              <w:t xml:space="preserve"> P3</w:t>
             </w:r>
           </w:p>
         </w:tc>
@@ -20953,10 +22420,18 @@
             <w:r>
               <w:rPr>
                 <w:rFonts w:ascii="Helvetica" w:hAnsi="Helvetica" w:cs="Helvetica" w:eastAsia="Helvetica"/>
+                <w:color w:val="FFC000"/>
+                <w:sz w:val="16"/>
+              </w:rPr>
+              <w:t xml:space="preserve">●</w:t>
+            </w:r>
+            <w:r>
+              <w:rPr>
+                <w:rFonts w:ascii="Helvetica" w:hAnsi="Helvetica" w:cs="Helvetica" w:eastAsia="Helvetica"/>
                 <w:color w:val="000000"/>
                 <w:sz w:val="16"/>
               </w:rPr>
-              <w:t>🟡 P3</w:t>
+              <w:t xml:space="preserve"> P3</w:t>
             </w:r>
           </w:p>
         </w:tc>
@@ -21052,10 +22527,18 @@
             <w:r>
               <w:rPr>
                 <w:rFonts w:ascii="Helvetica" w:hAnsi="Helvetica" w:cs="Helvetica" w:eastAsia="Helvetica"/>
+                <w:color w:val="FFC000"/>
+                <w:sz w:val="16"/>
+              </w:rPr>
+              <w:t xml:space="preserve">●</w:t>
+            </w:r>
+            <w:r>
+              <w:rPr>
+                <w:rFonts w:ascii="Helvetica" w:hAnsi="Helvetica" w:cs="Helvetica" w:eastAsia="Helvetica"/>
                 <w:color w:val="000000"/>
                 <w:sz w:val="16"/>
               </w:rPr>
-              <w:t>🟡 P3</w:t>
+              <w:t xml:space="preserve"> P3</w:t>
             </w:r>
           </w:p>
         </w:tc>
@@ -21155,10 +22638,18 @@
             <w:r>
               <w:rPr>
                 <w:rFonts w:ascii="Helvetica" w:hAnsi="Helvetica" w:cs="Helvetica" w:eastAsia="Helvetica"/>
+                <w:color w:val="FFC000"/>
+                <w:sz w:val="16"/>
+              </w:rPr>
+              <w:t xml:space="preserve">●</w:t>
+            </w:r>
+            <w:r>
+              <w:rPr>
+                <w:rFonts w:ascii="Helvetica" w:hAnsi="Helvetica" w:cs="Helvetica" w:eastAsia="Helvetica"/>
                 <w:color w:val="000000"/>
                 <w:sz w:val="16"/>
               </w:rPr>
-              <w:t>🟡 P3</w:t>
+              <w:t xml:space="preserve"> P3</w:t>
             </w:r>
           </w:p>
         </w:tc>
@@ -21254,10 +22745,18 @@
             <w:r>
               <w:rPr>
                 <w:rFonts w:ascii="Helvetica" w:hAnsi="Helvetica" w:cs="Helvetica" w:eastAsia="Helvetica"/>
+                <w:color w:val="FFC000"/>
+                <w:sz w:val="16"/>
+              </w:rPr>
+              <w:t xml:space="preserve">●</w:t>
+            </w:r>
+            <w:r>
+              <w:rPr>
+                <w:rFonts w:ascii="Helvetica" w:hAnsi="Helvetica" w:cs="Helvetica" w:eastAsia="Helvetica"/>
                 <w:color w:val="000000"/>
                 <w:sz w:val="16"/>
               </w:rPr>
-              <w:t>🟡 P3</w:t>
+              <w:t xml:space="preserve"> P3</w:t>
             </w:r>
           </w:p>
         </w:tc>
@@ -21357,10 +22856,18 @@
             <w:r>
               <w:rPr>
                 <w:rFonts w:ascii="Helvetica" w:hAnsi="Helvetica" w:cs="Helvetica" w:eastAsia="Helvetica"/>
+                <w:color w:val="70AD47"/>
+                <w:sz w:val="16"/>
+              </w:rPr>
+              <w:t xml:space="preserve">●</w:t>
+            </w:r>
+            <w:r>
+              <w:rPr>
+                <w:rFonts w:ascii="Helvetica" w:hAnsi="Helvetica" w:cs="Helvetica" w:eastAsia="Helvetica"/>
                 <w:color w:val="000000"/>
                 <w:sz w:val="16"/>
               </w:rPr>
-              <w:t>🟢 P4</w:t>
+              <w:t xml:space="preserve"> P4</w:t>
             </w:r>
           </w:p>
         </w:tc>
@@ -23634,10 +25141,18 @@
             <w:r>
               <w:rPr>
                 <w:rFonts w:ascii="Helvetica" w:hAnsi="Helvetica" w:cs="Helvetica" w:eastAsia="Helvetica"/>
+                <w:color w:val="C00000"/>
+                <w:sz w:val="18"/>
+              </w:rPr>
+              <w:t xml:space="preserve">●</w:t>
+            </w:r>
+            <w:r>
+              <w:rPr>
+                <w:rFonts w:ascii="Helvetica" w:hAnsi="Helvetica" w:cs="Helvetica" w:eastAsia="Helvetica"/>
                 <w:color w:val="000000"/>
                 <w:sz w:val="18"/>
               </w:rPr>
-              <w:t>🔴 P1</w:t>
+              <w:t xml:space="preserve"> P1</w:t>
             </w:r>
           </w:p>
         </w:tc>
@@ -23696,10 +25211,18 @@
             <w:r>
               <w:rPr>
                 <w:rFonts w:ascii="Helvetica" w:hAnsi="Helvetica" w:cs="Helvetica" w:eastAsia="Helvetica"/>
+                <w:color w:val="ED7D31"/>
+                <w:sz w:val="18"/>
+              </w:rPr>
+              <w:t xml:space="preserve">●</w:t>
+            </w:r>
+            <w:r>
+              <w:rPr>
+                <w:rFonts w:ascii="Helvetica" w:hAnsi="Helvetica" w:cs="Helvetica" w:eastAsia="Helvetica"/>
                 <w:color w:val="000000"/>
                 <w:sz w:val="18"/>
               </w:rPr>
-              <w:t>🟠 P2</w:t>
+              <w:t xml:space="preserve"> P2</w:t>
             </w:r>
           </w:p>
         </w:tc>
@@ -23758,10 +25281,18 @@
             <w:r>
               <w:rPr>
                 <w:rFonts w:ascii="Helvetica" w:hAnsi="Helvetica" w:cs="Helvetica" w:eastAsia="Helvetica"/>
+                <w:color w:val="FFC000"/>
+                <w:sz w:val="18"/>
+              </w:rPr>
+              <w:t xml:space="preserve">●</w:t>
+            </w:r>
+            <w:r>
+              <w:rPr>
+                <w:rFonts w:ascii="Helvetica" w:hAnsi="Helvetica" w:cs="Helvetica" w:eastAsia="Helvetica"/>
                 <w:color w:val="000000"/>
                 <w:sz w:val="18"/>
               </w:rPr>
-              <w:t>🟡 P3</w:t>
+              <w:t xml:space="preserve"> P3</w:t>
             </w:r>
           </w:p>
         </w:tc>
@@ -23820,10 +25351,18 @@
             <w:r>
               <w:rPr>
                 <w:rFonts w:ascii="Helvetica" w:hAnsi="Helvetica" w:cs="Helvetica" w:eastAsia="Helvetica"/>
+                <w:color w:val="70AD47"/>
+                <w:sz w:val="18"/>
+              </w:rPr>
+              <w:t xml:space="preserve">●</w:t>
+            </w:r>
+            <w:r>
+              <w:rPr>
+                <w:rFonts w:ascii="Helvetica" w:hAnsi="Helvetica" w:cs="Helvetica" w:eastAsia="Helvetica"/>
                 <w:color w:val="000000"/>
                 <w:sz w:val="18"/>
               </w:rPr>
-              <w:t>🟢 P4</w:t>
+              <w:t xml:space="preserve"> P4</w:t>
             </w:r>
           </w:p>
         </w:tc>
@@ -24029,7 +25568,55 @@
                 <w:color w:val="000000"/>
                 <w:sz w:val="18"/>
               </w:rPr>
-              <w:t>Probabilité multipliée par gravité. 🔴 15 à 25 : traitement immédiat. 🟡 8 à 12 : plan d'action. 🟢 1 à 6 : surveillance.</w:t>
+              <w:t xml:space="preserve">Probabilité multipliée par gravité. </w:t>
+            </w:r>
+            <w:r>
+              <w:rPr>
+                <w:rFonts w:ascii="Helvetica" w:hAnsi="Helvetica" w:cs="Helvetica" w:eastAsia="Helvetica"/>
+                <w:color w:val="C00000"/>
+                <w:sz w:val="18"/>
+              </w:rPr>
+              <w:t xml:space="preserve">●</w:t>
+            </w:r>
+            <w:r>
+              <w:rPr>
+                <w:rFonts w:ascii="Helvetica" w:hAnsi="Helvetica" w:cs="Helvetica" w:eastAsia="Helvetica"/>
+                <w:color w:val="000000"/>
+                <w:sz w:val="18"/>
+              </w:rPr>
+              <w:t xml:space="preserve"> 15 à 25 : traitement immédiat. </w:t>
+            </w:r>
+            <w:r>
+              <w:rPr>
+                <w:rFonts w:ascii="Helvetica" w:hAnsi="Helvetica" w:cs="Helvetica" w:eastAsia="Helvetica"/>
+                <w:color w:val="FFC000"/>
+                <w:sz w:val="18"/>
+              </w:rPr>
+              <w:t xml:space="preserve">●</w:t>
+            </w:r>
+            <w:r>
+              <w:rPr>
+                <w:rFonts w:ascii="Helvetica" w:hAnsi="Helvetica" w:cs="Helvetica" w:eastAsia="Helvetica"/>
+                <w:color w:val="000000"/>
+                <w:sz w:val="18"/>
+              </w:rPr>
+              <w:t xml:space="preserve"> 8 à 12 : plan d'action. </w:t>
+            </w:r>
+            <w:r>
+              <w:rPr>
+                <w:rFonts w:ascii="Helvetica" w:hAnsi="Helvetica" w:cs="Helvetica" w:eastAsia="Helvetica"/>
+                <w:color w:val="70AD47"/>
+                <w:sz w:val="18"/>
+              </w:rPr>
+              <w:t xml:space="preserve">●</w:t>
+            </w:r>
+            <w:r>
+              <w:rPr>
+                <w:rFonts w:ascii="Helvetica" w:hAnsi="Helvetica" w:cs="Helvetica" w:eastAsia="Helvetica"/>
+                <w:color w:val="000000"/>
+                <w:sz w:val="18"/>
+              </w:rPr>
+              <w:t xml:space="preserve"> 1 à 6 : surveillance.</w:t>
             </w:r>
           </w:p>
         </w:tc>
@@ -51169,6 +52756,1737 @@
 </w:styles>
 </file>
 
+<file path=word/charts/chart1.xml><?xml version="1.0" encoding="utf-8"?>
+<c:chartSpace xmlns:c="http://schemas.openxmlformats.org/drawingml/2006/chart" xmlns:a="http://schemas.openxmlformats.org/drawingml/2006/main" xmlns:r="http://schemas.openxmlformats.org/officeDocument/2006/relationships">
+  <c:date1904 val="0"/>
+  <c:chart>
+    <c:autoTitleDeleted val="1"/>
+    <c:plotArea>
+      <c:barChart>
+        <c:barDir val="col"/>
+        <c:grouping val="clustered"/>
+        <c:ser>
+          <c:idx val="0"/>
+          <c:order val="0"/>
+          <c:tx>
+            <c:strRef>
+              <c:f>Sheet1!$B$1</c:f>
+              <c:strCache>
+                <c:ptCount val="1"/>
+                <c:pt idx="0">
+                  <c:v>Épargne due aux policiers</c:v>
+                </c:pt>
+              </c:strCache>
+            </c:strRef>
+          </c:tx>
+          <c:spPr>
+            <a:solidFill>
+              <a:srgbClr val="112A40"/>
+            </a:solidFill>
+          </c:spPr>
+          <c:dLbls>
+            <c:numFmt formatCode="0.00" sourceLinked="0"/>
+            <c:txPr>
+              <a:bodyPr/>
+              <a:lstStyle/>
+              <a:p>
+                <a:pPr>
+                  <a:defRPr sz="750"/>
+                </a:pPr>
+              </a:p>
+            </c:txPr>
+            <c:dLblPos val="outEnd"/>
+            <c:showLegendKey val="0"/>
+            <c:showVal val="1"/>
+            <c:showCatName val="0"/>
+            <c:showSerName val="0"/>
+            <c:showPercent val="0"/>
+            <c:showBubbleSize val="0"/>
+            <c:showLeaderLines val="1"/>
+          </c:dLbls>
+          <c:cat>
+            <c:strRef>
+              <c:f>Sheet1!$A$2:$A$8</c:f>
+              <c:strCache>
+                <c:ptCount val="7"/>
+                <c:pt idx="0">
+                  <c:v>2020</c:v>
+                </c:pt>
+                <c:pt idx="1">
+                  <c:v>2021</c:v>
+                </c:pt>
+                <c:pt idx="2">
+                  <c:v>2022</c:v>
+                </c:pt>
+                <c:pt idx="3">
+                  <c:v>2023</c:v>
+                </c:pt>
+                <c:pt idx="4">
+                  <c:v>2024</c:v>
+                </c:pt>
+                <c:pt idx="5">
+                  <c:v>2025</c:v>
+                </c:pt>
+                <c:pt idx="6">
+                  <c:v>31/08/2026</c:v>
+                </c:pt>
+              </c:strCache>
+            </c:strRef>
+          </c:cat>
+          <c:val>
+            <c:numRef>
+              <c:f>Sheet1!$B$2:$B$8</c:f>
+              <c:numCache>
+                <c:formatCode>0.00</c:formatCode>
+                <c:ptCount val="7"/>
+                <c:pt idx="0">
+                  <c:v>10.83</c:v>
+                </c:pt>
+                <c:pt idx="1">
+                  <c:v>10.15</c:v>
+                </c:pt>
+                <c:pt idx="2">
+                  <c:v>9.36</c:v>
+                </c:pt>
+                <c:pt idx="3">
+                  <c:v>9.12</c:v>
+                </c:pt>
+                <c:pt idx="4">
+                  <c:v>10.79</c:v>
+                </c:pt>
+                <c:pt idx="5">
+                  <c:v>13.81</c:v>
+                </c:pt>
+                <c:pt idx="6">
+                  <c:v>15.74</c:v>
+                </c:pt>
+              </c:numCache>
+            </c:numRef>
+          </c:val>
+        </c:ser>
+        <c:ser>
+          <c:idx val="1"/>
+          <c:order val="1"/>
+          <c:tx>
+            <c:strRef>
+              <c:f>Sheet1!$C$1</c:f>
+              <c:strCache>
+                <c:ptCount val="1"/>
+                <c:pt idx="0">
+                  <c:v>Argent mis de côté pour cette épargne</c:v>
+                </c:pt>
+              </c:strCache>
+            </c:strRef>
+          </c:tx>
+          <c:spPr>
+            <a:solidFill>
+              <a:srgbClr val="EFAC62"/>
+            </a:solidFill>
+          </c:spPr>
+          <c:dLbls>
+            <c:numFmt formatCode="0.00" sourceLinked="0"/>
+            <c:txPr>
+              <a:bodyPr/>
+              <a:lstStyle/>
+              <a:p>
+                <a:pPr>
+                  <a:defRPr sz="750"/>
+                </a:pPr>
+              </a:p>
+            </c:txPr>
+            <c:dLblPos val="outEnd"/>
+            <c:showLegendKey val="0"/>
+            <c:showVal val="1"/>
+            <c:showCatName val="0"/>
+            <c:showSerName val="0"/>
+            <c:showPercent val="0"/>
+            <c:showBubbleSize val="0"/>
+            <c:showLeaderLines val="1"/>
+          </c:dLbls>
+          <c:cat>
+            <c:strRef>
+              <c:f>Sheet1!$A$2:$A$8</c:f>
+              <c:strCache>
+                <c:ptCount val="7"/>
+                <c:pt idx="0">
+                  <c:v>2020</c:v>
+                </c:pt>
+                <c:pt idx="1">
+                  <c:v>2021</c:v>
+                </c:pt>
+                <c:pt idx="2">
+                  <c:v>2022</c:v>
+                </c:pt>
+                <c:pt idx="3">
+                  <c:v>2023</c:v>
+                </c:pt>
+                <c:pt idx="4">
+                  <c:v>2024</c:v>
+                </c:pt>
+                <c:pt idx="5">
+                  <c:v>2025</c:v>
+                </c:pt>
+                <c:pt idx="6">
+                  <c:v>31/08/2026</c:v>
+                </c:pt>
+              </c:strCache>
+            </c:strRef>
+          </c:cat>
+          <c:val>
+            <c:numRef>
+              <c:f>Sheet1!$C$2:$C$8</c:f>
+              <c:numCache>
+                <c:formatCode>0.00</c:formatCode>
+                <c:ptCount val="7"/>
+                <c:pt idx="0">
+                  <c:v>0.71</c:v>
+                </c:pt>
+                <c:pt idx="1">
+                  <c:v>1.96</c:v>
+                </c:pt>
+                <c:pt idx="2">
+                  <c:v>0.89</c:v>
+                </c:pt>
+                <c:pt idx="3">
+                  <c:v>0.84</c:v>
+                </c:pt>
+                <c:pt idx="4">
+                  <c:v>0.7</c:v>
+                </c:pt>
+                <c:pt idx="5">
+                  <c:v>1.61</c:v>
+                </c:pt>
+                <c:pt idx="6">
+                  <c:v>2.56</c:v>
+                </c:pt>
+              </c:numCache>
+            </c:numRef>
+          </c:val>
+        </c:ser>
+        <c:gapWidth val="60"/>
+        <c:axId val="-2068027336"/>
+        <c:axId val="-2113994440"/>
+      </c:barChart>
+      <c:catAx>
+        <c:axId val="-2068027336"/>
+        <c:scaling>
+          <c:orientation val="minMax"/>
+        </c:scaling>
+        <c:delete val="0"/>
+        <c:axPos val="b"/>
+        <c:majorTickMark val="out"/>
+        <c:minorTickMark val="none"/>
+        <c:tickLblPos val="nextTo"/>
+        <c:spPr>
+          <a:ln>
+            <a:solidFill>
+              <a:srgbClr val="060606"/>
+            </a:solidFill>
+          </a:ln>
+        </c:spPr>
+        <c:txPr>
+          <a:bodyPr/>
+          <a:lstStyle/>
+          <a:p>
+            <a:pPr>
+              <a:defRPr sz="800"/>
+            </a:pPr>
+          </a:p>
+        </c:txPr>
+        <c:crossAx val="-2113994440"/>
+        <c:crosses val="autoZero"/>
+        <c:auto val="1"/>
+        <c:lblAlgn val="ctr"/>
+        <c:lblOffset val="100"/>
+        <c:noMultiLvlLbl val="0"/>
+      </c:catAx>
+      <c:valAx>
+        <c:axId val="-2113994440"/>
+        <c:scaling/>
+        <c:delete val="0"/>
+        <c:axPos val="l"/>
+        <c:majorGridlines>
+          <c:spPr>
+            <a:ln>
+              <a:solidFill>
+                <a:srgbClr val="D9D9D9"/>
+              </a:solidFill>
+            </a:ln>
+          </c:spPr>
+        </c:majorGridlines>
+        <c:title>
+          <c:tx>
+            <c:rich>
+              <a:bodyPr/>
+              <a:lstStyle/>
+              <a:p>
+                <a:r>
+                  <a:rPr sz="800" b="0"/>
+                  <a:t>Milliards de FCFA</a:t>
+                </a:r>
+              </a:p>
+            </c:rich>
+          </c:tx>
+          <c:layout/>
+          <c:overlay val="0"/>
+        </c:title>
+        <c:numFmt formatCode="0" sourceLinked="0"/>
+        <c:majorTickMark val="out"/>
+        <c:minorTickMark val="none"/>
+        <c:tickLblPos val="nextTo"/>
+        <c:spPr>
+          <a:ln>
+            <a:noFill/>
+          </a:ln>
+        </c:spPr>
+        <c:txPr>
+          <a:bodyPr/>
+          <a:lstStyle/>
+          <a:p>
+            <a:pPr>
+              <a:defRPr sz="800"/>
+            </a:pPr>
+          </a:p>
+        </c:txPr>
+        <c:crossAx val="-2068027336"/>
+        <c:crosses val="autoZero"/>
+      </c:valAx>
+    </c:plotArea>
+    <c:legend>
+      <c:legendPos val="b"/>
+      <c:overlay val="0"/>
+    </c:legend>
+    <c:dispBlanksAs val="gap"/>
+  </c:chart>
+  <c:txPr>
+    <a:bodyPr/>
+    <a:lstStyle/>
+    <a:p>
+      <a:pPr>
+        <a:defRPr sz="900">
+          <a:latin typeface="Helvetica"/>
+        </a:defRPr>
+      </a:pPr>
+      <a:endParaRPr lang="en-US"/>
+    </a:p>
+  </c:txPr>
+  <c:externalData r:id="rId1">
+    <c:autoUpdate val="0"/>
+  </c:externalData>
+</c:chartSpace>
+</file>
+
+<file path=word/charts/chart2.xml><?xml version="1.0" encoding="utf-8"?>
+<c:chartSpace xmlns:c="http://schemas.openxmlformats.org/drawingml/2006/chart" xmlns:a="http://schemas.openxmlformats.org/drawingml/2006/main" xmlns:r="http://schemas.openxmlformats.org/officeDocument/2006/relationships">
+  <c:date1904 val="0"/>
+  <c:chart>
+    <c:autoTitleDeleted val="1"/>
+    <c:plotArea>
+      <c:lineChart>
+        <c:grouping val="standard"/>
+        <c:varyColors val="0"/>
+        <c:ser>
+          <c:idx val="0"/>
+          <c:order val="0"/>
+          <c:tx>
+            <c:strRef>
+              <c:f>Sheet1!$B$1</c:f>
+              <c:strCache>
+                <c:ptCount val="1"/>
+                <c:pt idx="0">
+                  <c:v>Maladie</c:v>
+                </c:pt>
+              </c:strCache>
+            </c:strRef>
+          </c:tx>
+          <c:spPr>
+            <a:ln w="28575">
+              <a:solidFill>
+                <a:srgbClr val="112A40"/>
+              </a:solidFill>
+            </a:ln>
+          </c:spPr>
+          <c:marker>
+            <c:spPr>
+              <a:solidFill>
+                <a:srgbClr val="112A40"/>
+              </a:solidFill>
+              <a:ln>
+                <a:solidFill>
+                  <a:srgbClr val="112A40"/>
+                </a:solidFill>
+              </a:ln>
+            </c:spPr>
+          </c:marker>
+          <c:dLbls>
+            <c:numFmt formatCode="0.00" sourceLinked="0"/>
+            <c:txPr>
+              <a:bodyPr/>
+              <a:lstStyle/>
+              <a:p>
+                <a:pPr>
+                  <a:defRPr sz="750"/>
+                </a:pPr>
+              </a:p>
+            </c:txPr>
+            <c:dLblPos val="t"/>
+            <c:showLegendKey val="0"/>
+            <c:showVal val="1"/>
+            <c:showCatName val="0"/>
+            <c:showSerName val="0"/>
+            <c:showPercent val="0"/>
+            <c:showBubbleSize val="0"/>
+            <c:showLeaderLines val="1"/>
+          </c:dLbls>
+          <c:cat>
+            <c:strRef>
+              <c:f>Sheet1!$A$2:$A$8</c:f>
+              <c:strCache>
+                <c:ptCount val="7"/>
+                <c:pt idx="0">
+                  <c:v>2020</c:v>
+                </c:pt>
+                <c:pt idx="1">
+                  <c:v>2021</c:v>
+                </c:pt>
+                <c:pt idx="2">
+                  <c:v>2022</c:v>
+                </c:pt>
+                <c:pt idx="3">
+                  <c:v>2023</c:v>
+                </c:pt>
+                <c:pt idx="4">
+                  <c:v>2024</c:v>
+                </c:pt>
+                <c:pt idx="5">
+                  <c:v>2025</c:v>
+                </c:pt>
+                <c:pt idx="6">
+                  <c:v>31/08/2026</c:v>
+                </c:pt>
+              </c:strCache>
+            </c:strRef>
+          </c:cat>
+          <c:val>
+            <c:numRef>
+              <c:f>Sheet1!$B$2:$B$8</c:f>
+              <c:numCache>
+                <c:formatCode>0.00</c:formatCode>
+                <c:ptCount val="7"/>
+                <c:pt idx="0">
+                  <c:v>12.54</c:v>
+                </c:pt>
+                <c:pt idx="1">
+                  <c:v>6.0</c:v>
+                </c:pt>
+                <c:pt idx="2">
+                  <c:v>6.47</c:v>
+                </c:pt>
+                <c:pt idx="3">
+                  <c:v>26.91</c:v>
+                </c:pt>
+                <c:pt idx="4">
+                  <c:v>48.13</c:v>
+                </c:pt>
+                <c:pt idx="5">
+                  <c:v>73.53</c:v>
+                </c:pt>
+                <c:pt idx="6">
+                  <c:v>97.4</c:v>
+                </c:pt>
+              </c:numCache>
+            </c:numRef>
+          </c:val>
+          <c:smooth val="0"/>
+        </c:ser>
+        <c:ser>
+          <c:idx val="1"/>
+          <c:order val="1"/>
+          <c:tx>
+            <c:strRef>
+              <c:f>Sheet1!$C$1</c:f>
+              <c:strCache>
+                <c:ptCount val="1"/>
+                <c:pt idx="0">
+                  <c:v>Décès</c:v>
+                </c:pt>
+              </c:strCache>
+            </c:strRef>
+          </c:tx>
+          <c:spPr>
+            <a:ln w="28575">
+              <a:solidFill>
+                <a:srgbClr val="EFAC62"/>
+              </a:solidFill>
+            </a:ln>
+          </c:spPr>
+          <c:marker>
+            <c:spPr>
+              <a:solidFill>
+                <a:srgbClr val="EFAC62"/>
+              </a:solidFill>
+              <a:ln>
+                <a:solidFill>
+                  <a:srgbClr val="EFAC62"/>
+                </a:solidFill>
+              </a:ln>
+            </c:spPr>
+          </c:marker>
+          <c:cat>
+            <c:strRef>
+              <c:f>Sheet1!$A$2:$A$8</c:f>
+              <c:strCache>
+                <c:ptCount val="7"/>
+                <c:pt idx="0">
+                  <c:v>2020</c:v>
+                </c:pt>
+                <c:pt idx="1">
+                  <c:v>2021</c:v>
+                </c:pt>
+                <c:pt idx="2">
+                  <c:v>2022</c:v>
+                </c:pt>
+                <c:pt idx="3">
+                  <c:v>2023</c:v>
+                </c:pt>
+                <c:pt idx="4">
+                  <c:v>2024</c:v>
+                </c:pt>
+                <c:pt idx="5">
+                  <c:v>2025</c:v>
+                </c:pt>
+                <c:pt idx="6">
+                  <c:v>31/08/2026</c:v>
+                </c:pt>
+              </c:strCache>
+            </c:strRef>
+          </c:cat>
+          <c:val>
+            <c:numRef>
+              <c:f>Sheet1!$C$2:$C$8</c:f>
+              <c:numCache>
+                <c:formatCode>0.00</c:formatCode>
+                <c:ptCount val="7"/>
+                <c:pt idx="0">
+                  <c:v>82.23</c:v>
+                </c:pt>
+                <c:pt idx="1">
+                  <c:v>55.42</c:v>
+                </c:pt>
+                <c:pt idx="2">
+                  <c:v>15.21</c:v>
+                </c:pt>
+                <c:pt idx="3">
+                  <c:v>17.05</c:v>
+                </c:pt>
+                <c:pt idx="4">
+                  <c:v>21.81</c:v>
+                </c:pt>
+                <c:pt idx="5">
+                  <c:v>19.14</c:v>
+                </c:pt>
+                <c:pt idx="6">
+                  <c:v>21.76</c:v>
+                </c:pt>
+              </c:numCache>
+            </c:numRef>
+          </c:val>
+          <c:smooth val="0"/>
+        </c:ser>
+        <c:ser>
+          <c:idx val="2"/>
+          <c:order val="2"/>
+          <c:tx>
+            <c:strRef>
+              <c:f>Sheet1!$D$1</c:f>
+              <c:strCache>
+                <c:ptCount val="1"/>
+                <c:pt idx="0">
+                  <c:v>Toutes garanties (taux de l'AIRMS)</c:v>
+                </c:pt>
+              </c:strCache>
+            </c:strRef>
+          </c:tx>
+          <c:spPr>
+            <a:ln w="28575">
+              <a:solidFill>
+                <a:srgbClr val="060606"/>
+              </a:solidFill>
+              <a:prstDash val="dash"/>
+            </a:ln>
+          </c:spPr>
+          <c:marker>
+            <c:spPr>
+              <a:solidFill>
+                <a:srgbClr val="060606"/>
+              </a:solidFill>
+              <a:ln>
+                <a:solidFill>
+                  <a:srgbClr val="060606"/>
+                </a:solidFill>
+              </a:ln>
+            </c:spPr>
+          </c:marker>
+          <c:cat>
+            <c:strRef>
+              <c:f>Sheet1!$A$2:$A$8</c:f>
+              <c:strCache>
+                <c:ptCount val="7"/>
+                <c:pt idx="0">
+                  <c:v>2020</c:v>
+                </c:pt>
+                <c:pt idx="1">
+                  <c:v>2021</c:v>
+                </c:pt>
+                <c:pt idx="2">
+                  <c:v>2022</c:v>
+                </c:pt>
+                <c:pt idx="3">
+                  <c:v>2023</c:v>
+                </c:pt>
+                <c:pt idx="4">
+                  <c:v>2024</c:v>
+                </c:pt>
+                <c:pt idx="5">
+                  <c:v>2025</c:v>
+                </c:pt>
+                <c:pt idx="6">
+                  <c:v>31/08/2026</c:v>
+                </c:pt>
+              </c:strCache>
+            </c:strRef>
+          </c:cat>
+          <c:val>
+            <c:numRef>
+              <c:f>Sheet1!$D$2:$D$8</c:f>
+              <c:numCache>
+                <c:formatCode>0.00</c:formatCode>
+                <c:ptCount val="7"/>
+                <c:pt idx="0">
+                  <c:v>8.92</c:v>
+                </c:pt>
+                <c:pt idx="1">
+                  <c:v>20.77</c:v>
+                </c:pt>
+                <c:pt idx="2">
+                  <c:v>9.06</c:v>
+                </c:pt>
+                <c:pt idx="3">
+                  <c:v>24.56</c:v>
+                </c:pt>
+                <c:pt idx="4">
+                  <c:v>40.34</c:v>
+                </c:pt>
+                <c:pt idx="5">
+                  <c:v>57.48</c:v>
+                </c:pt>
+                <c:pt idx="6">
+                  <c:v>75.2</c:v>
+                </c:pt>
+              </c:numCache>
+            </c:numRef>
+          </c:val>
+          <c:smooth val="0"/>
+        </c:ser>
+        <c:ser>
+          <c:idx val="3"/>
+          <c:order val="3"/>
+          <c:tx>
+            <c:strRef>
+              <c:f>Sheet1!$E$1</c:f>
+              <c:strCache>
+                <c:ptCount val="1"/>
+                <c:pt idx="0">
+                  <c:v>Bas de la fourchette de l'AIRMS (70 %)</c:v>
+                </c:pt>
+              </c:strCache>
+            </c:strRef>
+          </c:tx>
+          <c:spPr>
+            <a:ln w="15875">
+              <a:solidFill>
+                <a:srgbClr val="BBBCBC"/>
+              </a:solidFill>
+            </a:ln>
+          </c:spPr>
+          <c:marker>
+            <c:symbol val="none"/>
+          </c:marker>
+          <c:cat>
+            <c:strRef>
+              <c:f>Sheet1!$A$2:$A$8</c:f>
+              <c:strCache>
+                <c:ptCount val="7"/>
+                <c:pt idx="0">
+                  <c:v>2020</c:v>
+                </c:pt>
+                <c:pt idx="1">
+                  <c:v>2021</c:v>
+                </c:pt>
+                <c:pt idx="2">
+                  <c:v>2022</c:v>
+                </c:pt>
+                <c:pt idx="3">
+                  <c:v>2023</c:v>
+                </c:pt>
+                <c:pt idx="4">
+                  <c:v>2024</c:v>
+                </c:pt>
+                <c:pt idx="5">
+                  <c:v>2025</c:v>
+                </c:pt>
+                <c:pt idx="6">
+                  <c:v>31/08/2026</c:v>
+                </c:pt>
+              </c:strCache>
+            </c:strRef>
+          </c:cat>
+          <c:val>
+            <c:numRef>
+              <c:f>Sheet1!$E$2:$E$8</c:f>
+              <c:numCache>
+                <c:formatCode>0.00</c:formatCode>
+                <c:ptCount val="7"/>
+                <c:pt idx="0">
+                  <c:v>70</c:v>
+                </c:pt>
+                <c:pt idx="1">
+                  <c:v>70</c:v>
+                </c:pt>
+                <c:pt idx="2">
+                  <c:v>70</c:v>
+                </c:pt>
+                <c:pt idx="3">
+                  <c:v>70</c:v>
+                </c:pt>
+                <c:pt idx="4">
+                  <c:v>70</c:v>
+                </c:pt>
+                <c:pt idx="5">
+                  <c:v>70</c:v>
+                </c:pt>
+                <c:pt idx="6">
+                  <c:v>70</c:v>
+                </c:pt>
+              </c:numCache>
+            </c:numRef>
+          </c:val>
+          <c:smooth val="0"/>
+        </c:ser>
+        <c:ser>
+          <c:idx val="4"/>
+          <c:order val="4"/>
+          <c:tx>
+            <c:strRef>
+              <c:f>Sheet1!$F$1</c:f>
+              <c:strCache>
+                <c:ptCount val="1"/>
+                <c:pt idx="0">
+                  <c:v>Haut de la fourchette de l'AIRMS (80 %)</c:v>
+                </c:pt>
+              </c:strCache>
+            </c:strRef>
+          </c:tx>
+          <c:spPr>
+            <a:ln w="15875">
+              <a:solidFill>
+                <a:srgbClr val="BBBCBC"/>
+              </a:solidFill>
+            </a:ln>
+          </c:spPr>
+          <c:marker>
+            <c:symbol val="none"/>
+          </c:marker>
+          <c:cat>
+            <c:strRef>
+              <c:f>Sheet1!$A$2:$A$8</c:f>
+              <c:strCache>
+                <c:ptCount val="7"/>
+                <c:pt idx="0">
+                  <c:v>2020</c:v>
+                </c:pt>
+                <c:pt idx="1">
+                  <c:v>2021</c:v>
+                </c:pt>
+                <c:pt idx="2">
+                  <c:v>2022</c:v>
+                </c:pt>
+                <c:pt idx="3">
+                  <c:v>2023</c:v>
+                </c:pt>
+                <c:pt idx="4">
+                  <c:v>2024</c:v>
+                </c:pt>
+                <c:pt idx="5">
+                  <c:v>2025</c:v>
+                </c:pt>
+                <c:pt idx="6">
+                  <c:v>31/08/2026</c:v>
+                </c:pt>
+              </c:strCache>
+            </c:strRef>
+          </c:cat>
+          <c:val>
+            <c:numRef>
+              <c:f>Sheet1!$F$2:$F$8</c:f>
+              <c:numCache>
+                <c:formatCode>0.00</c:formatCode>
+                <c:ptCount val="7"/>
+                <c:pt idx="0">
+                  <c:v>80</c:v>
+                </c:pt>
+                <c:pt idx="1">
+                  <c:v>80</c:v>
+                </c:pt>
+                <c:pt idx="2">
+                  <c:v>80</c:v>
+                </c:pt>
+                <c:pt idx="3">
+                  <c:v>80</c:v>
+                </c:pt>
+                <c:pt idx="4">
+                  <c:v>80</c:v>
+                </c:pt>
+                <c:pt idx="5">
+                  <c:v>80</c:v>
+                </c:pt>
+                <c:pt idx="6">
+                  <c:v>80</c:v>
+                </c:pt>
+              </c:numCache>
+            </c:numRef>
+          </c:val>
+          <c:smooth val="0"/>
+        </c:ser>
+        <c:marker val="1"/>
+        <c:smooth val="0"/>
+        <c:axId val="2118791784"/>
+        <c:axId val="2140495176"/>
+      </c:lineChart>
+      <c:catAx>
+        <c:axId val="2118791784"/>
+        <c:scaling>
+          <c:orientation val="minMax"/>
+        </c:scaling>
+        <c:delete val="0"/>
+        <c:axPos val="b"/>
+        <c:majorTickMark val="out"/>
+        <c:minorTickMark val="none"/>
+        <c:tickLblPos val="nextTo"/>
+        <c:spPr>
+          <a:ln>
+            <a:solidFill>
+              <a:srgbClr val="060606"/>
+            </a:solidFill>
+          </a:ln>
+        </c:spPr>
+        <c:txPr>
+          <a:bodyPr/>
+          <a:lstStyle/>
+          <a:p>
+            <a:pPr>
+              <a:defRPr sz="800"/>
+            </a:pPr>
+          </a:p>
+        </c:txPr>
+        <c:crossAx val="2140495176"/>
+        <c:crosses val="autoZero"/>
+        <c:auto val="1"/>
+        <c:lblAlgn val="ctr"/>
+        <c:lblOffset val="100"/>
+        <c:noMultiLvlLbl val="0"/>
+      </c:catAx>
+      <c:valAx>
+        <c:axId val="2140495176"/>
+        <c:scaling>
+          <c:max val="110.0"/>
+          <c:min val="0.0"/>
+        </c:scaling>
+        <c:delete val="0"/>
+        <c:axPos val="l"/>
+        <c:majorGridlines>
+          <c:spPr>
+            <a:ln>
+              <a:solidFill>
+                <a:srgbClr val="D9D9D9"/>
+              </a:solidFill>
+            </a:ln>
+          </c:spPr>
+        </c:majorGridlines>
+        <c:title>
+          <c:tx>
+            <c:rich>
+              <a:bodyPr/>
+              <a:lstStyle/>
+              <a:p>
+                <a:r>
+                  <a:rPr sz="800" b="0"/>
+                  <a:t>% des cotisations</a:t>
+                </a:r>
+              </a:p>
+            </c:rich>
+          </c:tx>
+          <c:layout/>
+          <c:overlay val="0"/>
+        </c:title>
+        <c:numFmt formatCode="0" sourceLinked="0"/>
+        <c:majorTickMark val="out"/>
+        <c:minorTickMark val="none"/>
+        <c:tickLblPos val="nextTo"/>
+        <c:spPr>
+          <a:ln>
+            <a:noFill/>
+          </a:ln>
+        </c:spPr>
+        <c:txPr>
+          <a:bodyPr/>
+          <a:lstStyle/>
+          <a:p>
+            <a:pPr>
+              <a:defRPr sz="800"/>
+            </a:pPr>
+          </a:p>
+        </c:txPr>
+        <c:crossAx val="2118791784"/>
+        <c:crosses val="autoZero"/>
+      </c:valAx>
+    </c:plotArea>
+    <c:legend>
+      <c:legendPos val="b"/>
+      <c:layout/>
+      <c:overlay val="0"/>
+    </c:legend>
+    <c:plotVisOnly val="1"/>
+    <c:dispBlanksAs val="gap"/>
+    <c:showDLblsOverMax val="0"/>
+  </c:chart>
+  <c:txPr>
+    <a:bodyPr/>
+    <a:lstStyle/>
+    <a:p>
+      <a:pPr>
+        <a:defRPr sz="900">
+          <a:latin typeface="Helvetica"/>
+        </a:defRPr>
+      </a:pPr>
+      <a:endParaRPr lang="en-US"/>
+    </a:p>
+  </c:txPr>
+  <c:externalData r:id="rId1">
+    <c:autoUpdate val="0"/>
+  </c:externalData>
+</c:chartSpace>
+</file>
+
+<file path=word/charts/chart3.xml><?xml version="1.0" encoding="utf-8"?>
+<c:chartSpace xmlns:c="http://schemas.openxmlformats.org/drawingml/2006/chart" xmlns:a="http://schemas.openxmlformats.org/drawingml/2006/main" xmlns:r="http://schemas.openxmlformats.org/officeDocument/2006/relationships">
+  <c:date1904 val="0"/>
+  <c:chart>
+    <c:autoTitleDeleted val="1"/>
+    <c:plotArea>
+      <c:barChart>
+        <c:barDir val="col"/>
+        <c:grouping val="clustered"/>
+        <c:ser>
+          <c:idx val="0"/>
+          <c:order val="0"/>
+          <c:tx>
+            <c:strRef>
+              <c:f>Sheet1!$B$1</c:f>
+              <c:strCache>
+                <c:ptCount val="1"/>
+                <c:pt idx="0">
+                  <c:v>Fonds propres (réserves moins pertes passées)</c:v>
+                </c:pt>
+              </c:strCache>
+            </c:strRef>
+          </c:tx>
+          <c:spPr>
+            <a:solidFill>
+              <a:srgbClr val="112A40"/>
+            </a:solidFill>
+          </c:spPr>
+          <c:dLbls>
+            <c:numFmt formatCode="0.00" sourceLinked="0"/>
+            <c:txPr>
+              <a:bodyPr/>
+              <a:lstStyle/>
+              <a:p>
+                <a:pPr>
+                  <a:defRPr sz="750"/>
+                </a:pPr>
+              </a:p>
+            </c:txPr>
+            <c:dLblPos val="outEnd"/>
+            <c:showLegendKey val="0"/>
+            <c:showVal val="1"/>
+            <c:showCatName val="0"/>
+            <c:showSerName val="0"/>
+            <c:showPercent val="0"/>
+            <c:showBubbleSize val="0"/>
+            <c:showLeaderLines val="1"/>
+          </c:dLbls>
+          <c:cat>
+            <c:strRef>
+              <c:f>Sheet1!$A$2:$A$8</c:f>
+              <c:strCache>
+                <c:ptCount val="7"/>
+                <c:pt idx="0">
+                  <c:v>2020</c:v>
+                </c:pt>
+                <c:pt idx="1">
+                  <c:v>2021</c:v>
+                </c:pt>
+                <c:pt idx="2">
+                  <c:v>2022</c:v>
+                </c:pt>
+                <c:pt idx="3">
+                  <c:v>2023</c:v>
+                </c:pt>
+                <c:pt idx="4">
+                  <c:v>2024</c:v>
+                </c:pt>
+                <c:pt idx="5">
+                  <c:v>2025</c:v>
+                </c:pt>
+                <c:pt idx="6">
+                  <c:v>31/08/2026</c:v>
+                </c:pt>
+              </c:strCache>
+            </c:strRef>
+          </c:cat>
+          <c:val>
+            <c:numRef>
+              <c:f>Sheet1!$B$2:$B$8</c:f>
+              <c:numCache>
+                <c:formatCode>0.00</c:formatCode>
+                <c:ptCount val="7"/>
+                <c:pt idx="0">
+                  <c:v>-6.74</c:v>
+                </c:pt>
+                <c:pt idx="1">
+                  <c:v>-4.66</c:v>
+                </c:pt>
+                <c:pt idx="2">
+                  <c:v>-2.6</c:v>
+                </c:pt>
+                <c:pt idx="3">
+                  <c:v>-1.67</c:v>
+                </c:pt>
+                <c:pt idx="4">
+                  <c:v>-0.88</c:v>
+                </c:pt>
+                <c:pt idx="5">
+                  <c:v>-0.44</c:v>
+                </c:pt>
+                <c:pt idx="6">
+                  <c:v>-0.88</c:v>
+                </c:pt>
+              </c:numCache>
+            </c:numRef>
+          </c:val>
+        </c:ser>
+        <c:ser>
+          <c:idx val="1"/>
+          <c:order val="1"/>
+          <c:tx>
+            <c:strRef>
+              <c:f>Sheet1!$C$1</c:f>
+              <c:strCache>
+                <c:ptCount val="1"/>
+                <c:pt idx="0">
+                  <c:v>Résultat de l'année</c:v>
+                </c:pt>
+              </c:strCache>
+            </c:strRef>
+          </c:tx>
+          <c:spPr>
+            <a:solidFill>
+              <a:srgbClr val="EFAC62"/>
+            </a:solidFill>
+          </c:spPr>
+          <c:dLbls>
+            <c:numFmt formatCode="0.00" sourceLinked="0"/>
+            <c:txPr>
+              <a:bodyPr/>
+              <a:lstStyle/>
+              <a:p>
+                <a:pPr>
+                  <a:defRPr sz="750"/>
+                </a:pPr>
+              </a:p>
+            </c:txPr>
+            <c:dLblPos val="outEnd"/>
+            <c:showLegendKey val="0"/>
+            <c:showVal val="1"/>
+            <c:showCatName val="0"/>
+            <c:showSerName val="0"/>
+            <c:showPercent val="0"/>
+            <c:showBubbleSize val="0"/>
+            <c:showLeaderLines val="1"/>
+          </c:dLbls>
+          <c:cat>
+            <c:strRef>
+              <c:f>Sheet1!$A$2:$A$8</c:f>
+              <c:strCache>
+                <c:ptCount val="7"/>
+                <c:pt idx="0">
+                  <c:v>2020</c:v>
+                </c:pt>
+                <c:pt idx="1">
+                  <c:v>2021</c:v>
+                </c:pt>
+                <c:pt idx="2">
+                  <c:v>2022</c:v>
+                </c:pt>
+                <c:pt idx="3">
+                  <c:v>2023</c:v>
+                </c:pt>
+                <c:pt idx="4">
+                  <c:v>2024</c:v>
+                </c:pt>
+                <c:pt idx="5">
+                  <c:v>2025</c:v>
+                </c:pt>
+                <c:pt idx="6">
+                  <c:v>31/08/2026</c:v>
+                </c:pt>
+              </c:strCache>
+            </c:strRef>
+          </c:cat>
+          <c:val>
+            <c:numRef>
+              <c:f>Sheet1!$C$2:$C$8</c:f>
+              <c:numCache>
+                <c:formatCode>0.00</c:formatCode>
+                <c:ptCount val="7"/>
+                <c:pt idx="0">
+                  <c:v>1.02</c:v>
+                </c:pt>
+                <c:pt idx="1">
+                  <c:v>2.08</c:v>
+                </c:pt>
+                <c:pt idx="2">
+                  <c:v>2.06</c:v>
+                </c:pt>
+                <c:pt idx="3">
+                  <c:v>0.93</c:v>
+                </c:pt>
+                <c:pt idx="4">
+                  <c:v>0.79</c:v>
+                </c:pt>
+                <c:pt idx="5">
+                  <c:v>0.44</c:v>
+                </c:pt>
+                <c:pt idx="6">
+                  <c:v>-0.44</c:v>
+                </c:pt>
+              </c:numCache>
+            </c:numRef>
+          </c:val>
+        </c:ser>
+        <c:gapWidth val="60"/>
+        <c:axId val="-2068027336"/>
+        <c:axId val="-2113994440"/>
+      </c:barChart>
+      <c:catAx>
+        <c:axId val="-2068027336"/>
+        <c:scaling>
+          <c:orientation val="minMax"/>
+        </c:scaling>
+        <c:delete val="0"/>
+        <c:axPos val="b"/>
+        <c:majorTickMark val="out"/>
+        <c:minorTickMark val="none"/>
+        <c:tickLblPos val="low"/>
+        <c:spPr>
+          <a:ln>
+            <a:solidFill>
+              <a:srgbClr val="060606"/>
+            </a:solidFill>
+          </a:ln>
+        </c:spPr>
+        <c:txPr>
+          <a:bodyPr/>
+          <a:lstStyle/>
+          <a:p>
+            <a:pPr>
+              <a:defRPr sz="800"/>
+            </a:pPr>
+          </a:p>
+        </c:txPr>
+        <c:crossAx val="-2113994440"/>
+        <c:crosses val="autoZero"/>
+        <c:auto val="1"/>
+        <c:lblAlgn val="ctr"/>
+        <c:lblOffset val="100"/>
+        <c:noMultiLvlLbl val="0"/>
+      </c:catAx>
+      <c:valAx>
+        <c:axId val="-2113994440"/>
+        <c:scaling/>
+        <c:delete val="0"/>
+        <c:axPos val="l"/>
+        <c:majorGridlines>
+          <c:spPr>
+            <a:ln>
+              <a:solidFill>
+                <a:srgbClr val="D9D9D9"/>
+              </a:solidFill>
+            </a:ln>
+          </c:spPr>
+        </c:majorGridlines>
+        <c:title>
+          <c:tx>
+            <c:rich>
+              <a:bodyPr/>
+              <a:lstStyle/>
+              <a:p>
+                <a:r>
+                  <a:rPr sz="800" b="0"/>
+                  <a:t>Milliards de FCFA</a:t>
+                </a:r>
+              </a:p>
+            </c:rich>
+          </c:tx>
+          <c:layout/>
+          <c:overlay val="0"/>
+        </c:title>
+        <c:numFmt formatCode="0" sourceLinked="0"/>
+        <c:majorTickMark val="out"/>
+        <c:minorTickMark val="none"/>
+        <c:tickLblPos val="nextTo"/>
+        <c:spPr>
+          <a:ln>
+            <a:noFill/>
+          </a:ln>
+        </c:spPr>
+        <c:txPr>
+          <a:bodyPr/>
+          <a:lstStyle/>
+          <a:p>
+            <a:pPr>
+              <a:defRPr sz="800"/>
+            </a:pPr>
+          </a:p>
+        </c:txPr>
+        <c:crossAx val="-2068027336"/>
+        <c:crosses val="autoZero"/>
+      </c:valAx>
+    </c:plotArea>
+    <c:legend>
+      <c:legendPos val="b"/>
+      <c:overlay val="0"/>
+    </c:legend>
+    <c:dispBlanksAs val="gap"/>
+  </c:chart>
+  <c:txPr>
+    <a:bodyPr/>
+    <a:lstStyle/>
+    <a:p>
+      <a:pPr>
+        <a:defRPr sz="900">
+          <a:latin typeface="Helvetica"/>
+        </a:defRPr>
+      </a:pPr>
+      <a:endParaRPr lang="en-US"/>
+    </a:p>
+  </c:txPr>
+  <c:externalData r:id="rId1">
+    <c:autoUpdate val="0"/>
+  </c:externalData>
+</c:chartSpace>
+</file>
+
+<file path=word/charts/chart4.xml><?xml version="1.0" encoding="utf-8"?>
+<c:chartSpace xmlns:c="http://schemas.openxmlformats.org/drawingml/2006/chart" xmlns:a="http://schemas.openxmlformats.org/drawingml/2006/main" xmlns:r="http://schemas.openxmlformats.org/officeDocument/2006/relationships">
+  <c:date1904 val="0"/>
+  <c:chart>
+    <c:autoTitleDeleted val="1"/>
+    <c:plotArea>
+      <c:barChart>
+        <c:barDir val="col"/>
+        <c:grouping val="clustered"/>
+        <c:ser>
+          <c:idx val="0"/>
+          <c:order val="0"/>
+          <c:tx>
+            <c:strRef>
+              <c:f>Sheet1!$B$1</c:f>
+              <c:strCache>
+                <c:ptCount val="1"/>
+                <c:pt idx="0">
+                  <c:v>Montant au bilan du FPPN</c:v>
+                </c:pt>
+              </c:strCache>
+            </c:strRef>
+          </c:tx>
+          <c:spPr>
+            <a:solidFill>
+              <a:srgbClr val="112A40"/>
+            </a:solidFill>
+          </c:spPr>
+          <c:dLbls>
+            <c:numFmt formatCode="0.00" sourceLinked="0"/>
+            <c:txPr>
+              <a:bodyPr/>
+              <a:lstStyle/>
+              <a:p>
+                <a:pPr>
+                  <a:defRPr sz="750"/>
+                </a:pPr>
+              </a:p>
+            </c:txPr>
+            <c:dLblPos val="outEnd"/>
+            <c:showLegendKey val="0"/>
+            <c:showVal val="1"/>
+            <c:showCatName val="0"/>
+            <c:showSerName val="0"/>
+            <c:showPercent val="0"/>
+            <c:showBubbleSize val="0"/>
+            <c:showLeaderLines val="1"/>
+          </c:dLbls>
+          <c:cat>
+            <c:strRef>
+              <c:f>Sheet1!$A$2:$A$5</c:f>
+              <c:strCache>
+                <c:ptCount val="4"/>
+                <c:pt idx="0">
+                  <c:v>Maladie</c:v>
+                </c:pt>
+                <c:pt idx="1">
+                  <c:v>Décès (obsèques)</c:v>
+                </c:pt>
+                <c:pt idx="2">
+                  <c:v>Intérêts dus sur l'épargne</c:v>
+                </c:pt>
+                <c:pt idx="3">
+                  <c:v>Pertes sur les prêts du Grenier</c:v>
+                </c:pt>
+              </c:strCache>
+            </c:strRef>
+          </c:cat>
+          <c:val>
+            <c:numRef>
+              <c:f>Sheet1!$B$2:$B$5</c:f>
+              <c:numCache>
+                <c:formatCode>0.00</c:formatCode>
+                <c:ptCount val="4"/>
+                <c:pt idx="0">
+                  <c:v>2.87</c:v>
+                </c:pt>
+                <c:pt idx="1">
+                  <c:v>1.96</c:v>
+                </c:pt>
+                <c:pt idx="2">
+                  <c:v>0.0</c:v>
+                </c:pt>
+                <c:pt idx="3">
+                  <c:v>0.0</c:v>
+                </c:pt>
+              </c:numCache>
+            </c:numRef>
+          </c:val>
+        </c:ser>
+        <c:ser>
+          <c:idx val="1"/>
+          <c:order val="1"/>
+          <c:tx>
+            <c:strRef>
+              <c:f>Sheet1!$C$1</c:f>
+              <c:strCache>
+                <c:ptCount val="1"/>
+                <c:pt idx="0">
+                  <c:v>Besoin mesuré par Adenka</c:v>
+                </c:pt>
+              </c:strCache>
+            </c:strRef>
+          </c:tx>
+          <c:spPr>
+            <a:solidFill>
+              <a:srgbClr val="EFAC62"/>
+            </a:solidFill>
+          </c:spPr>
+          <c:dLbls>
+            <c:numFmt formatCode="0.00" sourceLinked="0"/>
+            <c:txPr>
+              <a:bodyPr/>
+              <a:lstStyle/>
+              <a:p>
+                <a:pPr>
+                  <a:defRPr sz="750"/>
+                </a:pPr>
+              </a:p>
+            </c:txPr>
+            <c:dLblPos val="outEnd"/>
+            <c:showLegendKey val="0"/>
+            <c:showVal val="1"/>
+            <c:showCatName val="0"/>
+            <c:showSerName val="0"/>
+            <c:showPercent val="0"/>
+            <c:showBubbleSize val="0"/>
+            <c:showLeaderLines val="1"/>
+          </c:dLbls>
+          <c:cat>
+            <c:strRef>
+              <c:f>Sheet1!$A$2:$A$5</c:f>
+              <c:strCache>
+                <c:ptCount val="4"/>
+                <c:pt idx="0">
+                  <c:v>Maladie</c:v>
+                </c:pt>
+                <c:pt idx="1">
+                  <c:v>Décès (obsèques)</c:v>
+                </c:pt>
+                <c:pt idx="2">
+                  <c:v>Intérêts dus sur l'épargne</c:v>
+                </c:pt>
+                <c:pt idx="3">
+                  <c:v>Pertes sur les prêts du Grenier</c:v>
+                </c:pt>
+              </c:strCache>
+            </c:strRef>
+          </c:cat>
+          <c:val>
+            <c:numRef>
+              <c:f>Sheet1!$C$2:$C$5</c:f>
+              <c:numCache>
+                <c:formatCode>0.00</c:formatCode>
+                <c:ptCount val="4"/>
+                <c:pt idx="0">
+                  <c:v>0.01</c:v>
+                </c:pt>
+                <c:pt idx="1">
+                  <c:v>0.01</c:v>
+                </c:pt>
+                <c:pt idx="2">
+                  <c:v>3.28</c:v>
+                </c:pt>
+                <c:pt idx="3">
+                  <c:v>0.01</c:v>
+                </c:pt>
+              </c:numCache>
+            </c:numRef>
+          </c:val>
+        </c:ser>
+        <c:gapWidth val="60"/>
+        <c:axId val="-2068027336"/>
+        <c:axId val="-2113994440"/>
+      </c:barChart>
+      <c:catAx>
+        <c:axId val="-2068027336"/>
+        <c:scaling>
+          <c:orientation val="minMax"/>
+        </c:scaling>
+        <c:delete val="0"/>
+        <c:axPos val="b"/>
+        <c:majorTickMark val="out"/>
+        <c:minorTickMark val="none"/>
+        <c:tickLblPos val="nextTo"/>
+        <c:spPr>
+          <a:ln>
+            <a:solidFill>
+              <a:srgbClr val="060606"/>
+            </a:solidFill>
+          </a:ln>
+        </c:spPr>
+        <c:txPr>
+          <a:bodyPr/>
+          <a:lstStyle/>
+          <a:p>
+            <a:pPr>
+              <a:defRPr sz="800"/>
+            </a:pPr>
+          </a:p>
+        </c:txPr>
+        <c:crossAx val="-2113994440"/>
+        <c:crosses val="autoZero"/>
+        <c:auto val="1"/>
+        <c:lblAlgn val="ctr"/>
+        <c:lblOffset val="100"/>
+        <c:noMultiLvlLbl val="0"/>
+      </c:catAx>
+      <c:valAx>
+        <c:axId val="-2113994440"/>
+        <c:scaling/>
+        <c:delete val="0"/>
+        <c:axPos val="l"/>
+        <c:majorGridlines>
+          <c:spPr>
+            <a:ln>
+              <a:solidFill>
+                <a:srgbClr val="D9D9D9"/>
+              </a:solidFill>
+            </a:ln>
+          </c:spPr>
+        </c:majorGridlines>
+        <c:title>
+          <c:tx>
+            <c:rich>
+              <a:bodyPr/>
+              <a:lstStyle/>
+              <a:p>
+                <a:r>
+                  <a:rPr sz="800" b="0"/>
+                  <a:t>Milliards de FCFA</a:t>
+                </a:r>
+              </a:p>
+            </c:rich>
+          </c:tx>
+          <c:layout/>
+          <c:overlay val="0"/>
+        </c:title>
+        <c:numFmt formatCode="0" sourceLinked="0"/>
+        <c:majorTickMark val="out"/>
+        <c:minorTickMark val="none"/>
+        <c:tickLblPos val="nextTo"/>
+        <c:spPr>
+          <a:ln>
+            <a:noFill/>
+          </a:ln>
+        </c:spPr>
+        <c:txPr>
+          <a:bodyPr/>
+          <a:lstStyle/>
+          <a:p>
+            <a:pPr>
+              <a:defRPr sz="800"/>
+            </a:pPr>
+          </a:p>
+        </c:txPr>
+        <c:crossAx val="-2068027336"/>
+        <c:crosses val="autoZero"/>
+      </c:valAx>
+    </c:plotArea>
+    <c:legend>
+      <c:legendPos val="b"/>
+      <c:overlay val="0"/>
+    </c:legend>
+    <c:dispBlanksAs val="gap"/>
+  </c:chart>
+  <c:txPr>
+    <a:bodyPr/>
+    <a:lstStyle/>
+    <a:p>
+      <a:pPr>
+        <a:defRPr sz="900">
+          <a:latin typeface="Helvetica"/>
+        </a:defRPr>
+      </a:pPr>
+      <a:endParaRPr lang="en-US"/>
+    </a:p>
+  </c:txPr>
+  <c:externalData r:id="rId1">
+    <c:autoUpdate val="0"/>
+  </c:externalData>
+</c:chartSpace>
+</file>
+
+<file path=word/charts/chart5.xml><?xml version="1.0" encoding="utf-8"?>
+<c:chartSpace xmlns:c="http://schemas.openxmlformats.org/drawingml/2006/chart" xmlns:a="http://schemas.openxmlformats.org/drawingml/2006/main" xmlns:r="http://schemas.openxmlformats.org/officeDocument/2006/relationships">
+  <c:date1904 val="0"/>
+  <c:chart>
+    <c:autoTitleDeleted val="1"/>
+    <c:plotArea>
+      <c:barChart>
+        <c:barDir val="col"/>
+        <c:grouping val="clustered"/>
+        <c:ser>
+          <c:idx val="0"/>
+          <c:order val="0"/>
+          <c:tx>
+            <c:strRef>
+              <c:f>Sheet1!$B$1</c:f>
+              <c:strCache>
+                <c:ptCount val="1"/>
+                <c:pt idx="0">
+                  <c:v>Manque cumulé</c:v>
+                </c:pt>
+              </c:strCache>
+            </c:strRef>
+          </c:tx>
+          <c:spPr>
+            <a:solidFill>
+              <a:srgbClr val="112A40"/>
+            </a:solidFill>
+          </c:spPr>
+          <c:dLbls>
+            <c:numFmt formatCode="0.00" sourceLinked="0"/>
+            <c:txPr>
+              <a:bodyPr/>
+              <a:lstStyle/>
+              <a:p>
+                <a:pPr>
+                  <a:defRPr sz="750"/>
+                </a:pPr>
+              </a:p>
+            </c:txPr>
+            <c:dLblPos val="outEnd"/>
+            <c:showLegendKey val="0"/>
+            <c:showVal val="1"/>
+            <c:showCatName val="0"/>
+            <c:showSerName val="0"/>
+            <c:showPercent val="0"/>
+            <c:showBubbleSize val="0"/>
+            <c:showLeaderLines val="1"/>
+          </c:dLbls>
+          <c:cat>
+            <c:strRef>
+              <c:f>Sheet1!$A$2:$A$6</c:f>
+              <c:strCache>
+                <c:ptCount val="5"/>
+                <c:pt idx="0">
+                  <c:v>Année 1</c:v>
+                </c:pt>
+                <c:pt idx="1">
+                  <c:v>Année 2</c:v>
+                </c:pt>
+                <c:pt idx="2">
+                  <c:v>Année 3</c:v>
+                </c:pt>
+                <c:pt idx="3">
+                  <c:v>Année 4</c:v>
+                </c:pt>
+                <c:pt idx="4">
+                  <c:v>Année 5</c:v>
+                </c:pt>
+              </c:strCache>
+            </c:strRef>
+          </c:cat>
+          <c:val>
+            <c:numRef>
+              <c:f>Sheet1!$B$2:$B$6</c:f>
+              <c:numCache>
+                <c:formatCode>0.00</c:formatCode>
+                <c:ptCount val="5"/>
+                <c:pt idx="0">
+                  <c:v>-6.59</c:v>
+                </c:pt>
+                <c:pt idx="1">
+                  <c:v>-8.71</c:v>
+                </c:pt>
+                <c:pt idx="2">
+                  <c:v>-10.36</c:v>
+                </c:pt>
+                <c:pt idx="3">
+                  <c:v>-11.63</c:v>
+                </c:pt>
+                <c:pt idx="4">
+                  <c:v>-12.6</c:v>
+                </c:pt>
+              </c:numCache>
+            </c:numRef>
+          </c:val>
+        </c:ser>
+        <c:gapWidth val="60"/>
+        <c:axId val="-2068027336"/>
+        <c:axId val="-2113994440"/>
+      </c:barChart>
+      <c:catAx>
+        <c:axId val="-2068027336"/>
+        <c:scaling>
+          <c:orientation val="minMax"/>
+        </c:scaling>
+        <c:delete val="0"/>
+        <c:axPos val="b"/>
+        <c:majorTickMark val="out"/>
+        <c:minorTickMark val="none"/>
+        <c:tickLblPos val="low"/>
+        <c:spPr>
+          <a:ln>
+            <a:solidFill>
+              <a:srgbClr val="060606"/>
+            </a:solidFill>
+          </a:ln>
+        </c:spPr>
+        <c:txPr>
+          <a:bodyPr/>
+          <a:lstStyle/>
+          <a:p>
+            <a:pPr>
+              <a:defRPr sz="800"/>
+            </a:pPr>
+          </a:p>
+        </c:txPr>
+        <c:crossAx val="-2113994440"/>
+        <c:crosses val="autoZero"/>
+        <c:auto val="1"/>
+        <c:lblAlgn val="ctr"/>
+        <c:lblOffset val="100"/>
+        <c:noMultiLvlLbl val="0"/>
+      </c:catAx>
+      <c:valAx>
+        <c:axId val="-2113994440"/>
+        <c:scaling/>
+        <c:delete val="0"/>
+        <c:axPos val="l"/>
+        <c:majorGridlines>
+          <c:spPr>
+            <a:ln>
+              <a:solidFill>
+                <a:srgbClr val="D9D9D9"/>
+              </a:solidFill>
+            </a:ln>
+          </c:spPr>
+        </c:majorGridlines>
+        <c:title>
+          <c:tx>
+            <c:rich>
+              <a:bodyPr/>
+              <a:lstStyle/>
+              <a:p>
+                <a:r>
+                  <a:rPr sz="800" b="0"/>
+                  <a:t>Milliards de FCFA</a:t>
+                </a:r>
+              </a:p>
+            </c:rich>
+          </c:tx>
+          <c:layout/>
+          <c:overlay val="0"/>
+        </c:title>
+        <c:numFmt formatCode="0" sourceLinked="0"/>
+        <c:majorTickMark val="out"/>
+        <c:minorTickMark val="none"/>
+        <c:tickLblPos val="nextTo"/>
+        <c:spPr>
+          <a:ln>
+            <a:noFill/>
+          </a:ln>
+        </c:spPr>
+        <c:txPr>
+          <a:bodyPr/>
+          <a:lstStyle/>
+          <a:p>
+            <a:pPr>
+              <a:defRPr sz="800"/>
+            </a:pPr>
+          </a:p>
+        </c:txPr>
+        <c:crossAx val="-2068027336"/>
+        <c:crosses val="autoZero"/>
+      </c:valAx>
+    </c:plotArea>
+    <c:dispBlanksAs val="gap"/>
+  </c:chart>
+  <c:txPr>
+    <a:bodyPr/>
+    <a:lstStyle/>
+    <a:p>
+      <a:pPr>
+        <a:defRPr sz="900">
+          <a:latin typeface="Helvetica"/>
+        </a:defRPr>
+      </a:pPr>
+      <a:endParaRPr lang="en-US"/>
+    </a:p>
+  </c:txPr>
+  <c:externalData r:id="rId1">
+    <c:autoUpdate val="0"/>
+  </c:externalData>
+</c:chartSpace>
+</file>
+
 <file path=word/theme/theme1.xml><?xml version="1.0" encoding="utf-8"?>
 <a:theme xmlns:a="http://schemas.openxmlformats.org/drawingml/2006/main" name="Thème Office">
   <a:themeElements>
